--- a/Documentation/rapport.docx
+++ b/Documentation/rapport.docx
@@ -4374,6 +4374,7 @@
     </w:p>
     <w:p xmlns:wp14="http://schemas.microsoft.com/office/word/2010/wordml" wp14:textId="77777777">
       <w:pPr>
+        <w:pStyle w:val="Heading2"/>
         <w:rPr>
           <w:b w:val="0"/>
           <w:bCs w:val="0"/>
@@ -4386,11 +4387,103 @@
           <w:bCs w:val="0"/>
           <w:u w:val="none"/>
         </w:rPr>
-        <w:t>Skriv indhold her...</w:t>
-      </w:r>
-      <w:r>
-        <w:br/>
-      </w:r>
+        <w:t>4.7 Delte mapper</w:t>
+      </w:r>
+    </w:p>
+    <w:p xmlns:wp14="http://schemas.microsoft.com/office/word/2010/wordml" wp14:textId="1AC917F6">
+      <w:pPr>
+        <w:shd w:val="clear" w:color="auto" w:fill="FFFFFF" w:themeFill="background1"/>
+        <w:spacing w:before="0" w:beforeAutospacing="off" w:after="200" w:afterAutospacing="off"/>
+      </w:pPr>
+      <w:r>
+        <w:rPr>
+          <w:rFonts w:ascii="Cambria" w:hAnsi="Cambria" w:eastAsia="Cambria" w:cs="Cambria"/>
+          <w:b w:val="0"/>
+          <w:bCs w:val="0"/>
+          <w:i w:val="0"/>
+          <w:iCs w:val="0"/>
+          <w:caps w:val="0"/>
+          <w:smallCaps w:val="0"/>
+          <w:noProof w:val="0"/>
+          <w:color w:val="000000" w:themeColor="text1" w:themeTint="FF" w:themeShade="FF"/>
+          <w:sz w:val="22"/>
+          <w:szCs w:val="22"/>
+          <w:lang w:val="en-US"/>
+        </w:rPr>
+        <w:t>Der blev oprettet et Logon Script til automatisk at mappe netværksdrev på klienterne. Scriptet bruger kommandoen net use til at forbinde brugernes personlige mapper samt fælles- og afdelingsmapper fra serveren SRV01.</w:t>
+      </w:r>
+    </w:p>
+    <w:p xmlns:wp14="http://schemas.microsoft.com/office/word/2010/wordml" wp14:textId="04B06959">
+      <w:pPr>
+        <w:shd w:val="clear" w:color="auto" w:fill="FFFFFF" w:themeFill="background1"/>
+        <w:spacing w:before="0" w:beforeAutospacing="off" w:after="200" w:afterAutospacing="off"/>
+      </w:pPr>
+      <w:r>
+        <w:rPr>
+          <w:rFonts w:ascii="Cambria" w:hAnsi="Cambria" w:eastAsia="Cambria" w:cs="Cambria"/>
+          <w:b w:val="0"/>
+          <w:bCs w:val="0"/>
+          <w:i w:val="0"/>
+          <w:iCs w:val="0"/>
+          <w:caps w:val="0"/>
+          <w:smallCaps w:val="0"/>
+          <w:noProof w:val="0"/>
+          <w:color w:val="000000" w:themeColor="text1" w:themeTint="FF" w:themeShade="FF"/>
+          <w:sz w:val="22"/>
+          <w:szCs w:val="22"/>
+          <w:lang w:val="en-US"/>
+        </w:rPr>
+        <w:t>Der blev konfigureret forskellige drevbogstaver til mapper som users, faelles, administrations, salg, produktions, IT og direktor. Eksisterende forbindelser blev først fjernet for at undgå konflikter.</w:t>
+      </w:r>
+    </w:p>
+    <w:p xmlns:wp14="http://schemas.microsoft.com/office/word/2010/wordml" wp14:textId="35E554BD">
+      <w:pPr>
+        <w:shd w:val="clear" w:color="auto" w:fill="FFFFFF" w:themeFill="background1"/>
+        <w:spacing w:before="200" w:beforeAutospacing="off" w:after="0" w:afterAutospacing="off"/>
+      </w:pPr>
+      <w:r>
+        <w:rPr>
+          <w:rFonts w:ascii="Calibri" w:hAnsi="Calibri" w:eastAsia="Calibri" w:cs="Calibri"/>
+          <w:b w:val="1"/>
+          <w:bCs w:val="1"/>
+          <w:i w:val="0"/>
+          <w:iCs w:val="0"/>
+          <w:caps w:val="0"/>
+          <w:smallCaps w:val="0"/>
+          <w:noProof w:val="0"/>
+          <w:color w:val="4F81BD" w:themeColor="accent1" w:themeTint="FF" w:themeShade="FF"/>
+          <w:sz w:val="22"/>
+          <w:szCs w:val="22"/>
+          <w:lang w:val="en-US"/>
+        </w:rPr>
+        <w:t>Resultat</w:t>
+      </w:r>
+    </w:p>
+    <w:p xmlns:wp14="http://schemas.microsoft.com/office/word/2010/wordml" wp14:textId="5E9C28F3">
+      <w:pPr>
+        <w:shd w:val="clear" w:color="auto" w:fill="FFFFFF" w:themeFill="background1"/>
+        <w:spacing w:before="0" w:beforeAutospacing="off" w:after="200" w:afterAutospacing="off"/>
+      </w:pPr>
+      <w:r>
+        <w:rPr>
+          <w:rFonts w:ascii="Cambria" w:hAnsi="Cambria" w:eastAsia="Cambria" w:cs="Cambria"/>
+          <w:b w:val="0"/>
+          <w:bCs w:val="0"/>
+          <w:i w:val="0"/>
+          <w:iCs w:val="0"/>
+          <w:caps w:val="0"/>
+          <w:smallCaps w:val="0"/>
+          <w:noProof w:val="0"/>
+          <w:color w:val="000000" w:themeColor="text1" w:themeTint="FF" w:themeShade="FF"/>
+          <w:sz w:val="22"/>
+          <w:szCs w:val="22"/>
+          <w:lang w:val="en-US"/>
+        </w:rPr>
+        <w:t>Netværksmapperne kan tilgås fra klienterne. Den automatiske mapping fungerede ikke konsekvent gennem Logon Scriptet, men mapperne kunne oprettes korrekt ved hjælp af net use.</w:t>
+      </w:r>
+    </w:p>
+    <w:p xmlns:wp14="http://schemas.microsoft.com/office/word/2010/wordml" wp14:textId="5073BC5C">
+      <w:pPr/>
     </w:p>
     <w:p xmlns:wp14="http://schemas.microsoft.com/office/word/2010/wordml" wp14:textId="77777777">
       <w:pPr>
@@ -4407,7 +4500,7 @@
           <w:bCs w:val="0"/>
           <w:u w:val="none"/>
         </w:rPr>
-        <w:t>4.7 Delte mapper</w:t>
+        <w:t>4.8 Printer</w:t>
       </w:r>
     </w:p>
     <w:p xmlns:wp14="http://schemas.microsoft.com/office/word/2010/wordml" wp14:textId="77777777">
@@ -4445,7 +4538,7 @@
           <w:bCs w:val="0"/>
           <w:u w:val="none"/>
         </w:rPr>
-        <w:t>4.8 Printer</w:t>
+        <w:t>4.9 Backup</w:t>
       </w:r>
     </w:p>
     <w:p xmlns:wp14="http://schemas.microsoft.com/office/word/2010/wordml" wp14:textId="77777777">
@@ -4483,11 +4576,776 @@
           <w:bCs w:val="0"/>
           <w:u w:val="none"/>
         </w:rPr>
-        <w:t>4.9 Backup</w:t>
-      </w:r>
+        <w:t>4.10 Router konfiguration</w:t>
+      </w:r>
+    </w:p>
+    <w:p>
+      <w:pPr>
+        <w:spacing w:before="240" w:beforeAutospacing="off" w:after="240" w:afterAutospacing="off"/>
+        <w:rPr>
+          <w:rFonts w:ascii="Calibri" w:hAnsi="Calibri" w:eastAsia="Calibri" w:cs="Calibri"/>
+          <w:b w:val="0"/>
+          <w:bCs w:val="0"/>
+          <w:noProof w:val="0"/>
+          <w:sz w:val="22"/>
+          <w:szCs w:val="22"/>
+          <w:lang w:val="en-US"/>
+        </w:rPr>
+      </w:pPr>
+      <w:r>
+        <w:rPr>
+          <w:rFonts w:ascii="Calibri" w:hAnsi="Calibri" w:eastAsia="Calibri" w:cs="Calibri"/>
+          <w:b w:val="0"/>
+          <w:bCs w:val="0"/>
+          <w:noProof w:val="0"/>
+          <w:sz w:val="22"/>
+          <w:szCs w:val="22"/>
+          <w:lang w:val="en-US"/>
+        </w:rPr>
+        <w:t xml:space="preserve">Routeren blev først forbundet til computeren ved hjælp af et konsolkabel og konfigureret gennem terminalprogrammet Tera Term. Efter forbindelsen blev der logget ind på routeren, og der blev skiftet til privileged EXEC mode med kommandoen </w:t>
+      </w:r>
+      <w:r>
+        <w:rPr>
+          <w:rFonts w:ascii="Calibri" w:hAnsi="Calibri" w:eastAsia="Calibri" w:cs="Calibri"/>
+          <w:b w:val="0"/>
+          <w:bCs w:val="0"/>
+          <w:noProof w:val="0"/>
+          <w:sz w:val="22"/>
+          <w:szCs w:val="22"/>
+          <w:lang w:val="en-US"/>
+        </w:rPr>
+        <w:t>enable</w:t>
+      </w:r>
+      <w:r>
+        <w:rPr>
+          <w:rFonts w:ascii="Calibri" w:hAnsi="Calibri" w:eastAsia="Calibri" w:cs="Calibri"/>
+          <w:b w:val="0"/>
+          <w:bCs w:val="0"/>
+          <w:noProof w:val="0"/>
+          <w:sz w:val="22"/>
+          <w:szCs w:val="22"/>
+          <w:lang w:val="en-US"/>
+        </w:rPr>
+        <w:t xml:space="preserve">. Derefter blev global configuration mode åbnet med </w:t>
+      </w:r>
+      <w:r>
+        <w:rPr>
+          <w:rFonts w:ascii="Calibri" w:hAnsi="Calibri" w:eastAsia="Calibri" w:cs="Calibri"/>
+          <w:b w:val="0"/>
+          <w:bCs w:val="0"/>
+          <w:noProof w:val="0"/>
+          <w:sz w:val="22"/>
+          <w:szCs w:val="22"/>
+          <w:lang w:val="en-US"/>
+        </w:rPr>
+        <w:t>configure terminal</w:t>
+      </w:r>
+      <w:r>
+        <w:rPr>
+          <w:rFonts w:ascii="Calibri" w:hAnsi="Calibri" w:eastAsia="Calibri" w:cs="Calibri"/>
+          <w:b w:val="0"/>
+          <w:bCs w:val="0"/>
+          <w:noProof w:val="0"/>
+          <w:sz w:val="22"/>
+          <w:szCs w:val="22"/>
+          <w:lang w:val="en-US"/>
+        </w:rPr>
+        <w:t>, så routerens indstillinger kunne ændres.</w:t>
+      </w:r>
+    </w:p>
+    <w:p>
+      <w:pPr>
+        <w:spacing w:before="240" w:beforeAutospacing="off" w:after="240" w:afterAutospacing="off"/>
+        <w:rPr>
+          <w:rFonts w:ascii="Calibri" w:hAnsi="Calibri" w:eastAsia="Calibri" w:cs="Calibri"/>
+          <w:b w:val="0"/>
+          <w:bCs w:val="0"/>
+          <w:noProof w:val="0"/>
+          <w:sz w:val="22"/>
+          <w:szCs w:val="22"/>
+          <w:lang w:val="en-US"/>
+        </w:rPr>
+      </w:pPr>
+      <w:r>
+        <w:rPr>
+          <w:rFonts w:ascii="Calibri" w:hAnsi="Calibri" w:eastAsia="Calibri" w:cs="Calibri"/>
+          <w:b w:val="0"/>
+          <w:bCs w:val="0"/>
+          <w:noProof w:val="0"/>
+          <w:sz w:val="22"/>
+          <w:szCs w:val="22"/>
+          <w:lang w:val="en-US"/>
+        </w:rPr>
+        <w:t xml:space="preserve">Som det første blev routerens hostname ændret til </w:t>
+      </w:r>
+      <w:r>
+        <w:rPr>
+          <w:rFonts w:ascii="Calibri" w:hAnsi="Calibri" w:eastAsia="Calibri" w:cs="Calibri"/>
+          <w:b w:val="0"/>
+          <w:bCs w:val="0"/>
+          <w:noProof w:val="0"/>
+          <w:sz w:val="22"/>
+          <w:szCs w:val="22"/>
+          <w:lang w:val="en-US"/>
+        </w:rPr>
+        <w:t>RTR-01</w:t>
+      </w:r>
+      <w:r>
+        <w:rPr>
+          <w:rFonts w:ascii="Calibri" w:hAnsi="Calibri" w:eastAsia="Calibri" w:cs="Calibri"/>
+          <w:b w:val="0"/>
+          <w:bCs w:val="0"/>
+          <w:noProof w:val="0"/>
+          <w:sz w:val="22"/>
+          <w:szCs w:val="22"/>
+          <w:lang w:val="en-US"/>
+        </w:rPr>
+        <w:t>. Formålet var at gøre enheden nemmere at identificere i netværket og samtidig opfylde kravet for senere at kunne konfigurere SSH.</w:t>
+      </w:r>
+    </w:p>
+    <w:p>
+      <w:pPr>
+        <w:spacing w:before="240" w:beforeAutospacing="off" w:after="240" w:afterAutospacing="off"/>
+        <w:rPr>
+          <w:rFonts w:ascii="Calibri" w:hAnsi="Calibri" w:eastAsia="Calibri" w:cs="Calibri"/>
+          <w:b w:val="0"/>
+          <w:bCs w:val="0"/>
+          <w:noProof w:val="0"/>
+          <w:sz w:val="22"/>
+          <w:szCs w:val="22"/>
+          <w:lang w:val="en-US"/>
+        </w:rPr>
+      </w:pPr>
+      <w:r>
+        <w:rPr>
+          <w:rFonts w:ascii="Calibri" w:hAnsi="Calibri" w:eastAsia="Calibri" w:cs="Calibri"/>
+          <w:b w:val="0"/>
+          <w:bCs w:val="0"/>
+          <w:noProof w:val="0"/>
+          <w:sz w:val="22"/>
+          <w:szCs w:val="22"/>
+          <w:lang w:val="en-US"/>
+        </w:rPr>
+        <w:t xml:space="preserve">Efterfølgende blev domænenavnet </w:t>
+      </w:r>
+      <w:r>
+        <w:rPr>
+          <w:rFonts w:ascii="Calibri" w:hAnsi="Calibri" w:eastAsia="Calibri" w:cs="Calibri"/>
+          <w:b w:val="0"/>
+          <w:bCs w:val="0"/>
+          <w:noProof w:val="0"/>
+          <w:sz w:val="22"/>
+          <w:szCs w:val="22"/>
+          <w:lang w:val="en-US"/>
+        </w:rPr>
+        <w:t>novatech.local</w:t>
+      </w:r>
+      <w:r>
+        <w:rPr>
+          <w:rFonts w:ascii="Calibri" w:hAnsi="Calibri" w:eastAsia="Calibri" w:cs="Calibri"/>
+          <w:b w:val="0"/>
+          <w:bCs w:val="0"/>
+          <w:noProof w:val="0"/>
+          <w:sz w:val="22"/>
+          <w:szCs w:val="22"/>
+          <w:lang w:val="en-US"/>
+        </w:rPr>
+        <w:t xml:space="preserve"> konfigureret. Domænenavnet er nødvendigt, før routeren kan generere RSA-krypteringsnøgler, som anvendes af SSH.</w:t>
+      </w:r>
+    </w:p>
+    <w:p>
+      <w:pPr>
+        <w:spacing w:before="240" w:beforeAutospacing="off" w:after="240" w:afterAutospacing="off"/>
+        <w:rPr>
+          <w:rFonts w:ascii="Calibri" w:hAnsi="Calibri" w:eastAsia="Calibri" w:cs="Calibri"/>
+          <w:b w:val="0"/>
+          <w:bCs w:val="0"/>
+          <w:noProof w:val="0"/>
+          <w:sz w:val="22"/>
+          <w:szCs w:val="22"/>
+          <w:lang w:val="en-US"/>
+        </w:rPr>
+      </w:pPr>
+      <w:r>
+        <w:rPr>
+          <w:rFonts w:ascii="Calibri" w:hAnsi="Calibri" w:eastAsia="Calibri" w:cs="Calibri"/>
+          <w:b w:val="0"/>
+          <w:bCs w:val="0"/>
+          <w:noProof w:val="0"/>
+          <w:sz w:val="22"/>
+          <w:szCs w:val="22"/>
+          <w:lang w:val="en-US"/>
+        </w:rPr>
+        <w:t xml:space="preserve">For at beskytte routerens privilegerede adgang blev der konfigureret en </w:t>
+      </w:r>
+      <w:r>
+        <w:rPr>
+          <w:rFonts w:ascii="Calibri" w:hAnsi="Calibri" w:eastAsia="Calibri" w:cs="Calibri"/>
+          <w:b w:val="0"/>
+          <w:bCs w:val="0"/>
+          <w:noProof w:val="0"/>
+          <w:sz w:val="22"/>
+          <w:szCs w:val="22"/>
+          <w:lang w:val="en-US"/>
+        </w:rPr>
+        <w:t>Enable Secret</w:t>
+      </w:r>
+      <w:r>
+        <w:rPr>
+          <w:rFonts w:ascii="Calibri" w:hAnsi="Calibri" w:eastAsia="Calibri" w:cs="Calibri"/>
+          <w:b w:val="0"/>
+          <w:bCs w:val="0"/>
+          <w:noProof w:val="0"/>
+          <w:sz w:val="22"/>
+          <w:szCs w:val="22"/>
+          <w:lang w:val="en-US"/>
+        </w:rPr>
+        <w:t>-adgangskode. I modsætning til en almindelig enable password bliver enable secret gemt krypteret og giver derfor en højere sikkerhed.</w:t>
+      </w:r>
+    </w:p>
+    <w:p>
+      <w:pPr>
+        <w:spacing w:before="240" w:beforeAutospacing="off" w:after="240" w:afterAutospacing="off"/>
+        <w:rPr>
+          <w:rFonts w:ascii="Calibri" w:hAnsi="Calibri" w:eastAsia="Calibri" w:cs="Calibri"/>
+          <w:b w:val="0"/>
+          <w:bCs w:val="0"/>
+          <w:noProof w:val="0"/>
+          <w:sz w:val="22"/>
+          <w:szCs w:val="22"/>
+          <w:lang w:val="en-US"/>
+        </w:rPr>
+      </w:pPr>
+      <w:r>
+        <w:rPr>
+          <w:rFonts w:ascii="Calibri" w:hAnsi="Calibri" w:eastAsia="Calibri" w:cs="Calibri"/>
+          <w:b w:val="0"/>
+          <w:bCs w:val="0"/>
+          <w:noProof w:val="0"/>
+          <w:sz w:val="22"/>
+          <w:szCs w:val="22"/>
+          <w:lang w:val="en-US"/>
+        </w:rPr>
+        <w:t xml:space="preserve">Herefter blev kommandoen </w:t>
+      </w:r>
+      <w:r>
+        <w:rPr>
+          <w:rFonts w:ascii="Calibri" w:hAnsi="Calibri" w:eastAsia="Calibri" w:cs="Calibri"/>
+          <w:b w:val="0"/>
+          <w:bCs w:val="0"/>
+          <w:noProof w:val="0"/>
+          <w:sz w:val="22"/>
+          <w:szCs w:val="22"/>
+          <w:lang w:val="en-US"/>
+        </w:rPr>
+        <w:t>service password-encryption</w:t>
+      </w:r>
+      <w:r>
+        <w:rPr>
+          <w:rFonts w:ascii="Calibri" w:hAnsi="Calibri" w:eastAsia="Calibri" w:cs="Calibri"/>
+          <w:b w:val="0"/>
+          <w:bCs w:val="0"/>
+          <w:noProof w:val="0"/>
+          <w:sz w:val="22"/>
+          <w:szCs w:val="22"/>
+          <w:lang w:val="en-US"/>
+        </w:rPr>
+        <w:t xml:space="preserve"> aktiveret. Denne funktion sørger for, at alle lokale adgangskoder gemmes i krypteret form i konfigurationsfilen, så de ikke kan læses direkte.</w:t>
+      </w:r>
+    </w:p>
+    <w:p>
+      <w:pPr>
+        <w:spacing w:before="240" w:beforeAutospacing="off" w:after="240" w:afterAutospacing="off"/>
+        <w:rPr>
+          <w:rFonts w:ascii="Calibri" w:hAnsi="Calibri" w:eastAsia="Calibri" w:cs="Calibri"/>
+          <w:b w:val="0"/>
+          <w:bCs w:val="0"/>
+          <w:noProof w:val="0"/>
+          <w:sz w:val="22"/>
+          <w:szCs w:val="22"/>
+          <w:lang w:val="en-US"/>
+        </w:rPr>
+      </w:pPr>
+      <w:r>
+        <w:rPr>
+          <w:rFonts w:ascii="Calibri" w:hAnsi="Calibri" w:eastAsia="Calibri" w:cs="Calibri"/>
+          <w:b w:val="0"/>
+          <w:bCs w:val="0"/>
+          <w:noProof w:val="0"/>
+          <w:sz w:val="22"/>
+          <w:szCs w:val="22"/>
+          <w:lang w:val="en-US"/>
+        </w:rPr>
+        <w:t>For at forhindre uautoriseret adgang blev der oprettet en lokal administratorbruger med brugernavn og adgangskode. Denne bruger blev senere anvendt til login via SSH.</w:t>
+      </w:r>
+    </w:p>
+    <w:p>
+      <w:pPr>
+        <w:spacing w:before="240" w:beforeAutospacing="off" w:after="240" w:afterAutospacing="off"/>
+        <w:rPr>
+          <w:rFonts w:ascii="Calibri" w:hAnsi="Calibri" w:eastAsia="Calibri" w:cs="Calibri"/>
+          <w:b w:val="0"/>
+          <w:bCs w:val="0"/>
+          <w:noProof w:val="0"/>
+          <w:sz w:val="22"/>
+          <w:szCs w:val="22"/>
+          <w:lang w:val="en-US"/>
+        </w:rPr>
+      </w:pPr>
+      <w:r>
+        <w:rPr>
+          <w:rFonts w:ascii="Calibri" w:hAnsi="Calibri" w:eastAsia="Calibri" w:cs="Calibri"/>
+          <w:b w:val="0"/>
+          <w:bCs w:val="0"/>
+          <w:noProof w:val="0"/>
+          <w:sz w:val="22"/>
+          <w:szCs w:val="22"/>
+          <w:lang w:val="en-US"/>
+        </w:rPr>
+        <w:t xml:space="preserve">Efter oprettelsen af hostname og domænenavn blev RSA-nøgler genereret med en nøglestørrelse på </w:t>
+      </w:r>
+      <w:r>
+        <w:rPr>
+          <w:rFonts w:ascii="Calibri" w:hAnsi="Calibri" w:eastAsia="Calibri" w:cs="Calibri"/>
+          <w:b w:val="0"/>
+          <w:bCs w:val="0"/>
+          <w:noProof w:val="0"/>
+          <w:sz w:val="22"/>
+          <w:szCs w:val="22"/>
+          <w:lang w:val="en-US"/>
+        </w:rPr>
+        <w:t>1024 bit</w:t>
+      </w:r>
+      <w:r>
+        <w:rPr>
+          <w:rFonts w:ascii="Calibri" w:hAnsi="Calibri" w:eastAsia="Calibri" w:cs="Calibri"/>
+          <w:b w:val="0"/>
+          <w:bCs w:val="0"/>
+          <w:noProof w:val="0"/>
+          <w:sz w:val="22"/>
+          <w:szCs w:val="22"/>
+          <w:lang w:val="en-US"/>
+        </w:rPr>
+        <w:t>. RSA-nøglerne bruges til at kryptere kommunikationen mellem administratorens computer og routeren.</w:t>
+      </w:r>
+    </w:p>
+    <w:p>
+      <w:pPr>
+        <w:spacing w:before="240" w:beforeAutospacing="off" w:after="240" w:afterAutospacing="off"/>
+        <w:rPr>
+          <w:rFonts w:ascii="Calibri" w:hAnsi="Calibri" w:eastAsia="Calibri" w:cs="Calibri"/>
+          <w:b w:val="0"/>
+          <w:bCs w:val="0"/>
+          <w:noProof w:val="0"/>
+          <w:sz w:val="22"/>
+          <w:szCs w:val="22"/>
+          <w:lang w:val="en-US"/>
+        </w:rPr>
+      </w:pPr>
+      <w:r>
+        <w:rPr>
+          <w:rFonts w:ascii="Calibri" w:hAnsi="Calibri" w:eastAsia="Calibri" w:cs="Calibri"/>
+          <w:b w:val="0"/>
+          <w:bCs w:val="0"/>
+          <w:noProof w:val="0"/>
+          <w:sz w:val="22"/>
+          <w:szCs w:val="22"/>
+          <w:lang w:val="en-US"/>
+        </w:rPr>
+        <w:t xml:space="preserve">Derefter blev </w:t>
+      </w:r>
+      <w:r>
+        <w:rPr>
+          <w:rFonts w:ascii="Calibri" w:hAnsi="Calibri" w:eastAsia="Calibri" w:cs="Calibri"/>
+          <w:b w:val="0"/>
+          <w:bCs w:val="0"/>
+          <w:noProof w:val="0"/>
+          <w:sz w:val="22"/>
+          <w:szCs w:val="22"/>
+          <w:lang w:val="en-US"/>
+        </w:rPr>
+        <w:t>SSH version 2</w:t>
+      </w:r>
+      <w:r>
+        <w:rPr>
+          <w:rFonts w:ascii="Calibri" w:hAnsi="Calibri" w:eastAsia="Calibri" w:cs="Calibri"/>
+          <w:b w:val="0"/>
+          <w:bCs w:val="0"/>
+          <w:noProof w:val="0"/>
+          <w:sz w:val="22"/>
+          <w:szCs w:val="22"/>
+          <w:lang w:val="en-US"/>
+        </w:rPr>
+        <w:t xml:space="preserve"> aktiveret, da denne version er mere sikker end SSH version 1 og anbefales af Cisco.</w:t>
+      </w:r>
+    </w:p>
+    <w:p>
+      <w:pPr>
+        <w:spacing w:before="240" w:beforeAutospacing="off" w:after="240" w:afterAutospacing="off"/>
+        <w:rPr>
+          <w:rFonts w:ascii="Calibri" w:hAnsi="Calibri" w:eastAsia="Calibri" w:cs="Calibri"/>
+          <w:b w:val="0"/>
+          <w:bCs w:val="0"/>
+          <w:noProof w:val="0"/>
+          <w:sz w:val="22"/>
+          <w:szCs w:val="22"/>
+          <w:lang w:val="en-US"/>
+        </w:rPr>
+      </w:pPr>
+      <w:r>
+        <w:rPr>
+          <w:rFonts w:ascii="Calibri" w:hAnsi="Calibri" w:eastAsia="Calibri" w:cs="Calibri"/>
+          <w:b w:val="0"/>
+          <w:bCs w:val="0"/>
+          <w:noProof w:val="0"/>
+          <w:sz w:val="22"/>
+          <w:szCs w:val="22"/>
+          <w:lang w:val="en-US"/>
+        </w:rPr>
+        <w:t xml:space="preserve">For VTY-linjerne blev loginmetoden ændret til </w:t>
+      </w:r>
+      <w:r>
+        <w:rPr>
+          <w:rFonts w:ascii="Calibri" w:hAnsi="Calibri" w:eastAsia="Calibri" w:cs="Calibri"/>
+          <w:b w:val="0"/>
+          <w:bCs w:val="0"/>
+          <w:noProof w:val="0"/>
+          <w:sz w:val="22"/>
+          <w:szCs w:val="22"/>
+          <w:lang w:val="en-US"/>
+        </w:rPr>
+        <w:t>login local</w:t>
+      </w:r>
+      <w:r>
+        <w:rPr>
+          <w:rFonts w:ascii="Calibri" w:hAnsi="Calibri" w:eastAsia="Calibri" w:cs="Calibri"/>
+          <w:b w:val="0"/>
+          <w:bCs w:val="0"/>
+          <w:noProof w:val="0"/>
+          <w:sz w:val="22"/>
+          <w:szCs w:val="22"/>
+          <w:lang w:val="en-US"/>
+        </w:rPr>
+        <w:t xml:space="preserve">, hvilket betyder, at routeren anvender de lokale brugerkonti til autentificering. Samtidig blev </w:t>
+      </w:r>
+      <w:r>
+        <w:rPr>
+          <w:rFonts w:ascii="Calibri" w:hAnsi="Calibri" w:eastAsia="Calibri" w:cs="Calibri"/>
+          <w:b w:val="0"/>
+          <w:bCs w:val="0"/>
+          <w:noProof w:val="0"/>
+          <w:sz w:val="22"/>
+          <w:szCs w:val="22"/>
+          <w:lang w:val="en-US"/>
+        </w:rPr>
+        <w:t>transport input ssh</w:t>
+      </w:r>
+      <w:r>
+        <w:rPr>
+          <w:rFonts w:ascii="Calibri" w:hAnsi="Calibri" w:eastAsia="Calibri" w:cs="Calibri"/>
+          <w:b w:val="0"/>
+          <w:bCs w:val="0"/>
+          <w:noProof w:val="0"/>
+          <w:sz w:val="22"/>
+          <w:szCs w:val="22"/>
+          <w:lang w:val="en-US"/>
+        </w:rPr>
+        <w:t xml:space="preserve"> konfigureret, så Telnet blev deaktiveret og kun SSH-forbindelser blev accepteret.</w:t>
+      </w:r>
+    </w:p>
+    <w:p>
+      <w:pPr>
+        <w:spacing w:before="240" w:beforeAutospacing="off" w:after="240" w:afterAutospacing="off"/>
+        <w:rPr>
+          <w:rFonts w:ascii="Calibri" w:hAnsi="Calibri" w:eastAsia="Calibri" w:cs="Calibri"/>
+          <w:b w:val="0"/>
+          <w:bCs w:val="0"/>
+          <w:noProof w:val="0"/>
+          <w:sz w:val="22"/>
+          <w:szCs w:val="22"/>
+          <w:lang w:val="en-US"/>
+        </w:rPr>
+      </w:pPr>
+      <w:r>
+        <w:rPr>
+          <w:rFonts w:ascii="Calibri" w:hAnsi="Calibri" w:eastAsia="Calibri" w:cs="Calibri"/>
+          <w:b w:val="0"/>
+          <w:bCs w:val="0"/>
+          <w:noProof w:val="0"/>
+          <w:sz w:val="22"/>
+          <w:szCs w:val="22"/>
+          <w:lang w:val="en-US"/>
+        </w:rPr>
+        <w:t xml:space="preserve">Der blev også oprettet et </w:t>
+      </w:r>
+      <w:r>
+        <w:rPr>
+          <w:rFonts w:ascii="Calibri" w:hAnsi="Calibri" w:eastAsia="Calibri" w:cs="Calibri"/>
+          <w:b w:val="0"/>
+          <w:bCs w:val="0"/>
+          <w:noProof w:val="0"/>
+          <w:sz w:val="22"/>
+          <w:szCs w:val="22"/>
+          <w:lang w:val="en-US"/>
+        </w:rPr>
+        <w:t>MOTD-banner (Message of the Day)</w:t>
+      </w:r>
+      <w:r>
+        <w:rPr>
+          <w:rFonts w:ascii="Calibri" w:hAnsi="Calibri" w:eastAsia="Calibri" w:cs="Calibri"/>
+          <w:b w:val="0"/>
+          <w:bCs w:val="0"/>
+          <w:noProof w:val="0"/>
+          <w:sz w:val="22"/>
+          <w:szCs w:val="22"/>
+          <w:lang w:val="en-US"/>
+        </w:rPr>
+        <w:t>. Banneret fungerer som en advarsel til brugere og informerer om, at uautoriseret adgang ikke er tilladt.</w:t>
+      </w:r>
+    </w:p>
+    <w:p>
+      <w:pPr>
+        <w:spacing w:before="240" w:beforeAutospacing="off" w:after="240" w:afterAutospacing="off"/>
+        <w:rPr>
+          <w:rFonts w:ascii="Calibri" w:hAnsi="Calibri" w:eastAsia="Calibri" w:cs="Calibri"/>
+          <w:b w:val="0"/>
+          <w:bCs w:val="0"/>
+          <w:noProof w:val="0"/>
+          <w:sz w:val="22"/>
+          <w:szCs w:val="22"/>
+          <w:lang w:val="en-US"/>
+        </w:rPr>
+      </w:pPr>
+      <w:r>
+        <w:rPr>
+          <w:rFonts w:ascii="Calibri" w:hAnsi="Calibri" w:eastAsia="Calibri" w:cs="Calibri"/>
+          <w:b w:val="0"/>
+          <w:bCs w:val="0"/>
+          <w:noProof w:val="0"/>
+          <w:sz w:val="22"/>
+          <w:szCs w:val="22"/>
+          <w:lang w:val="en-US"/>
+        </w:rPr>
+        <w:t xml:space="preserve">Efter den grundlæggende sikkerhedskonfiguration blev routerens netværksinterfaces konfigureret. LAN-interfacet fik den statiske IP-adresse </w:t>
+      </w:r>
+      <w:r>
+        <w:rPr>
+          <w:rFonts w:ascii="Calibri" w:hAnsi="Calibri" w:eastAsia="Calibri" w:cs="Calibri"/>
+          <w:b w:val="0"/>
+          <w:bCs w:val="0"/>
+          <w:noProof w:val="0"/>
+          <w:sz w:val="22"/>
+          <w:szCs w:val="22"/>
+          <w:lang w:val="en-US"/>
+        </w:rPr>
+        <w:t>192.168.10.1/24</w:t>
+      </w:r>
+      <w:r>
+        <w:rPr>
+          <w:rFonts w:ascii="Calibri" w:hAnsi="Calibri" w:eastAsia="Calibri" w:cs="Calibri"/>
+          <w:b w:val="0"/>
+          <w:bCs w:val="0"/>
+          <w:noProof w:val="0"/>
+          <w:sz w:val="22"/>
+          <w:szCs w:val="22"/>
+          <w:lang w:val="en-US"/>
+        </w:rPr>
+        <w:t>, mens WAN-interfacet blev konfigureret til automatisk at modtage en IP-adresse fra modemmet via DHCP.</w:t>
+      </w:r>
+    </w:p>
+    <w:p>
+      <w:pPr>
+        <w:spacing w:before="240" w:beforeAutospacing="off" w:after="240" w:afterAutospacing="off"/>
+        <w:rPr>
+          <w:rFonts w:ascii="Calibri" w:hAnsi="Calibri" w:eastAsia="Calibri" w:cs="Calibri"/>
+          <w:b w:val="0"/>
+          <w:bCs w:val="0"/>
+          <w:noProof w:val="0"/>
+          <w:sz w:val="22"/>
+          <w:szCs w:val="22"/>
+          <w:lang w:val="en-US"/>
+        </w:rPr>
+      </w:pPr>
+      <w:r>
+        <w:rPr>
+          <w:rFonts w:ascii="Calibri" w:hAnsi="Calibri" w:eastAsia="Calibri" w:cs="Calibri"/>
+          <w:b w:val="0"/>
+          <w:bCs w:val="0"/>
+          <w:noProof w:val="0"/>
+          <w:sz w:val="22"/>
+          <w:szCs w:val="22"/>
+          <w:lang w:val="en-US"/>
+        </w:rPr>
+        <w:t xml:space="preserve">For at give klienterne adgang til internettet blev </w:t>
+      </w:r>
+      <w:r>
+        <w:rPr>
+          <w:rFonts w:ascii="Calibri" w:hAnsi="Calibri" w:eastAsia="Calibri" w:cs="Calibri"/>
+          <w:b w:val="0"/>
+          <w:bCs w:val="0"/>
+          <w:noProof w:val="0"/>
+          <w:sz w:val="22"/>
+          <w:szCs w:val="22"/>
+          <w:lang w:val="en-US"/>
+        </w:rPr>
+        <w:t>NAT/PAT</w:t>
+      </w:r>
+      <w:r>
+        <w:rPr>
+          <w:rFonts w:ascii="Calibri" w:hAnsi="Calibri" w:eastAsia="Calibri" w:cs="Calibri"/>
+          <w:b w:val="0"/>
+          <w:bCs w:val="0"/>
+          <w:noProof w:val="0"/>
+          <w:sz w:val="22"/>
+          <w:szCs w:val="22"/>
+          <w:lang w:val="en-US"/>
+        </w:rPr>
+        <w:t xml:space="preserve"> konfigureret. LAN-interfacet blev markeret som </w:t>
+      </w:r>
+      <w:r>
+        <w:rPr>
+          <w:rFonts w:ascii="Calibri" w:hAnsi="Calibri" w:eastAsia="Calibri" w:cs="Calibri"/>
+          <w:b w:val="0"/>
+          <w:bCs w:val="0"/>
+          <w:noProof w:val="0"/>
+          <w:sz w:val="22"/>
+          <w:szCs w:val="22"/>
+          <w:lang w:val="en-US"/>
+        </w:rPr>
+        <w:t>ip nat inside</w:t>
+      </w:r>
+      <w:r>
+        <w:rPr>
+          <w:rFonts w:ascii="Calibri" w:hAnsi="Calibri" w:eastAsia="Calibri" w:cs="Calibri"/>
+          <w:b w:val="0"/>
+          <w:bCs w:val="0"/>
+          <w:noProof w:val="0"/>
+          <w:sz w:val="22"/>
+          <w:szCs w:val="22"/>
+          <w:lang w:val="en-US"/>
+        </w:rPr>
+        <w:t xml:space="preserve">, WAN-interfacet som </w:t>
+      </w:r>
+      <w:r>
+        <w:rPr>
+          <w:rFonts w:ascii="Calibri" w:hAnsi="Calibri" w:eastAsia="Calibri" w:cs="Calibri"/>
+          <w:b w:val="0"/>
+          <w:bCs w:val="0"/>
+          <w:noProof w:val="0"/>
+          <w:sz w:val="22"/>
+          <w:szCs w:val="22"/>
+          <w:lang w:val="en-US"/>
+        </w:rPr>
+        <w:t>ip nat outside</w:t>
+      </w:r>
+      <w:r>
+        <w:rPr>
+          <w:rFonts w:ascii="Calibri" w:hAnsi="Calibri" w:eastAsia="Calibri" w:cs="Calibri"/>
+          <w:b w:val="0"/>
+          <w:bCs w:val="0"/>
+          <w:noProof w:val="0"/>
+          <w:sz w:val="22"/>
+          <w:szCs w:val="22"/>
+          <w:lang w:val="en-US"/>
+        </w:rPr>
+        <w:t xml:space="preserve">, og der blev oprettet en Access Control List for netværket </w:t>
+      </w:r>
+      <w:r>
+        <w:rPr>
+          <w:rFonts w:ascii="Calibri" w:hAnsi="Calibri" w:eastAsia="Calibri" w:cs="Calibri"/>
+          <w:b w:val="0"/>
+          <w:bCs w:val="0"/>
+          <w:noProof w:val="0"/>
+          <w:sz w:val="22"/>
+          <w:szCs w:val="22"/>
+          <w:lang w:val="en-US"/>
+        </w:rPr>
+        <w:t>192.168.10.0/24</w:t>
+      </w:r>
+      <w:r>
+        <w:rPr>
+          <w:rFonts w:ascii="Calibri" w:hAnsi="Calibri" w:eastAsia="Calibri" w:cs="Calibri"/>
+          <w:b w:val="0"/>
+          <w:bCs w:val="0"/>
+          <w:noProof w:val="0"/>
+          <w:sz w:val="22"/>
+          <w:szCs w:val="22"/>
+          <w:lang w:val="en-US"/>
+        </w:rPr>
+        <w:t>. Derefter blev NAT Overload aktiveret, så alle interne klienter kunne dele den samme offentlige IP-adresse.</w:t>
+      </w:r>
+    </w:p>
+    <w:p>
+      <w:pPr>
+        <w:spacing w:before="240" w:beforeAutospacing="off" w:after="240" w:afterAutospacing="off"/>
+        <w:rPr>
+          <w:rFonts w:ascii="Calibri" w:hAnsi="Calibri" w:eastAsia="Calibri" w:cs="Calibri"/>
+          <w:b w:val="0"/>
+          <w:bCs w:val="0"/>
+          <w:noProof w:val="0"/>
+          <w:sz w:val="22"/>
+          <w:szCs w:val="22"/>
+          <w:lang w:val="en-US"/>
+        </w:rPr>
+      </w:pPr>
+      <w:r>
+        <w:rPr>
+          <w:rFonts w:ascii="Calibri" w:hAnsi="Calibri" w:eastAsia="Calibri" w:cs="Calibri"/>
+          <w:b w:val="0"/>
+          <w:bCs w:val="0"/>
+          <w:noProof w:val="0"/>
+          <w:sz w:val="22"/>
+          <w:szCs w:val="22"/>
+          <w:lang w:val="en-US"/>
+        </w:rPr>
+        <w:t xml:space="preserve">Til sidst blev routerens konfiguration gemt permanent med kommandoen </w:t>
+      </w:r>
+      <w:r>
+        <w:rPr>
+          <w:rFonts w:ascii="Calibri" w:hAnsi="Calibri" w:eastAsia="Calibri" w:cs="Calibri"/>
+          <w:b w:val="0"/>
+          <w:bCs w:val="0"/>
+          <w:noProof w:val="0"/>
+          <w:sz w:val="22"/>
+          <w:szCs w:val="22"/>
+          <w:lang w:val="en-US"/>
+        </w:rPr>
+        <w:t>copy running-config startup-config</w:t>
+      </w:r>
+      <w:r>
+        <w:rPr>
+          <w:rFonts w:ascii="Calibri" w:hAnsi="Calibri" w:eastAsia="Calibri" w:cs="Calibri"/>
+          <w:b w:val="0"/>
+          <w:bCs w:val="0"/>
+          <w:noProof w:val="0"/>
+          <w:sz w:val="22"/>
+          <w:szCs w:val="22"/>
+          <w:lang w:val="en-US"/>
+        </w:rPr>
+        <w:t>, så alle ændringer blev bevaret efter en genstart.</w:t>
+      </w:r>
+    </w:p>
+    <w:p>
+      <w:pPr>
+        <w:pStyle w:val="Normal"/>
+        <w:rPr>
+          <w:b w:val="0"/>
+          <w:bCs w:val="0"/>
+        </w:rPr>
+      </w:pPr>
+    </w:p>
+    <w:p>
+      <w:pPr>
+        <w:pStyle w:val="Normal"/>
+        <w:rPr>
+          <w:b w:val="0"/>
+          <w:bCs w:val="0"/>
+        </w:rPr>
+      </w:pPr>
     </w:p>
     <w:p xmlns:wp14="http://schemas.microsoft.com/office/word/2010/wordml" wp14:textId="77777777">
       <w:pPr>
+        <w:pStyle w:val="Heading2"/>
         <w:rPr>
           <w:b w:val="0"/>
           <w:bCs w:val="0"/>
@@ -4500,8 +5358,565 @@
           <w:bCs w:val="0"/>
           <w:u w:val="none"/>
         </w:rPr>
-        <w:t>Skriv indhold her...</w:t>
-      </w:r>
+        <w:t>4.11 Switch konfiguration</w:t>
+      </w:r>
+    </w:p>
+    <w:p xmlns:wp14="http://schemas.microsoft.com/office/word/2010/wordml" wp14:textId="2C06FBEE">
+      <w:pPr>
+        <w:spacing w:before="240" w:beforeAutospacing="off" w:after="240" w:afterAutospacing="off"/>
+        <w:rPr>
+          <w:rFonts w:ascii="Calibri" w:hAnsi="Calibri" w:eastAsia="Calibri" w:cs="Calibri"/>
+          <w:b w:val="0"/>
+          <w:bCs w:val="0"/>
+          <w:noProof w:val="0"/>
+          <w:sz w:val="22"/>
+          <w:szCs w:val="22"/>
+          <w:lang w:val="en-US"/>
+        </w:rPr>
+      </w:pPr>
+      <w:r>
+        <w:rPr>
+          <w:rFonts w:ascii="Calibri" w:hAnsi="Calibri" w:eastAsia="Calibri" w:cs="Calibri"/>
+          <w:b w:val="0"/>
+          <w:bCs w:val="0"/>
+          <w:noProof w:val="0"/>
+          <w:sz w:val="22"/>
+          <w:szCs w:val="22"/>
+          <w:lang w:val="en-US"/>
+        </w:rPr>
+        <w:t>Switchen blev ligeledes forbundet til computeren via konsolkabel og konfigureret gennem Tera Term. Efter login blev der skiftet til privileged mode og derefter til global configuration mode.</w:t>
+      </w:r>
+    </w:p>
+    <w:p xmlns:wp14="http://schemas.microsoft.com/office/word/2010/wordml" wp14:textId="4DD3D162">
+      <w:pPr>
+        <w:spacing w:before="240" w:beforeAutospacing="off" w:after="240" w:afterAutospacing="off"/>
+        <w:rPr>
+          <w:rFonts w:ascii="Calibri" w:hAnsi="Calibri" w:eastAsia="Calibri" w:cs="Calibri"/>
+          <w:b w:val="0"/>
+          <w:bCs w:val="0"/>
+          <w:noProof w:val="0"/>
+          <w:sz w:val="22"/>
+          <w:szCs w:val="22"/>
+          <w:lang w:val="en-US"/>
+        </w:rPr>
+      </w:pPr>
+      <w:r>
+        <w:rPr>
+          <w:rFonts w:ascii="Calibri" w:hAnsi="Calibri" w:eastAsia="Calibri" w:cs="Calibri"/>
+          <w:b w:val="0"/>
+          <w:bCs w:val="0"/>
+          <w:noProof w:val="0"/>
+          <w:sz w:val="22"/>
+          <w:szCs w:val="22"/>
+          <w:lang w:val="en-US"/>
+        </w:rPr>
+        <w:t xml:space="preserve">Som det første blev switchens hostname ændret til </w:t>
+      </w:r>
+      <w:r>
+        <w:rPr>
+          <w:rFonts w:ascii="Calibri" w:hAnsi="Calibri" w:eastAsia="Calibri" w:cs="Calibri"/>
+          <w:b w:val="0"/>
+          <w:bCs w:val="0"/>
+          <w:noProof w:val="0"/>
+          <w:sz w:val="22"/>
+          <w:szCs w:val="22"/>
+          <w:lang w:val="en-US"/>
+        </w:rPr>
+        <w:t>SW-01</w:t>
+      </w:r>
+      <w:r>
+        <w:rPr>
+          <w:rFonts w:ascii="Calibri" w:hAnsi="Calibri" w:eastAsia="Calibri" w:cs="Calibri"/>
+          <w:b w:val="0"/>
+          <w:bCs w:val="0"/>
+          <w:noProof w:val="0"/>
+          <w:sz w:val="22"/>
+          <w:szCs w:val="22"/>
+          <w:lang w:val="en-US"/>
+        </w:rPr>
+        <w:t>, så den let kunne identificeres i netværket.</w:t>
+      </w:r>
+    </w:p>
+    <w:p xmlns:wp14="http://schemas.microsoft.com/office/word/2010/wordml" wp14:textId="1FCFF7CB">
+      <w:pPr>
+        <w:spacing w:before="240" w:beforeAutospacing="off" w:after="240" w:afterAutospacing="off"/>
+        <w:rPr>
+          <w:rFonts w:ascii="Calibri" w:hAnsi="Calibri" w:eastAsia="Calibri" w:cs="Calibri"/>
+          <w:b w:val="0"/>
+          <w:bCs w:val="0"/>
+          <w:noProof w:val="0"/>
+          <w:sz w:val="22"/>
+          <w:szCs w:val="22"/>
+          <w:lang w:val="en-US"/>
+        </w:rPr>
+      </w:pPr>
+      <w:r>
+        <w:rPr>
+          <w:rFonts w:ascii="Calibri" w:hAnsi="Calibri" w:eastAsia="Calibri" w:cs="Calibri"/>
+          <w:b w:val="0"/>
+          <w:bCs w:val="0"/>
+          <w:noProof w:val="0"/>
+          <w:sz w:val="22"/>
+          <w:szCs w:val="22"/>
+          <w:lang w:val="en-US"/>
+        </w:rPr>
+        <w:t xml:space="preserve">For at kunne administrere switchen via netværket blev der konfigureret en </w:t>
+      </w:r>
+      <w:r>
+        <w:rPr>
+          <w:rFonts w:ascii="Calibri" w:hAnsi="Calibri" w:eastAsia="Calibri" w:cs="Calibri"/>
+          <w:b w:val="0"/>
+          <w:bCs w:val="0"/>
+          <w:noProof w:val="0"/>
+          <w:sz w:val="22"/>
+          <w:szCs w:val="22"/>
+          <w:lang w:val="en-US"/>
+        </w:rPr>
+        <w:t>Management Interface</w:t>
+      </w:r>
+      <w:r>
+        <w:rPr>
+          <w:rFonts w:ascii="Calibri" w:hAnsi="Calibri" w:eastAsia="Calibri" w:cs="Calibri"/>
+          <w:b w:val="0"/>
+          <w:bCs w:val="0"/>
+          <w:noProof w:val="0"/>
+          <w:sz w:val="22"/>
+          <w:szCs w:val="22"/>
+          <w:lang w:val="en-US"/>
+        </w:rPr>
+        <w:t xml:space="preserve"> på </w:t>
+      </w:r>
+      <w:r>
+        <w:rPr>
+          <w:rFonts w:ascii="Calibri" w:hAnsi="Calibri" w:eastAsia="Calibri" w:cs="Calibri"/>
+          <w:b w:val="0"/>
+          <w:bCs w:val="0"/>
+          <w:noProof w:val="0"/>
+          <w:sz w:val="22"/>
+          <w:szCs w:val="22"/>
+          <w:lang w:val="en-US"/>
+        </w:rPr>
+        <w:t>VLAN 1</w:t>
+      </w:r>
+      <w:r>
+        <w:rPr>
+          <w:rFonts w:ascii="Calibri" w:hAnsi="Calibri" w:eastAsia="Calibri" w:cs="Calibri"/>
+          <w:b w:val="0"/>
+          <w:bCs w:val="0"/>
+          <w:noProof w:val="0"/>
+          <w:sz w:val="22"/>
+          <w:szCs w:val="22"/>
+          <w:lang w:val="en-US"/>
+        </w:rPr>
+        <w:t xml:space="preserve">. Interfacet fik IP-adressen </w:t>
+      </w:r>
+      <w:r>
+        <w:rPr>
+          <w:rFonts w:ascii="Calibri" w:hAnsi="Calibri" w:eastAsia="Calibri" w:cs="Calibri"/>
+          <w:b w:val="0"/>
+          <w:bCs w:val="0"/>
+          <w:noProof w:val="0"/>
+          <w:sz w:val="22"/>
+          <w:szCs w:val="22"/>
+          <w:lang w:val="en-US"/>
+        </w:rPr>
+        <w:t>192.168.10.2/24</w:t>
+      </w:r>
+      <w:r>
+        <w:rPr>
+          <w:rFonts w:ascii="Calibri" w:hAnsi="Calibri" w:eastAsia="Calibri" w:cs="Calibri"/>
+          <w:b w:val="0"/>
+          <w:bCs w:val="0"/>
+          <w:noProof w:val="0"/>
+          <w:sz w:val="22"/>
+          <w:szCs w:val="22"/>
+          <w:lang w:val="en-US"/>
+        </w:rPr>
+        <w:t xml:space="preserve">, og default gateway blev sat til routerens IP-adresse </w:t>
+      </w:r>
+      <w:r>
+        <w:rPr>
+          <w:rFonts w:ascii="Calibri" w:hAnsi="Calibri" w:eastAsia="Calibri" w:cs="Calibri"/>
+          <w:b w:val="0"/>
+          <w:bCs w:val="0"/>
+          <w:noProof w:val="0"/>
+          <w:sz w:val="22"/>
+          <w:szCs w:val="22"/>
+          <w:lang w:val="en-US"/>
+        </w:rPr>
+        <w:t>192.168.10.1</w:t>
+      </w:r>
+      <w:r>
+        <w:rPr>
+          <w:rFonts w:ascii="Calibri" w:hAnsi="Calibri" w:eastAsia="Calibri" w:cs="Calibri"/>
+          <w:b w:val="0"/>
+          <w:bCs w:val="0"/>
+          <w:noProof w:val="0"/>
+          <w:sz w:val="22"/>
+          <w:szCs w:val="22"/>
+          <w:lang w:val="en-US"/>
+        </w:rPr>
+        <w:t>.</w:t>
+      </w:r>
+    </w:p>
+    <w:p xmlns:wp14="http://schemas.microsoft.com/office/word/2010/wordml" wp14:textId="2E5122B2">
+      <w:pPr>
+        <w:spacing w:before="240" w:beforeAutospacing="off" w:after="240" w:afterAutospacing="off"/>
+        <w:rPr>
+          <w:rFonts w:ascii="Calibri" w:hAnsi="Calibri" w:eastAsia="Calibri" w:cs="Calibri"/>
+          <w:b w:val="0"/>
+          <w:bCs w:val="0"/>
+          <w:noProof w:val="0"/>
+          <w:sz w:val="22"/>
+          <w:szCs w:val="22"/>
+          <w:lang w:val="en-US"/>
+        </w:rPr>
+      </w:pPr>
+      <w:r>
+        <w:rPr>
+          <w:rFonts w:ascii="Calibri" w:hAnsi="Calibri" w:eastAsia="Calibri" w:cs="Calibri"/>
+          <w:b w:val="0"/>
+          <w:bCs w:val="0"/>
+          <w:noProof w:val="0"/>
+          <w:sz w:val="22"/>
+          <w:szCs w:val="22"/>
+          <w:lang w:val="en-US"/>
+        </w:rPr>
+        <w:t xml:space="preserve">For at øge sikkerheden blev der konfigureret en </w:t>
+      </w:r>
+      <w:r>
+        <w:rPr>
+          <w:rFonts w:ascii="Calibri" w:hAnsi="Calibri" w:eastAsia="Calibri" w:cs="Calibri"/>
+          <w:b w:val="0"/>
+          <w:bCs w:val="0"/>
+          <w:noProof w:val="0"/>
+          <w:sz w:val="22"/>
+          <w:szCs w:val="22"/>
+          <w:lang w:val="en-US"/>
+        </w:rPr>
+        <w:t>Enable Secret</w:t>
+      </w:r>
+      <w:r>
+        <w:rPr>
+          <w:rFonts w:ascii="Calibri" w:hAnsi="Calibri" w:eastAsia="Calibri" w:cs="Calibri"/>
+          <w:b w:val="0"/>
+          <w:bCs w:val="0"/>
+          <w:noProof w:val="0"/>
+          <w:sz w:val="22"/>
+          <w:szCs w:val="22"/>
+          <w:lang w:val="en-US"/>
+        </w:rPr>
+        <w:t xml:space="preserve">-adgangskode samt aktiveret </w:t>
+      </w:r>
+      <w:r>
+        <w:rPr>
+          <w:rFonts w:ascii="Calibri" w:hAnsi="Calibri" w:eastAsia="Calibri" w:cs="Calibri"/>
+          <w:b w:val="0"/>
+          <w:bCs w:val="0"/>
+          <w:noProof w:val="0"/>
+          <w:sz w:val="22"/>
+          <w:szCs w:val="22"/>
+          <w:lang w:val="en-US"/>
+        </w:rPr>
+        <w:t>service password-encryption</w:t>
+      </w:r>
+      <w:r>
+        <w:rPr>
+          <w:rFonts w:ascii="Calibri" w:hAnsi="Calibri" w:eastAsia="Calibri" w:cs="Calibri"/>
+          <w:b w:val="0"/>
+          <w:bCs w:val="0"/>
+          <w:noProof w:val="0"/>
+          <w:sz w:val="22"/>
+          <w:szCs w:val="22"/>
+          <w:lang w:val="en-US"/>
+        </w:rPr>
+        <w:t>, så alle adgangskoder blev gemt i krypteret form.</w:t>
+      </w:r>
+    </w:p>
+    <w:p xmlns:wp14="http://schemas.microsoft.com/office/word/2010/wordml" wp14:textId="1865ABE5">
+      <w:pPr>
+        <w:spacing w:before="240" w:beforeAutospacing="off" w:after="240" w:afterAutospacing="off"/>
+        <w:rPr>
+          <w:rFonts w:ascii="Calibri" w:hAnsi="Calibri" w:eastAsia="Calibri" w:cs="Calibri"/>
+          <w:b w:val="0"/>
+          <w:bCs w:val="0"/>
+          <w:noProof w:val="0"/>
+          <w:sz w:val="22"/>
+          <w:szCs w:val="22"/>
+          <w:lang w:val="en-US"/>
+        </w:rPr>
+      </w:pPr>
+      <w:r>
+        <w:rPr>
+          <w:rFonts w:ascii="Calibri" w:hAnsi="Calibri" w:eastAsia="Calibri" w:cs="Calibri"/>
+          <w:b w:val="0"/>
+          <w:bCs w:val="0"/>
+          <w:noProof w:val="0"/>
+          <w:sz w:val="22"/>
+          <w:szCs w:val="22"/>
+          <w:lang w:val="en-US"/>
+        </w:rPr>
+        <w:t>Der blev oprettet en lokal administratorbruger, som senere blev anvendt til login via SSH.</w:t>
+      </w:r>
+    </w:p>
+    <w:p xmlns:wp14="http://schemas.microsoft.com/office/word/2010/wordml" wp14:textId="47CC9282">
+      <w:pPr>
+        <w:spacing w:before="240" w:beforeAutospacing="off" w:after="240" w:afterAutospacing="off"/>
+        <w:rPr>
+          <w:rFonts w:ascii="Calibri" w:hAnsi="Calibri" w:eastAsia="Calibri" w:cs="Calibri"/>
+          <w:b w:val="0"/>
+          <w:bCs w:val="0"/>
+          <w:noProof w:val="0"/>
+          <w:sz w:val="22"/>
+          <w:szCs w:val="22"/>
+          <w:lang w:val="en-US"/>
+        </w:rPr>
+      </w:pPr>
+      <w:r>
+        <w:rPr>
+          <w:rFonts w:ascii="Calibri" w:hAnsi="Calibri" w:eastAsia="Calibri" w:cs="Calibri"/>
+          <w:b w:val="0"/>
+          <w:bCs w:val="0"/>
+          <w:noProof w:val="0"/>
+          <w:sz w:val="22"/>
+          <w:szCs w:val="22"/>
+          <w:lang w:val="en-US"/>
+        </w:rPr>
+        <w:t xml:space="preserve">Domænenavnet </w:t>
+      </w:r>
+      <w:r>
+        <w:rPr>
+          <w:rFonts w:ascii="Calibri" w:hAnsi="Calibri" w:eastAsia="Calibri" w:cs="Calibri"/>
+          <w:b w:val="0"/>
+          <w:bCs w:val="0"/>
+          <w:noProof w:val="0"/>
+          <w:sz w:val="22"/>
+          <w:szCs w:val="22"/>
+          <w:lang w:val="en-US"/>
+        </w:rPr>
+        <w:t>novatech.local</w:t>
+      </w:r>
+      <w:r>
+        <w:rPr>
+          <w:rFonts w:ascii="Calibri" w:hAnsi="Calibri" w:eastAsia="Calibri" w:cs="Calibri"/>
+          <w:b w:val="0"/>
+          <w:bCs w:val="0"/>
+          <w:noProof w:val="0"/>
+          <w:sz w:val="22"/>
+          <w:szCs w:val="22"/>
+          <w:lang w:val="en-US"/>
+        </w:rPr>
+        <w:t xml:space="preserve"> blev konfigureret, hvorefter RSA-nøgler blev genereret. Derefter blev </w:t>
+      </w:r>
+      <w:r>
+        <w:rPr>
+          <w:rFonts w:ascii="Calibri" w:hAnsi="Calibri" w:eastAsia="Calibri" w:cs="Calibri"/>
+          <w:b w:val="0"/>
+          <w:bCs w:val="0"/>
+          <w:noProof w:val="0"/>
+          <w:sz w:val="22"/>
+          <w:szCs w:val="22"/>
+          <w:lang w:val="en-US"/>
+        </w:rPr>
+        <w:t>SSH version 2</w:t>
+      </w:r>
+      <w:r>
+        <w:rPr>
+          <w:rFonts w:ascii="Calibri" w:hAnsi="Calibri" w:eastAsia="Calibri" w:cs="Calibri"/>
+          <w:b w:val="0"/>
+          <w:bCs w:val="0"/>
+          <w:noProof w:val="0"/>
+          <w:sz w:val="22"/>
+          <w:szCs w:val="22"/>
+          <w:lang w:val="en-US"/>
+        </w:rPr>
+        <w:t xml:space="preserve"> aktiveret.</w:t>
+      </w:r>
+    </w:p>
+    <w:p xmlns:wp14="http://schemas.microsoft.com/office/word/2010/wordml" wp14:textId="0924CD03">
+      <w:pPr>
+        <w:spacing w:before="240" w:beforeAutospacing="off" w:after="240" w:afterAutospacing="off"/>
+        <w:rPr>
+          <w:rFonts w:ascii="Calibri" w:hAnsi="Calibri" w:eastAsia="Calibri" w:cs="Calibri"/>
+          <w:b w:val="0"/>
+          <w:bCs w:val="0"/>
+          <w:noProof w:val="0"/>
+          <w:sz w:val="22"/>
+          <w:szCs w:val="22"/>
+          <w:lang w:val="en-US"/>
+        </w:rPr>
+      </w:pPr>
+      <w:r>
+        <w:rPr>
+          <w:rFonts w:ascii="Calibri" w:hAnsi="Calibri" w:eastAsia="Calibri" w:cs="Calibri"/>
+          <w:b w:val="0"/>
+          <w:bCs w:val="0"/>
+          <w:noProof w:val="0"/>
+          <w:sz w:val="22"/>
+          <w:szCs w:val="22"/>
+          <w:lang w:val="en-US"/>
+        </w:rPr>
+        <w:t xml:space="preserve">På VTY-linjerne blev </w:t>
+      </w:r>
+      <w:r>
+        <w:rPr>
+          <w:rFonts w:ascii="Calibri" w:hAnsi="Calibri" w:eastAsia="Calibri" w:cs="Calibri"/>
+          <w:b w:val="0"/>
+          <w:bCs w:val="0"/>
+          <w:noProof w:val="0"/>
+          <w:sz w:val="22"/>
+          <w:szCs w:val="22"/>
+          <w:lang w:val="en-US"/>
+        </w:rPr>
+        <w:t>login local</w:t>
+      </w:r>
+      <w:r>
+        <w:rPr>
+          <w:rFonts w:ascii="Calibri" w:hAnsi="Calibri" w:eastAsia="Calibri" w:cs="Calibri"/>
+          <w:b w:val="0"/>
+          <w:bCs w:val="0"/>
+          <w:noProof w:val="0"/>
+          <w:sz w:val="22"/>
+          <w:szCs w:val="22"/>
+          <w:lang w:val="en-US"/>
+        </w:rPr>
+        <w:t xml:space="preserve"> konfigureret, og </w:t>
+      </w:r>
+      <w:r>
+        <w:rPr>
+          <w:rFonts w:ascii="Calibri" w:hAnsi="Calibri" w:eastAsia="Calibri" w:cs="Calibri"/>
+          <w:b w:val="0"/>
+          <w:bCs w:val="0"/>
+          <w:noProof w:val="0"/>
+          <w:sz w:val="22"/>
+          <w:szCs w:val="22"/>
+          <w:lang w:val="en-US"/>
+        </w:rPr>
+        <w:t>transport input ssh</w:t>
+      </w:r>
+      <w:r>
+        <w:rPr>
+          <w:rFonts w:ascii="Calibri" w:hAnsi="Calibri" w:eastAsia="Calibri" w:cs="Calibri"/>
+          <w:b w:val="0"/>
+          <w:bCs w:val="0"/>
+          <w:noProof w:val="0"/>
+          <w:sz w:val="22"/>
+          <w:szCs w:val="22"/>
+          <w:lang w:val="en-US"/>
+        </w:rPr>
+        <w:t xml:space="preserve"> blev anvendt, så fjernadministration kun kunne ske via SSH. Dette øger sikkerheden betydeligt sammenlignet med Telnet, da al kommunikation er krypteret.</w:t>
+      </w:r>
+    </w:p>
+    <w:p xmlns:wp14="http://schemas.microsoft.com/office/word/2010/wordml" wp14:textId="37417149">
+      <w:pPr>
+        <w:spacing w:before="240" w:beforeAutospacing="off" w:after="240" w:afterAutospacing="off"/>
+        <w:rPr>
+          <w:rFonts w:ascii="Calibri" w:hAnsi="Calibri" w:eastAsia="Calibri" w:cs="Calibri"/>
+          <w:b w:val="0"/>
+          <w:bCs w:val="0"/>
+          <w:noProof w:val="0"/>
+          <w:sz w:val="22"/>
+          <w:szCs w:val="22"/>
+          <w:lang w:val="en-US"/>
+        </w:rPr>
+      </w:pPr>
+      <w:r>
+        <w:rPr>
+          <w:rFonts w:ascii="Calibri" w:hAnsi="Calibri" w:eastAsia="Calibri" w:cs="Calibri"/>
+          <w:b w:val="0"/>
+          <w:bCs w:val="0"/>
+          <w:noProof w:val="0"/>
+          <w:sz w:val="22"/>
+          <w:szCs w:val="22"/>
+          <w:lang w:val="en-US"/>
+        </w:rPr>
+        <w:t xml:space="preserve">Der blev desuden oprettet et </w:t>
+      </w:r>
+      <w:r>
+        <w:rPr>
+          <w:rFonts w:ascii="Calibri" w:hAnsi="Calibri" w:eastAsia="Calibri" w:cs="Calibri"/>
+          <w:b w:val="0"/>
+          <w:bCs w:val="0"/>
+          <w:noProof w:val="0"/>
+          <w:sz w:val="22"/>
+          <w:szCs w:val="22"/>
+          <w:lang w:val="en-US"/>
+        </w:rPr>
+        <w:t>MOTD-banner</w:t>
+      </w:r>
+      <w:r>
+        <w:rPr>
+          <w:rFonts w:ascii="Calibri" w:hAnsi="Calibri" w:eastAsia="Calibri" w:cs="Calibri"/>
+          <w:b w:val="0"/>
+          <w:bCs w:val="0"/>
+          <w:noProof w:val="0"/>
+          <w:sz w:val="22"/>
+          <w:szCs w:val="22"/>
+          <w:lang w:val="en-US"/>
+        </w:rPr>
+        <w:t>, som vises ved login og informerer om, at uautoriseret adgang er forbudt.</w:t>
+      </w:r>
+    </w:p>
+    <w:p xmlns:wp14="http://schemas.microsoft.com/office/word/2010/wordml" wp14:textId="18FB7E83">
+      <w:pPr>
+        <w:spacing w:before="240" w:beforeAutospacing="off" w:after="240" w:afterAutospacing="off"/>
+        <w:rPr>
+          <w:rFonts w:ascii="Calibri" w:hAnsi="Calibri" w:eastAsia="Calibri" w:cs="Calibri"/>
+          <w:b w:val="0"/>
+          <w:bCs w:val="0"/>
+          <w:noProof w:val="0"/>
+          <w:sz w:val="22"/>
+          <w:szCs w:val="22"/>
+          <w:lang w:val="en-US"/>
+        </w:rPr>
+      </w:pPr>
+      <w:r>
+        <w:rPr>
+          <w:rFonts w:ascii="Calibri" w:hAnsi="Calibri" w:eastAsia="Calibri" w:cs="Calibri"/>
+          <w:b w:val="0"/>
+          <w:bCs w:val="0"/>
+          <w:noProof w:val="0"/>
+          <w:sz w:val="22"/>
+          <w:szCs w:val="22"/>
+          <w:lang w:val="en-US"/>
+        </w:rPr>
+        <w:t>Efter afslutningen af konfigurationen blev forbindelsen mellem switch, router og Windows Server testet. Switchen kunne kommunikere med routeren, serveren og de tilsluttede klienter, og SSH-forbindelsen fungerede korrekt.</w:t>
+      </w:r>
+    </w:p>
+    <w:p xmlns:wp14="http://schemas.microsoft.com/office/word/2010/wordml" wp14:textId="45B86F46">
+      <w:pPr>
+        <w:spacing w:before="240" w:beforeAutospacing="off" w:after="240" w:afterAutospacing="off"/>
+        <w:rPr>
+          <w:rFonts w:ascii="Calibri" w:hAnsi="Calibri" w:eastAsia="Calibri" w:cs="Calibri"/>
+          <w:b w:val="0"/>
+          <w:bCs w:val="0"/>
+          <w:noProof w:val="0"/>
+          <w:sz w:val="22"/>
+          <w:szCs w:val="22"/>
+          <w:lang w:val="en-US"/>
+        </w:rPr>
+      </w:pPr>
+      <w:r>
+        <w:rPr>
+          <w:rFonts w:ascii="Calibri" w:hAnsi="Calibri" w:eastAsia="Calibri" w:cs="Calibri"/>
+          <w:b w:val="0"/>
+          <w:bCs w:val="0"/>
+          <w:noProof w:val="0"/>
+          <w:sz w:val="22"/>
+          <w:szCs w:val="22"/>
+          <w:lang w:val="en-US"/>
+        </w:rPr>
+        <w:t>Til sidst blev switchens konfiguration gemt permanent, så alle ændringer blev bevaret efter en genstart.</w:t>
+      </w:r>
+    </w:p>
+    <w:p xmlns:wp14="http://schemas.microsoft.com/office/word/2010/wordml" wp14:textId="7BFFE86B">
+      <w:pPr>
+        <w:rPr>
+          <w:b w:val="0"/>
+          <w:bCs w:val="0"/>
+          <w:u w:val="none"/>
+        </w:rPr>
+      </w:pPr>
       <w:r>
         <w:br/>
       </w:r>
@@ -4521,1709 +5936,850 @@
           <w:bCs w:val="0"/>
           <w:u w:val="none"/>
         </w:rPr>
-        <w:t>4.10 Router konfiguration</w:t>
+        <w:t>4.12 Webserver (IIS)</w:t>
+      </w:r>
+    </w:p>
+    <w:p xmlns:wp14="http://schemas.microsoft.com/office/word/2010/wordml" wp14:textId="77777777">
+      <w:pPr>
+        <w:rPr>
+          <w:b w:val="0"/>
+          <w:bCs w:val="0"/>
+          <w:u w:val="none"/>
+        </w:rPr>
+      </w:pPr>
+      <w:r>
+        <w:rPr>
+          <w:b w:val="0"/>
+          <w:bCs w:val="0"/>
+          <w:u w:val="none"/>
+        </w:rPr>
+        <w:t>Skriv indhold her...</w:t>
+      </w:r>
+      <w:r>
+        <w:br/>
+      </w:r>
+    </w:p>
+    <w:p xmlns:wp14="http://schemas.microsoft.com/office/word/2010/wordml" wp14:textId="77777777">
+      <w:pPr>
+        <w:rPr>
+          <w:b w:val="0"/>
+          <w:bCs w:val="0"/>
+          <w:u w:val="none"/>
+        </w:rPr>
+      </w:pPr>
+      <w:r>
+        <w:rPr>
+          <w:b w:val="0"/>
+          <w:bCs w:val="0"/>
+          <w:u w:val="none"/>
+        </w:rPr>
+        <w:br w:type="page"/>
+      </w:r>
+    </w:p>
+    <w:p xmlns:wp14="http://schemas.microsoft.com/office/word/2010/wordml" wp14:textId="77777777">
+      <w:pPr>
+        <w:pStyle w:val="Heading1"/>
+        <w:rPr>
+          <w:b w:val="0"/>
+          <w:bCs w:val="0"/>
+          <w:u w:val="none"/>
+        </w:rPr>
+      </w:pPr>
+      <w:r>
+        <w:rPr>
+          <w:b w:val="0"/>
+          <w:bCs w:val="0"/>
+          <w:u w:val="none"/>
+        </w:rPr>
+        <w:t>5. Sikkerhed</w:t>
+      </w:r>
+    </w:p>
+    <w:p xmlns:wp14="http://schemas.microsoft.com/office/word/2010/wordml" wp14:textId="77777777">
+      <w:pPr>
+        <w:rPr>
+          <w:b w:val="0"/>
+          <w:bCs w:val="0"/>
+          <w:u w:val="none"/>
+        </w:rPr>
+      </w:pPr>
+      <w:r>
+        <w:rPr>
+          <w:b w:val="0"/>
+          <w:bCs w:val="0"/>
+          <w:u w:val="none"/>
+        </w:rPr>
+        <w:t>Skriv indhold her...</w:t>
+      </w:r>
+      <w:r>
+        <w:br/>
+      </w:r>
+    </w:p>
+    <w:p xmlns:wp14="http://schemas.microsoft.com/office/word/2010/wordml" wp14:textId="77777777">
+      <w:pPr>
+        <w:pStyle w:val="Heading2"/>
+        <w:rPr>
+          <w:b w:val="0"/>
+          <w:bCs w:val="0"/>
+          <w:u w:val="none"/>
+        </w:rPr>
+      </w:pPr>
+      <w:r>
+        <w:rPr>
+          <w:b w:val="0"/>
+          <w:bCs w:val="0"/>
+          <w:u w:val="none"/>
+        </w:rPr>
+        <w:t>5.1 Password Policy</w:t>
+      </w:r>
+    </w:p>
+    <w:p xmlns:wp14="http://schemas.microsoft.com/office/word/2010/wordml" wp14:textId="77777777">
+      <w:pPr>
+        <w:rPr>
+          <w:b w:val="0"/>
+          <w:bCs w:val="0"/>
+          <w:u w:val="none"/>
+        </w:rPr>
+      </w:pPr>
+      <w:r>
+        <w:rPr>
+          <w:b w:val="0"/>
+          <w:bCs w:val="0"/>
+          <w:u w:val="none"/>
+        </w:rPr>
+        <w:t>Skriv indhold her...</w:t>
+      </w:r>
+      <w:r>
+        <w:br/>
+      </w:r>
+    </w:p>
+    <w:p xmlns:wp14="http://schemas.microsoft.com/office/word/2010/wordml" wp14:textId="77777777">
+      <w:pPr>
+        <w:pStyle w:val="Heading2"/>
+        <w:rPr>
+          <w:b w:val="0"/>
+          <w:bCs w:val="0"/>
+          <w:u w:val="none"/>
+        </w:rPr>
+      </w:pPr>
+      <w:r>
+        <w:rPr>
+          <w:b w:val="0"/>
+          <w:bCs w:val="0"/>
+          <w:u w:val="none"/>
+        </w:rPr>
+        <w:t>5.2 Account Lockout Policy</w:t>
+      </w:r>
+    </w:p>
+    <w:p xmlns:wp14="http://schemas.microsoft.com/office/word/2010/wordml" wp14:textId="77777777">
+      <w:pPr>
+        <w:rPr>
+          <w:b w:val="0"/>
+          <w:bCs w:val="0"/>
+          <w:u w:val="none"/>
+        </w:rPr>
+      </w:pPr>
+      <w:r>
+        <w:rPr>
+          <w:b w:val="0"/>
+          <w:bCs w:val="0"/>
+          <w:u w:val="none"/>
+        </w:rPr>
+        <w:t>Skriv indhold her...</w:t>
+      </w:r>
+      <w:r>
+        <w:br/>
+      </w:r>
+    </w:p>
+    <w:p xmlns:wp14="http://schemas.microsoft.com/office/word/2010/wordml" wp14:textId="77777777">
+      <w:pPr>
+        <w:pStyle w:val="Heading2"/>
+        <w:rPr>
+          <w:b w:val="0"/>
+          <w:bCs w:val="0"/>
+          <w:u w:val="none"/>
+        </w:rPr>
+      </w:pPr>
+      <w:r>
+        <w:rPr>
+          <w:b w:val="0"/>
+          <w:bCs w:val="0"/>
+          <w:u w:val="none"/>
+        </w:rPr>
+        <w:t>5.3 Wallpaper og brugerrestriktioner</w:t>
+      </w:r>
+    </w:p>
+    <w:p xmlns:wp14="http://schemas.microsoft.com/office/word/2010/wordml" wp14:textId="77777777">
+      <w:pPr>
+        <w:rPr>
+          <w:b w:val="0"/>
+          <w:bCs w:val="0"/>
+          <w:u w:val="none"/>
+        </w:rPr>
+      </w:pPr>
+      <w:r>
+        <w:rPr>
+          <w:b w:val="0"/>
+          <w:bCs w:val="0"/>
+          <w:u w:val="none"/>
+        </w:rPr>
+        <w:t>Skriv indhold her...</w:t>
+      </w:r>
+      <w:r>
+        <w:br/>
+      </w:r>
+    </w:p>
+    <w:p xmlns:wp14="http://schemas.microsoft.com/office/word/2010/wordml" wp14:textId="77777777">
+      <w:pPr>
+        <w:pStyle w:val="Heading2"/>
+        <w:rPr>
+          <w:b w:val="0"/>
+          <w:bCs w:val="0"/>
+          <w:u w:val="none"/>
+        </w:rPr>
+      </w:pPr>
+      <w:r>
+        <w:rPr>
+          <w:b w:val="0"/>
+          <w:bCs w:val="0"/>
+          <w:u w:val="none"/>
+        </w:rPr>
+        <w:t>5.4 Firewall</w:t>
+      </w:r>
+    </w:p>
+    <w:p xmlns:wp14="http://schemas.microsoft.com/office/word/2010/wordml" wp14:textId="77777777">
+      <w:pPr>
+        <w:rPr>
+          <w:b w:val="0"/>
+          <w:bCs w:val="0"/>
+          <w:u w:val="none"/>
+        </w:rPr>
+      </w:pPr>
+      <w:r>
+        <w:rPr>
+          <w:b w:val="0"/>
+          <w:bCs w:val="0"/>
+          <w:u w:val="none"/>
+        </w:rPr>
+        <w:t>Skriv indhold her...</w:t>
+      </w:r>
+      <w:r>
+        <w:br/>
+      </w:r>
+    </w:p>
+    <w:p xmlns:wp14="http://schemas.microsoft.com/office/word/2010/wordml" wp14:textId="77777777">
+      <w:pPr>
+        <w:pStyle w:val="Heading2"/>
+        <w:rPr>
+          <w:b w:val="0"/>
+          <w:bCs w:val="0"/>
+          <w:u w:val="none"/>
+        </w:rPr>
+      </w:pPr>
+      <w:r>
+        <w:rPr>
+          <w:b w:val="0"/>
+          <w:bCs w:val="0"/>
+          <w:u w:val="none"/>
+        </w:rPr>
+        <w:t>5.5 Adgangskontrol</w:t>
+      </w:r>
+    </w:p>
+    <w:p xmlns:wp14="http://schemas.microsoft.com/office/word/2010/wordml" wp14:textId="77777777">
+      <w:pPr>
+        <w:rPr>
+          <w:b w:val="0"/>
+          <w:bCs w:val="0"/>
+          <w:u w:val="none"/>
+        </w:rPr>
+      </w:pPr>
+      <w:r>
+        <w:rPr>
+          <w:b w:val="0"/>
+          <w:bCs w:val="0"/>
+          <w:u w:val="none"/>
+        </w:rPr>
+        <w:t>Skriv indhold her...</w:t>
+      </w:r>
+      <w:r>
+        <w:br/>
+      </w:r>
+    </w:p>
+    <w:p xmlns:wp14="http://schemas.microsoft.com/office/word/2010/wordml" wp14:textId="77777777">
+      <w:pPr>
+        <w:pStyle w:val="Heading2"/>
+        <w:rPr>
+          <w:b w:val="0"/>
+          <w:bCs w:val="0"/>
+          <w:u w:val="none"/>
+        </w:rPr>
+      </w:pPr>
+      <w:r>
+        <w:rPr>
+          <w:b w:val="0"/>
+          <w:bCs w:val="0"/>
+          <w:u w:val="none"/>
+        </w:rPr>
+        <w:t>5.6 Backup</w:t>
+      </w:r>
+    </w:p>
+    <w:p xmlns:wp14="http://schemas.microsoft.com/office/word/2010/wordml" wp14:textId="77777777">
+      <w:pPr>
+        <w:rPr>
+          <w:b w:val="0"/>
+          <w:bCs w:val="0"/>
+          <w:u w:val="none"/>
+        </w:rPr>
+      </w:pPr>
+      <w:r>
+        <w:rPr>
+          <w:b w:val="0"/>
+          <w:bCs w:val="0"/>
+          <w:u w:val="none"/>
+        </w:rPr>
+        <w:t>Skriv indhold her...</w:t>
+      </w:r>
+      <w:r>
+        <w:br/>
+      </w:r>
+    </w:p>
+    <w:p xmlns:wp14="http://schemas.microsoft.com/office/word/2010/wordml" wp14:textId="77777777">
+      <w:pPr>
+        <w:pStyle w:val="Heading2"/>
+        <w:rPr>
+          <w:b w:val="0"/>
+          <w:bCs w:val="0"/>
+          <w:u w:val="none"/>
+        </w:rPr>
+      </w:pPr>
+      <w:r>
+        <w:rPr>
+          <w:b w:val="0"/>
+          <w:bCs w:val="0"/>
+          <w:u w:val="none"/>
+        </w:rPr>
+        <w:t>5.7 GDPR og IT-sikkerhedspolitik</w:t>
+      </w:r>
+    </w:p>
+    <w:p xmlns:wp14="http://schemas.microsoft.com/office/word/2010/wordml" wp14:textId="49F37A93">
+      <w:pPr>
+        <w:shd w:val="clear" w:color="auto" w:fill="FFFFFF" w:themeFill="background1"/>
+        <w:spacing w:before="200" w:beforeAutospacing="off" w:after="0" w:afterAutospacing="off"/>
+      </w:pPr>
+      <w:r>
+        <w:rPr>
+          <w:rFonts w:ascii="Calibri" w:hAnsi="Calibri" w:eastAsia="Calibri" w:cs="Calibri"/>
+          <w:b w:val="1"/>
+          <w:bCs w:val="1"/>
+          <w:i w:val="0"/>
+          <w:iCs w:val="0"/>
+          <w:caps w:val="0"/>
+          <w:smallCaps w:val="0"/>
+          <w:noProof w:val="0"/>
+          <w:color w:val="4F81BD" w:themeColor="accent1" w:themeTint="FF" w:themeShade="FF"/>
+          <w:sz w:val="26"/>
+          <w:szCs w:val="26"/>
+          <w:lang w:val="en-US"/>
+        </w:rPr>
+        <w:t>Formål</w:t>
+      </w:r>
+    </w:p>
+    <w:p xmlns:wp14="http://schemas.microsoft.com/office/word/2010/wordml" wp14:textId="3880F1D0">
+      <w:pPr>
+        <w:shd w:val="clear" w:color="auto" w:fill="FFFFFF" w:themeFill="background1"/>
+        <w:spacing w:before="0" w:beforeAutospacing="off" w:after="200" w:afterAutospacing="off"/>
+      </w:pPr>
+      <w:r>
+        <w:rPr>
+          <w:rFonts w:ascii="Cambria" w:hAnsi="Cambria" w:eastAsia="Cambria" w:cs="Cambria"/>
+          <w:b w:val="0"/>
+          <w:bCs w:val="0"/>
+          <w:i w:val="0"/>
+          <w:iCs w:val="0"/>
+          <w:caps w:val="0"/>
+          <w:smallCaps w:val="0"/>
+          <w:noProof w:val="0"/>
+          <w:color w:val="000000" w:themeColor="text1" w:themeTint="FF" w:themeShade="FF"/>
+          <w:sz w:val="22"/>
+          <w:szCs w:val="22"/>
+          <w:lang w:val="en-US"/>
+        </w:rPr>
+        <w:t>For at sikre datasikkerhed og forhindre uautoriseret adgang er der konfigureret adgangsrettigheder på serverens delte mapper. Rettighederne er tilpasset de forskellige afdelinger og brugernes arbejdsopgaver.</w:t>
+      </w:r>
+    </w:p>
+    <w:p xmlns:wp14="http://schemas.microsoft.com/office/word/2010/wordml" wp14:textId="1F422DBC">
+      <w:pPr>
+        <w:shd w:val="clear" w:color="auto" w:fill="FFFFFF" w:themeFill="background1"/>
+        <w:spacing w:before="200" w:beforeAutospacing="off" w:after="0" w:afterAutospacing="off"/>
+      </w:pPr>
+      <w:r>
+        <w:rPr>
+          <w:rFonts w:ascii="Calibri" w:hAnsi="Calibri" w:eastAsia="Calibri" w:cs="Calibri"/>
+          <w:b w:val="1"/>
+          <w:bCs w:val="1"/>
+          <w:i w:val="0"/>
+          <w:iCs w:val="0"/>
+          <w:caps w:val="0"/>
+          <w:smallCaps w:val="0"/>
+          <w:noProof w:val="0"/>
+          <w:color w:val="4F81BD" w:themeColor="accent1" w:themeTint="FF" w:themeShade="FF"/>
+          <w:sz w:val="26"/>
+          <w:szCs w:val="26"/>
+          <w:lang w:val="en-US"/>
+        </w:rPr>
+        <w:t>Konfiguration</w:t>
+      </w:r>
+    </w:p>
+    <w:p xmlns:wp14="http://schemas.microsoft.com/office/word/2010/wordml" wp14:textId="22A906D5">
+      <w:pPr>
+        <w:shd w:val="clear" w:color="auto" w:fill="FFFFFF" w:themeFill="background1"/>
+        <w:spacing w:before="0" w:beforeAutospacing="off" w:after="200" w:afterAutospacing="off"/>
+      </w:pPr>
+      <w:r>
+        <w:rPr>
+          <w:rFonts w:ascii="Cambria" w:hAnsi="Cambria" w:eastAsia="Cambria" w:cs="Cambria"/>
+          <w:b w:val="0"/>
+          <w:bCs w:val="0"/>
+          <w:i w:val="0"/>
+          <w:iCs w:val="0"/>
+          <w:caps w:val="0"/>
+          <w:smallCaps w:val="0"/>
+          <w:noProof w:val="0"/>
+          <w:color w:val="000000" w:themeColor="text1" w:themeTint="FF" w:themeShade="FF"/>
+          <w:sz w:val="22"/>
+          <w:szCs w:val="22"/>
+          <w:lang w:val="en-US"/>
+        </w:rPr>
+        <w:t>Serverens data ligger på D-drevet under mappen D:\Shares. Der er oprettet separate mapper for de forskellige afdelinger samt fælles- og personlige mapper.</w:t>
+      </w:r>
+    </w:p>
+    <w:p xmlns:wp14="http://schemas.microsoft.com/office/word/2010/wordml" wp14:textId="4F1D0B00">
+      <w:pPr>
+        <w:shd w:val="clear" w:color="auto" w:fill="FFFFFF" w:themeFill="background1"/>
+        <w:spacing w:before="0" w:beforeAutospacing="off" w:after="200" w:afterAutospacing="off"/>
+      </w:pPr>
+      <w:r>
+        <w:rPr>
+          <w:rFonts w:ascii="Cambria" w:hAnsi="Cambria" w:eastAsia="Cambria" w:cs="Cambria"/>
+          <w:b w:val="0"/>
+          <w:bCs w:val="0"/>
+          <w:i w:val="0"/>
+          <w:iCs w:val="0"/>
+          <w:caps w:val="0"/>
+          <w:smallCaps w:val="0"/>
+          <w:noProof w:val="0"/>
+          <w:color w:val="000000" w:themeColor="text1" w:themeTint="FF" w:themeShade="FF"/>
+          <w:sz w:val="22"/>
+          <w:szCs w:val="22"/>
+          <w:lang w:val="en-US"/>
+        </w:rPr>
+        <w:t>Der er anvendt NTFS-rettigheder til at styre, hvilke brugere og grupper der må læse, ændre, oprette og slette filer.</w:t>
+      </w:r>
+    </w:p>
+    <w:p xmlns:wp14="http://schemas.microsoft.com/office/word/2010/wordml" wp14:textId="7E4F0D92">
+      <w:pPr>
+        <w:shd w:val="clear" w:color="auto" w:fill="FFFFFF" w:themeFill="background1"/>
+        <w:spacing w:before="0" w:beforeAutospacing="off" w:after="200" w:afterAutospacing="off"/>
+      </w:pPr>
+      <w:r>
+        <w:rPr>
+          <w:rFonts w:ascii="Cambria" w:hAnsi="Cambria" w:eastAsia="Cambria" w:cs="Cambria"/>
+          <w:b w:val="0"/>
+          <w:bCs w:val="0"/>
+          <w:i w:val="0"/>
+          <w:iCs w:val="0"/>
+          <w:caps w:val="0"/>
+          <w:smallCaps w:val="0"/>
+          <w:noProof w:val="0"/>
+          <w:color w:val="000000" w:themeColor="text1" w:themeTint="FF" w:themeShade="FF"/>
+          <w:sz w:val="22"/>
+          <w:szCs w:val="22"/>
+          <w:lang w:val="en-US"/>
+        </w:rPr>
+        <w:t>På de afdelingsspecifikke mapper er arv (Inheritance) deaktiveret. Dette gør det muligt at definere specifikke rettigheder på den enkelte mappe uden automatisk at arve rettigheder fra den overordnede mappe.</w:t>
+      </w:r>
+    </w:p>
+    <w:p xmlns:wp14="http://schemas.microsoft.com/office/word/2010/wordml" wp14:textId="5D0EDDC5">
+      <w:pPr>
+        <w:shd w:val="clear" w:color="auto" w:fill="FFFFFF" w:themeFill="background1"/>
+        <w:bidi w:val="0"/>
+        <w:spacing w:before="200" w:beforeAutospacing="off" w:after="0" w:afterAutospacing="off"/>
+      </w:pPr>
+      <w:r>
+        <w:rPr>
+          <w:rFonts w:ascii="Calibri" w:hAnsi="Calibri" w:eastAsia="Calibri" w:cs="Calibri"/>
+          <w:b w:val="1"/>
+          <w:bCs w:val="1"/>
+          <w:i w:val="0"/>
+          <w:iCs w:val="0"/>
+          <w:caps w:val="0"/>
+          <w:smallCaps w:val="0"/>
+          <w:noProof w:val="0"/>
+          <w:color w:val="4F81BD" w:themeColor="accent1" w:themeTint="FF" w:themeShade="FF"/>
+          <w:sz w:val="26"/>
+          <w:szCs w:val="26"/>
+          <w:lang w:val="en-US"/>
+        </w:rPr>
+        <w:t>Share permissions</w:t>
+      </w:r>
+    </w:p>
+    <w:p xmlns:wp14="http://schemas.microsoft.com/office/word/2010/wordml" wp14:textId="11A86CF1">
+      <w:pPr>
+        <w:shd w:val="clear" w:color="auto" w:fill="FFFFFF" w:themeFill="background1"/>
+        <w:bidi w:val="0"/>
+        <w:spacing w:before="0" w:beforeAutospacing="off" w:after="200" w:afterAutospacing="off"/>
+      </w:pPr>
+      <w:r>
+        <w:rPr>
+          <w:rFonts w:ascii="Cambria" w:hAnsi="Cambria" w:eastAsia="Cambria" w:cs="Cambria"/>
+          <w:b w:val="0"/>
+          <w:bCs w:val="0"/>
+          <w:i w:val="0"/>
+          <w:iCs w:val="0"/>
+          <w:caps w:val="0"/>
+          <w:smallCaps w:val="0"/>
+          <w:noProof w:val="0"/>
+          <w:color w:val="000000" w:themeColor="text1" w:themeTint="FF" w:themeShade="FF"/>
+          <w:sz w:val="22"/>
+          <w:szCs w:val="22"/>
+          <w:lang w:val="en-US"/>
+        </w:rPr>
+        <w:t>Share permissions anvendes til at styre adgangen til mapperne via netværket, mens NTFS-permissions bruges til den mere detaljerede kontrol af filsystemet.</w:t>
+      </w:r>
+    </w:p>
+    <w:p xmlns:wp14="http://schemas.microsoft.com/office/word/2010/wordml" wp14:textId="2D9602BB">
+      <w:pPr>
+        <w:shd w:val="clear" w:color="auto" w:fill="FFFFFF" w:themeFill="background1"/>
+        <w:bidi w:val="0"/>
+        <w:spacing w:before="0" w:beforeAutospacing="off" w:after="200" w:afterAutospacing="off"/>
+      </w:pPr>
+      <w:r>
+        <w:rPr>
+          <w:rFonts w:ascii="Cambria" w:hAnsi="Cambria" w:eastAsia="Cambria" w:cs="Cambria"/>
+          <w:b w:val="0"/>
+          <w:bCs w:val="0"/>
+          <w:i w:val="0"/>
+          <w:iCs w:val="0"/>
+          <w:caps w:val="0"/>
+          <w:smallCaps w:val="0"/>
+          <w:noProof w:val="0"/>
+          <w:color w:val="000000" w:themeColor="text1" w:themeTint="FF" w:themeShade="FF"/>
+          <w:sz w:val="22"/>
+          <w:szCs w:val="22"/>
+          <w:lang w:val="en-US"/>
+        </w:rPr>
+        <w:t>Ved adgang via netværket gælder både Share- og NTFS-rettigheder. Den faktiske adgang bestemmes derfor af den mest begrænsende kombination af de to rettighedssæt.</w:t>
+      </w:r>
+    </w:p>
+    <w:p xmlns:wp14="http://schemas.microsoft.com/office/word/2010/wordml" wp14:textId="5617CE4C">
+      <w:pPr>
+        <w:shd w:val="clear" w:color="auto" w:fill="FFFFFF" w:themeFill="background1"/>
+        <w:bidi w:val="0"/>
+        <w:spacing w:before="200" w:beforeAutospacing="off" w:after="0" w:afterAutospacing="off"/>
+      </w:pPr>
+      <w:r>
+        <w:rPr>
+          <w:rFonts w:ascii="Calibri" w:hAnsi="Calibri" w:eastAsia="Calibri" w:cs="Calibri"/>
+          <w:b w:val="1"/>
+          <w:bCs w:val="1"/>
+          <w:i w:val="0"/>
+          <w:iCs w:val="0"/>
+          <w:caps w:val="0"/>
+          <w:smallCaps w:val="0"/>
+          <w:noProof w:val="0"/>
+          <w:color w:val="4F81BD" w:themeColor="accent1" w:themeTint="FF" w:themeShade="FF"/>
+          <w:sz w:val="26"/>
+          <w:szCs w:val="26"/>
+          <w:lang w:val="en-US"/>
+        </w:rPr>
+        <w:t>Administrators og SYSTEM</w:t>
+      </w:r>
+    </w:p>
+    <w:p xmlns:wp14="http://schemas.microsoft.com/office/word/2010/wordml" wp14:textId="40CF671F">
+      <w:pPr>
+        <w:shd w:val="clear" w:color="auto" w:fill="FFFFFF" w:themeFill="background1"/>
+        <w:bidi w:val="0"/>
+        <w:spacing w:before="0" w:beforeAutospacing="off" w:after="200" w:afterAutospacing="off"/>
+      </w:pPr>
+      <w:r>
+        <w:rPr>
+          <w:rFonts w:ascii="Cambria" w:hAnsi="Cambria" w:eastAsia="Cambria" w:cs="Cambria"/>
+          <w:b w:val="0"/>
+          <w:bCs w:val="0"/>
+          <w:i w:val="0"/>
+          <w:iCs w:val="0"/>
+          <w:caps w:val="0"/>
+          <w:smallCaps w:val="0"/>
+          <w:noProof w:val="0"/>
+          <w:color w:val="000000" w:themeColor="text1" w:themeTint="FF" w:themeShade="FF"/>
+          <w:sz w:val="22"/>
+          <w:szCs w:val="22"/>
+          <w:lang w:val="en-US"/>
+        </w:rPr>
+        <w:t>Gruppen Administrators har Full Control, så IT-ansvarlige kan administrere og vedligeholde serverens mapper.</w:t>
+      </w:r>
+    </w:p>
+    <w:p xmlns:wp14="http://schemas.microsoft.com/office/word/2010/wordml" wp14:textId="1448EE3D">
+      <w:pPr>
+        <w:shd w:val="clear" w:color="auto" w:fill="FFFFFF" w:themeFill="background1"/>
+        <w:bidi w:val="0"/>
+        <w:spacing w:before="0" w:beforeAutospacing="off" w:after="200" w:afterAutospacing="off"/>
+      </w:pPr>
+      <w:r>
+        <w:rPr>
+          <w:rFonts w:ascii="Cambria" w:hAnsi="Cambria" w:eastAsia="Cambria" w:cs="Cambria"/>
+          <w:b w:val="0"/>
+          <w:bCs w:val="0"/>
+          <w:i w:val="0"/>
+          <w:iCs w:val="0"/>
+          <w:caps w:val="0"/>
+          <w:smallCaps w:val="0"/>
+          <w:noProof w:val="0"/>
+          <w:color w:val="000000" w:themeColor="text1" w:themeTint="FF" w:themeShade="FF"/>
+          <w:sz w:val="22"/>
+          <w:szCs w:val="22"/>
+          <w:lang w:val="en-US"/>
+        </w:rPr>
+        <w:t>SYSTEM har ligeledes Full Control, så Windows-systemet og nødvendige systemprocesser kan arbejde korrekt med filerne.</w:t>
+      </w:r>
+    </w:p>
+    <w:p xmlns:wp14="http://schemas.microsoft.com/office/word/2010/wordml" wp14:textId="1CDB9109">
+      <w:pPr>
+        <w:shd w:val="clear" w:color="auto" w:fill="FFFFFF" w:themeFill="background1"/>
+        <w:bidi w:val="0"/>
+        <w:spacing w:before="200" w:beforeAutospacing="off" w:after="0" w:afterAutospacing="off"/>
+      </w:pPr>
+      <w:r>
+        <w:rPr>
+          <w:rFonts w:ascii="Calibri" w:hAnsi="Calibri" w:eastAsia="Calibri" w:cs="Calibri"/>
+          <w:b w:val="1"/>
+          <w:bCs w:val="1"/>
+          <w:i w:val="0"/>
+          <w:iCs w:val="0"/>
+          <w:caps w:val="0"/>
+          <w:smallCaps w:val="0"/>
+          <w:noProof w:val="0"/>
+          <w:color w:val="4F81BD" w:themeColor="accent1" w:themeTint="FF" w:themeShade="FF"/>
+          <w:sz w:val="26"/>
+          <w:szCs w:val="26"/>
+          <w:lang w:val="en-US"/>
+        </w:rPr>
+        <w:t>Resultat</w:t>
+      </w:r>
+    </w:p>
+    <w:p xmlns:wp14="http://schemas.microsoft.com/office/word/2010/wordml" wp14:textId="15F975B4">
+      <w:pPr>
+        <w:shd w:val="clear" w:color="auto" w:fill="FFFFFF" w:themeFill="background1"/>
+        <w:bidi w:val="0"/>
+        <w:spacing w:before="0" w:beforeAutospacing="off" w:after="200" w:afterAutospacing="off"/>
+      </w:pPr>
+      <w:r>
+        <w:rPr>
+          <w:rFonts w:ascii="Cambria" w:hAnsi="Cambria" w:eastAsia="Cambria" w:cs="Cambria"/>
+          <w:b w:val="0"/>
+          <w:bCs w:val="0"/>
+          <w:i w:val="0"/>
+          <w:iCs w:val="0"/>
+          <w:caps w:val="0"/>
+          <w:smallCaps w:val="0"/>
+          <w:noProof w:val="0"/>
+          <w:color w:val="000000" w:themeColor="text1" w:themeTint="FF" w:themeShade="FF"/>
+          <w:sz w:val="22"/>
+          <w:szCs w:val="22"/>
+          <w:lang w:val="en-US"/>
+        </w:rPr>
+        <w:t>Med denne struktur kan brugerne kun arbejde med de mapper, som deres afdeling har adgang til. Brugerne har normalt Modify-rettigheder, hvilket giver mulighed for at oprette, ændre og slette filer, mens de ikke har fuld administrativ kontrol over mapperne.</w:t>
+      </w:r>
+    </w:p>
+    <w:p xmlns:wp14="http://schemas.microsoft.com/office/word/2010/wordml" wp14:textId="44B96647">
+      <w:pPr>
+        <w:shd w:val="clear" w:color="auto" w:fill="FFFFFF" w:themeFill="background1"/>
+        <w:bidi w:val="0"/>
+        <w:spacing w:before="0" w:beforeAutospacing="off" w:after="200" w:afterAutospacing="off"/>
+      </w:pPr>
+      <w:r>
+        <w:rPr>
+          <w:rFonts w:ascii="Cambria" w:hAnsi="Cambria" w:eastAsia="Cambria" w:cs="Cambria"/>
+          <w:b w:val="0"/>
+          <w:bCs w:val="0"/>
+          <w:i w:val="0"/>
+          <w:iCs w:val="0"/>
+          <w:caps w:val="0"/>
+          <w:smallCaps w:val="0"/>
+          <w:noProof w:val="0"/>
+          <w:color w:val="000000" w:themeColor="text1" w:themeTint="FF" w:themeShade="FF"/>
+          <w:sz w:val="22"/>
+          <w:szCs w:val="22"/>
+          <w:lang w:val="en-US"/>
+        </w:rPr>
+        <w:t>Dette følger opgavens krav om, at adgangen til mapper skal begrænses ved hjælp af NTFS-rettigheder, og at der skal være en oversigt over, hvilke brugere og grupper der har adgang til de enkelte mapper.</w:t>
+      </w:r>
+    </w:p>
+    <w:p xmlns:wp14="http://schemas.microsoft.com/office/word/2010/wordml" wp14:textId="7D989302">
+      <w:pPr>
+        <w:pStyle w:val="Heading2"/>
+      </w:pPr>
+      <w:r>
+        <w:br/>
+      </w:r>
+      <w:r>
+        <w:rPr>
+          <w:rStyle w:val="Heading1Char"/>
+        </w:rPr>
+        <w:t>6.</w:t>
+      </w:r>
+      <w:r>
+        <w:rPr>
+          <w:rStyle w:val="Heading1Char"/>
+        </w:rPr>
+        <w:t>Remote Desktop</w:t>
       </w:r>
     </w:p>
     <w:p>
       <w:pPr>
-        <w:spacing w:before="240" w:beforeAutospacing="off" w:after="240" w:afterAutospacing="off"/>
+        <w:shd w:val="clear" w:color="auto" w:fill="FFFFFF" w:themeFill="background1"/>
+        <w:spacing w:before="200" w:beforeAutospacing="off" w:after="0" w:afterAutospacing="off"/>
+      </w:pPr>
+      <w:r>
         <w:rPr>
           <w:rFonts w:ascii="Calibri" w:hAnsi="Calibri" w:eastAsia="Calibri" w:cs="Calibri"/>
-          <w:b w:val="0"/>
-          <w:bCs w:val="0"/>
-          <w:noProof w:val="0"/>
-          <w:sz w:val="22"/>
-          <w:szCs w:val="22"/>
-          <w:lang w:val="en-US"/>
-        </w:rPr>
-      </w:pPr>
-      <w:r>
-        <w:rPr>
-          <w:rFonts w:ascii="Calibri" w:hAnsi="Calibri" w:eastAsia="Calibri" w:cs="Calibri"/>
-          <w:b w:val="0"/>
-          <w:bCs w:val="0"/>
-          <w:noProof w:val="0"/>
-          <w:sz w:val="22"/>
-          <w:szCs w:val="22"/>
-          <w:lang w:val="en-US"/>
-        </w:rPr>
-        <w:t xml:space="preserve">Routeren blev først forbundet til computeren ved hjælp af et konsolkabel og konfigureret gennem terminalprogrammet Tera Term. Efter forbindelsen blev der logget ind på routeren, og der blev skiftet til privileged EXEC mode med kommandoen </w:t>
-      </w:r>
-      <w:r>
-        <w:rPr>
-          <w:rFonts w:ascii="Calibri" w:hAnsi="Calibri" w:eastAsia="Calibri" w:cs="Calibri"/>
-          <w:b w:val="0"/>
-          <w:bCs w:val="0"/>
-          <w:noProof w:val="0"/>
-          <w:sz w:val="22"/>
-          <w:szCs w:val="22"/>
-          <w:lang w:val="en-US"/>
-        </w:rPr>
-        <w:t>enable</w:t>
-      </w:r>
-      <w:r>
-        <w:rPr>
-          <w:rFonts w:ascii="Calibri" w:hAnsi="Calibri" w:eastAsia="Calibri" w:cs="Calibri"/>
-          <w:b w:val="0"/>
-          <w:bCs w:val="0"/>
-          <w:noProof w:val="0"/>
-          <w:sz w:val="22"/>
-          <w:szCs w:val="22"/>
-          <w:lang w:val="en-US"/>
-        </w:rPr>
-        <w:t xml:space="preserve">. Derefter blev global configuration mode åbnet med </w:t>
-      </w:r>
-      <w:r>
-        <w:rPr>
-          <w:rFonts w:ascii="Calibri" w:hAnsi="Calibri" w:eastAsia="Calibri" w:cs="Calibri"/>
-          <w:b w:val="0"/>
-          <w:bCs w:val="0"/>
-          <w:noProof w:val="0"/>
-          <w:sz w:val="22"/>
-          <w:szCs w:val="22"/>
-          <w:lang w:val="en-US"/>
-        </w:rPr>
-        <w:t>configure terminal</w:t>
-      </w:r>
-      <w:r>
-        <w:rPr>
-          <w:rFonts w:ascii="Calibri" w:hAnsi="Calibri" w:eastAsia="Calibri" w:cs="Calibri"/>
-          <w:b w:val="0"/>
-          <w:bCs w:val="0"/>
-          <w:noProof w:val="0"/>
-          <w:sz w:val="22"/>
-          <w:szCs w:val="22"/>
-          <w:lang w:val="en-US"/>
-        </w:rPr>
-        <w:t>, så routerens indstillinger kunne ændres.</w:t>
+          <w:b w:val="1"/>
+          <w:bCs w:val="1"/>
+          <w:i w:val="0"/>
+          <w:iCs w:val="0"/>
+          <w:caps w:val="0"/>
+          <w:smallCaps w:val="0"/>
+          <w:noProof w:val="0"/>
+          <w:color w:val="4F81BD" w:themeColor="accent1" w:themeTint="FF" w:themeShade="FF"/>
+          <w:sz w:val="26"/>
+          <w:szCs w:val="26"/>
+          <w:lang w:val="en-US"/>
+        </w:rPr>
+        <w:t>Formål</w:t>
       </w:r>
     </w:p>
     <w:p>
       <w:pPr>
-        <w:spacing w:before="240" w:beforeAutospacing="off" w:after="240" w:afterAutospacing="off"/>
-        <w:rPr>
-          <w:rFonts w:ascii="Calibri" w:hAnsi="Calibri" w:eastAsia="Calibri" w:cs="Calibri"/>
-          <w:b w:val="0"/>
-          <w:bCs w:val="0"/>
-          <w:noProof w:val="0"/>
-          <w:sz w:val="22"/>
-          <w:szCs w:val="22"/>
-          <w:lang w:val="en-US"/>
-        </w:rPr>
-      </w:pPr>
-      <w:r>
-        <w:rPr>
-          <w:rFonts w:ascii="Calibri" w:hAnsi="Calibri" w:eastAsia="Calibri" w:cs="Calibri"/>
-          <w:b w:val="0"/>
-          <w:bCs w:val="0"/>
-          <w:noProof w:val="0"/>
-          <w:sz w:val="22"/>
-          <w:szCs w:val="22"/>
-          <w:lang w:val="en-US"/>
-        </w:rPr>
-        <w:t xml:space="preserve">Som det første blev routerens hostname ændret til </w:t>
-      </w:r>
-      <w:r>
-        <w:rPr>
-          <w:rFonts w:ascii="Calibri" w:hAnsi="Calibri" w:eastAsia="Calibri" w:cs="Calibri"/>
-          <w:b w:val="0"/>
-          <w:bCs w:val="0"/>
-          <w:noProof w:val="0"/>
-          <w:sz w:val="22"/>
-          <w:szCs w:val="22"/>
-          <w:lang w:val="en-US"/>
-        </w:rPr>
-        <w:t>RTR-01</w:t>
-      </w:r>
-      <w:r>
-        <w:rPr>
-          <w:rFonts w:ascii="Calibri" w:hAnsi="Calibri" w:eastAsia="Calibri" w:cs="Calibri"/>
-          <w:b w:val="0"/>
-          <w:bCs w:val="0"/>
-          <w:noProof w:val="0"/>
-          <w:sz w:val="22"/>
-          <w:szCs w:val="22"/>
-          <w:lang w:val="en-US"/>
-        </w:rPr>
-        <w:t>. Formålet var at gøre enheden nemmere at identificere i netværket og samtidig opfylde kravet for senere at kunne konfigurere SSH.</w:t>
+        <w:shd w:val="clear" w:color="auto" w:fill="FFFFFF" w:themeFill="background1"/>
+        <w:spacing w:before="0" w:beforeAutospacing="off" w:after="200" w:afterAutospacing="off"/>
+      </w:pPr>
+      <w:r>
+        <w:rPr>
+          <w:rFonts w:ascii="Cambria" w:hAnsi="Cambria" w:eastAsia="Cambria" w:cs="Cambria"/>
+          <w:b w:val="0"/>
+          <w:bCs w:val="0"/>
+          <w:i w:val="0"/>
+          <w:iCs w:val="0"/>
+          <w:caps w:val="0"/>
+          <w:smallCaps w:val="0"/>
+          <w:noProof w:val="0"/>
+          <w:color w:val="000000" w:themeColor="text1" w:themeTint="FF" w:themeShade="FF"/>
+          <w:sz w:val="22"/>
+          <w:szCs w:val="22"/>
+          <w:lang w:val="en-US"/>
+        </w:rPr>
+        <w:t>Ifølge opgaven skal der etableres mulighed for at anvende fjernskrivebord fra klient-PC’en til SERVER. Der skal derfor kunne oprettes en RDP-forbindelse fra Windows 11-klienten til serveren SRV01.</w:t>
       </w:r>
     </w:p>
     <w:p>
       <w:pPr>
-        <w:spacing w:before="240" w:beforeAutospacing="off" w:after="240" w:afterAutospacing="off"/>
+        <w:shd w:val="clear" w:color="auto" w:fill="FFFFFF" w:themeFill="background1"/>
+        <w:spacing w:before="200" w:beforeAutospacing="off" w:after="0" w:afterAutospacing="off"/>
+      </w:pPr>
+      <w:r>
         <w:rPr>
           <w:rFonts w:ascii="Calibri" w:hAnsi="Calibri" w:eastAsia="Calibri" w:cs="Calibri"/>
-          <w:b w:val="0"/>
-          <w:bCs w:val="0"/>
-          <w:noProof w:val="0"/>
-          <w:sz w:val="22"/>
-          <w:szCs w:val="22"/>
-          <w:lang w:val="en-US"/>
-        </w:rPr>
-      </w:pPr>
-      <w:r>
-        <w:rPr>
-          <w:rFonts w:ascii="Calibri" w:hAnsi="Calibri" w:eastAsia="Calibri" w:cs="Calibri"/>
-          <w:b w:val="0"/>
-          <w:bCs w:val="0"/>
-          <w:noProof w:val="0"/>
-          <w:sz w:val="22"/>
-          <w:szCs w:val="22"/>
-          <w:lang w:val="en-US"/>
-        </w:rPr>
-        <w:t xml:space="preserve">Efterfølgende blev domænenavnet </w:t>
-      </w:r>
-      <w:r>
-        <w:rPr>
-          <w:rFonts w:ascii="Calibri" w:hAnsi="Calibri" w:eastAsia="Calibri" w:cs="Calibri"/>
-          <w:b w:val="0"/>
-          <w:bCs w:val="0"/>
-          <w:noProof w:val="0"/>
-          <w:sz w:val="22"/>
-          <w:szCs w:val="22"/>
-          <w:lang w:val="en-US"/>
-        </w:rPr>
-        <w:t>novatech.local</w:t>
-      </w:r>
-      <w:r>
-        <w:rPr>
-          <w:rFonts w:ascii="Calibri" w:hAnsi="Calibri" w:eastAsia="Calibri" w:cs="Calibri"/>
-          <w:b w:val="0"/>
-          <w:bCs w:val="0"/>
-          <w:noProof w:val="0"/>
-          <w:sz w:val="22"/>
-          <w:szCs w:val="22"/>
-          <w:lang w:val="en-US"/>
-        </w:rPr>
-        <w:t xml:space="preserve"> konfigureret. Domænenavnet er nødvendigt, før routeren kan generere RSA-krypteringsnøgler, som anvendes af SSH.</w:t>
+          <w:b w:val="1"/>
+          <w:bCs w:val="1"/>
+          <w:i w:val="0"/>
+          <w:iCs w:val="0"/>
+          <w:caps w:val="0"/>
+          <w:smallCaps w:val="0"/>
+          <w:noProof w:val="0"/>
+          <w:color w:val="4F81BD" w:themeColor="accent1" w:themeTint="FF" w:themeShade="FF"/>
+          <w:sz w:val="26"/>
+          <w:szCs w:val="26"/>
+          <w:lang w:val="en-US"/>
+        </w:rPr>
+        <w:t>Opsætning af Remote Desktop</w:t>
       </w:r>
     </w:p>
     <w:p>
       <w:pPr>
-        <w:spacing w:before="240" w:beforeAutospacing="off" w:after="240" w:afterAutospacing="off"/>
-        <w:rPr>
-          <w:rFonts w:ascii="Calibri" w:hAnsi="Calibri" w:eastAsia="Calibri" w:cs="Calibri"/>
-          <w:b w:val="0"/>
-          <w:bCs w:val="0"/>
-          <w:noProof w:val="0"/>
-          <w:sz w:val="22"/>
-          <w:szCs w:val="22"/>
-          <w:lang w:val="en-US"/>
-        </w:rPr>
-      </w:pPr>
-      <w:r>
-        <w:rPr>
-          <w:rFonts w:ascii="Calibri" w:hAnsi="Calibri" w:eastAsia="Calibri" w:cs="Calibri"/>
-          <w:b w:val="0"/>
-          <w:bCs w:val="0"/>
-          <w:noProof w:val="0"/>
-          <w:sz w:val="22"/>
-          <w:szCs w:val="22"/>
-          <w:lang w:val="en-US"/>
-        </w:rPr>
-        <w:t xml:space="preserve">For at beskytte routerens privilegerede adgang blev der konfigureret en </w:t>
-      </w:r>
-      <w:r>
-        <w:rPr>
-          <w:rFonts w:ascii="Calibri" w:hAnsi="Calibri" w:eastAsia="Calibri" w:cs="Calibri"/>
-          <w:b w:val="0"/>
-          <w:bCs w:val="0"/>
-          <w:noProof w:val="0"/>
-          <w:sz w:val="22"/>
-          <w:szCs w:val="22"/>
-          <w:lang w:val="en-US"/>
-        </w:rPr>
-        <w:t>Enable Secret</w:t>
-      </w:r>
-      <w:r>
-        <w:rPr>
-          <w:rFonts w:ascii="Calibri" w:hAnsi="Calibri" w:eastAsia="Calibri" w:cs="Calibri"/>
-          <w:b w:val="0"/>
-          <w:bCs w:val="0"/>
-          <w:noProof w:val="0"/>
-          <w:sz w:val="22"/>
-          <w:szCs w:val="22"/>
-          <w:lang w:val="en-US"/>
-        </w:rPr>
-        <w:t>-adgangskode. I modsætning til en almindelig enable password bliver enable secret gemt krypteret og giver derfor en højere sikkerhed.</w:t>
+        <w:shd w:val="clear" w:color="auto" w:fill="FFFFFF" w:themeFill="background1"/>
+        <w:spacing w:before="0" w:beforeAutospacing="off" w:after="200" w:afterAutospacing="off"/>
+      </w:pPr>
+      <w:r>
+        <w:rPr>
+          <w:rFonts w:ascii="Cambria" w:hAnsi="Cambria" w:eastAsia="Cambria" w:cs="Cambria"/>
+          <w:b w:val="0"/>
+          <w:bCs w:val="0"/>
+          <w:i w:val="0"/>
+          <w:iCs w:val="0"/>
+          <w:caps w:val="0"/>
+          <w:smallCaps w:val="0"/>
+          <w:noProof w:val="0"/>
+          <w:color w:val="000000" w:themeColor="text1" w:themeTint="FF" w:themeShade="FF"/>
+          <w:sz w:val="22"/>
+          <w:szCs w:val="22"/>
+          <w:lang w:val="en-US"/>
+        </w:rPr>
+        <w:t>På serveren blev Remote Desktop aktiveret under systemindstillingerne. Der blev valgt: Allow remote connections to this computer.</w:t>
       </w:r>
     </w:p>
     <w:p>
       <w:pPr>
-        <w:spacing w:before="240" w:beforeAutospacing="off" w:after="240" w:afterAutospacing="off"/>
-        <w:rPr>
-          <w:rFonts w:ascii="Calibri" w:hAnsi="Calibri" w:eastAsia="Calibri" w:cs="Calibri"/>
-          <w:b w:val="0"/>
-          <w:bCs w:val="0"/>
-          <w:noProof w:val="0"/>
-          <w:sz w:val="22"/>
-          <w:szCs w:val="22"/>
-          <w:lang w:val="en-US"/>
-        </w:rPr>
-      </w:pPr>
-      <w:r>
-        <w:rPr>
-          <w:rFonts w:ascii="Calibri" w:hAnsi="Calibri" w:eastAsia="Calibri" w:cs="Calibri"/>
-          <w:b w:val="0"/>
-          <w:bCs w:val="0"/>
-          <w:noProof w:val="0"/>
-          <w:sz w:val="22"/>
-          <w:szCs w:val="22"/>
-          <w:lang w:val="en-US"/>
-        </w:rPr>
-        <w:t xml:space="preserve">Herefter blev kommandoen </w:t>
-      </w:r>
-      <w:r>
-        <w:rPr>
-          <w:rFonts w:ascii="Calibri" w:hAnsi="Calibri" w:eastAsia="Calibri" w:cs="Calibri"/>
-          <w:b w:val="0"/>
-          <w:bCs w:val="0"/>
-          <w:noProof w:val="0"/>
-          <w:sz w:val="22"/>
-          <w:szCs w:val="22"/>
-          <w:lang w:val="en-US"/>
-        </w:rPr>
-        <w:t>service password-encryption</w:t>
-      </w:r>
-      <w:r>
-        <w:rPr>
-          <w:rFonts w:ascii="Calibri" w:hAnsi="Calibri" w:eastAsia="Calibri" w:cs="Calibri"/>
-          <w:b w:val="0"/>
-          <w:bCs w:val="0"/>
-          <w:noProof w:val="0"/>
-          <w:sz w:val="22"/>
-          <w:szCs w:val="22"/>
-          <w:lang w:val="en-US"/>
-        </w:rPr>
-        <w:t xml:space="preserve"> aktiveret. Denne funktion sørger for, at alle lokale adgangskoder gemmes i krypteret form i konfigurationsfilen, så de ikke kan læses direkte.</w:t>
+        <w:shd w:val="clear" w:color="auto" w:fill="FFFFFF" w:themeFill="background1"/>
+        <w:spacing w:before="0" w:beforeAutospacing="off" w:after="200" w:afterAutospacing="off"/>
+      </w:pPr>
+      <w:r>
+        <w:rPr>
+          <w:rFonts w:ascii="Cambria" w:hAnsi="Cambria" w:eastAsia="Cambria" w:cs="Cambria"/>
+          <w:b w:val="0"/>
+          <w:bCs w:val="0"/>
+          <w:i w:val="0"/>
+          <w:iCs w:val="0"/>
+          <w:caps w:val="0"/>
+          <w:smallCaps w:val="0"/>
+          <w:noProof w:val="0"/>
+          <w:color w:val="000000" w:themeColor="text1" w:themeTint="FF" w:themeShade="FF"/>
+          <w:sz w:val="22"/>
+          <w:szCs w:val="22"/>
+          <w:lang w:val="en-US"/>
+        </w:rPr>
+        <w:t>Samtidig blev Network Level Authentication (NLA) beholdt som ekstra sikkerhed.</w:t>
       </w:r>
     </w:p>
     <w:p>
       <w:pPr>
-        <w:spacing w:before="240" w:beforeAutospacing="off" w:after="240" w:afterAutospacing="off"/>
-        <w:rPr>
-          <w:rFonts w:ascii="Calibri" w:hAnsi="Calibri" w:eastAsia="Calibri" w:cs="Calibri"/>
-          <w:b w:val="0"/>
-          <w:bCs w:val="0"/>
-          <w:noProof w:val="0"/>
-          <w:sz w:val="22"/>
-          <w:szCs w:val="22"/>
-          <w:lang w:val="en-US"/>
-        </w:rPr>
-      </w:pPr>
-      <w:r>
-        <w:rPr>
-          <w:rFonts w:ascii="Calibri" w:hAnsi="Calibri" w:eastAsia="Calibri" w:cs="Calibri"/>
-          <w:b w:val="0"/>
-          <w:bCs w:val="0"/>
-          <w:noProof w:val="0"/>
-          <w:sz w:val="22"/>
-          <w:szCs w:val="22"/>
-          <w:lang w:val="en-US"/>
-        </w:rPr>
-        <w:t>For at forhindre uautoriseret adgang blev der oprettet en lokal administratorbruger med brugernavn og adgangskode. Denne bruger blev senere anvendt til login via SSH.</w:t>
+        <w:shd w:val="clear" w:color="auto" w:fill="FFFFFF" w:themeFill="background1"/>
+        <w:spacing w:before="0" w:beforeAutospacing="off" w:after="200" w:afterAutospacing="off"/>
+      </w:pPr>
+      <w:r>
+        <w:rPr>
+          <w:rFonts w:ascii="Cambria" w:hAnsi="Cambria" w:eastAsia="Cambria" w:cs="Cambria"/>
+          <w:b w:val="0"/>
+          <w:bCs w:val="0"/>
+          <w:i w:val="0"/>
+          <w:iCs w:val="0"/>
+          <w:caps w:val="0"/>
+          <w:smallCaps w:val="0"/>
+          <w:noProof w:val="0"/>
+          <w:color w:val="000000" w:themeColor="text1" w:themeTint="FF" w:themeShade="FF"/>
+          <w:sz w:val="22"/>
+          <w:szCs w:val="22"/>
+          <w:lang w:val="en-US"/>
+        </w:rPr>
+        <w:t>Herefter blev det kontrolleret, hvilke brugere der havde rettighed til at logge på serveren via Remote Desktop Services.</w:t>
       </w:r>
     </w:p>
     <w:p>
       <w:pPr>
-        <w:spacing w:before="240" w:beforeAutospacing="off" w:after="240" w:afterAutospacing="off"/>
-        <w:rPr>
-          <w:rFonts w:ascii="Calibri" w:hAnsi="Calibri" w:eastAsia="Calibri" w:cs="Calibri"/>
-          <w:b w:val="0"/>
-          <w:bCs w:val="0"/>
-          <w:noProof w:val="0"/>
-          <w:sz w:val="22"/>
-          <w:szCs w:val="22"/>
-          <w:lang w:val="en-US"/>
-        </w:rPr>
-      </w:pPr>
-      <w:r>
-        <w:rPr>
-          <w:rFonts w:ascii="Calibri" w:hAnsi="Calibri" w:eastAsia="Calibri" w:cs="Calibri"/>
-          <w:b w:val="0"/>
-          <w:bCs w:val="0"/>
-          <w:noProof w:val="0"/>
-          <w:sz w:val="22"/>
-          <w:szCs w:val="22"/>
-          <w:lang w:val="en-US"/>
-        </w:rPr>
-        <w:t xml:space="preserve">Efter oprettelsen af hostname og domænenavn blev RSA-nøgler genereret med en nøglestørrelse på </w:t>
-      </w:r>
-      <w:r>
-        <w:rPr>
-          <w:rFonts w:ascii="Calibri" w:hAnsi="Calibri" w:eastAsia="Calibri" w:cs="Calibri"/>
-          <w:b w:val="0"/>
-          <w:bCs w:val="0"/>
-          <w:noProof w:val="0"/>
-          <w:sz w:val="22"/>
-          <w:szCs w:val="22"/>
-          <w:lang w:val="en-US"/>
-        </w:rPr>
-        <w:t>1024 bit</w:t>
-      </w:r>
-      <w:r>
-        <w:rPr>
-          <w:rFonts w:ascii="Calibri" w:hAnsi="Calibri" w:eastAsia="Calibri" w:cs="Calibri"/>
-          <w:b w:val="0"/>
-          <w:bCs w:val="0"/>
-          <w:noProof w:val="0"/>
-          <w:sz w:val="22"/>
-          <w:szCs w:val="22"/>
-          <w:lang w:val="en-US"/>
-        </w:rPr>
-        <w:t>. RSA-nøglerne bruges til at kryptere kommunikationen mellem administratorens computer og routeren.</w:t>
-      </w:r>
-    </w:p>
-    <w:p>
-      <w:pPr>
-        <w:spacing w:before="240" w:beforeAutospacing="off" w:after="240" w:afterAutospacing="off"/>
-        <w:rPr>
-          <w:rFonts w:ascii="Calibri" w:hAnsi="Calibri" w:eastAsia="Calibri" w:cs="Calibri"/>
-          <w:b w:val="0"/>
-          <w:bCs w:val="0"/>
-          <w:noProof w:val="0"/>
-          <w:sz w:val="22"/>
-          <w:szCs w:val="22"/>
-          <w:lang w:val="en-US"/>
-        </w:rPr>
-      </w:pPr>
-      <w:r>
-        <w:rPr>
-          <w:rFonts w:ascii="Calibri" w:hAnsi="Calibri" w:eastAsia="Calibri" w:cs="Calibri"/>
-          <w:b w:val="0"/>
-          <w:bCs w:val="0"/>
-          <w:noProof w:val="0"/>
-          <w:sz w:val="22"/>
-          <w:szCs w:val="22"/>
-          <w:lang w:val="en-US"/>
-        </w:rPr>
-        <w:t xml:space="preserve">Derefter blev </w:t>
-      </w:r>
-      <w:r>
-        <w:rPr>
-          <w:rFonts w:ascii="Calibri" w:hAnsi="Calibri" w:eastAsia="Calibri" w:cs="Calibri"/>
-          <w:b w:val="0"/>
-          <w:bCs w:val="0"/>
-          <w:noProof w:val="0"/>
-          <w:sz w:val="22"/>
-          <w:szCs w:val="22"/>
-          <w:lang w:val="en-US"/>
-        </w:rPr>
-        <w:t>SSH version 2</w:t>
-      </w:r>
-      <w:r>
-        <w:rPr>
-          <w:rFonts w:ascii="Calibri" w:hAnsi="Calibri" w:eastAsia="Calibri" w:cs="Calibri"/>
-          <w:b w:val="0"/>
-          <w:bCs w:val="0"/>
-          <w:noProof w:val="0"/>
-          <w:sz w:val="22"/>
-          <w:szCs w:val="22"/>
-          <w:lang w:val="en-US"/>
-        </w:rPr>
-        <w:t xml:space="preserve"> aktiveret, da denne version er mere sikker end SSH version 1 og anbefales af Cisco.</w:t>
-      </w:r>
-    </w:p>
-    <w:p>
-      <w:pPr>
-        <w:spacing w:before="240" w:beforeAutospacing="off" w:after="240" w:afterAutospacing="off"/>
-        <w:rPr>
-          <w:rFonts w:ascii="Calibri" w:hAnsi="Calibri" w:eastAsia="Calibri" w:cs="Calibri"/>
-          <w:b w:val="0"/>
-          <w:bCs w:val="0"/>
-          <w:noProof w:val="0"/>
-          <w:sz w:val="22"/>
-          <w:szCs w:val="22"/>
-          <w:lang w:val="en-US"/>
-        </w:rPr>
-      </w:pPr>
-      <w:r>
-        <w:rPr>
-          <w:rFonts w:ascii="Calibri" w:hAnsi="Calibri" w:eastAsia="Calibri" w:cs="Calibri"/>
-          <w:b w:val="0"/>
-          <w:bCs w:val="0"/>
-          <w:noProof w:val="0"/>
-          <w:sz w:val="22"/>
-          <w:szCs w:val="22"/>
-          <w:lang w:val="en-US"/>
-        </w:rPr>
-        <w:t xml:space="preserve">For VTY-linjerne blev loginmetoden ændret til </w:t>
-      </w:r>
-      <w:r>
-        <w:rPr>
-          <w:rFonts w:ascii="Calibri" w:hAnsi="Calibri" w:eastAsia="Calibri" w:cs="Calibri"/>
-          <w:b w:val="0"/>
-          <w:bCs w:val="0"/>
-          <w:noProof w:val="0"/>
-          <w:sz w:val="22"/>
-          <w:szCs w:val="22"/>
-          <w:lang w:val="en-US"/>
-        </w:rPr>
-        <w:t>login local</w:t>
-      </w:r>
-      <w:r>
-        <w:rPr>
-          <w:rFonts w:ascii="Calibri" w:hAnsi="Calibri" w:eastAsia="Calibri" w:cs="Calibri"/>
-          <w:b w:val="0"/>
-          <w:bCs w:val="0"/>
-          <w:noProof w:val="0"/>
-          <w:sz w:val="22"/>
-          <w:szCs w:val="22"/>
-          <w:lang w:val="en-US"/>
-        </w:rPr>
-        <w:t xml:space="preserve">, hvilket betyder, at routeren anvender de lokale brugerkonti til autentificering. Samtidig blev </w:t>
-      </w:r>
-      <w:r>
-        <w:rPr>
-          <w:rFonts w:ascii="Calibri" w:hAnsi="Calibri" w:eastAsia="Calibri" w:cs="Calibri"/>
-          <w:b w:val="0"/>
-          <w:bCs w:val="0"/>
-          <w:noProof w:val="0"/>
-          <w:sz w:val="22"/>
-          <w:szCs w:val="22"/>
-          <w:lang w:val="en-US"/>
-        </w:rPr>
-        <w:t>transport input ssh</w:t>
-      </w:r>
-      <w:r>
-        <w:rPr>
-          <w:rFonts w:ascii="Calibri" w:hAnsi="Calibri" w:eastAsia="Calibri" w:cs="Calibri"/>
-          <w:b w:val="0"/>
-          <w:bCs w:val="0"/>
-          <w:noProof w:val="0"/>
-          <w:sz w:val="22"/>
-          <w:szCs w:val="22"/>
-          <w:lang w:val="en-US"/>
-        </w:rPr>
-        <w:t xml:space="preserve"> konfigureret, så Telnet blev deaktiveret og kun SSH-forbindelser blev accepteret.</w:t>
-      </w:r>
-    </w:p>
-    <w:p>
-      <w:pPr>
-        <w:spacing w:before="240" w:beforeAutospacing="off" w:after="240" w:afterAutospacing="off"/>
-        <w:rPr>
-          <w:rFonts w:ascii="Calibri" w:hAnsi="Calibri" w:eastAsia="Calibri" w:cs="Calibri"/>
-          <w:b w:val="0"/>
-          <w:bCs w:val="0"/>
-          <w:noProof w:val="0"/>
-          <w:sz w:val="22"/>
-          <w:szCs w:val="22"/>
-          <w:lang w:val="en-US"/>
-        </w:rPr>
-      </w:pPr>
-      <w:r>
-        <w:rPr>
-          <w:rFonts w:ascii="Calibri" w:hAnsi="Calibri" w:eastAsia="Calibri" w:cs="Calibri"/>
-          <w:b w:val="0"/>
-          <w:bCs w:val="0"/>
-          <w:noProof w:val="0"/>
-          <w:sz w:val="22"/>
-          <w:szCs w:val="22"/>
-          <w:lang w:val="en-US"/>
-        </w:rPr>
-        <w:t xml:space="preserve">Der blev også oprettet et </w:t>
-      </w:r>
-      <w:r>
-        <w:rPr>
-          <w:rFonts w:ascii="Calibri" w:hAnsi="Calibri" w:eastAsia="Calibri" w:cs="Calibri"/>
-          <w:b w:val="0"/>
-          <w:bCs w:val="0"/>
-          <w:noProof w:val="0"/>
-          <w:sz w:val="22"/>
-          <w:szCs w:val="22"/>
-          <w:lang w:val="en-US"/>
-        </w:rPr>
-        <w:t>MOTD-banner (Message of the Day)</w:t>
-      </w:r>
-      <w:r>
-        <w:rPr>
-          <w:rFonts w:ascii="Calibri" w:hAnsi="Calibri" w:eastAsia="Calibri" w:cs="Calibri"/>
-          <w:b w:val="0"/>
-          <w:bCs w:val="0"/>
-          <w:noProof w:val="0"/>
-          <w:sz w:val="22"/>
-          <w:szCs w:val="22"/>
-          <w:lang w:val="en-US"/>
-        </w:rPr>
-        <w:t>. Banneret fungerer som en advarsel til brugere og informerer om, at uautoriseret adgang ikke er tilladt.</w:t>
-      </w:r>
-    </w:p>
-    <w:p>
-      <w:pPr>
-        <w:spacing w:before="240" w:beforeAutospacing="off" w:after="240" w:afterAutospacing="off"/>
-        <w:rPr>
-          <w:rFonts w:ascii="Calibri" w:hAnsi="Calibri" w:eastAsia="Calibri" w:cs="Calibri"/>
-          <w:b w:val="0"/>
-          <w:bCs w:val="0"/>
-          <w:noProof w:val="0"/>
-          <w:sz w:val="22"/>
-          <w:szCs w:val="22"/>
-          <w:lang w:val="en-US"/>
-        </w:rPr>
-      </w:pPr>
-      <w:r>
-        <w:rPr>
-          <w:rFonts w:ascii="Calibri" w:hAnsi="Calibri" w:eastAsia="Calibri" w:cs="Calibri"/>
-          <w:b w:val="0"/>
-          <w:bCs w:val="0"/>
-          <w:noProof w:val="0"/>
-          <w:sz w:val="22"/>
-          <w:szCs w:val="22"/>
-          <w:lang w:val="en-US"/>
-        </w:rPr>
-        <w:t xml:space="preserve">Efter den grundlæggende sikkerhedskonfiguration blev routerens netværksinterfaces konfigureret. LAN-interfacet fik den statiske IP-adresse </w:t>
-      </w:r>
-      <w:r>
-        <w:rPr>
-          <w:rFonts w:ascii="Calibri" w:hAnsi="Calibri" w:eastAsia="Calibri" w:cs="Calibri"/>
-          <w:b w:val="0"/>
-          <w:bCs w:val="0"/>
-          <w:noProof w:val="0"/>
-          <w:sz w:val="22"/>
-          <w:szCs w:val="22"/>
-          <w:lang w:val="en-US"/>
-        </w:rPr>
-        <w:t>192.168.10.1/24</w:t>
-      </w:r>
-      <w:r>
-        <w:rPr>
-          <w:rFonts w:ascii="Calibri" w:hAnsi="Calibri" w:eastAsia="Calibri" w:cs="Calibri"/>
-          <w:b w:val="0"/>
-          <w:bCs w:val="0"/>
-          <w:noProof w:val="0"/>
-          <w:sz w:val="22"/>
-          <w:szCs w:val="22"/>
-          <w:lang w:val="en-US"/>
-        </w:rPr>
-        <w:t>, mens WAN-interfacet blev konfigureret til automatisk at modtage en IP-adresse fra modemmet via DHCP.</w:t>
-      </w:r>
-    </w:p>
-    <w:p>
-      <w:pPr>
-        <w:spacing w:before="240" w:beforeAutospacing="off" w:after="240" w:afterAutospacing="off"/>
-        <w:rPr>
-          <w:rFonts w:ascii="Calibri" w:hAnsi="Calibri" w:eastAsia="Calibri" w:cs="Calibri"/>
-          <w:b w:val="0"/>
-          <w:bCs w:val="0"/>
-          <w:noProof w:val="0"/>
-          <w:sz w:val="22"/>
-          <w:szCs w:val="22"/>
-          <w:lang w:val="en-US"/>
-        </w:rPr>
-      </w:pPr>
-      <w:r>
-        <w:rPr>
-          <w:rFonts w:ascii="Calibri" w:hAnsi="Calibri" w:eastAsia="Calibri" w:cs="Calibri"/>
-          <w:b w:val="0"/>
-          <w:bCs w:val="0"/>
-          <w:noProof w:val="0"/>
-          <w:sz w:val="22"/>
-          <w:szCs w:val="22"/>
-          <w:lang w:val="en-US"/>
-        </w:rPr>
-        <w:t xml:space="preserve">For at give klienterne adgang til internettet blev </w:t>
-      </w:r>
-      <w:r>
-        <w:rPr>
-          <w:rFonts w:ascii="Calibri" w:hAnsi="Calibri" w:eastAsia="Calibri" w:cs="Calibri"/>
-          <w:b w:val="0"/>
-          <w:bCs w:val="0"/>
-          <w:noProof w:val="0"/>
-          <w:sz w:val="22"/>
-          <w:szCs w:val="22"/>
-          <w:lang w:val="en-US"/>
-        </w:rPr>
-        <w:t>NAT/PAT</w:t>
-      </w:r>
-      <w:r>
-        <w:rPr>
-          <w:rFonts w:ascii="Calibri" w:hAnsi="Calibri" w:eastAsia="Calibri" w:cs="Calibri"/>
-          <w:b w:val="0"/>
-          <w:bCs w:val="0"/>
-          <w:noProof w:val="0"/>
-          <w:sz w:val="22"/>
-          <w:szCs w:val="22"/>
-          <w:lang w:val="en-US"/>
-        </w:rPr>
-        <w:t xml:space="preserve"> konfigureret. LAN-interfacet blev markeret som </w:t>
-      </w:r>
-      <w:r>
-        <w:rPr>
-          <w:rFonts w:ascii="Calibri" w:hAnsi="Calibri" w:eastAsia="Calibri" w:cs="Calibri"/>
-          <w:b w:val="0"/>
-          <w:bCs w:val="0"/>
-          <w:noProof w:val="0"/>
-          <w:sz w:val="22"/>
-          <w:szCs w:val="22"/>
-          <w:lang w:val="en-US"/>
-        </w:rPr>
-        <w:t>ip nat inside</w:t>
-      </w:r>
-      <w:r>
-        <w:rPr>
-          <w:rFonts w:ascii="Calibri" w:hAnsi="Calibri" w:eastAsia="Calibri" w:cs="Calibri"/>
-          <w:b w:val="0"/>
-          <w:bCs w:val="0"/>
-          <w:noProof w:val="0"/>
-          <w:sz w:val="22"/>
-          <w:szCs w:val="22"/>
-          <w:lang w:val="en-US"/>
-        </w:rPr>
-        <w:t xml:space="preserve">, WAN-interfacet som </w:t>
-      </w:r>
-      <w:r>
-        <w:rPr>
-          <w:rFonts w:ascii="Calibri" w:hAnsi="Calibri" w:eastAsia="Calibri" w:cs="Calibri"/>
-          <w:b w:val="0"/>
-          <w:bCs w:val="0"/>
-          <w:noProof w:val="0"/>
-          <w:sz w:val="22"/>
-          <w:szCs w:val="22"/>
-          <w:lang w:val="en-US"/>
-        </w:rPr>
-        <w:t>ip nat outside</w:t>
-      </w:r>
-      <w:r>
-        <w:rPr>
-          <w:rFonts w:ascii="Calibri" w:hAnsi="Calibri" w:eastAsia="Calibri" w:cs="Calibri"/>
-          <w:b w:val="0"/>
-          <w:bCs w:val="0"/>
-          <w:noProof w:val="0"/>
-          <w:sz w:val="22"/>
-          <w:szCs w:val="22"/>
-          <w:lang w:val="en-US"/>
-        </w:rPr>
-        <w:t xml:space="preserve">, og der blev oprettet en Access Control List for netværket </w:t>
-      </w:r>
-      <w:r>
-        <w:rPr>
-          <w:rFonts w:ascii="Calibri" w:hAnsi="Calibri" w:eastAsia="Calibri" w:cs="Calibri"/>
-          <w:b w:val="0"/>
-          <w:bCs w:val="0"/>
-          <w:noProof w:val="0"/>
-          <w:sz w:val="22"/>
-          <w:szCs w:val="22"/>
-          <w:lang w:val="en-US"/>
-        </w:rPr>
-        <w:t>192.168.10.0/24</w:t>
-      </w:r>
-      <w:r>
-        <w:rPr>
-          <w:rFonts w:ascii="Calibri" w:hAnsi="Calibri" w:eastAsia="Calibri" w:cs="Calibri"/>
-          <w:b w:val="0"/>
-          <w:bCs w:val="0"/>
-          <w:noProof w:val="0"/>
-          <w:sz w:val="22"/>
-          <w:szCs w:val="22"/>
-          <w:lang w:val="en-US"/>
-        </w:rPr>
-        <w:t>. Derefter blev NAT Overload aktiveret, så alle interne klienter kunne dele den samme offentlige IP-adresse.</w:t>
-      </w:r>
-    </w:p>
-    <w:p>
-      <w:pPr>
-        <w:spacing w:before="240" w:beforeAutospacing="off" w:after="240" w:afterAutospacing="off"/>
-        <w:rPr>
-          <w:rFonts w:ascii="Calibri" w:hAnsi="Calibri" w:eastAsia="Calibri" w:cs="Calibri"/>
-          <w:b w:val="0"/>
-          <w:bCs w:val="0"/>
-          <w:noProof w:val="0"/>
-          <w:sz w:val="22"/>
-          <w:szCs w:val="22"/>
-          <w:lang w:val="en-US"/>
-        </w:rPr>
-      </w:pPr>
-      <w:r>
-        <w:rPr>
-          <w:rFonts w:ascii="Calibri" w:hAnsi="Calibri" w:eastAsia="Calibri" w:cs="Calibri"/>
-          <w:b w:val="0"/>
-          <w:bCs w:val="0"/>
-          <w:noProof w:val="0"/>
-          <w:sz w:val="22"/>
-          <w:szCs w:val="22"/>
-          <w:lang w:val="en-US"/>
-        </w:rPr>
-        <w:t xml:space="preserve">Til sidst blev routerens konfiguration gemt permanent med kommandoen </w:t>
-      </w:r>
-      <w:r>
-        <w:rPr>
-          <w:rFonts w:ascii="Calibri" w:hAnsi="Calibri" w:eastAsia="Calibri" w:cs="Calibri"/>
-          <w:b w:val="0"/>
-          <w:bCs w:val="0"/>
-          <w:noProof w:val="0"/>
-          <w:sz w:val="22"/>
-          <w:szCs w:val="22"/>
-          <w:lang w:val="en-US"/>
-        </w:rPr>
-        <w:t>copy running-config startup-config</w:t>
-      </w:r>
-      <w:r>
-        <w:rPr>
-          <w:rFonts w:ascii="Calibri" w:hAnsi="Calibri" w:eastAsia="Calibri" w:cs="Calibri"/>
-          <w:b w:val="0"/>
-          <w:bCs w:val="0"/>
-          <w:noProof w:val="0"/>
-          <w:sz w:val="22"/>
-          <w:szCs w:val="22"/>
-          <w:lang w:val="en-US"/>
-        </w:rPr>
-        <w:t>, så alle ændringer blev bevaret efter en genstart.</w:t>
-      </w:r>
-    </w:p>
-    <w:p>
-      <w:pPr>
-        <w:pStyle w:val="Normal"/>
-        <w:rPr>
-          <w:b w:val="0"/>
-          <w:bCs w:val="0"/>
-        </w:rPr>
-      </w:pPr>
-    </w:p>
-    <w:p>
-      <w:pPr>
-        <w:pStyle w:val="Normal"/>
-        <w:rPr>
-          <w:b w:val="0"/>
-          <w:bCs w:val="0"/>
-        </w:rPr>
-      </w:pPr>
-    </w:p>
-    <w:p xmlns:wp14="http://schemas.microsoft.com/office/word/2010/wordml" wp14:textId="77777777">
-      <w:pPr>
-        <w:pStyle w:val="Heading2"/>
         <w:rPr>
           <w:b w:val="0"/>
           <w:bCs w:val="0"/>
           <w:u w:val="none"/>
         </w:rPr>
       </w:pPr>
-      <w:r>
-        <w:rPr>
-          <w:b w:val="0"/>
-          <w:bCs w:val="0"/>
-          <w:u w:val="none"/>
-        </w:rPr>
-        <w:t>4.11 Switch konfiguration</w:t>
-      </w:r>
-    </w:p>
-    <w:p xmlns:wp14="http://schemas.microsoft.com/office/word/2010/wordml" wp14:textId="2C06FBEE">
-      <w:pPr>
-        <w:spacing w:before="240" w:beforeAutospacing="off" w:after="240" w:afterAutospacing="off"/>
-        <w:rPr>
-          <w:rFonts w:ascii="Calibri" w:hAnsi="Calibri" w:eastAsia="Calibri" w:cs="Calibri"/>
-          <w:b w:val="0"/>
-          <w:bCs w:val="0"/>
-          <w:noProof w:val="0"/>
-          <w:sz w:val="22"/>
-          <w:szCs w:val="22"/>
-          <w:lang w:val="en-US"/>
-        </w:rPr>
-      </w:pPr>
-      <w:r>
-        <w:rPr>
-          <w:rFonts w:ascii="Calibri" w:hAnsi="Calibri" w:eastAsia="Calibri" w:cs="Calibri"/>
-          <w:b w:val="0"/>
-          <w:bCs w:val="0"/>
-          <w:noProof w:val="0"/>
-          <w:sz w:val="22"/>
-          <w:szCs w:val="22"/>
-          <w:lang w:val="en-US"/>
-        </w:rPr>
-        <w:t>Switchen blev ligeledes forbundet til computeren via konsolkabel og konfigureret gennem Tera Term. Efter login blev der skiftet til privileged mode og derefter til global configuration mode.</w:t>
-      </w:r>
-    </w:p>
-    <w:p xmlns:wp14="http://schemas.microsoft.com/office/word/2010/wordml" wp14:textId="4DD3D162">
-      <w:pPr>
-        <w:spacing w:before="240" w:beforeAutospacing="off" w:after="240" w:afterAutospacing="off"/>
-        <w:rPr>
-          <w:rFonts w:ascii="Calibri" w:hAnsi="Calibri" w:eastAsia="Calibri" w:cs="Calibri"/>
-          <w:b w:val="0"/>
-          <w:bCs w:val="0"/>
-          <w:noProof w:val="0"/>
-          <w:sz w:val="22"/>
-          <w:szCs w:val="22"/>
-          <w:lang w:val="en-US"/>
-        </w:rPr>
-      </w:pPr>
-      <w:r>
-        <w:rPr>
-          <w:rFonts w:ascii="Calibri" w:hAnsi="Calibri" w:eastAsia="Calibri" w:cs="Calibri"/>
-          <w:b w:val="0"/>
-          <w:bCs w:val="0"/>
-          <w:noProof w:val="0"/>
-          <w:sz w:val="22"/>
-          <w:szCs w:val="22"/>
-          <w:lang w:val="en-US"/>
-        </w:rPr>
-        <w:t xml:space="preserve">Som det første blev switchens hostname ændret til </w:t>
-      </w:r>
-      <w:r>
-        <w:rPr>
-          <w:rFonts w:ascii="Calibri" w:hAnsi="Calibri" w:eastAsia="Calibri" w:cs="Calibri"/>
-          <w:b w:val="0"/>
-          <w:bCs w:val="0"/>
-          <w:noProof w:val="0"/>
-          <w:sz w:val="22"/>
-          <w:szCs w:val="22"/>
-          <w:lang w:val="en-US"/>
-        </w:rPr>
-        <w:t>SW-01</w:t>
-      </w:r>
-      <w:r>
-        <w:rPr>
-          <w:rFonts w:ascii="Calibri" w:hAnsi="Calibri" w:eastAsia="Calibri" w:cs="Calibri"/>
-          <w:b w:val="0"/>
-          <w:bCs w:val="0"/>
-          <w:noProof w:val="0"/>
-          <w:sz w:val="22"/>
-          <w:szCs w:val="22"/>
-          <w:lang w:val="en-US"/>
-        </w:rPr>
-        <w:t>, så den let kunne identificeres i netværket.</w:t>
-      </w:r>
-    </w:p>
-    <w:p xmlns:wp14="http://schemas.microsoft.com/office/word/2010/wordml" wp14:textId="1FCFF7CB">
-      <w:pPr>
-        <w:spacing w:before="240" w:beforeAutospacing="off" w:after="240" w:afterAutospacing="off"/>
-        <w:rPr>
-          <w:rFonts w:ascii="Calibri" w:hAnsi="Calibri" w:eastAsia="Calibri" w:cs="Calibri"/>
-          <w:b w:val="0"/>
-          <w:bCs w:val="0"/>
-          <w:noProof w:val="0"/>
-          <w:sz w:val="22"/>
-          <w:szCs w:val="22"/>
-          <w:lang w:val="en-US"/>
-        </w:rPr>
-      </w:pPr>
-      <w:r>
-        <w:rPr>
-          <w:rFonts w:ascii="Calibri" w:hAnsi="Calibri" w:eastAsia="Calibri" w:cs="Calibri"/>
-          <w:b w:val="0"/>
-          <w:bCs w:val="0"/>
-          <w:noProof w:val="0"/>
-          <w:sz w:val="22"/>
-          <w:szCs w:val="22"/>
-          <w:lang w:val="en-US"/>
-        </w:rPr>
-        <w:t xml:space="preserve">For at kunne administrere switchen via netværket blev der konfigureret en </w:t>
-      </w:r>
-      <w:r>
-        <w:rPr>
-          <w:rFonts w:ascii="Calibri" w:hAnsi="Calibri" w:eastAsia="Calibri" w:cs="Calibri"/>
-          <w:b w:val="0"/>
-          <w:bCs w:val="0"/>
-          <w:noProof w:val="0"/>
-          <w:sz w:val="22"/>
-          <w:szCs w:val="22"/>
-          <w:lang w:val="en-US"/>
-        </w:rPr>
-        <w:t>Management Interface</w:t>
-      </w:r>
-      <w:r>
-        <w:rPr>
-          <w:rFonts w:ascii="Calibri" w:hAnsi="Calibri" w:eastAsia="Calibri" w:cs="Calibri"/>
-          <w:b w:val="0"/>
-          <w:bCs w:val="0"/>
-          <w:noProof w:val="0"/>
-          <w:sz w:val="22"/>
-          <w:szCs w:val="22"/>
-          <w:lang w:val="en-US"/>
-        </w:rPr>
-        <w:t xml:space="preserve"> på </w:t>
-      </w:r>
-      <w:r>
-        <w:rPr>
-          <w:rFonts w:ascii="Calibri" w:hAnsi="Calibri" w:eastAsia="Calibri" w:cs="Calibri"/>
-          <w:b w:val="0"/>
-          <w:bCs w:val="0"/>
-          <w:noProof w:val="0"/>
-          <w:sz w:val="22"/>
-          <w:szCs w:val="22"/>
-          <w:lang w:val="en-US"/>
-        </w:rPr>
-        <w:t>VLAN 1</w:t>
-      </w:r>
-      <w:r>
-        <w:rPr>
-          <w:rFonts w:ascii="Calibri" w:hAnsi="Calibri" w:eastAsia="Calibri" w:cs="Calibri"/>
-          <w:b w:val="0"/>
-          <w:bCs w:val="0"/>
-          <w:noProof w:val="0"/>
-          <w:sz w:val="22"/>
-          <w:szCs w:val="22"/>
-          <w:lang w:val="en-US"/>
-        </w:rPr>
-        <w:t xml:space="preserve">. Interfacet fik IP-adressen </w:t>
-      </w:r>
-      <w:r>
-        <w:rPr>
-          <w:rFonts w:ascii="Calibri" w:hAnsi="Calibri" w:eastAsia="Calibri" w:cs="Calibri"/>
-          <w:b w:val="0"/>
-          <w:bCs w:val="0"/>
-          <w:noProof w:val="0"/>
-          <w:sz w:val="22"/>
-          <w:szCs w:val="22"/>
-          <w:lang w:val="en-US"/>
-        </w:rPr>
-        <w:t>192.168.10.2/24</w:t>
-      </w:r>
-      <w:r>
-        <w:rPr>
-          <w:rFonts w:ascii="Calibri" w:hAnsi="Calibri" w:eastAsia="Calibri" w:cs="Calibri"/>
-          <w:b w:val="0"/>
-          <w:bCs w:val="0"/>
-          <w:noProof w:val="0"/>
-          <w:sz w:val="22"/>
-          <w:szCs w:val="22"/>
-          <w:lang w:val="en-US"/>
-        </w:rPr>
-        <w:t xml:space="preserve">, og default gateway blev sat til routerens IP-adresse </w:t>
-      </w:r>
-      <w:r>
-        <w:rPr>
-          <w:rFonts w:ascii="Calibri" w:hAnsi="Calibri" w:eastAsia="Calibri" w:cs="Calibri"/>
-          <w:b w:val="0"/>
-          <w:bCs w:val="0"/>
-          <w:noProof w:val="0"/>
-          <w:sz w:val="22"/>
-          <w:szCs w:val="22"/>
-          <w:lang w:val="en-US"/>
-        </w:rPr>
-        <w:t>192.168.10.1</w:t>
-      </w:r>
-      <w:r>
-        <w:rPr>
-          <w:rFonts w:ascii="Calibri" w:hAnsi="Calibri" w:eastAsia="Calibri" w:cs="Calibri"/>
-          <w:b w:val="0"/>
-          <w:bCs w:val="0"/>
-          <w:noProof w:val="0"/>
-          <w:sz w:val="22"/>
-          <w:szCs w:val="22"/>
-          <w:lang w:val="en-US"/>
-        </w:rPr>
-        <w:t>.</w:t>
-      </w:r>
-    </w:p>
-    <w:p xmlns:wp14="http://schemas.microsoft.com/office/word/2010/wordml" wp14:textId="2E5122B2">
-      <w:pPr>
-        <w:spacing w:before="240" w:beforeAutospacing="off" w:after="240" w:afterAutospacing="off"/>
-        <w:rPr>
-          <w:rFonts w:ascii="Calibri" w:hAnsi="Calibri" w:eastAsia="Calibri" w:cs="Calibri"/>
-          <w:b w:val="0"/>
-          <w:bCs w:val="0"/>
-          <w:noProof w:val="0"/>
-          <w:sz w:val="22"/>
-          <w:szCs w:val="22"/>
-          <w:lang w:val="en-US"/>
-        </w:rPr>
-      </w:pPr>
-      <w:r>
-        <w:rPr>
-          <w:rFonts w:ascii="Calibri" w:hAnsi="Calibri" w:eastAsia="Calibri" w:cs="Calibri"/>
-          <w:b w:val="0"/>
-          <w:bCs w:val="0"/>
-          <w:noProof w:val="0"/>
-          <w:sz w:val="22"/>
-          <w:szCs w:val="22"/>
-          <w:lang w:val="en-US"/>
-        </w:rPr>
-        <w:t xml:space="preserve">For at øge sikkerheden blev der konfigureret en </w:t>
-      </w:r>
-      <w:r>
-        <w:rPr>
-          <w:rFonts w:ascii="Calibri" w:hAnsi="Calibri" w:eastAsia="Calibri" w:cs="Calibri"/>
-          <w:b w:val="0"/>
-          <w:bCs w:val="0"/>
-          <w:noProof w:val="0"/>
-          <w:sz w:val="22"/>
-          <w:szCs w:val="22"/>
-          <w:lang w:val="en-US"/>
-        </w:rPr>
-        <w:t>Enable Secret</w:t>
-      </w:r>
-      <w:r>
-        <w:rPr>
-          <w:rFonts w:ascii="Calibri" w:hAnsi="Calibri" w:eastAsia="Calibri" w:cs="Calibri"/>
-          <w:b w:val="0"/>
-          <w:bCs w:val="0"/>
-          <w:noProof w:val="0"/>
-          <w:sz w:val="22"/>
-          <w:szCs w:val="22"/>
-          <w:lang w:val="en-US"/>
-        </w:rPr>
-        <w:t xml:space="preserve">-adgangskode samt aktiveret </w:t>
-      </w:r>
-      <w:r>
-        <w:rPr>
-          <w:rFonts w:ascii="Calibri" w:hAnsi="Calibri" w:eastAsia="Calibri" w:cs="Calibri"/>
-          <w:b w:val="0"/>
-          <w:bCs w:val="0"/>
-          <w:noProof w:val="0"/>
-          <w:sz w:val="22"/>
-          <w:szCs w:val="22"/>
-          <w:lang w:val="en-US"/>
-        </w:rPr>
-        <w:t>service password-encryption</w:t>
-      </w:r>
-      <w:r>
-        <w:rPr>
-          <w:rFonts w:ascii="Calibri" w:hAnsi="Calibri" w:eastAsia="Calibri" w:cs="Calibri"/>
-          <w:b w:val="0"/>
-          <w:bCs w:val="0"/>
-          <w:noProof w:val="0"/>
-          <w:sz w:val="22"/>
-          <w:szCs w:val="22"/>
-          <w:lang w:val="en-US"/>
-        </w:rPr>
-        <w:t>, så alle adgangskoder blev gemt i krypteret form.</w:t>
-      </w:r>
-    </w:p>
-    <w:p xmlns:wp14="http://schemas.microsoft.com/office/word/2010/wordml" wp14:textId="1865ABE5">
-      <w:pPr>
-        <w:spacing w:before="240" w:beforeAutospacing="off" w:after="240" w:afterAutospacing="off"/>
-        <w:rPr>
-          <w:rFonts w:ascii="Calibri" w:hAnsi="Calibri" w:eastAsia="Calibri" w:cs="Calibri"/>
-          <w:b w:val="0"/>
-          <w:bCs w:val="0"/>
-          <w:noProof w:val="0"/>
-          <w:sz w:val="22"/>
-          <w:szCs w:val="22"/>
-          <w:lang w:val="en-US"/>
-        </w:rPr>
-      </w:pPr>
-      <w:r>
-        <w:rPr>
-          <w:rFonts w:ascii="Calibri" w:hAnsi="Calibri" w:eastAsia="Calibri" w:cs="Calibri"/>
-          <w:b w:val="0"/>
-          <w:bCs w:val="0"/>
-          <w:noProof w:val="0"/>
-          <w:sz w:val="22"/>
-          <w:szCs w:val="22"/>
-          <w:lang w:val="en-US"/>
-        </w:rPr>
-        <w:t>Der blev oprettet en lokal administratorbruger, som senere blev anvendt til login via SSH.</w:t>
-      </w:r>
-    </w:p>
-    <w:p xmlns:wp14="http://schemas.microsoft.com/office/word/2010/wordml" wp14:textId="47CC9282">
-      <w:pPr>
-        <w:spacing w:before="240" w:beforeAutospacing="off" w:after="240" w:afterAutospacing="off"/>
-        <w:rPr>
-          <w:rFonts w:ascii="Calibri" w:hAnsi="Calibri" w:eastAsia="Calibri" w:cs="Calibri"/>
-          <w:b w:val="0"/>
-          <w:bCs w:val="0"/>
-          <w:noProof w:val="0"/>
-          <w:sz w:val="22"/>
-          <w:szCs w:val="22"/>
-          <w:lang w:val="en-US"/>
-        </w:rPr>
-      </w:pPr>
-      <w:r>
-        <w:rPr>
-          <w:rFonts w:ascii="Calibri" w:hAnsi="Calibri" w:eastAsia="Calibri" w:cs="Calibri"/>
-          <w:b w:val="0"/>
-          <w:bCs w:val="0"/>
-          <w:noProof w:val="0"/>
-          <w:sz w:val="22"/>
-          <w:szCs w:val="22"/>
-          <w:lang w:val="en-US"/>
-        </w:rPr>
-        <w:t xml:space="preserve">Domænenavnet </w:t>
-      </w:r>
-      <w:r>
-        <w:rPr>
-          <w:rFonts w:ascii="Calibri" w:hAnsi="Calibri" w:eastAsia="Calibri" w:cs="Calibri"/>
-          <w:b w:val="0"/>
-          <w:bCs w:val="0"/>
-          <w:noProof w:val="0"/>
-          <w:sz w:val="22"/>
-          <w:szCs w:val="22"/>
-          <w:lang w:val="en-US"/>
-        </w:rPr>
-        <w:t>novatech.local</w:t>
-      </w:r>
-      <w:r>
-        <w:rPr>
-          <w:rFonts w:ascii="Calibri" w:hAnsi="Calibri" w:eastAsia="Calibri" w:cs="Calibri"/>
-          <w:b w:val="0"/>
-          <w:bCs w:val="0"/>
-          <w:noProof w:val="0"/>
-          <w:sz w:val="22"/>
-          <w:szCs w:val="22"/>
-          <w:lang w:val="en-US"/>
-        </w:rPr>
-        <w:t xml:space="preserve"> blev konfigureret, hvorefter RSA-nøgler blev genereret. Derefter blev </w:t>
-      </w:r>
-      <w:r>
-        <w:rPr>
-          <w:rFonts w:ascii="Calibri" w:hAnsi="Calibri" w:eastAsia="Calibri" w:cs="Calibri"/>
-          <w:b w:val="0"/>
-          <w:bCs w:val="0"/>
-          <w:noProof w:val="0"/>
-          <w:sz w:val="22"/>
-          <w:szCs w:val="22"/>
-          <w:lang w:val="en-US"/>
-        </w:rPr>
-        <w:t>SSH version 2</w:t>
-      </w:r>
-      <w:r>
-        <w:rPr>
-          <w:rFonts w:ascii="Calibri" w:hAnsi="Calibri" w:eastAsia="Calibri" w:cs="Calibri"/>
-          <w:b w:val="0"/>
-          <w:bCs w:val="0"/>
-          <w:noProof w:val="0"/>
-          <w:sz w:val="22"/>
-          <w:szCs w:val="22"/>
-          <w:lang w:val="en-US"/>
-        </w:rPr>
-        <w:t xml:space="preserve"> aktiveret.</w:t>
-      </w:r>
-    </w:p>
-    <w:p xmlns:wp14="http://schemas.microsoft.com/office/word/2010/wordml" wp14:textId="0924CD03">
-      <w:pPr>
-        <w:spacing w:before="240" w:beforeAutospacing="off" w:after="240" w:afterAutospacing="off"/>
-        <w:rPr>
-          <w:rFonts w:ascii="Calibri" w:hAnsi="Calibri" w:eastAsia="Calibri" w:cs="Calibri"/>
-          <w:b w:val="0"/>
-          <w:bCs w:val="0"/>
-          <w:noProof w:val="0"/>
-          <w:sz w:val="22"/>
-          <w:szCs w:val="22"/>
-          <w:lang w:val="en-US"/>
-        </w:rPr>
-      </w:pPr>
-      <w:r>
-        <w:rPr>
-          <w:rFonts w:ascii="Calibri" w:hAnsi="Calibri" w:eastAsia="Calibri" w:cs="Calibri"/>
-          <w:b w:val="0"/>
-          <w:bCs w:val="0"/>
-          <w:noProof w:val="0"/>
-          <w:sz w:val="22"/>
-          <w:szCs w:val="22"/>
-          <w:lang w:val="en-US"/>
-        </w:rPr>
-        <w:t xml:space="preserve">På VTY-linjerne blev </w:t>
-      </w:r>
-      <w:r>
-        <w:rPr>
-          <w:rFonts w:ascii="Calibri" w:hAnsi="Calibri" w:eastAsia="Calibri" w:cs="Calibri"/>
-          <w:b w:val="0"/>
-          <w:bCs w:val="0"/>
-          <w:noProof w:val="0"/>
-          <w:sz w:val="22"/>
-          <w:szCs w:val="22"/>
-          <w:lang w:val="en-US"/>
-        </w:rPr>
-        <w:t>login local</w:t>
-      </w:r>
-      <w:r>
-        <w:rPr>
-          <w:rFonts w:ascii="Calibri" w:hAnsi="Calibri" w:eastAsia="Calibri" w:cs="Calibri"/>
-          <w:b w:val="0"/>
-          <w:bCs w:val="0"/>
-          <w:noProof w:val="0"/>
-          <w:sz w:val="22"/>
-          <w:szCs w:val="22"/>
-          <w:lang w:val="en-US"/>
-        </w:rPr>
-        <w:t xml:space="preserve"> konfigureret, og </w:t>
-      </w:r>
-      <w:r>
-        <w:rPr>
-          <w:rFonts w:ascii="Calibri" w:hAnsi="Calibri" w:eastAsia="Calibri" w:cs="Calibri"/>
-          <w:b w:val="0"/>
-          <w:bCs w:val="0"/>
-          <w:noProof w:val="0"/>
-          <w:sz w:val="22"/>
-          <w:szCs w:val="22"/>
-          <w:lang w:val="en-US"/>
-        </w:rPr>
-        <w:t>transport input ssh</w:t>
-      </w:r>
-      <w:r>
-        <w:rPr>
-          <w:rFonts w:ascii="Calibri" w:hAnsi="Calibri" w:eastAsia="Calibri" w:cs="Calibri"/>
-          <w:b w:val="0"/>
-          <w:bCs w:val="0"/>
-          <w:noProof w:val="0"/>
-          <w:sz w:val="22"/>
-          <w:szCs w:val="22"/>
-          <w:lang w:val="en-US"/>
-        </w:rPr>
-        <w:t xml:space="preserve"> blev anvendt, så fjernadministration kun kunne ske via SSH. Dette øger sikkerheden betydeligt sammenlignet med Telnet, da al kommunikation er krypteret.</w:t>
-      </w:r>
-    </w:p>
-    <w:p xmlns:wp14="http://schemas.microsoft.com/office/word/2010/wordml" wp14:textId="37417149">
-      <w:pPr>
-        <w:spacing w:before="240" w:beforeAutospacing="off" w:after="240" w:afterAutospacing="off"/>
-        <w:rPr>
-          <w:rFonts w:ascii="Calibri" w:hAnsi="Calibri" w:eastAsia="Calibri" w:cs="Calibri"/>
-          <w:b w:val="0"/>
-          <w:bCs w:val="0"/>
-          <w:noProof w:val="0"/>
-          <w:sz w:val="22"/>
-          <w:szCs w:val="22"/>
-          <w:lang w:val="en-US"/>
-        </w:rPr>
-      </w:pPr>
-      <w:r>
-        <w:rPr>
-          <w:rFonts w:ascii="Calibri" w:hAnsi="Calibri" w:eastAsia="Calibri" w:cs="Calibri"/>
-          <w:b w:val="0"/>
-          <w:bCs w:val="0"/>
-          <w:noProof w:val="0"/>
-          <w:sz w:val="22"/>
-          <w:szCs w:val="22"/>
-          <w:lang w:val="en-US"/>
-        </w:rPr>
-        <w:t xml:space="preserve">Der blev desuden oprettet et </w:t>
-      </w:r>
-      <w:r>
-        <w:rPr>
-          <w:rFonts w:ascii="Calibri" w:hAnsi="Calibri" w:eastAsia="Calibri" w:cs="Calibri"/>
-          <w:b w:val="0"/>
-          <w:bCs w:val="0"/>
-          <w:noProof w:val="0"/>
-          <w:sz w:val="22"/>
-          <w:szCs w:val="22"/>
-          <w:lang w:val="en-US"/>
-        </w:rPr>
-        <w:t>MOTD-banner</w:t>
-      </w:r>
-      <w:r>
-        <w:rPr>
-          <w:rFonts w:ascii="Calibri" w:hAnsi="Calibri" w:eastAsia="Calibri" w:cs="Calibri"/>
-          <w:b w:val="0"/>
-          <w:bCs w:val="0"/>
-          <w:noProof w:val="0"/>
-          <w:sz w:val="22"/>
-          <w:szCs w:val="22"/>
-          <w:lang w:val="en-US"/>
-        </w:rPr>
-        <w:t>, som vises ved login og informerer om, at uautoriseret adgang er forbudt.</w:t>
-      </w:r>
-    </w:p>
-    <w:p xmlns:wp14="http://schemas.microsoft.com/office/word/2010/wordml" wp14:textId="18FB7E83">
-      <w:pPr>
-        <w:spacing w:before="240" w:beforeAutospacing="off" w:after="240" w:afterAutospacing="off"/>
-        <w:rPr>
-          <w:rFonts w:ascii="Calibri" w:hAnsi="Calibri" w:eastAsia="Calibri" w:cs="Calibri"/>
-          <w:b w:val="0"/>
-          <w:bCs w:val="0"/>
-          <w:noProof w:val="0"/>
-          <w:sz w:val="22"/>
-          <w:szCs w:val="22"/>
-          <w:lang w:val="en-US"/>
-        </w:rPr>
-      </w:pPr>
-      <w:r>
-        <w:rPr>
-          <w:rFonts w:ascii="Calibri" w:hAnsi="Calibri" w:eastAsia="Calibri" w:cs="Calibri"/>
-          <w:b w:val="0"/>
-          <w:bCs w:val="0"/>
-          <w:noProof w:val="0"/>
-          <w:sz w:val="22"/>
-          <w:szCs w:val="22"/>
-          <w:lang w:val="en-US"/>
-        </w:rPr>
-        <w:t>Efter afslutningen af konfigurationen blev forbindelsen mellem switch, router og Windows Server testet. Switchen kunne kommunikere med routeren, serveren og de tilsluttede klienter, og SSH-forbindelsen fungerede korrekt.</w:t>
-      </w:r>
-    </w:p>
-    <w:p xmlns:wp14="http://schemas.microsoft.com/office/word/2010/wordml" wp14:textId="45B86F46">
-      <w:pPr>
-        <w:spacing w:before="240" w:beforeAutospacing="off" w:after="240" w:afterAutospacing="off"/>
-        <w:rPr>
-          <w:rFonts w:ascii="Calibri" w:hAnsi="Calibri" w:eastAsia="Calibri" w:cs="Calibri"/>
-          <w:b w:val="0"/>
-          <w:bCs w:val="0"/>
-          <w:noProof w:val="0"/>
-          <w:sz w:val="22"/>
-          <w:szCs w:val="22"/>
-          <w:lang w:val="en-US"/>
-        </w:rPr>
-      </w:pPr>
-      <w:r>
-        <w:rPr>
-          <w:rFonts w:ascii="Calibri" w:hAnsi="Calibri" w:eastAsia="Calibri" w:cs="Calibri"/>
-          <w:b w:val="0"/>
-          <w:bCs w:val="0"/>
-          <w:noProof w:val="0"/>
-          <w:sz w:val="22"/>
-          <w:szCs w:val="22"/>
-          <w:lang w:val="en-US"/>
-        </w:rPr>
-        <w:t>Til sidst blev switchens konfiguration gemt permanent, så alle ændringer blev bevaret efter en genstart.</w:t>
-      </w:r>
-    </w:p>
-    <w:p xmlns:wp14="http://schemas.microsoft.com/office/word/2010/wordml" wp14:textId="7BFFE86B">
-      <w:pPr>
-        <w:rPr>
-          <w:b w:val="0"/>
-          <w:bCs w:val="0"/>
-          <w:u w:val="none"/>
-        </w:rPr>
-      </w:pPr>
-      <w:r>
-        <w:br/>
-      </w:r>
-    </w:p>
-    <w:p xmlns:wp14="http://schemas.microsoft.com/office/word/2010/wordml" wp14:textId="77777777">
-      <w:pPr>
-        <w:pStyle w:val="Heading2"/>
-        <w:rPr>
-          <w:b w:val="0"/>
-          <w:bCs w:val="0"/>
-          <w:u w:val="none"/>
-        </w:rPr>
-      </w:pPr>
-      <w:r>
-        <w:rPr>
-          <w:b w:val="0"/>
-          <w:bCs w:val="0"/>
-          <w:u w:val="none"/>
-        </w:rPr>
-        <w:t>4.12 Webserver (IIS)</w:t>
-      </w:r>
-    </w:p>
-    <w:p xmlns:wp14="http://schemas.microsoft.com/office/word/2010/wordml" wp14:textId="77777777">
-      <w:pPr>
-        <w:rPr>
-          <w:b w:val="0"/>
-          <w:bCs w:val="0"/>
-          <w:u w:val="none"/>
-        </w:rPr>
-      </w:pPr>
-      <w:r>
-        <w:rPr>
-          <w:b w:val="0"/>
-          <w:bCs w:val="0"/>
-          <w:u w:val="none"/>
-        </w:rPr>
-        <w:t>Skriv indhold her...</w:t>
-      </w:r>
-      <w:r>
-        <w:br/>
-      </w:r>
-    </w:p>
-    <w:p xmlns:wp14="http://schemas.microsoft.com/office/word/2010/wordml" wp14:textId="77777777">
-      <w:pPr>
-        <w:rPr>
-          <w:b w:val="0"/>
-          <w:bCs w:val="0"/>
-          <w:u w:val="none"/>
-        </w:rPr>
-      </w:pPr>
-      <w:r>
-        <w:rPr>
-          <w:b w:val="0"/>
-          <w:bCs w:val="0"/>
-          <w:u w:val="none"/>
-        </w:rPr>
-        <w:br w:type="page"/>
-      </w:r>
-    </w:p>
-    <w:p xmlns:wp14="http://schemas.microsoft.com/office/word/2010/wordml" wp14:textId="77777777">
-      <w:pPr>
-        <w:pStyle w:val="Heading1"/>
-        <w:rPr>
-          <w:b w:val="0"/>
-          <w:bCs w:val="0"/>
-          <w:u w:val="none"/>
-        </w:rPr>
-      </w:pPr>
-      <w:r>
-        <w:rPr>
-          <w:b w:val="0"/>
-          <w:bCs w:val="0"/>
-          <w:u w:val="none"/>
-        </w:rPr>
-        <w:t>5. Sikkerhed</w:t>
-      </w:r>
-    </w:p>
-    <w:p xmlns:wp14="http://schemas.microsoft.com/office/word/2010/wordml" wp14:textId="77777777">
-      <w:pPr>
-        <w:rPr>
-          <w:b w:val="0"/>
-          <w:bCs w:val="0"/>
-          <w:u w:val="none"/>
-        </w:rPr>
-      </w:pPr>
-      <w:r>
-        <w:rPr>
-          <w:b w:val="0"/>
-          <w:bCs w:val="0"/>
-          <w:u w:val="none"/>
-        </w:rPr>
-        <w:t>Skriv indhold her...</w:t>
-      </w:r>
-      <w:r>
-        <w:br/>
-      </w:r>
-    </w:p>
-    <w:p xmlns:wp14="http://schemas.microsoft.com/office/word/2010/wordml" wp14:textId="77777777">
-      <w:pPr>
-        <w:pStyle w:val="Heading2"/>
-        <w:rPr>
-          <w:b w:val="0"/>
-          <w:bCs w:val="0"/>
-          <w:u w:val="none"/>
-        </w:rPr>
-      </w:pPr>
-      <w:r>
-        <w:rPr>
-          <w:b w:val="0"/>
-          <w:bCs w:val="0"/>
-          <w:u w:val="none"/>
-        </w:rPr>
-        <w:t>5.1 Password Policy</w:t>
-      </w:r>
-    </w:p>
-    <w:p xmlns:wp14="http://schemas.microsoft.com/office/word/2010/wordml" wp14:textId="77777777">
-      <w:pPr>
-        <w:rPr>
-          <w:b w:val="0"/>
-          <w:bCs w:val="0"/>
-          <w:u w:val="none"/>
-        </w:rPr>
-      </w:pPr>
-      <w:r>
-        <w:rPr>
-          <w:b w:val="0"/>
-          <w:bCs w:val="0"/>
-          <w:u w:val="none"/>
-        </w:rPr>
-        <w:t>Skriv indhold her...</w:t>
-      </w:r>
-      <w:r>
-        <w:br/>
-      </w:r>
-    </w:p>
-    <w:p xmlns:wp14="http://schemas.microsoft.com/office/word/2010/wordml" wp14:textId="77777777">
-      <w:pPr>
-        <w:pStyle w:val="Heading2"/>
-        <w:rPr>
-          <w:b w:val="0"/>
-          <w:bCs w:val="0"/>
-          <w:u w:val="none"/>
-        </w:rPr>
-      </w:pPr>
-      <w:r>
-        <w:rPr>
-          <w:b w:val="0"/>
-          <w:bCs w:val="0"/>
-          <w:u w:val="none"/>
-        </w:rPr>
-        <w:t>5.2 Account Lockout Policy</w:t>
-      </w:r>
-    </w:p>
-    <w:p xmlns:wp14="http://schemas.microsoft.com/office/word/2010/wordml" wp14:textId="77777777">
-      <w:pPr>
-        <w:rPr>
-          <w:b w:val="0"/>
-          <w:bCs w:val="0"/>
-          <w:u w:val="none"/>
-        </w:rPr>
-      </w:pPr>
-      <w:r>
-        <w:rPr>
-          <w:b w:val="0"/>
-          <w:bCs w:val="0"/>
-          <w:u w:val="none"/>
-        </w:rPr>
-        <w:t>Skriv indhold her...</w:t>
-      </w:r>
-      <w:r>
-        <w:br/>
-      </w:r>
-    </w:p>
-    <w:p xmlns:wp14="http://schemas.microsoft.com/office/word/2010/wordml" wp14:textId="77777777">
-      <w:pPr>
-        <w:pStyle w:val="Heading2"/>
-        <w:rPr>
-          <w:b w:val="0"/>
-          <w:bCs w:val="0"/>
-          <w:u w:val="none"/>
-        </w:rPr>
-      </w:pPr>
-      <w:r>
-        <w:rPr>
-          <w:b w:val="0"/>
-          <w:bCs w:val="0"/>
-          <w:u w:val="none"/>
-        </w:rPr>
-        <w:t>5.3 Wallpaper og brugerrestriktioner</w:t>
-      </w:r>
-    </w:p>
-    <w:p xmlns:wp14="http://schemas.microsoft.com/office/word/2010/wordml" wp14:textId="77777777">
-      <w:pPr>
-        <w:rPr>
-          <w:b w:val="0"/>
-          <w:bCs w:val="0"/>
-          <w:u w:val="none"/>
-        </w:rPr>
-      </w:pPr>
-      <w:r>
-        <w:rPr>
-          <w:b w:val="0"/>
-          <w:bCs w:val="0"/>
-          <w:u w:val="none"/>
-        </w:rPr>
-        <w:t>Skriv indhold her...</w:t>
-      </w:r>
-      <w:r>
-        <w:br/>
-      </w:r>
-    </w:p>
-    <w:p xmlns:wp14="http://schemas.microsoft.com/office/word/2010/wordml" wp14:textId="77777777">
-      <w:pPr>
-        <w:pStyle w:val="Heading2"/>
-        <w:rPr>
-          <w:b w:val="0"/>
-          <w:bCs w:val="0"/>
-          <w:u w:val="none"/>
-        </w:rPr>
-      </w:pPr>
-      <w:r>
-        <w:rPr>
-          <w:b w:val="0"/>
-          <w:bCs w:val="0"/>
-          <w:u w:val="none"/>
-        </w:rPr>
-        <w:t>5.4 Firewall</w:t>
-      </w:r>
-    </w:p>
-    <w:p xmlns:wp14="http://schemas.microsoft.com/office/word/2010/wordml" wp14:textId="77777777">
-      <w:pPr>
-        <w:rPr>
-          <w:b w:val="0"/>
-          <w:bCs w:val="0"/>
-          <w:u w:val="none"/>
-        </w:rPr>
-      </w:pPr>
-      <w:r>
-        <w:rPr>
-          <w:b w:val="0"/>
-          <w:bCs w:val="0"/>
-          <w:u w:val="none"/>
-        </w:rPr>
-        <w:t>Skriv indhold her...</w:t>
-      </w:r>
-      <w:r>
-        <w:br/>
-      </w:r>
-    </w:p>
-    <w:p xmlns:wp14="http://schemas.microsoft.com/office/word/2010/wordml" wp14:textId="77777777">
-      <w:pPr>
-        <w:pStyle w:val="Heading2"/>
-        <w:rPr>
-          <w:b w:val="0"/>
-          <w:bCs w:val="0"/>
-          <w:u w:val="none"/>
-        </w:rPr>
-      </w:pPr>
-      <w:r>
-        <w:rPr>
-          <w:b w:val="0"/>
-          <w:bCs w:val="0"/>
-          <w:u w:val="none"/>
-        </w:rPr>
-        <w:t>5.5 Adgangskontrol</w:t>
-      </w:r>
-    </w:p>
-    <w:p xmlns:wp14="http://schemas.microsoft.com/office/word/2010/wordml" wp14:textId="77777777">
-      <w:pPr>
-        <w:rPr>
-          <w:b w:val="0"/>
-          <w:bCs w:val="0"/>
-          <w:u w:val="none"/>
-        </w:rPr>
-      </w:pPr>
-      <w:r>
-        <w:rPr>
-          <w:b w:val="0"/>
-          <w:bCs w:val="0"/>
-          <w:u w:val="none"/>
-        </w:rPr>
-        <w:t>Skriv indhold her...</w:t>
-      </w:r>
-      <w:r>
-        <w:br/>
-      </w:r>
-    </w:p>
-    <w:p xmlns:wp14="http://schemas.microsoft.com/office/word/2010/wordml" wp14:textId="77777777">
-      <w:pPr>
-        <w:pStyle w:val="Heading2"/>
-        <w:rPr>
-          <w:b w:val="0"/>
-          <w:bCs w:val="0"/>
-          <w:u w:val="none"/>
-        </w:rPr>
-      </w:pPr>
-      <w:r>
-        <w:rPr>
-          <w:b w:val="0"/>
-          <w:bCs w:val="0"/>
-          <w:u w:val="none"/>
-        </w:rPr>
-        <w:t>5.6 Backup</w:t>
-      </w:r>
-    </w:p>
-    <w:p xmlns:wp14="http://schemas.microsoft.com/office/word/2010/wordml" wp14:textId="77777777">
-      <w:pPr>
-        <w:rPr>
-          <w:b w:val="0"/>
-          <w:bCs w:val="0"/>
-          <w:u w:val="none"/>
-        </w:rPr>
-      </w:pPr>
-      <w:r>
-        <w:rPr>
-          <w:b w:val="0"/>
-          <w:bCs w:val="0"/>
-          <w:u w:val="none"/>
-        </w:rPr>
-        <w:t>Skriv indhold her...</w:t>
-      </w:r>
-      <w:r>
-        <w:br/>
-      </w:r>
-    </w:p>
-    <w:p xmlns:wp14="http://schemas.microsoft.com/office/word/2010/wordml" wp14:textId="77777777">
-      <w:pPr>
-        <w:pStyle w:val="Heading2"/>
-        <w:rPr>
-          <w:b w:val="0"/>
-          <w:bCs w:val="0"/>
-          <w:u w:val="none"/>
-        </w:rPr>
-      </w:pPr>
-      <w:r>
-        <w:rPr>
-          <w:b w:val="0"/>
-          <w:bCs w:val="0"/>
-          <w:u w:val="none"/>
-        </w:rPr>
-        <w:t>5.7 GDPR og IT-sikkerhedspolitik</w:t>
-      </w:r>
-    </w:p>
-    <w:p xmlns:wp14="http://schemas.microsoft.com/office/word/2010/wordml" wp14:textId="77777777">
-      <w:pPr>
-        <w:rPr>
-          <w:b w:val="0"/>
-          <w:bCs w:val="0"/>
-          <w:u w:val="none"/>
-        </w:rPr>
-      </w:pPr>
-      <w:r>
-        <w:rPr>
-          <w:b w:val="0"/>
-          <w:bCs w:val="0"/>
-          <w:u w:val="none"/>
-        </w:rPr>
-        <w:t>Skriv indhold her...</w:t>
-      </w:r>
-      <w:r>
-        <w:br/>
-      </w:r>
     </w:p>
     <w:p xmlns:wp14="http://schemas.microsoft.com/office/word/2010/wordml" wp14:textId="77777777">
       <w:pPr>
@@ -6994,6 +7550,422 @@
     </w:p>
     <w:p>
       <w:pPr>
+        <w:shd w:val="clear" w:color="auto" w:fill="FFFFFF" w:themeFill="background1"/>
+        <w:spacing w:before="200" w:beforeAutospacing="off" w:after="0" w:afterAutospacing="off"/>
+        <w:rPr>
+          <w:rFonts w:ascii="Calibri" w:hAnsi="Calibri" w:eastAsia="Calibri" w:cs="Calibri"/>
+          <w:b w:val="1"/>
+          <w:bCs w:val="1"/>
+          <w:i w:val="0"/>
+          <w:iCs w:val="0"/>
+          <w:caps w:val="0"/>
+          <w:smallCaps w:val="0"/>
+          <w:noProof w:val="0"/>
+          <w:color w:val="4F80BD" w:themeColor="accent1" w:themeTint="FF" w:themeShade="FF"/>
+          <w:sz w:val="28"/>
+          <w:szCs w:val="28"/>
+          <w:lang w:val="en-US"/>
+        </w:rPr>
+      </w:pPr>
+      <w:r>
+        <w:rPr>
+          <w:rFonts w:ascii="Calibri" w:hAnsi="Calibri" w:eastAsia="Calibri" w:cs="Calibri"/>
+          <w:b w:val="1"/>
+          <w:bCs w:val="1"/>
+          <w:i w:val="0"/>
+          <w:iCs w:val="0"/>
+          <w:caps w:val="0"/>
+          <w:smallCaps w:val="0"/>
+          <w:noProof w:val="0"/>
+          <w:color w:val="4F80BD"/>
+          <w:sz w:val="28"/>
+          <w:szCs w:val="28"/>
+          <w:lang w:val="en-US"/>
+        </w:rPr>
+        <w:t>Udfordring</w:t>
+      </w:r>
+      <w:r>
+        <w:rPr>
+          <w:rFonts w:ascii="Calibri" w:hAnsi="Calibri" w:eastAsia="Calibri" w:cs="Calibri"/>
+          <w:b w:val="1"/>
+          <w:bCs w:val="1"/>
+          <w:i w:val="0"/>
+          <w:iCs w:val="0"/>
+          <w:caps w:val="0"/>
+          <w:smallCaps w:val="0"/>
+          <w:noProof w:val="0"/>
+          <w:color w:val="4F80BD"/>
+          <w:sz w:val="28"/>
+          <w:szCs w:val="28"/>
+          <w:lang w:val="en-US"/>
+        </w:rPr>
+        <w:t xml:space="preserve"> 3</w:t>
+      </w:r>
+      <w:r>
+        <w:rPr>
+          <w:rFonts w:ascii="Calibri" w:hAnsi="Calibri" w:eastAsia="Calibri" w:cs="Calibri"/>
+          <w:b w:val="1"/>
+          <w:bCs w:val="1"/>
+          <w:i w:val="0"/>
+          <w:iCs w:val="0"/>
+          <w:caps w:val="0"/>
+          <w:smallCaps w:val="0"/>
+          <w:noProof w:val="0"/>
+          <w:color w:val="4F80BD"/>
+          <w:sz w:val="28"/>
+          <w:szCs w:val="28"/>
+          <w:lang w:val="en-US"/>
+        </w:rPr>
+        <w:t xml:space="preserve"> – </w:t>
+      </w:r>
+      <w:r>
+        <w:rPr>
+          <w:rFonts w:ascii="Calibri" w:hAnsi="Calibri" w:eastAsia="Calibri" w:cs="Calibri"/>
+          <w:b w:val="1"/>
+          <w:bCs w:val="1"/>
+          <w:i w:val="0"/>
+          <w:iCs w:val="0"/>
+          <w:caps w:val="0"/>
+          <w:smallCaps w:val="0"/>
+          <w:noProof w:val="0"/>
+          <w:color w:val="4F80BD"/>
+          <w:sz w:val="28"/>
+          <w:szCs w:val="28"/>
+          <w:lang w:val="en-US"/>
+        </w:rPr>
+        <w:t>Automatisk</w:t>
+      </w:r>
+      <w:r>
+        <w:rPr>
+          <w:rFonts w:ascii="Calibri" w:hAnsi="Calibri" w:eastAsia="Calibri" w:cs="Calibri"/>
+          <w:b w:val="1"/>
+          <w:bCs w:val="1"/>
+          <w:i w:val="0"/>
+          <w:iCs w:val="0"/>
+          <w:caps w:val="0"/>
+          <w:smallCaps w:val="0"/>
+          <w:noProof w:val="0"/>
+          <w:color w:val="4F80BD"/>
+          <w:sz w:val="28"/>
+          <w:szCs w:val="28"/>
+          <w:lang w:val="en-US"/>
+        </w:rPr>
+        <w:t xml:space="preserve"> mapping </w:t>
+      </w:r>
+      <w:r>
+        <w:rPr>
+          <w:rFonts w:ascii="Calibri" w:hAnsi="Calibri" w:eastAsia="Calibri" w:cs="Calibri"/>
+          <w:b w:val="1"/>
+          <w:bCs w:val="1"/>
+          <w:i w:val="0"/>
+          <w:iCs w:val="0"/>
+          <w:caps w:val="0"/>
+          <w:smallCaps w:val="0"/>
+          <w:noProof w:val="0"/>
+          <w:color w:val="4F80BD"/>
+          <w:sz w:val="28"/>
+          <w:szCs w:val="28"/>
+          <w:lang w:val="en-US"/>
+        </w:rPr>
+        <w:t>af</w:t>
+      </w:r>
+      <w:r>
+        <w:rPr>
+          <w:rFonts w:ascii="Calibri" w:hAnsi="Calibri" w:eastAsia="Calibri" w:cs="Calibri"/>
+          <w:b w:val="1"/>
+          <w:bCs w:val="1"/>
+          <w:i w:val="0"/>
+          <w:iCs w:val="0"/>
+          <w:caps w:val="0"/>
+          <w:smallCaps w:val="0"/>
+          <w:noProof w:val="0"/>
+          <w:color w:val="4F80BD"/>
+          <w:sz w:val="28"/>
+          <w:szCs w:val="28"/>
+          <w:lang w:val="en-US"/>
+        </w:rPr>
+        <w:t xml:space="preserve"> </w:t>
+      </w:r>
+      <w:r>
+        <w:rPr>
+          <w:rFonts w:ascii="Calibri" w:hAnsi="Calibri" w:eastAsia="Calibri" w:cs="Calibri"/>
+          <w:b w:val="1"/>
+          <w:bCs w:val="1"/>
+          <w:i w:val="0"/>
+          <w:iCs w:val="0"/>
+          <w:caps w:val="0"/>
+          <w:smallCaps w:val="0"/>
+          <w:noProof w:val="0"/>
+          <w:color w:val="4F80BD"/>
+          <w:sz w:val="28"/>
+          <w:szCs w:val="28"/>
+          <w:lang w:val="en-US"/>
+        </w:rPr>
+        <w:t>netværksdrev</w:t>
+      </w:r>
+    </w:p>
+    <w:p>
+      <w:pPr>
+        <w:shd w:val="clear" w:color="auto" w:fill="FFFFFF" w:themeFill="background1"/>
+        <w:spacing w:before="0" w:beforeAutospacing="off" w:after="200" w:afterAutospacing="off"/>
+        <w:rPr>
+          <w:rFonts w:ascii="Cambria" w:hAnsi="Cambria" w:eastAsia="Cambria" w:cs="Cambria"/>
+          <w:b w:val="0"/>
+          <w:bCs w:val="0"/>
+          <w:i w:val="0"/>
+          <w:iCs w:val="0"/>
+          <w:caps w:val="0"/>
+          <w:smallCaps w:val="0"/>
+          <w:noProof w:val="0"/>
+          <w:color w:val="000000" w:themeColor="text1" w:themeTint="FF" w:themeShade="FF"/>
+          <w:sz w:val="22"/>
+          <w:szCs w:val="22"/>
+          <w:lang w:val="en-US"/>
+        </w:rPr>
+      </w:pPr>
+    </w:p>
+    <w:p>
+      <w:pPr>
+        <w:shd w:val="clear" w:color="auto" w:fill="FFFFFF" w:themeFill="background1"/>
+        <w:spacing w:before="0" w:beforeAutospacing="off" w:after="200" w:afterAutospacing="off"/>
+      </w:pPr>
+      <w:r>
+        <w:rPr>
+          <w:rFonts w:ascii="Cambria" w:hAnsi="Cambria" w:eastAsia="Cambria" w:cs="Cambria"/>
+          <w:b w:val="0"/>
+          <w:bCs w:val="0"/>
+          <w:i w:val="0"/>
+          <w:iCs w:val="0"/>
+          <w:caps w:val="0"/>
+          <w:smallCaps w:val="0"/>
+          <w:noProof w:val="0"/>
+          <w:color w:val="000000" w:themeColor="text1" w:themeTint="FF" w:themeShade="FF"/>
+          <w:sz w:val="22"/>
+          <w:szCs w:val="22"/>
+          <w:lang w:val="en-US"/>
+        </w:rPr>
+        <w:t>Problem</w:t>
+      </w:r>
+    </w:p>
+    <w:p>
+      <w:pPr>
+        <w:shd w:val="clear" w:color="auto" w:fill="FFFFFF" w:themeFill="background1"/>
+        <w:spacing w:before="0" w:beforeAutospacing="off" w:after="200" w:afterAutospacing="off"/>
+      </w:pPr>
+      <w:r>
+        <w:rPr>
+          <w:rFonts w:ascii="Cambria" w:hAnsi="Cambria" w:eastAsia="Cambria" w:cs="Cambria"/>
+          <w:b w:val="0"/>
+          <w:bCs w:val="0"/>
+          <w:i w:val="0"/>
+          <w:iCs w:val="0"/>
+          <w:caps w:val="0"/>
+          <w:smallCaps w:val="0"/>
+          <w:noProof w:val="0"/>
+          <w:color w:val="000000" w:themeColor="text1" w:themeTint="FF" w:themeShade="FF"/>
+          <w:sz w:val="22"/>
+          <w:szCs w:val="22"/>
+          <w:lang w:val="en-US"/>
+        </w:rPr>
+        <w:t>Netværksdrevene blev ikke altid vist automatisk på klienterne efter login, selvom Logon Scriptet blev kørt.</w:t>
+      </w:r>
+    </w:p>
+    <w:p>
+      <w:pPr>
+        <w:shd w:val="clear" w:color="auto" w:fill="FFFFFF" w:themeFill="background1"/>
+        <w:spacing w:before="0" w:beforeAutospacing="off" w:after="200" w:afterAutospacing="off"/>
+      </w:pPr>
+      <w:r>
+        <w:rPr>
+          <w:rFonts w:ascii="Cambria" w:hAnsi="Cambria" w:eastAsia="Cambria" w:cs="Cambria"/>
+          <w:b w:val="0"/>
+          <w:bCs w:val="0"/>
+          <w:i w:val="0"/>
+          <w:iCs w:val="0"/>
+          <w:caps w:val="0"/>
+          <w:smallCaps w:val="0"/>
+          <w:noProof w:val="0"/>
+          <w:color w:val="000000" w:themeColor="text1" w:themeTint="FF" w:themeShade="FF"/>
+          <w:sz w:val="22"/>
+          <w:szCs w:val="22"/>
+          <w:lang w:val="en-US"/>
+        </w:rPr>
+        <w:t>Fejlsøgning</w:t>
+      </w:r>
+    </w:p>
+    <w:p>
+      <w:pPr>
+        <w:shd w:val="clear" w:color="auto" w:fill="FFFFFF" w:themeFill="background1"/>
+        <w:spacing w:before="0" w:beforeAutospacing="off" w:after="200" w:afterAutospacing="off"/>
+      </w:pPr>
+      <w:r>
+        <w:rPr>
+          <w:rFonts w:ascii="Cambria" w:hAnsi="Cambria" w:eastAsia="Cambria" w:cs="Cambria"/>
+          <w:b w:val="0"/>
+          <w:bCs w:val="0"/>
+          <w:i w:val="0"/>
+          <w:iCs w:val="0"/>
+          <w:caps w:val="0"/>
+          <w:smallCaps w:val="0"/>
+          <w:noProof w:val="0"/>
+          <w:color w:val="000000" w:themeColor="text1" w:themeTint="FF" w:themeShade="FF"/>
+          <w:sz w:val="22"/>
+          <w:szCs w:val="22"/>
+          <w:lang w:val="en-US"/>
+        </w:rPr>
+        <w:t>Scriptet blev ændret og testet flere gange, blandt andet med forskellige rækkefølger af kommandoerne, timeout og /persistent:no. Det blev samtidig kontrolleret, at Share-mapperne eksisterede på serveren, og at brugeren havde adgang til dem.</w:t>
+      </w:r>
+    </w:p>
+    <w:p>
+      <w:pPr>
+        <w:shd w:val="clear" w:color="auto" w:fill="FFFFFF" w:themeFill="background1"/>
+        <w:spacing w:before="0" w:beforeAutospacing="off" w:after="200" w:afterAutospacing="off"/>
+      </w:pPr>
+      <w:r>
+        <w:rPr>
+          <w:rFonts w:ascii="Cambria" w:hAnsi="Cambria" w:eastAsia="Cambria" w:cs="Cambria"/>
+          <w:b w:val="0"/>
+          <w:bCs w:val="0"/>
+          <w:i w:val="0"/>
+          <w:iCs w:val="0"/>
+          <w:caps w:val="0"/>
+          <w:smallCaps w:val="0"/>
+          <w:noProof w:val="0"/>
+          <w:color w:val="000000" w:themeColor="text1" w:themeTint="FF" w:themeShade="FF"/>
+          <w:sz w:val="22"/>
+          <w:szCs w:val="22"/>
+          <w:lang w:val="en-US"/>
+        </w:rPr>
+        <w:t>Løsning</w:t>
+      </w:r>
+    </w:p>
+    <w:p>
+      <w:pPr>
+        <w:shd w:val="clear" w:color="auto" w:fill="FFFFFF" w:themeFill="background1"/>
+        <w:spacing w:before="0" w:beforeAutospacing="off" w:after="200" w:afterAutospacing="off"/>
+      </w:pPr>
+      <w:r>
+        <w:rPr>
+          <w:rFonts w:ascii="Cambria" w:hAnsi="Cambria" w:eastAsia="Cambria" w:cs="Cambria"/>
+          <w:b w:val="0"/>
+          <w:bCs w:val="0"/>
+          <w:i w:val="0"/>
+          <w:iCs w:val="0"/>
+          <w:caps w:val="0"/>
+          <w:smallCaps w:val="0"/>
+          <w:noProof w:val="0"/>
+          <w:color w:val="000000" w:themeColor="text1" w:themeTint="FF" w:themeShade="FF"/>
+          <w:sz w:val="22"/>
+          <w:szCs w:val="22"/>
+          <w:lang w:val="en-US"/>
+        </w:rPr>
+        <w:t>Det blev konstateret, at drevene kunne oprettes manuelt med kommandoen net use, for eksempel:</w:t>
+      </w:r>
+    </w:p>
+    <w:p>
+      <w:pPr>
+        <w:shd w:val="clear" w:color="auto" w:fill="FFFFFF" w:themeFill="background1"/>
+        <w:spacing w:before="0" w:beforeAutospacing="off" w:after="200" w:afterAutospacing="off"/>
+      </w:pPr>
+      <w:r>
+        <w:rPr>
+          <w:rFonts w:ascii="Consolas" w:hAnsi="Consolas" w:eastAsia="Consolas" w:cs="Consolas"/>
+          <w:b w:val="0"/>
+          <w:bCs w:val="0"/>
+          <w:i w:val="0"/>
+          <w:iCs w:val="0"/>
+          <w:caps w:val="0"/>
+          <w:smallCaps w:val="0"/>
+          <w:noProof w:val="0"/>
+          <w:color w:val="000000" w:themeColor="text1" w:themeTint="FF" w:themeShade="FF"/>
+          <w:sz w:val="20"/>
+          <w:szCs w:val="20"/>
+          <w:lang w:val="en-US"/>
+        </w:rPr>
+        <w:t>net use F: "</w:t>
+      </w:r>
+      <w:hyperlink r:id="R145fd9abcba84cf9">
+        <w:r>
+          <w:rPr>
+            <w:rStyle w:val="Hyperlink"/>
+            <w:b w:val="0"/>
+            <w:bCs w:val="0"/>
+            <w:i w:val="0"/>
+            <w:iCs w:val="0"/>
+            <w:caps w:val="0"/>
+            <w:smallCaps w:val="0"/>
+            <w:noProof w:val="0"/>
+            <w:lang w:val="en-US"/>
+          </w:rPr>
+          <w:t>\\SRV01\Shares\faelles</w:t>
+        </w:r>
+      </w:hyperlink>
+      <w:r>
+        <w:rPr>
+          <w:rFonts w:ascii="Consolas" w:hAnsi="Consolas" w:eastAsia="Consolas" w:cs="Consolas"/>
+          <w:b w:val="0"/>
+          <w:bCs w:val="0"/>
+          <w:i w:val="0"/>
+          <w:iCs w:val="0"/>
+          <w:caps w:val="0"/>
+          <w:smallCaps w:val="0"/>
+          <w:noProof w:val="0"/>
+          <w:color w:val="000000" w:themeColor="text1" w:themeTint="FF" w:themeShade="FF"/>
+          <w:sz w:val="20"/>
+          <w:szCs w:val="20"/>
+          <w:lang w:val="en-US"/>
+        </w:rPr>
+        <w:t>"</w:t>
+      </w:r>
+    </w:p>
+    <w:p>
+      <w:pPr>
+        <w:shd w:val="clear" w:color="auto" w:fill="FFFFFF" w:themeFill="background1"/>
+        <w:spacing w:before="0" w:beforeAutospacing="off" w:after="200" w:afterAutospacing="off"/>
+      </w:pPr>
+      <w:r>
+        <w:rPr>
+          <w:rFonts w:ascii="Cambria" w:hAnsi="Cambria" w:eastAsia="Cambria" w:cs="Cambria"/>
+          <w:b w:val="0"/>
+          <w:bCs w:val="0"/>
+          <w:i w:val="0"/>
+          <w:iCs w:val="0"/>
+          <w:caps w:val="0"/>
+          <w:smallCaps w:val="0"/>
+          <w:noProof w:val="0"/>
+          <w:color w:val="000000" w:themeColor="text1" w:themeTint="FF" w:themeShade="FF"/>
+          <w:sz w:val="22"/>
+          <w:szCs w:val="22"/>
+          <w:lang w:val="en-US"/>
+        </w:rPr>
+        <w:t>Resultat</w:t>
+      </w:r>
+    </w:p>
+    <w:p>
+      <w:pPr>
+        <w:shd w:val="clear" w:color="auto" w:fill="FFFFFF" w:themeFill="background1"/>
+        <w:spacing w:before="0" w:beforeAutospacing="off" w:after="200" w:afterAutospacing="off"/>
+      </w:pPr>
+      <w:r>
+        <w:rPr>
+          <w:rFonts w:ascii="Cambria" w:hAnsi="Cambria" w:eastAsia="Cambria" w:cs="Cambria"/>
+          <w:b w:val="0"/>
+          <w:bCs w:val="0"/>
+          <w:i w:val="0"/>
+          <w:iCs w:val="0"/>
+          <w:caps w:val="0"/>
+          <w:smallCaps w:val="0"/>
+          <w:noProof w:val="0"/>
+          <w:color w:val="000000" w:themeColor="text1" w:themeTint="FF" w:themeShade="FF"/>
+          <w:sz w:val="22"/>
+          <w:szCs w:val="22"/>
+          <w:lang w:val="en-US"/>
+        </w:rPr>
+        <w:t>Efter brug af net use blev netværksdrevet synligt på klienten. Den manuelle løsning blev derfor anvendt som fungerende løsning, mens den automatiske mapping via Logon Script kan undersøges yderligere senere.</w:t>
+      </w:r>
+    </w:p>
+    <w:p>
+      <w:pPr>
         <w:rPr>
           <w:b w:val="0"/>
           <w:bCs w:val="0"/>
@@ -7017,6 +7989,329 @@
         </w:rPr>
         <w:br w:type="page"/>
       </w:r>
+    </w:p>
+    <w:p>
+      <w:pPr>
+        <w:pStyle w:val="Normal"/>
+        <w:suppressLineNumbers w:val="0"/>
+        <w:shd w:val="clear" w:color="auto" w:fill="FFFFFF" w:themeFill="background1"/>
+        <w:bidi w:val="0"/>
+        <w:spacing w:before="200" w:beforeAutospacing="off" w:after="0" w:afterAutospacing="off" w:line="276" w:lineRule="auto"/>
+        <w:ind w:left="0" w:right="0"/>
+        <w:jc w:val="left"/>
+      </w:pPr>
+      <w:r>
+        <w:rPr>
+          <w:rFonts w:ascii="Calibri" w:hAnsi="Calibri" w:eastAsia="Calibri" w:cs="Calibri"/>
+          <w:b w:val="1"/>
+          <w:bCs w:val="1"/>
+          <w:i w:val="0"/>
+          <w:iCs w:val="0"/>
+          <w:caps w:val="0"/>
+          <w:smallCaps w:val="0"/>
+          <w:noProof w:val="0"/>
+          <w:color w:val="4F81BD" w:themeColor="accent1" w:themeTint="FF" w:themeShade="FF"/>
+          <w:sz w:val="26"/>
+          <w:szCs w:val="26"/>
+          <w:lang w:val="en-US"/>
+        </w:rPr>
+        <w:t>Udfordring</w:t>
+      </w:r>
+      <w:r>
+        <w:rPr>
+          <w:rFonts w:ascii="Calibri" w:hAnsi="Calibri" w:eastAsia="Calibri" w:cs="Calibri"/>
+          <w:b w:val="1"/>
+          <w:bCs w:val="1"/>
+          <w:i w:val="0"/>
+          <w:iCs w:val="0"/>
+          <w:caps w:val="0"/>
+          <w:smallCaps w:val="0"/>
+          <w:noProof w:val="0"/>
+          <w:color w:val="4F81BD" w:themeColor="accent1" w:themeTint="FF" w:themeShade="FF"/>
+          <w:sz w:val="26"/>
+          <w:szCs w:val="26"/>
+          <w:lang w:val="en-US"/>
+        </w:rPr>
+        <w:t xml:space="preserve"> -RDP</w:t>
+      </w:r>
+    </w:p>
+    <w:p>
+      <w:pPr>
+        <w:shd w:val="clear" w:color="auto" w:fill="FFFFFF" w:themeFill="background1"/>
+        <w:spacing w:before="0" w:beforeAutospacing="off" w:after="200" w:afterAutospacing="off"/>
+      </w:pPr>
+      <w:r>
+        <w:rPr>
+          <w:rFonts w:ascii="Cambria" w:hAnsi="Cambria" w:eastAsia="Cambria" w:cs="Cambria"/>
+          <w:b w:val="0"/>
+          <w:bCs w:val="0"/>
+          <w:i w:val="0"/>
+          <w:iCs w:val="0"/>
+          <w:caps w:val="0"/>
+          <w:smallCaps w:val="0"/>
+          <w:noProof w:val="0"/>
+          <w:color w:val="000000" w:themeColor="text1" w:themeTint="FF" w:themeShade="FF"/>
+          <w:sz w:val="22"/>
+          <w:szCs w:val="22"/>
+          <w:lang w:val="en-US"/>
+        </w:rPr>
+        <w:t>Problem</w:t>
+      </w:r>
+    </w:p>
+    <w:p>
+      <w:pPr>
+        <w:shd w:val="clear" w:color="auto" w:fill="FFFFFF" w:themeFill="background1"/>
+        <w:spacing w:before="0" w:beforeAutospacing="off" w:after="200" w:afterAutospacing="off"/>
+      </w:pPr>
+      <w:r>
+        <w:rPr>
+          <w:rFonts w:ascii="Cambria" w:hAnsi="Cambria" w:eastAsia="Cambria" w:cs="Cambria"/>
+          <w:b w:val="0"/>
+          <w:bCs w:val="0"/>
+          <w:i w:val="0"/>
+          <w:iCs w:val="0"/>
+          <w:caps w:val="0"/>
+          <w:smallCaps w:val="0"/>
+          <w:noProof w:val="0"/>
+          <w:color w:val="000000" w:themeColor="text1" w:themeTint="FF" w:themeShade="FF"/>
+          <w:sz w:val="22"/>
+          <w:szCs w:val="22"/>
+          <w:lang w:val="en-US"/>
+        </w:rPr>
+        <w:t>Ved det første forsøg på at oprette forbindelse fra klient-PC’en til serveren blev forbindelsen afvist. Fejlmeddelelsen viste, at brugerens konto ikke var godkendt til Remote Desktop-logon.</w:t>
+      </w:r>
+    </w:p>
+    <w:p>
+      <w:pPr>
+        <w:shd w:val="clear" w:color="auto" w:fill="FFFFFF" w:themeFill="background1"/>
+        <w:spacing w:before="0" w:beforeAutospacing="off" w:after="200" w:afterAutospacing="off"/>
+      </w:pPr>
+      <w:r>
+        <w:rPr>
+          <w:rFonts w:ascii="Cambria" w:hAnsi="Cambria" w:eastAsia="Cambria" w:cs="Cambria"/>
+          <w:b w:val="0"/>
+          <w:bCs w:val="0"/>
+          <w:i w:val="0"/>
+          <w:iCs w:val="0"/>
+          <w:caps w:val="0"/>
+          <w:smallCaps w:val="0"/>
+          <w:noProof w:val="0"/>
+          <w:color w:val="000000" w:themeColor="text1" w:themeTint="FF" w:themeShade="FF"/>
+          <w:sz w:val="22"/>
+          <w:szCs w:val="22"/>
+          <w:lang w:val="en-US"/>
+        </w:rPr>
+        <w:t>Problemet var derfor ikke selve RDP-forbindelsen, men brugerens rettigheder til at logge på via Remote Desktop Services.</w:t>
+      </w:r>
+    </w:p>
+    <w:p>
+      <w:pPr>
+        <w:shd w:val="clear" w:color="auto" w:fill="FFFFFF" w:themeFill="background1"/>
+        <w:spacing w:before="200" w:beforeAutospacing="off" w:after="0" w:afterAutospacing="off"/>
+      </w:pPr>
+      <w:r>
+        <w:rPr>
+          <w:rFonts w:ascii="Calibri" w:hAnsi="Calibri" w:eastAsia="Calibri" w:cs="Calibri"/>
+          <w:b w:val="1"/>
+          <w:bCs w:val="1"/>
+          <w:i w:val="0"/>
+          <w:iCs w:val="0"/>
+          <w:caps w:val="0"/>
+          <w:smallCaps w:val="0"/>
+          <w:noProof w:val="0"/>
+          <w:color w:val="4F81BD" w:themeColor="accent1" w:themeTint="FF" w:themeShade="FF"/>
+          <w:sz w:val="26"/>
+          <w:szCs w:val="26"/>
+          <w:lang w:val="en-US"/>
+        </w:rPr>
+        <w:t>Løsning</w:t>
+      </w:r>
+    </w:p>
+    <w:p>
+      <w:pPr>
+        <w:shd w:val="clear" w:color="auto" w:fill="FFFFFF" w:themeFill="background1"/>
+        <w:spacing w:before="0" w:beforeAutospacing="off" w:after="200" w:afterAutospacing="off"/>
+      </w:pPr>
+      <w:r>
+        <w:rPr>
+          <w:rFonts w:ascii="Cambria" w:hAnsi="Cambria" w:eastAsia="Cambria" w:cs="Cambria"/>
+          <w:b w:val="0"/>
+          <w:bCs w:val="0"/>
+          <w:i w:val="0"/>
+          <w:iCs w:val="0"/>
+          <w:caps w:val="0"/>
+          <w:smallCaps w:val="0"/>
+          <w:noProof w:val="0"/>
+          <w:color w:val="000000" w:themeColor="text1" w:themeTint="FF" w:themeShade="FF"/>
+          <w:sz w:val="22"/>
+          <w:szCs w:val="22"/>
+          <w:lang w:val="en-US"/>
+        </w:rPr>
+        <w:t>For at løse problemet blev Group Policy kontrolleret. Indstillingen Allow log on through Remote Desktop Services blev åbnet under:</w:t>
+      </w:r>
+    </w:p>
+    <w:p>
+      <w:pPr>
+        <w:shd w:val="clear" w:color="auto" w:fill="FFFFFF" w:themeFill="background1"/>
+        <w:spacing w:before="0" w:beforeAutospacing="off" w:after="200" w:afterAutospacing="off"/>
+      </w:pPr>
+      <w:r>
+        <w:rPr>
+          <w:rFonts w:ascii="Cambria" w:hAnsi="Cambria" w:eastAsia="Cambria" w:cs="Cambria"/>
+          <w:b w:val="0"/>
+          <w:bCs w:val="0"/>
+          <w:i w:val="0"/>
+          <w:iCs w:val="0"/>
+          <w:caps w:val="0"/>
+          <w:smallCaps w:val="0"/>
+          <w:noProof w:val="0"/>
+          <w:color w:val="000000" w:themeColor="text1" w:themeTint="FF" w:themeShade="FF"/>
+          <w:sz w:val="22"/>
+          <w:szCs w:val="22"/>
+          <w:lang w:val="en-US"/>
+        </w:rPr>
+        <w:t>Computer Configuration → Windows Settings → Security Settings → Local Policies → User Rights Assignment</w:t>
+      </w:r>
+    </w:p>
+    <w:p>
+      <w:pPr>
+        <w:shd w:val="clear" w:color="auto" w:fill="FFFFFF" w:themeFill="background1"/>
+        <w:spacing w:before="0" w:beforeAutospacing="off" w:after="200" w:afterAutospacing="off"/>
+      </w:pPr>
+      <w:r>
+        <w:rPr>
+          <w:rFonts w:ascii="Cambria" w:hAnsi="Cambria" w:eastAsia="Cambria" w:cs="Cambria"/>
+          <w:b w:val="0"/>
+          <w:bCs w:val="0"/>
+          <w:i w:val="0"/>
+          <w:iCs w:val="0"/>
+          <w:caps w:val="0"/>
+          <w:smallCaps w:val="0"/>
+          <w:noProof w:val="0"/>
+          <w:color w:val="000000" w:themeColor="text1" w:themeTint="FF" w:themeShade="FF"/>
+          <w:sz w:val="22"/>
+          <w:szCs w:val="22"/>
+          <w:lang w:val="en-US"/>
+        </w:rPr>
+        <w:t>Den relevante bruger blev derefter tilføjet til denne policy. Efter at rettighederne var blevet opdateret, blev RDP-forbindelsen testet igen fra klient-PC’en.</w:t>
+      </w:r>
+    </w:p>
+    <w:p>
+      <w:pPr>
+        <w:shd w:val="clear" w:color="auto" w:fill="FFFFFF" w:themeFill="background1"/>
+        <w:spacing w:before="200" w:beforeAutospacing="off" w:after="0" w:afterAutospacing="off"/>
+      </w:pPr>
+      <w:r>
+        <w:rPr>
+          <w:rFonts w:ascii="Calibri" w:hAnsi="Calibri" w:eastAsia="Calibri" w:cs="Calibri"/>
+          <w:b w:val="1"/>
+          <w:bCs w:val="1"/>
+          <w:i w:val="0"/>
+          <w:iCs w:val="0"/>
+          <w:caps w:val="0"/>
+          <w:smallCaps w:val="0"/>
+          <w:noProof w:val="0"/>
+          <w:color w:val="4F81BD" w:themeColor="accent1" w:themeTint="FF" w:themeShade="FF"/>
+          <w:sz w:val="26"/>
+          <w:szCs w:val="26"/>
+          <w:lang w:val="en-US"/>
+        </w:rPr>
+        <w:t>Resultat</w:t>
+      </w:r>
+    </w:p>
+    <w:p>
+      <w:pPr>
+        <w:shd w:val="clear" w:color="auto" w:fill="FFFFFF" w:themeFill="background1"/>
+        <w:spacing w:before="0" w:beforeAutospacing="off" w:after="200" w:afterAutospacing="off"/>
+      </w:pPr>
+      <w:r>
+        <w:rPr>
+          <w:rFonts w:ascii="Cambria" w:hAnsi="Cambria" w:eastAsia="Cambria" w:cs="Cambria"/>
+          <w:b w:val="0"/>
+          <w:bCs w:val="0"/>
+          <w:i w:val="0"/>
+          <w:iCs w:val="0"/>
+          <w:caps w:val="0"/>
+          <w:smallCaps w:val="0"/>
+          <w:noProof w:val="0"/>
+          <w:color w:val="000000" w:themeColor="text1" w:themeTint="FF" w:themeShade="FF"/>
+          <w:sz w:val="22"/>
+          <w:szCs w:val="22"/>
+          <w:lang w:val="en-US"/>
+        </w:rPr>
+        <w:t>Efter ændringen kunne brugeren oprette forbindelse fra Windows 11-klienten til SRV01 via Remote Desktop. Forbindelsen blev gennemført med succes, og serverens skrivebord blev vist på klient-PC’en.</w:t>
+      </w:r>
+    </w:p>
+    <w:p>
+      <w:pPr>
+        <w:shd w:val="clear" w:color="auto" w:fill="FFFFFF" w:themeFill="background1"/>
+        <w:spacing w:before="0" w:beforeAutospacing="off" w:after="200" w:afterAutospacing="off"/>
+      </w:pPr>
+      <w:r>
+        <w:rPr>
+          <w:rFonts w:ascii="Cambria" w:hAnsi="Cambria" w:eastAsia="Cambria" w:cs="Cambria"/>
+          <w:b w:val="0"/>
+          <w:bCs w:val="0"/>
+          <w:i w:val="0"/>
+          <w:iCs w:val="0"/>
+          <w:caps w:val="0"/>
+          <w:smallCaps w:val="0"/>
+          <w:noProof w:val="0"/>
+          <w:color w:val="000000" w:themeColor="text1" w:themeTint="FF" w:themeShade="FF"/>
+          <w:sz w:val="22"/>
+          <w:szCs w:val="22"/>
+          <w:lang w:val="en-US"/>
+        </w:rPr>
+        <w:t>Forbindelse: Windows 11 Client → RDP → SRV01</w:t>
+      </w:r>
+    </w:p>
+    <w:p>
+      <w:pPr>
+        <w:shd w:val="clear" w:color="auto" w:fill="FFFFFF" w:themeFill="background1"/>
+        <w:spacing w:before="0" w:beforeAutospacing="off" w:after="200" w:afterAutospacing="off"/>
+      </w:pPr>
+      <w:r>
+        <w:rPr>
+          <w:rFonts w:ascii="Cambria" w:hAnsi="Cambria" w:eastAsia="Cambria" w:cs="Cambria"/>
+          <w:b w:val="0"/>
+          <w:bCs w:val="0"/>
+          <w:i w:val="0"/>
+          <w:iCs w:val="0"/>
+          <w:caps w:val="0"/>
+          <w:smallCaps w:val="0"/>
+          <w:noProof w:val="0"/>
+          <w:color w:val="000000" w:themeColor="text1" w:themeTint="FF" w:themeShade="FF"/>
+          <w:sz w:val="22"/>
+          <w:szCs w:val="22"/>
+          <w:lang w:val="en-US"/>
+        </w:rPr>
+        <w:t>Dette dokumenterer, at kravet om en fungerende RDP-forbindelse fra klient-PC’en til SERVER er opfyldt.</w:t>
+      </w:r>
+    </w:p>
+    <w:p>
+      <w:pPr>
+        <w:pStyle w:val="Normal"/>
+      </w:pPr>
+    </w:p>
+    <w:p>
+      <w:pPr>
+        <w:pStyle w:val="Normal"/>
+      </w:pPr>
+    </w:p>
+    <w:p>
+      <w:pPr>
+        <w:pStyle w:val="Normal"/>
+      </w:pPr>
+    </w:p>
+    <w:p>
+      <w:pPr>
+        <w:pStyle w:val="Heading1"/>
+        <w:rPr>
+          <w:b w:val="0"/>
+          <w:bCs w:val="0"/>
+          <w:u w:val="none"/>
+        </w:rPr>
+      </w:pPr>
     </w:p>
     <w:p xmlns:wp14="http://schemas.microsoft.com/office/word/2010/wordml" wp14:textId="77777777">
       <w:pPr>
@@ -8099,27 +9394,13 @@
     <w:rsid w:val="00E618BF"/>
   </w:style>
   <w:style w:type="paragraph" w:styleId="Heading1">
+    <w:uiPriority w:val="9"/>
     <w:name w:val="heading 1"/>
-    <w:basedOn w:val="Normal"/>
+    <w:basedOn w:val="Heading2"/>
     <w:next w:val="Normal"/>
     <w:link w:val="Heading1Char"/>
-    <w:uiPriority w:val="9"/>
     <w:qFormat/>
-    <w:rsid w:val="00FC693F"/>
-    <w:pPr>
-      <w:keepNext/>
-      <w:keepLines/>
-      <w:spacing w:before="480" w:after="0"/>
-      <w:outlineLvl w:val="0"/>
-    </w:pPr>
-    <w:rPr>
-      <w:rFonts w:asciiTheme="majorHAnsi" w:hAnsiTheme="majorHAnsi" w:eastAsiaTheme="majorEastAsia" w:cstheme="majorBidi"/>
-      <w:b/>
-      <w:bCs/>
-      <w:color w:val="365F91" w:themeColor="accent1" w:themeShade="BF"/>
-      <w:sz w:val="28"/>
-      <w:szCs w:val="28"/>
-    </w:rPr>
+    <w:rsid w:val="59670BD9"/>
   </w:style>
   <w:style w:type="paragraph" w:styleId="Heading2">
     <w:name w:val="heading 2"/>
@@ -8343,20 +9624,12 @@
       <w:spacing w:after="0" w:line="240" w:lineRule="auto"/>
     </w:pPr>
   </w:style>
-  <w:style w:type="character" w:styleId="Heading1Char" w:customStyle="1">
+  <w:style w:type="character" w:styleId="Heading1Char" w:customStyle="true">
+    <w:uiPriority w:val="9"/>
     <w:name w:val="Heading 1 Char"/>
-    <w:basedOn w:val="DefaultParagraphFont"/>
+    <w:basedOn w:val="Heading2"/>
     <w:link w:val="Heading1"/>
-    <w:uiPriority w:val="9"/>
-    <w:rsid w:val="00FC693F"/>
-    <w:rPr>
-      <w:rFonts w:asciiTheme="majorHAnsi" w:hAnsiTheme="majorHAnsi" w:eastAsiaTheme="majorEastAsia" w:cstheme="majorBidi"/>
-      <w:b/>
-      <w:bCs/>
-      <w:color w:val="365F91" w:themeColor="accent1" w:themeShade="BF"/>
-      <w:sz w:val="28"/>
-      <w:szCs w:val="28"/>
-    </w:rPr>
+    <w:rsid w:val="59670BD9"/>
   </w:style>
   <w:style w:type="character" w:styleId="Heading2Char" w:customStyle="1">
     <w:name w:val="Heading 2 Char"/>
@@ -8977,17 +10250,14 @@
     </w:rPr>
   </w:style>
   <w:style w:type="paragraph" w:styleId="TOCHeading">
+    <w:uiPriority w:val="39"/>
     <w:name w:val="TOC Heading"/>
     <w:basedOn w:val="Heading1"/>
     <w:next w:val="Normal"/>
-    <w:uiPriority w:val="39"/>
     <w:semiHidden/>
     <w:unhideWhenUsed/>
     <w:qFormat/>
-    <w:rsid w:val="00FC693F"/>
-    <w:pPr>
-      <w:outlineLvl w:val="9"/>
-    </w:pPr>
+    <w:rsid w:val="59670BD9"/>
   </w:style>
   <w:style w:type="table" w:styleId="TableGrid">
     <w:name w:val="Table Grid"/>
@@ -19735,6 +21005,17 @@
         <w:shd w:val="clear" w:color="auto" w:fill="FBCAA2" w:themeFill="accent6" w:themeFillTint="7F"/>
       </w:tcPr>
     </w:tblStylePr>
+  </w:style>
+  <w:style w:type="character" w:styleId="Hyperlink">
+    <w:uiPriority w:val="99"/>
+    <w:name w:val="Hyperlink"/>
+    <w:basedOn w:val="DefaultParagraphFont"/>
+    <w:unhideWhenUsed/>
+    <w:rsid w:val="7E7093D5"/>
+    <w:rPr>
+      <w:color w:val="0000FF"/>
+      <w:u w:val="single"/>
+    </w:rPr>
   </w:style>
 </w:styles>
 </file>

--- a/Documentation/rapport.docx
+++ b/Documentation/rapport.docx
@@ -4357,20 +4357,191 @@
     <w:p xmlns:wp14="http://schemas.microsoft.com/office/word/2010/wordml" wp14:textId="77777777">
       <w:pPr>
         <w:pStyle w:val="Heading2"/>
+      </w:pPr>
+      <w:r>
         <w:rPr>
           <w:b w:val="0"/>
           <w:bCs w:val="0"/>
           <w:u w:val="none"/>
         </w:rPr>
-      </w:pPr>
-      <w:r>
-        <w:rPr>
-          <w:b w:val="0"/>
-          <w:bCs w:val="0"/>
-          <w:u w:val="none"/>
-        </w:rPr>
         <w:t>4.6 Gruppepolitik (GPO)</w:t>
       </w:r>
+    </w:p>
+    <w:p>
+      <w:pPr>
+        <w:shd w:val="clear" w:color="auto" w:fill="FFFFFF" w:themeFill="background1"/>
+        <w:spacing w:before="0" w:beforeAutospacing="off" w:after="200" w:afterAutospacing="off"/>
+      </w:pPr>
+      <w:r>
+        <w:rPr>
+          <w:rFonts w:ascii="Cambria" w:hAnsi="Cambria" w:eastAsia="Cambria" w:cs="Cambria"/>
+          <w:b w:val="0"/>
+          <w:bCs w:val="0"/>
+          <w:i w:val="0"/>
+          <w:iCs w:val="0"/>
+          <w:caps w:val="0"/>
+          <w:smallCaps w:val="0"/>
+          <w:noProof w:val="0"/>
+          <w:color w:val="000000" w:themeColor="text1" w:themeTint="FF" w:themeShade="FF"/>
+          <w:sz w:val="22"/>
+          <w:szCs w:val="22"/>
+          <w:lang w:val="en-US"/>
+        </w:rPr>
+        <w:t>Der blev oprettet en GPO med navnet GPO-user-Restrictions og knyttet til domænet.</w:t>
+      </w:r>
+    </w:p>
+    <w:p>
+      <w:pPr>
+        <w:shd w:val="clear" w:color="auto" w:fill="FFFFFF" w:themeFill="background1"/>
+        <w:spacing w:before="0" w:beforeAutospacing="off" w:after="200" w:afterAutospacing="off"/>
+      </w:pPr>
+      <w:r>
+        <w:rPr>
+          <w:rFonts w:ascii="Cambria" w:hAnsi="Cambria" w:eastAsia="Cambria" w:cs="Cambria"/>
+          <w:b w:val="0"/>
+          <w:bCs w:val="0"/>
+          <w:i w:val="0"/>
+          <w:iCs w:val="0"/>
+          <w:caps w:val="0"/>
+          <w:smallCaps w:val="0"/>
+          <w:noProof w:val="0"/>
+          <w:color w:val="000000" w:themeColor="text1" w:themeTint="FF" w:themeShade="FF"/>
+          <w:sz w:val="22"/>
+          <w:szCs w:val="22"/>
+          <w:lang w:val="en-US"/>
+        </w:rPr>
+        <w:t>GPO’en bruges til at begrænse brugernes mulighed for at ændre brugerfladen og installere programmer.</w:t>
+      </w:r>
+    </w:p>
+    <w:p>
+      <w:pPr>
+        <w:shd w:val="clear" w:color="auto" w:fill="FFFFFF" w:themeFill="background1"/>
+        <w:spacing w:before="0" w:beforeAutospacing="off" w:after="200" w:afterAutospacing="off"/>
+        <w:ind w:left="360" w:right="0" w:hanging="360"/>
+      </w:pPr>
+      <w:r>
+        <w:rPr>
+          <w:rFonts w:ascii="Arial" w:hAnsi="Arial" w:eastAsia="Arial" w:cs="Arial"/>
+          <w:b w:val="0"/>
+          <w:bCs w:val="0"/>
+          <w:i w:val="0"/>
+          <w:iCs w:val="0"/>
+          <w:caps w:val="0"/>
+          <w:smallCaps w:val="0"/>
+          <w:noProof w:val="0"/>
+          <w:color w:val="000000" w:themeColor="text1" w:themeTint="FF" w:themeShade="FF"/>
+          <w:sz w:val="22"/>
+          <w:szCs w:val="22"/>
+          <w:lang w:val="en-US"/>
+        </w:rPr>
+        <w:t>Brugerne kan ikke ændre det tildelte baggrundsbillede.</w:t>
+      </w:r>
+    </w:p>
+    <w:p>
+      <w:pPr>
+        <w:shd w:val="clear" w:color="auto" w:fill="FFFFFF" w:themeFill="background1"/>
+        <w:spacing w:before="0" w:beforeAutospacing="off" w:after="200" w:afterAutospacing="off"/>
+        <w:ind w:left="360" w:right="0" w:hanging="360"/>
+      </w:pPr>
+      <w:r>
+        <w:rPr>
+          <w:rFonts w:ascii="Arial" w:hAnsi="Arial" w:eastAsia="Arial" w:cs="Arial"/>
+          <w:b w:val="0"/>
+          <w:bCs w:val="0"/>
+          <w:i w:val="0"/>
+          <w:iCs w:val="0"/>
+          <w:caps w:val="0"/>
+          <w:smallCaps w:val="0"/>
+          <w:noProof w:val="0"/>
+          <w:color w:val="000000" w:themeColor="text1" w:themeTint="FF" w:themeShade="FF"/>
+          <w:sz w:val="22"/>
+          <w:szCs w:val="22"/>
+          <w:lang w:val="en-US"/>
+        </w:rPr>
+        <w:t>Startmenuen er begrænset, så brugerne ikke kan ændre relevante indstillinger.</w:t>
+      </w:r>
+    </w:p>
+    <w:p>
+      <w:pPr>
+        <w:shd w:val="clear" w:color="auto" w:fill="FFFFFF" w:themeFill="background1"/>
+        <w:spacing w:before="0" w:beforeAutospacing="off" w:after="200" w:afterAutospacing="off"/>
+        <w:ind w:left="360" w:right="0" w:hanging="360"/>
+      </w:pPr>
+      <w:r>
+        <w:rPr>
+          <w:rFonts w:ascii="Arial" w:hAnsi="Arial" w:eastAsia="Arial" w:cs="Arial"/>
+          <w:b w:val="0"/>
+          <w:bCs w:val="0"/>
+          <w:i w:val="0"/>
+          <w:iCs w:val="0"/>
+          <w:caps w:val="0"/>
+          <w:smallCaps w:val="0"/>
+          <w:noProof w:val="0"/>
+          <w:color w:val="000000" w:themeColor="text1" w:themeTint="FF" w:themeShade="FF"/>
+          <w:sz w:val="22"/>
+          <w:szCs w:val="22"/>
+          <w:lang w:val="en-US"/>
+        </w:rPr>
+        <w:t>Brugerne begrænses fra selv at installere programmer via Windows Installer.</w:t>
+      </w:r>
+    </w:p>
+    <w:p>
+      <w:pPr>
+        <w:shd w:val="clear" w:color="auto" w:fill="FFFFFF" w:themeFill="background1"/>
+        <w:spacing w:before="0" w:beforeAutospacing="off" w:after="200" w:afterAutospacing="off"/>
+        <w:ind w:left="360" w:right="0" w:hanging="360"/>
+      </w:pPr>
+      <w:r>
+        <w:rPr>
+          <w:rFonts w:ascii="Arial" w:hAnsi="Arial" w:eastAsia="Arial" w:cs="Arial"/>
+          <w:b w:val="0"/>
+          <w:bCs w:val="0"/>
+          <w:i w:val="0"/>
+          <w:iCs w:val="0"/>
+          <w:caps w:val="0"/>
+          <w:smallCaps w:val="0"/>
+          <w:noProof w:val="0"/>
+          <w:color w:val="000000" w:themeColor="text1" w:themeTint="FF" w:themeShade="FF"/>
+          <w:sz w:val="22"/>
+          <w:szCs w:val="22"/>
+          <w:lang w:val="en-US"/>
+        </w:rPr>
+        <w:t>Der anvendes et fælles baggrundsbillede for brugerne i afdelingen, som ligger på serveren.</w:t>
+      </w:r>
+    </w:p>
+    <w:p>
+      <w:pPr>
+        <w:shd w:val="clear" w:color="auto" w:fill="FFFFFF" w:themeFill="background1"/>
+        <w:spacing w:before="0" w:beforeAutospacing="off" w:after="200" w:afterAutospacing="off"/>
+        <w:ind w:left="360" w:right="0" w:hanging="360"/>
+      </w:pPr>
+      <w:r>
+        <w:rPr>
+          <w:rFonts w:ascii="Arial" w:hAnsi="Arial" w:eastAsia="Arial" w:cs="Arial"/>
+          <w:b w:val="0"/>
+          <w:bCs w:val="0"/>
+          <w:i w:val="0"/>
+          <w:iCs w:val="0"/>
+          <w:caps w:val="0"/>
+          <w:smallCaps w:val="0"/>
+          <w:noProof w:val="0"/>
+          <w:color w:val="000000" w:themeColor="text1" w:themeTint="FF" w:themeShade="FF"/>
+          <w:sz w:val="22"/>
+          <w:szCs w:val="22"/>
+          <w:lang w:val="en-US"/>
+        </w:rPr>
+        <w:t>GPO’en blev opdateret med gpupdate /force for at anvende ændringerne.</w:t>
+      </w:r>
+    </w:p>
+    <w:p>
+      <w:pPr>
+        <w:pStyle w:val="Normal"/>
+      </w:pPr>
+    </w:p>
+    <w:p>
+      <w:pPr>
+        <w:pStyle w:val="Normal"/>
+      </w:pPr>
     </w:p>
     <w:p xmlns:wp14="http://schemas.microsoft.com/office/word/2010/wordml" wp14:textId="77777777">
       <w:pPr>
@@ -6108,7 +6279,308 @@
         <w:t>5.3 Wallpaper og brugerrestriktioner</w:t>
       </w:r>
     </w:p>
-    <w:p xmlns:wp14="http://schemas.microsoft.com/office/word/2010/wordml" wp14:textId="77777777">
+    <w:p xmlns:wp14="http://schemas.microsoft.com/office/word/2010/wordml" wp14:textId="52349474">
+      <w:pPr>
+        <w:shd w:val="clear" w:color="auto" w:fill="FFFFFF" w:themeFill="background1"/>
+        <w:spacing w:before="0" w:beforeAutospacing="off" w:after="200" w:afterAutospacing="off"/>
+        <w:rPr>
+          <w:rFonts w:ascii="Calibri" w:hAnsi="Calibri" w:eastAsia="Calibri" w:cs="Calibri" w:asciiTheme="majorAscii" w:hAnsiTheme="majorAscii" w:eastAsiaTheme="majorAscii" w:cstheme="majorAscii"/>
+          <w:b w:val="0"/>
+          <w:bCs w:val="0"/>
+          <w:i w:val="0"/>
+          <w:iCs w:val="0"/>
+          <w:caps w:val="0"/>
+          <w:smallCaps w:val="0"/>
+          <w:noProof w:val="0"/>
+          <w:color w:val="000000" w:themeColor="text1" w:themeTint="FF" w:themeShade="FF"/>
+          <w:sz w:val="22"/>
+          <w:szCs w:val="22"/>
+          <w:lang w:val="en-US"/>
+        </w:rPr>
+      </w:pPr>
+      <w:r>
+        <w:rPr>
+          <w:rFonts w:ascii="Calibri" w:hAnsi="Calibri" w:eastAsia="Calibri" w:cs="Calibri" w:asciiTheme="majorAscii" w:hAnsiTheme="majorAscii" w:eastAsiaTheme="majorAscii" w:cstheme="majorAscii"/>
+          <w:b w:val="0"/>
+          <w:bCs w:val="0"/>
+          <w:i w:val="0"/>
+          <w:iCs w:val="0"/>
+          <w:caps w:val="0"/>
+          <w:smallCaps w:val="0"/>
+          <w:noProof w:val="0"/>
+          <w:color w:val="000000" w:themeColor="text1" w:themeTint="FF" w:themeShade="FF"/>
+          <w:sz w:val="22"/>
+          <w:szCs w:val="22"/>
+          <w:lang w:val="en-US"/>
+        </w:rPr>
+        <w:t>Formålet var at konfigurere en fast skrivebordsbaggrund på klienterne via Group Policy.</w:t>
+      </w:r>
+    </w:p>
+    <w:p xmlns:wp14="http://schemas.microsoft.com/office/word/2010/wordml" wp14:textId="27DB564D">
+      <w:pPr>
+        <w:shd w:val="clear" w:color="auto" w:fill="FFFFFF" w:themeFill="background1"/>
+        <w:spacing w:before="0" w:beforeAutospacing="off" w:after="200" w:afterAutospacing="off"/>
+        <w:rPr>
+          <w:rFonts w:ascii="Calibri" w:hAnsi="Calibri" w:eastAsia="Calibri" w:cs="Calibri" w:asciiTheme="majorAscii" w:hAnsiTheme="majorAscii" w:eastAsiaTheme="majorAscii" w:cstheme="majorAscii"/>
+          <w:b w:val="0"/>
+          <w:bCs w:val="0"/>
+          <w:i w:val="0"/>
+          <w:iCs w:val="0"/>
+          <w:caps w:val="0"/>
+          <w:smallCaps w:val="0"/>
+          <w:noProof w:val="0"/>
+          <w:color w:val="000000" w:themeColor="text1" w:themeTint="FF" w:themeShade="FF"/>
+          <w:sz w:val="22"/>
+          <w:szCs w:val="22"/>
+          <w:lang w:val="en-US"/>
+        </w:rPr>
+      </w:pPr>
+      <w:r>
+        <w:rPr>
+          <w:rFonts w:ascii="Calibri" w:hAnsi="Calibri" w:eastAsia="Calibri" w:cs="Calibri" w:asciiTheme="majorAscii" w:hAnsiTheme="majorAscii" w:eastAsiaTheme="majorAscii" w:cstheme="majorAscii"/>
+          <w:b w:val="0"/>
+          <w:bCs w:val="0"/>
+          <w:i w:val="0"/>
+          <w:iCs w:val="0"/>
+          <w:caps w:val="0"/>
+          <w:smallCaps w:val="0"/>
+          <w:noProof w:val="0"/>
+          <w:color w:val="000000" w:themeColor="text1" w:themeTint="FF" w:themeShade="FF"/>
+          <w:sz w:val="22"/>
+          <w:szCs w:val="22"/>
+          <w:lang w:val="en-US"/>
+        </w:rPr>
+        <w:t>1. Placering og deling af billeder</w:t>
+      </w:r>
+    </w:p>
+    <w:p xmlns:wp14="http://schemas.microsoft.com/office/word/2010/wordml" wp14:textId="6B427CDC">
+      <w:pPr>
+        <w:shd w:val="clear" w:color="auto" w:fill="FFFFFF" w:themeFill="background1"/>
+        <w:spacing w:before="0" w:beforeAutospacing="off" w:after="200" w:afterAutospacing="off"/>
+        <w:rPr>
+          <w:rFonts w:ascii="Calibri" w:hAnsi="Calibri" w:eastAsia="Calibri" w:cs="Calibri" w:asciiTheme="majorAscii" w:hAnsiTheme="majorAscii" w:eastAsiaTheme="majorAscii" w:cstheme="majorAscii"/>
+          <w:b w:val="0"/>
+          <w:bCs w:val="0"/>
+          <w:i w:val="0"/>
+          <w:iCs w:val="0"/>
+          <w:caps w:val="0"/>
+          <w:smallCaps w:val="0"/>
+          <w:noProof w:val="0"/>
+          <w:color w:val="000000" w:themeColor="text1" w:themeTint="FF" w:themeShade="FF"/>
+          <w:sz w:val="22"/>
+          <w:szCs w:val="22"/>
+          <w:lang w:val="en-US"/>
+        </w:rPr>
+      </w:pPr>
+      <w:r>
+        <w:rPr>
+          <w:rFonts w:ascii="Calibri" w:hAnsi="Calibri" w:eastAsia="Calibri" w:cs="Calibri" w:asciiTheme="majorAscii" w:hAnsiTheme="majorAscii" w:eastAsiaTheme="majorAscii" w:cstheme="majorAscii"/>
+          <w:b w:val="0"/>
+          <w:bCs w:val="0"/>
+          <w:i w:val="0"/>
+          <w:iCs w:val="0"/>
+          <w:caps w:val="0"/>
+          <w:smallCaps w:val="0"/>
+          <w:noProof w:val="0"/>
+          <w:color w:val="000000" w:themeColor="text1" w:themeTint="FF" w:themeShade="FF"/>
+          <w:sz w:val="22"/>
+          <w:szCs w:val="22"/>
+          <w:lang w:val="en-US"/>
+        </w:rPr>
+        <w:t>Billederne blev placeret på serveren i mappen D:\wallpaper. Mappen blev delt på netværket som "wallpaper", så klienterne kunne tilgå billederne via en UNC-sti.</w:t>
+      </w:r>
+    </w:p>
+    <w:p xmlns:wp14="http://schemas.microsoft.com/office/word/2010/wordml" wp14:textId="1F70F020">
+      <w:pPr>
+        <w:shd w:val="clear" w:color="auto" w:fill="FFFFFF" w:themeFill="background1"/>
+        <w:spacing w:before="0" w:beforeAutospacing="off" w:after="200" w:afterAutospacing="off"/>
+        <w:rPr>
+          <w:rFonts w:ascii="Calibri" w:hAnsi="Calibri" w:eastAsia="Calibri" w:cs="Calibri" w:asciiTheme="majorAscii" w:hAnsiTheme="majorAscii" w:eastAsiaTheme="majorAscii" w:cstheme="majorAscii"/>
+          <w:b w:val="0"/>
+          <w:bCs w:val="0"/>
+          <w:i w:val="0"/>
+          <w:iCs w:val="0"/>
+          <w:caps w:val="0"/>
+          <w:smallCaps w:val="0"/>
+          <w:noProof w:val="0"/>
+          <w:color w:val="000000" w:themeColor="text1" w:themeTint="FF" w:themeShade="FF"/>
+          <w:sz w:val="22"/>
+          <w:szCs w:val="22"/>
+          <w:lang w:val="en-US"/>
+        </w:rPr>
+      </w:pPr>
+      <w:r>
+        <w:rPr>
+          <w:rFonts w:ascii="Calibri" w:hAnsi="Calibri" w:eastAsia="Calibri" w:cs="Calibri" w:asciiTheme="majorAscii" w:hAnsiTheme="majorAscii" w:eastAsiaTheme="majorAscii" w:cstheme="majorAscii"/>
+          <w:b w:val="0"/>
+          <w:bCs w:val="0"/>
+          <w:i w:val="0"/>
+          <w:iCs w:val="0"/>
+          <w:caps w:val="0"/>
+          <w:smallCaps w:val="0"/>
+          <w:noProof w:val="0"/>
+          <w:color w:val="000000" w:themeColor="text1" w:themeTint="FF" w:themeShade="FF"/>
+          <w:sz w:val="22"/>
+          <w:szCs w:val="22"/>
+          <w:lang w:val="en-US"/>
+        </w:rPr>
+        <w:t>2. Konfiguration af Group Policy</w:t>
+      </w:r>
+    </w:p>
+    <w:p xmlns:wp14="http://schemas.microsoft.com/office/word/2010/wordml" wp14:textId="0146DB5F">
+      <w:pPr>
+        <w:shd w:val="clear" w:color="auto" w:fill="FFFFFF" w:themeFill="background1"/>
+        <w:spacing w:before="0" w:beforeAutospacing="off" w:after="200" w:afterAutospacing="off"/>
+        <w:rPr>
+          <w:rFonts w:ascii="Calibri" w:hAnsi="Calibri" w:eastAsia="Calibri" w:cs="Calibri" w:asciiTheme="majorAscii" w:hAnsiTheme="majorAscii" w:eastAsiaTheme="majorAscii" w:cstheme="majorAscii"/>
+          <w:b w:val="0"/>
+          <w:bCs w:val="0"/>
+          <w:i w:val="0"/>
+          <w:iCs w:val="0"/>
+          <w:caps w:val="0"/>
+          <w:smallCaps w:val="0"/>
+          <w:noProof w:val="0"/>
+          <w:color w:val="000000" w:themeColor="text1" w:themeTint="FF" w:themeShade="FF"/>
+          <w:sz w:val="22"/>
+          <w:szCs w:val="22"/>
+          <w:lang w:val="en-US"/>
+        </w:rPr>
+      </w:pPr>
+      <w:r>
+        <w:rPr>
+          <w:rFonts w:ascii="Calibri" w:hAnsi="Calibri" w:eastAsia="Calibri" w:cs="Calibri" w:asciiTheme="majorAscii" w:hAnsiTheme="majorAscii" w:eastAsiaTheme="majorAscii" w:cstheme="majorAscii"/>
+          <w:b w:val="0"/>
+          <w:bCs w:val="0"/>
+          <w:i w:val="0"/>
+          <w:iCs w:val="0"/>
+          <w:caps w:val="0"/>
+          <w:smallCaps w:val="0"/>
+          <w:noProof w:val="0"/>
+          <w:color w:val="000000" w:themeColor="text1" w:themeTint="FF" w:themeShade="FF"/>
+          <w:sz w:val="22"/>
+          <w:szCs w:val="22"/>
+          <w:lang w:val="en-US"/>
+        </w:rPr>
+        <w:t xml:space="preserve">I Group Policy blev indstillingen "Desktop Wallpaper" aktiveret. Her blev stien til det ønskede billede angivet som en UNC-sti, f.eks. </w:t>
+      </w:r>
+      <w:hyperlink r:id="R459b18bf99214cd8">
+        <w:r>
+          <w:rPr>
+            <w:rStyle w:val="Hyperlink"/>
+            <w:rFonts w:ascii="Calibri" w:hAnsi="Calibri" w:eastAsia="Calibri" w:cs="Calibri" w:asciiTheme="majorAscii" w:hAnsiTheme="majorAscii" w:eastAsiaTheme="majorAscii" w:cstheme="majorAscii"/>
+            <w:b w:val="0"/>
+            <w:bCs w:val="0"/>
+            <w:i w:val="0"/>
+            <w:iCs w:val="0"/>
+            <w:caps w:val="0"/>
+            <w:smallCaps w:val="0"/>
+            <w:noProof w:val="0"/>
+            <w:sz w:val="22"/>
+            <w:szCs w:val="22"/>
+            <w:lang w:val="en-US"/>
+          </w:rPr>
+          <w:t>\\SRV01\wallpaper\d1.jpg</w:t>
+        </w:r>
+      </w:hyperlink>
+      <w:r>
+        <w:rPr>
+          <w:rFonts w:ascii="Calibri" w:hAnsi="Calibri" w:eastAsia="Calibri" w:cs="Calibri" w:asciiTheme="majorAscii" w:hAnsiTheme="majorAscii" w:eastAsiaTheme="majorAscii" w:cstheme="majorAscii"/>
+          <w:b w:val="0"/>
+          <w:bCs w:val="0"/>
+          <w:i w:val="0"/>
+          <w:iCs w:val="0"/>
+          <w:caps w:val="0"/>
+          <w:smallCaps w:val="0"/>
+          <w:noProof w:val="0"/>
+          <w:color w:val="000000" w:themeColor="text1" w:themeTint="FF" w:themeShade="FF"/>
+          <w:sz w:val="22"/>
+          <w:szCs w:val="22"/>
+          <w:lang w:val="en-US"/>
+        </w:rPr>
+        <w:t>.</w:t>
+      </w:r>
+    </w:p>
+    <w:p xmlns:wp14="http://schemas.microsoft.com/office/word/2010/wordml" wp14:textId="1E0C8C71">
+      <w:pPr>
+        <w:shd w:val="clear" w:color="auto" w:fill="FFFFFF" w:themeFill="background1"/>
+        <w:spacing w:before="0" w:beforeAutospacing="off" w:after="200" w:afterAutospacing="off"/>
+        <w:rPr>
+          <w:rFonts w:ascii="Calibri" w:hAnsi="Calibri" w:eastAsia="Calibri" w:cs="Calibri" w:asciiTheme="majorAscii" w:hAnsiTheme="majorAscii" w:eastAsiaTheme="majorAscii" w:cstheme="majorAscii"/>
+          <w:b w:val="0"/>
+          <w:bCs w:val="0"/>
+          <w:i w:val="0"/>
+          <w:iCs w:val="0"/>
+          <w:caps w:val="0"/>
+          <w:smallCaps w:val="0"/>
+          <w:noProof w:val="0"/>
+          <w:color w:val="000000" w:themeColor="text1" w:themeTint="FF" w:themeShade="FF"/>
+          <w:sz w:val="22"/>
+          <w:szCs w:val="22"/>
+          <w:lang w:val="en-US"/>
+        </w:rPr>
+      </w:pPr>
+      <w:r>
+        <w:rPr>
+          <w:rFonts w:ascii="Calibri" w:hAnsi="Calibri" w:eastAsia="Calibri" w:cs="Calibri" w:asciiTheme="majorAscii" w:hAnsiTheme="majorAscii" w:eastAsiaTheme="majorAscii" w:cstheme="majorAscii"/>
+          <w:b w:val="0"/>
+          <w:bCs w:val="0"/>
+          <w:i w:val="0"/>
+          <w:iCs w:val="0"/>
+          <w:caps w:val="0"/>
+          <w:smallCaps w:val="0"/>
+          <w:noProof w:val="0"/>
+          <w:color w:val="000000" w:themeColor="text1" w:themeTint="FF" w:themeShade="FF"/>
+          <w:sz w:val="22"/>
+          <w:szCs w:val="22"/>
+          <w:lang w:val="en-US"/>
+        </w:rPr>
+        <w:t>3. Anvendelse på klienten</w:t>
+      </w:r>
+    </w:p>
+    <w:p xmlns:wp14="http://schemas.microsoft.com/office/word/2010/wordml" wp14:textId="01614BE6">
+      <w:pPr>
+        <w:shd w:val="clear" w:color="auto" w:fill="FFFFFF" w:themeFill="background1"/>
+        <w:spacing w:before="0" w:beforeAutospacing="off" w:after="200" w:afterAutospacing="off"/>
+      </w:pPr>
+      <w:r>
+        <w:rPr>
+          <w:rFonts w:ascii="Calibri" w:hAnsi="Calibri" w:eastAsia="Calibri" w:cs="Calibri" w:asciiTheme="majorAscii" w:hAnsiTheme="majorAscii" w:eastAsiaTheme="majorAscii" w:cstheme="majorAscii"/>
+          <w:b w:val="0"/>
+          <w:bCs w:val="0"/>
+          <w:i w:val="0"/>
+          <w:iCs w:val="0"/>
+          <w:caps w:val="0"/>
+          <w:smallCaps w:val="0"/>
+          <w:noProof w:val="0"/>
+          <w:color w:val="000000" w:themeColor="text1" w:themeTint="FF" w:themeShade="FF"/>
+          <w:sz w:val="22"/>
+          <w:szCs w:val="22"/>
+          <w:lang w:val="en-US"/>
+        </w:rPr>
+        <w:t>På klienten blev Group Policy opdateret med kommandoen gpupdate /force. Herefter blev den konfigurerede skrivebordsbaggrund anvendt på klientens skrivebord.</w:t>
+      </w:r>
+    </w:p>
+    <w:p xmlns:wp14="http://schemas.microsoft.com/office/word/2010/wordml" wp14:textId="778AB5DC">
+      <w:pPr>
+        <w:shd w:val="clear" w:color="auto" w:fill="FFFFFF" w:themeFill="background1"/>
+        <w:spacing w:before="0" w:beforeAutospacing="off" w:after="200" w:afterAutospacing="off"/>
+        <w:rPr>
+          <w:rFonts w:ascii="Calibri" w:hAnsi="Calibri" w:eastAsia="Calibri" w:cs="Calibri" w:asciiTheme="majorAscii" w:hAnsiTheme="majorAscii" w:eastAsiaTheme="majorAscii" w:cstheme="majorAscii"/>
+          <w:b w:val="0"/>
+          <w:bCs w:val="0"/>
+          <w:i w:val="0"/>
+          <w:iCs w:val="0"/>
+          <w:caps w:val="0"/>
+          <w:smallCaps w:val="0"/>
+          <w:noProof w:val="0"/>
+          <w:color w:val="000000" w:themeColor="text1" w:themeTint="FF" w:themeShade="FF"/>
+          <w:sz w:val="22"/>
+          <w:szCs w:val="22"/>
+          <w:lang w:val="en-US"/>
+        </w:rPr>
+      </w:pPr>
+    </w:p>
+    <w:p xmlns:wp14="http://schemas.microsoft.com/office/word/2010/wordml" wp14:textId="24F7C0DF">
       <w:pPr>
         <w:rPr>
           <w:b w:val="0"/>
@@ -6116,14 +6588,6 @@
           <w:u w:val="none"/>
         </w:rPr>
       </w:pPr>
-      <w:r>
-        <w:rPr>
-          <w:b w:val="0"/>
-          <w:bCs w:val="0"/>
-          <w:u w:val="none"/>
-        </w:rPr>
-        <w:t>Skriv indhold her...</w:t>
-      </w:r>
       <w:r>
         <w:br/>
       </w:r>

--- a/Documentation/rapport.docx
+++ b/Documentation/rapport.docx
@@ -6165,25 +6165,705 @@
         <w:t>5. Sikkerhed</w:t>
       </w:r>
     </w:p>
-    <w:p xmlns:wp14="http://schemas.microsoft.com/office/word/2010/wordml" wp14:textId="77777777">
-      <w:pPr>
-        <w:rPr>
-          <w:b w:val="0"/>
-          <w:bCs w:val="0"/>
-          <w:u w:val="none"/>
-        </w:rPr>
-      </w:pPr>
-      <w:r>
-        <w:rPr>
-          <w:b w:val="0"/>
-          <w:bCs w:val="0"/>
-          <w:u w:val="none"/>
-        </w:rPr>
-        <w:t>Skriv indhold her...</w:t>
+    <w:p xmlns:wp14="http://schemas.microsoft.com/office/word/2010/wordml" wp14:textId="0B9F3610">
+      <w:pPr>
+        <w:pStyle w:val="Heading2"/>
+        <w:spacing w:before="200" w:beforeAutospacing="off" w:after="0" w:afterAutospacing="off" w:line="276" w:lineRule="auto"/>
+      </w:pPr>
+      <w:r>
+        <w:rPr>
+          <w:rFonts w:ascii="Calibri" w:hAnsi="Calibri" w:eastAsia="Calibri" w:cs="Calibri"/>
+          <w:b w:val="1"/>
+          <w:bCs w:val="1"/>
+          <w:noProof w:val="0"/>
+          <w:color w:val="4F81BD" w:themeColor="accent1" w:themeTint="FF" w:themeShade="FF"/>
+          <w:sz w:val="26"/>
+          <w:szCs w:val="26"/>
+          <w:lang w:val="en-US"/>
+        </w:rPr>
+        <w:t>1. Formål</w:t>
+      </w:r>
+    </w:p>
+    <w:p xmlns:wp14="http://schemas.microsoft.com/office/word/2010/wordml" wp14:textId="372ADD2B">
+      <w:pPr>
+        <w:spacing w:before="0" w:beforeAutospacing="off" w:after="200" w:afterAutospacing="off" w:line="276" w:lineRule="auto"/>
+      </w:pPr>
+      <w:r>
+        <w:rPr>
+          <w:rFonts w:ascii="Arial" w:hAnsi="Arial" w:eastAsia="Arial" w:cs="Arial"/>
+          <w:noProof w:val="0"/>
+          <w:sz w:val="22"/>
+          <w:szCs w:val="22"/>
+          <w:lang w:val="en-US"/>
+        </w:rPr>
+        <w:t>Formålet var at konfigurere og teste en VPN-forbindelse fra en Windows-klient til SRV01, så brugeren kan få adgang til det interne netværk og filshares via VPN.</w:t>
+      </w:r>
+    </w:p>
+    <w:p xmlns:wp14="http://schemas.microsoft.com/office/word/2010/wordml" wp14:textId="4C3D5F3C">
+      <w:pPr>
+        <w:pStyle w:val="Heading2"/>
+        <w:spacing w:before="200" w:beforeAutospacing="off" w:after="0" w:afterAutospacing="off" w:line="276" w:lineRule="auto"/>
+      </w:pPr>
+      <w:r>
+        <w:rPr>
+          <w:rFonts w:ascii="Calibri" w:hAnsi="Calibri" w:eastAsia="Calibri" w:cs="Calibri"/>
+          <w:b w:val="1"/>
+          <w:bCs w:val="1"/>
+          <w:noProof w:val="0"/>
+          <w:color w:val="4F81BD" w:themeColor="accent1" w:themeTint="FF" w:themeShade="FF"/>
+          <w:sz w:val="26"/>
+          <w:szCs w:val="26"/>
+          <w:lang w:val="en-US"/>
+        </w:rPr>
+        <w:t>2. Installation af Remote Access</w:t>
+      </w:r>
+    </w:p>
+    <w:p xmlns:wp14="http://schemas.microsoft.com/office/word/2010/wordml" wp14:textId="372FA8EA">
+      <w:pPr>
+        <w:spacing w:before="0" w:beforeAutospacing="off" w:after="200" w:afterAutospacing="off" w:line="276" w:lineRule="auto"/>
+      </w:pPr>
+      <w:r>
+        <w:rPr>
+          <w:rFonts w:ascii="Arial" w:hAnsi="Arial" w:eastAsia="Arial" w:cs="Arial"/>
+          <w:noProof w:val="0"/>
+          <w:sz w:val="22"/>
+          <w:szCs w:val="22"/>
+          <w:lang w:val="en-US"/>
+        </w:rPr>
+        <w:t>På SRV01 blev Server Manager åbnet. Under Manage → Add Roles and Features blev Remote Access installeret. Under Role Services blev DirectAccess and VPN (RAS) samt Routing installeret. Installationen blev gennemført med status “Installation succeeded”.</w:t>
+      </w:r>
+    </w:p>
+    <w:p xmlns:wp14="http://schemas.microsoft.com/office/word/2010/wordml" wp14:textId="482F4DFA">
+      <w:pPr>
+        <w:pStyle w:val="Heading2"/>
+        <w:spacing w:before="200" w:beforeAutospacing="off" w:after="0" w:afterAutospacing="off" w:line="276" w:lineRule="auto"/>
+      </w:pPr>
+      <w:r>
+        <w:rPr>
+          <w:rFonts w:ascii="Calibri" w:hAnsi="Calibri" w:eastAsia="Calibri" w:cs="Calibri"/>
+          <w:b w:val="1"/>
+          <w:bCs w:val="1"/>
+          <w:noProof w:val="0"/>
+          <w:color w:val="4F81BD" w:themeColor="accent1" w:themeTint="FF" w:themeShade="FF"/>
+          <w:sz w:val="26"/>
+          <w:szCs w:val="26"/>
+          <w:lang w:val="en-US"/>
+        </w:rPr>
+        <w:t>3. Installation og konfiguration af RRAS</w:t>
+      </w:r>
+    </w:p>
+    <w:p xmlns:wp14="http://schemas.microsoft.com/office/word/2010/wordml" wp14:textId="250B6324">
+      <w:pPr>
+        <w:spacing w:before="0" w:beforeAutospacing="off" w:after="200" w:afterAutospacing="off" w:line="276" w:lineRule="auto"/>
+      </w:pPr>
+      <w:r>
+        <w:rPr>
+          <w:rFonts w:ascii="Arial" w:hAnsi="Arial" w:eastAsia="Arial" w:cs="Arial"/>
+          <w:noProof w:val="0"/>
+          <w:sz w:val="22"/>
+          <w:szCs w:val="22"/>
+          <w:lang w:val="en-US"/>
+        </w:rPr>
+        <w:t>Efter installationen blev Server Manager → Tools → Routing and Remote Access åbnet. SRV01 blev konfigureret med Configure and Enable Routing and Remote Access. VPN/RAS blev valgt, og RRAS-servicen blev startet.</w:t>
+      </w:r>
+    </w:p>
+    <w:p xmlns:wp14="http://schemas.microsoft.com/office/word/2010/wordml" wp14:textId="50D304C9">
+      <w:pPr>
+        <w:pStyle w:val="Heading2"/>
+        <w:spacing w:before="200" w:beforeAutospacing="off" w:after="0" w:afterAutospacing="off" w:line="276" w:lineRule="auto"/>
+      </w:pPr>
+      <w:r>
+        <w:rPr>
+          <w:rFonts w:ascii="Calibri" w:hAnsi="Calibri" w:eastAsia="Calibri" w:cs="Calibri"/>
+          <w:b w:val="1"/>
+          <w:bCs w:val="1"/>
+          <w:noProof w:val="0"/>
+          <w:color w:val="4F81BD" w:themeColor="accent1" w:themeTint="FF" w:themeShade="FF"/>
+          <w:sz w:val="26"/>
+          <w:szCs w:val="26"/>
+          <w:lang w:val="en-US"/>
+        </w:rPr>
+        <w:t>4. VPN-konfiguration og authentication</w:t>
+      </w:r>
+    </w:p>
+    <w:p xmlns:wp14="http://schemas.microsoft.com/office/word/2010/wordml" wp14:textId="2E9936AE">
+      <w:pPr>
+        <w:spacing w:before="0" w:beforeAutospacing="off" w:after="200" w:afterAutospacing="off" w:line="276" w:lineRule="auto"/>
+      </w:pPr>
+      <w:r>
+        <w:rPr>
+          <w:rFonts w:ascii="Arial" w:hAnsi="Arial" w:eastAsia="Arial" w:cs="Arial"/>
+          <w:noProof w:val="0"/>
+          <w:sz w:val="22"/>
+          <w:szCs w:val="22"/>
+          <w:lang w:val="en-US"/>
+        </w:rPr>
+        <w:t>Under SRV01 → Properties → Security blev Windows Authentication og Windows Accounting anvendt. Under Authentication Methods var EAP og MS-CHAP v2 aktiveret.</w:t>
+      </w:r>
+    </w:p>
+    <w:p xmlns:wp14="http://schemas.microsoft.com/office/word/2010/wordml" wp14:textId="5957D689">
+      <w:pPr>
+        <w:pStyle w:val="Heading2"/>
+        <w:spacing w:before="200" w:beforeAutospacing="off" w:after="0" w:afterAutospacing="off" w:line="276" w:lineRule="auto"/>
+      </w:pPr>
+      <w:r>
+        <w:rPr>
+          <w:rFonts w:ascii="Calibri" w:hAnsi="Calibri" w:eastAsia="Calibri" w:cs="Calibri"/>
+          <w:b w:val="1"/>
+          <w:bCs w:val="1"/>
+          <w:noProof w:val="0"/>
+          <w:color w:val="4F81BD" w:themeColor="accent1" w:themeTint="FF" w:themeShade="FF"/>
+          <w:sz w:val="26"/>
+          <w:szCs w:val="26"/>
+          <w:lang w:val="en-US"/>
+        </w:rPr>
+        <w:t>5. VPN-adressepool</w:t>
+      </w:r>
+    </w:p>
+    <w:p xmlns:wp14="http://schemas.microsoft.com/office/word/2010/wordml" wp14:textId="7167BE51">
+      <w:pPr>
+        <w:spacing w:before="0" w:beforeAutospacing="off" w:after="200" w:afterAutospacing="off" w:line="276" w:lineRule="auto"/>
+      </w:pPr>
+      <w:r>
+        <w:rPr>
+          <w:rFonts w:ascii="Arial" w:hAnsi="Arial" w:eastAsia="Arial" w:cs="Arial"/>
+          <w:noProof w:val="0"/>
+          <w:sz w:val="22"/>
+          <w:szCs w:val="22"/>
+          <w:lang w:val="en-US"/>
+        </w:rPr>
+        <w:t>LAN-netværket var 192.168.10.0/24. Den første VPN-pool lå i samme subnet, hvilket gav et routingproblem. VPN-poolen blev derfor ændret til et separat netværk: 192.168.20.200 – 192.168.20.220. VPN-netværket blev dermed 192.168.20.0/24.</w:t>
+      </w:r>
+    </w:p>
+    <w:p xmlns:wp14="http://schemas.microsoft.com/office/word/2010/wordml" wp14:textId="0D0D4EB9">
+      <w:pPr>
+        <w:pStyle w:val="Heading2"/>
+        <w:spacing w:before="200" w:beforeAutospacing="off" w:after="0" w:afterAutospacing="off" w:line="276" w:lineRule="auto"/>
+      </w:pPr>
+      <w:r>
+        <w:rPr>
+          <w:rFonts w:ascii="Calibri" w:hAnsi="Calibri" w:eastAsia="Calibri" w:cs="Calibri"/>
+          <w:b w:val="1"/>
+          <w:bCs w:val="1"/>
+          <w:noProof w:val="0"/>
+          <w:color w:val="4F81BD" w:themeColor="accent1" w:themeTint="FF" w:themeShade="FF"/>
+          <w:sz w:val="26"/>
+          <w:szCs w:val="26"/>
+          <w:lang w:val="en-US"/>
+        </w:rPr>
+        <w:t>6. Windows Firewall – problem og løsning</w:t>
+      </w:r>
+    </w:p>
+    <w:p xmlns:wp14="http://schemas.microsoft.com/office/word/2010/wordml" wp14:textId="44BB5B37">
+      <w:pPr>
+        <w:spacing w:before="0" w:beforeAutospacing="off" w:after="200" w:afterAutospacing="off" w:line="276" w:lineRule="auto"/>
+      </w:pPr>
+      <w:r>
+        <w:rPr>
+          <w:rFonts w:ascii="Arial" w:hAnsi="Arial" w:eastAsia="Arial" w:cs="Arial"/>
+          <w:noProof w:val="0"/>
+          <w:sz w:val="22"/>
+          <w:szCs w:val="22"/>
+          <w:lang w:val="en-US"/>
+        </w:rPr>
+        <w:t>RRAS viste først, at de nødvendige VPN-porte var blokeret af Windows Firewall. Firewall-profilerne blev kontrolleret med PowerShell. RRAS-firewallreglerne blev fundet deaktiverede og blev aktiveret med kommandoen nedenfor. Efter dette viste RRAS “VPN connectivity: Working properly”.</w:t>
+      </w:r>
+    </w:p>
+    <w:p xmlns:wp14="http://schemas.microsoft.com/office/word/2010/wordml" wp14:textId="4C639065">
+      <w:pPr>
+        <w:pStyle w:val="Heading2"/>
+        <w:spacing w:before="200" w:beforeAutospacing="off" w:after="0" w:afterAutospacing="off" w:line="276" w:lineRule="auto"/>
+      </w:pPr>
+      <w:r>
+        <w:rPr>
+          <w:rFonts w:ascii="Calibri" w:hAnsi="Calibri" w:eastAsia="Calibri" w:cs="Calibri"/>
+          <w:b w:val="1"/>
+          <w:bCs w:val="1"/>
+          <w:noProof w:val="0"/>
+          <w:color w:val="4F81BD" w:themeColor="accent1" w:themeTint="FF" w:themeShade="FF"/>
+          <w:sz w:val="26"/>
+          <w:szCs w:val="26"/>
+          <w:lang w:val="en-US"/>
+        </w:rPr>
+        <w:t>7. PowerShell-kommandoer</w:t>
+      </w:r>
+    </w:p>
+    <w:p xmlns:wp14="http://schemas.microsoft.com/office/word/2010/wordml" wp14:textId="3E3980CB">
+      <w:pPr>
+        <w:spacing w:before="0" w:beforeAutospacing="off" w:after="200" w:afterAutospacing="off" w:line="276" w:lineRule="auto"/>
+      </w:pPr>
+      <w:r>
+        <w:rPr>
+          <w:rFonts w:ascii="Arial" w:hAnsi="Arial" w:eastAsia="Arial" w:cs="Arial"/>
+          <w:noProof w:val="0"/>
+          <w:sz w:val="22"/>
+          <w:szCs w:val="22"/>
+          <w:lang w:val="en-US"/>
+        </w:rPr>
+        <w:t>Kontrol af firewall-profiler:</w:t>
       </w:r>
       <w:r>
         <w:br/>
       </w:r>
+      <w:r>
+        <w:rPr>
+          <w:rFonts w:ascii="Arial" w:hAnsi="Arial" w:eastAsia="Arial" w:cs="Arial"/>
+          <w:noProof w:val="0"/>
+          <w:sz w:val="22"/>
+          <w:szCs w:val="22"/>
+          <w:lang w:val="en-US"/>
+        </w:rPr>
+        <w:t xml:space="preserve"> Get-NetFirewallProfile | Select Name, Enabled</w:t>
+      </w:r>
+    </w:p>
+    <w:p xmlns:wp14="http://schemas.microsoft.com/office/word/2010/wordml" wp14:textId="718C1609">
+      <w:pPr>
+        <w:spacing w:before="0" w:beforeAutospacing="off" w:after="200" w:afterAutospacing="off" w:line="276" w:lineRule="auto"/>
+      </w:pPr>
+      <w:r>
+        <w:rPr>
+          <w:rFonts w:ascii="Arial" w:hAnsi="Arial" w:eastAsia="Arial" w:cs="Arial"/>
+          <w:noProof w:val="0"/>
+          <w:sz w:val="22"/>
+          <w:szCs w:val="22"/>
+          <w:lang w:val="en-US"/>
+        </w:rPr>
+        <w:t>Kontrol af RRAS-regler:</w:t>
+      </w:r>
+      <w:r>
+        <w:br/>
+      </w:r>
+      <w:r>
+        <w:rPr>
+          <w:rFonts w:ascii="Arial" w:hAnsi="Arial" w:eastAsia="Arial" w:cs="Arial"/>
+          <w:noProof w:val="0"/>
+          <w:sz w:val="22"/>
+          <w:szCs w:val="22"/>
+          <w:lang w:val="en-US"/>
+        </w:rPr>
+        <w:t xml:space="preserve"> Get-NetFirewallRule -DisplayGroup "Routing and Remote Access" | Select DisplayName, Enabled, Direction, Action</w:t>
+      </w:r>
+    </w:p>
+    <w:p xmlns:wp14="http://schemas.microsoft.com/office/word/2010/wordml" wp14:textId="6E13C4DB">
+      <w:pPr>
+        <w:spacing w:before="0" w:beforeAutospacing="off" w:after="200" w:afterAutospacing="off" w:line="276" w:lineRule="auto"/>
+      </w:pPr>
+      <w:r>
+        <w:rPr>
+          <w:rFonts w:ascii="Arial" w:hAnsi="Arial" w:eastAsia="Arial" w:cs="Arial"/>
+          <w:noProof w:val="0"/>
+          <w:sz w:val="22"/>
+          <w:szCs w:val="22"/>
+          <w:lang w:val="en-US"/>
+        </w:rPr>
+        <w:t>Aktivering af RRAS-regler:</w:t>
+      </w:r>
+      <w:r>
+        <w:br/>
+      </w:r>
+      <w:r>
+        <w:rPr>
+          <w:rFonts w:ascii="Arial" w:hAnsi="Arial" w:eastAsia="Arial" w:cs="Arial"/>
+          <w:noProof w:val="0"/>
+          <w:sz w:val="22"/>
+          <w:szCs w:val="22"/>
+          <w:lang w:val="en-US"/>
+        </w:rPr>
+        <w:t xml:space="preserve"> Set-NetFirewallRule -DisplayGroup "Routing and Remote Access" -Enabled True</w:t>
+      </w:r>
+    </w:p>
+    <w:p xmlns:wp14="http://schemas.microsoft.com/office/word/2010/wordml" wp14:textId="7BD56E51">
+      <w:pPr>
+        <w:pStyle w:val="Heading2"/>
+        <w:spacing w:before="200" w:beforeAutospacing="off" w:after="0" w:afterAutospacing="off" w:line="276" w:lineRule="auto"/>
+      </w:pPr>
+      <w:r>
+        <w:rPr>
+          <w:rFonts w:ascii="Calibri" w:hAnsi="Calibri" w:eastAsia="Calibri" w:cs="Calibri"/>
+          <w:b w:val="1"/>
+          <w:bCs w:val="1"/>
+          <w:noProof w:val="0"/>
+          <w:color w:val="4F81BD" w:themeColor="accent1" w:themeTint="FF" w:themeShade="FF"/>
+          <w:sz w:val="26"/>
+          <w:szCs w:val="26"/>
+          <w:lang w:val="en-US"/>
+        </w:rPr>
+        <w:t>8. Brugeradgang</w:t>
+      </w:r>
+    </w:p>
+    <w:p xmlns:wp14="http://schemas.microsoft.com/office/word/2010/wordml" wp14:textId="2651DB55">
+      <w:pPr>
+        <w:spacing w:before="0" w:beforeAutospacing="off" w:after="200" w:afterAutospacing="off" w:line="276" w:lineRule="auto"/>
+      </w:pPr>
+      <w:r>
+        <w:rPr>
+          <w:rFonts w:ascii="Arial" w:hAnsi="Arial" w:eastAsia="Arial" w:cs="Arial"/>
+          <w:noProof w:val="0"/>
+          <w:sz w:val="22"/>
+          <w:szCs w:val="22"/>
+          <w:lang w:val="en-US"/>
+        </w:rPr>
+        <w:t>I Active Directory Users and Computers blev den relevante bruger åbnet. Under Dial-in blev Network Access Permission sat til Control access through NPS Network Policy.</w:t>
+      </w:r>
+    </w:p>
+    <w:p xmlns:wp14="http://schemas.microsoft.com/office/word/2010/wordml" wp14:textId="1D585DC5">
+      <w:pPr>
+        <w:pStyle w:val="Heading2"/>
+        <w:spacing w:before="200" w:beforeAutospacing="off" w:after="0" w:afterAutospacing="off" w:line="276" w:lineRule="auto"/>
+      </w:pPr>
+      <w:r>
+        <w:rPr>
+          <w:rFonts w:ascii="Calibri" w:hAnsi="Calibri" w:eastAsia="Calibri" w:cs="Calibri"/>
+          <w:b w:val="1"/>
+          <w:bCs w:val="1"/>
+          <w:noProof w:val="0"/>
+          <w:color w:val="4F81BD" w:themeColor="accent1" w:themeTint="FF" w:themeShade="FF"/>
+          <w:sz w:val="26"/>
+          <w:szCs w:val="26"/>
+          <w:lang w:val="en-US"/>
+        </w:rPr>
+        <w:t>9. Windows-klient – VPN</w:t>
+      </w:r>
+    </w:p>
+    <w:p xmlns:wp14="http://schemas.microsoft.com/office/word/2010/wordml" wp14:textId="12DBBB04">
+      <w:pPr>
+        <w:spacing w:before="0" w:beforeAutospacing="off" w:after="200" w:afterAutospacing="off" w:line="276" w:lineRule="auto"/>
+      </w:pPr>
+      <w:r>
+        <w:rPr>
+          <w:rFonts w:ascii="Arial" w:hAnsi="Arial" w:eastAsia="Arial" w:cs="Arial"/>
+          <w:noProof w:val="0"/>
+          <w:sz w:val="22"/>
+          <w:szCs w:val="22"/>
+          <w:lang w:val="en-US"/>
+        </w:rPr>
+        <w:t>På Windows-klienten blev den indbyggede VPN-klient brugt. Der blev oprettet en VPN-forbindelse med navnet VPN-SRV01. VPN-provider var Windows (built-in), og forbindelsen blev etableret med brugerens domænekonto.</w:t>
+      </w:r>
+    </w:p>
+    <w:p xmlns:wp14="http://schemas.microsoft.com/office/word/2010/wordml" wp14:textId="748506FB">
+      <w:pPr>
+        <w:pStyle w:val="Heading2"/>
+        <w:spacing w:before="200" w:beforeAutospacing="off" w:after="0" w:afterAutospacing="off" w:line="276" w:lineRule="auto"/>
+      </w:pPr>
+      <w:r>
+        <w:rPr>
+          <w:rFonts w:ascii="Calibri" w:hAnsi="Calibri" w:eastAsia="Calibri" w:cs="Calibri"/>
+          <w:b w:val="1"/>
+          <w:bCs w:val="1"/>
+          <w:noProof w:val="0"/>
+          <w:color w:val="4F81BD" w:themeColor="accent1" w:themeTint="FF" w:themeShade="FF"/>
+          <w:sz w:val="26"/>
+          <w:szCs w:val="26"/>
+          <w:lang w:val="en-US"/>
+        </w:rPr>
+        <w:t>10. Group Policy-begrænsning</w:t>
+      </w:r>
+    </w:p>
+    <w:p xmlns:wp14="http://schemas.microsoft.com/office/word/2010/wordml" wp14:textId="4913A39A">
+      <w:pPr>
+        <w:spacing w:before="0" w:beforeAutospacing="off" w:after="200" w:afterAutospacing="off" w:line="276" w:lineRule="auto"/>
+      </w:pPr>
+      <w:r>
+        <w:rPr>
+          <w:rFonts w:ascii="Arial" w:hAnsi="Arial" w:eastAsia="Arial" w:cs="Arial"/>
+          <w:noProof w:val="0"/>
+          <w:sz w:val="22"/>
+          <w:szCs w:val="22"/>
+          <w:lang w:val="en-US"/>
+        </w:rPr>
+        <w:t>På klienten var Prohibit access to Control Panel and PC settings tidligere aktiv. Den blev sat til Disabled, så de nødvendige VPN- og netværksindstillinger kunne åbnes.</w:t>
+      </w:r>
+    </w:p>
+    <w:p xmlns:wp14="http://schemas.microsoft.com/office/word/2010/wordml" wp14:textId="251654B1">
+      <w:pPr>
+        <w:pStyle w:val="Heading2"/>
+        <w:spacing w:before="200" w:beforeAutospacing="off" w:after="0" w:afterAutospacing="off" w:line="276" w:lineRule="auto"/>
+      </w:pPr>
+      <w:r>
+        <w:rPr>
+          <w:rFonts w:ascii="Calibri" w:hAnsi="Calibri" w:eastAsia="Calibri" w:cs="Calibri"/>
+          <w:b w:val="1"/>
+          <w:bCs w:val="1"/>
+          <w:noProof w:val="0"/>
+          <w:color w:val="4F81BD" w:themeColor="accent1" w:themeTint="FF" w:themeShade="FF"/>
+          <w:sz w:val="26"/>
+          <w:szCs w:val="26"/>
+          <w:lang w:val="en-US"/>
+        </w:rPr>
+        <w:t>11. Kontrol af VPN-IP</w:t>
+      </w:r>
+    </w:p>
+    <w:p xmlns:wp14="http://schemas.microsoft.com/office/word/2010/wordml" wp14:textId="6F40170B">
+      <w:pPr>
+        <w:spacing w:before="0" w:beforeAutospacing="off" w:after="200" w:afterAutospacing="off" w:line="276" w:lineRule="auto"/>
+      </w:pPr>
+      <w:r>
+        <w:rPr>
+          <w:rFonts w:ascii="Arial" w:hAnsi="Arial" w:eastAsia="Arial" w:cs="Arial"/>
+          <w:noProof w:val="0"/>
+          <w:sz w:val="22"/>
+          <w:szCs w:val="22"/>
+          <w:lang w:val="en-US"/>
+        </w:rPr>
+        <w:t>VPN-forbindelsen blev kontrolleret med ipconfig. PPP adapter VPN-SRV01 fik en adresse fra VPN-poolen. I den afsluttende test var adressen 192.168.20.201. Ved en tidligere test blev 192.168.20.212 tildelt.</w:t>
+      </w:r>
+    </w:p>
+    <w:p xmlns:wp14="http://schemas.microsoft.com/office/word/2010/wordml" wp14:textId="3B58269A">
+      <w:pPr>
+        <w:pStyle w:val="Heading2"/>
+        <w:spacing w:before="200" w:beforeAutospacing="off" w:after="0" w:afterAutospacing="off" w:line="276" w:lineRule="auto"/>
+      </w:pPr>
+      <w:r>
+        <w:rPr>
+          <w:rFonts w:ascii="Calibri" w:hAnsi="Calibri" w:eastAsia="Calibri" w:cs="Calibri"/>
+          <w:b w:val="1"/>
+          <w:bCs w:val="1"/>
+          <w:noProof w:val="0"/>
+          <w:color w:val="4F81BD" w:themeColor="accent1" w:themeTint="FF" w:themeShade="FF"/>
+          <w:sz w:val="26"/>
+          <w:szCs w:val="26"/>
+          <w:lang w:val="en-US"/>
+        </w:rPr>
+        <w:t>12. Routing og netværkstest</w:t>
+      </w:r>
+    </w:p>
+    <w:p xmlns:wp14="http://schemas.microsoft.com/office/word/2010/wordml" wp14:textId="6C2E7ACD">
+      <w:pPr>
+        <w:spacing w:before="0" w:beforeAutospacing="off" w:after="200" w:afterAutospacing="off" w:line="276" w:lineRule="auto"/>
+      </w:pPr>
+      <w:r>
+        <w:rPr>
+          <w:rFonts w:ascii="Arial" w:hAnsi="Arial" w:eastAsia="Arial" w:cs="Arial"/>
+          <w:noProof w:val="0"/>
+          <w:sz w:val="22"/>
+          <w:szCs w:val="22"/>
+          <w:lang w:val="en-US"/>
+        </w:rPr>
+        <w:t>Routing blev kontrolleret med route print. Forbindelsen til SRV01 blev testet med tracert -d 192.168.10.10 og ping 192.168.10.10. Ping-testen gav 0 % packet loss.</w:t>
+      </w:r>
+    </w:p>
+    <w:p xmlns:wp14="http://schemas.microsoft.com/office/word/2010/wordml" wp14:textId="3C5C4FA2">
+      <w:pPr>
+        <w:pStyle w:val="Heading2"/>
+        <w:spacing w:before="200" w:beforeAutospacing="off" w:after="0" w:afterAutospacing="off" w:line="276" w:lineRule="auto"/>
+      </w:pPr>
+      <w:r>
+        <w:rPr>
+          <w:rFonts w:ascii="Calibri" w:hAnsi="Calibri" w:eastAsia="Calibri" w:cs="Calibri"/>
+          <w:b w:val="1"/>
+          <w:bCs w:val="1"/>
+          <w:noProof w:val="0"/>
+          <w:color w:val="4F81BD" w:themeColor="accent1" w:themeTint="FF" w:themeShade="FF"/>
+          <w:sz w:val="26"/>
+          <w:szCs w:val="26"/>
+          <w:lang w:val="en-US"/>
+        </w:rPr>
+        <w:t>13. Test af filshare</w:t>
+      </w:r>
+    </w:p>
+    <w:p xmlns:wp14="http://schemas.microsoft.com/office/word/2010/wordml" wp14:textId="6B607619">
+      <w:pPr>
+        <w:spacing w:before="0" w:beforeAutospacing="off" w:after="200" w:afterAutospacing="off" w:line="276" w:lineRule="auto"/>
+      </w:pPr>
+      <w:r>
+        <w:rPr>
+          <w:rFonts w:ascii="Arial" w:hAnsi="Arial" w:eastAsia="Arial" w:cs="Arial"/>
+          <w:noProof w:val="0"/>
+          <w:sz w:val="22"/>
+          <w:szCs w:val="22"/>
+          <w:lang w:val="en-US"/>
+        </w:rPr>
+        <w:t xml:space="preserve">SMB-adgang blev testet via </w:t>
+      </w:r>
+      <w:hyperlink r:id="R33b4df5d0e5748db">
+        <w:r>
+          <w:rPr>
+            <w:rStyle w:val="Hyperlink"/>
+            <w:noProof w:val="0"/>
+            <w:lang w:val="en-US"/>
+          </w:rPr>
+          <w:t>\\SRV01\Shares</w:t>
+        </w:r>
+      </w:hyperlink>
+      <w:r>
+        <w:rPr>
+          <w:rFonts w:ascii="Arial" w:hAnsi="Arial" w:eastAsia="Arial" w:cs="Arial"/>
+          <w:noProof w:val="0"/>
+          <w:sz w:val="22"/>
+          <w:szCs w:val="22"/>
+          <w:lang w:val="en-US"/>
+        </w:rPr>
+        <w:t xml:space="preserve"> og </w:t>
+      </w:r>
+      <w:hyperlink r:id="R92aa2b8a2357483c">
+        <w:r>
+          <w:rPr>
+            <w:rStyle w:val="Hyperlink"/>
+            <w:noProof w:val="0"/>
+            <w:lang w:val="en-US"/>
+          </w:rPr>
+          <w:t>\\SRV01\Shares\users\ao</w:t>
+        </w:r>
+      </w:hyperlink>
+      <w:r>
+        <w:rPr>
+          <w:rFonts w:ascii="Arial" w:hAnsi="Arial" w:eastAsia="Arial" w:cs="Arial"/>
+          <w:noProof w:val="0"/>
+          <w:sz w:val="22"/>
+          <w:szCs w:val="22"/>
+          <w:lang w:val="en-US"/>
+        </w:rPr>
+        <w:t>. Brugeren kunne åbne mappen og oprette en fil, hvilket bekræftede skriveadgang.</w:t>
+      </w:r>
+    </w:p>
+    <w:p xmlns:wp14="http://schemas.microsoft.com/office/word/2010/wordml" wp14:textId="422D804B">
+      <w:pPr>
+        <w:pStyle w:val="Heading2"/>
+        <w:spacing w:before="200" w:beforeAutospacing="off" w:after="0" w:afterAutospacing="off" w:line="276" w:lineRule="auto"/>
+      </w:pPr>
+      <w:r>
+        <w:rPr>
+          <w:rFonts w:ascii="Calibri" w:hAnsi="Calibri" w:eastAsia="Calibri" w:cs="Calibri"/>
+          <w:b w:val="1"/>
+          <w:bCs w:val="1"/>
+          <w:noProof w:val="0"/>
+          <w:color w:val="4F81BD" w:themeColor="accent1" w:themeTint="FF" w:themeShade="FF"/>
+          <w:sz w:val="26"/>
+          <w:szCs w:val="26"/>
+          <w:lang w:val="en-US"/>
+        </w:rPr>
+        <w:t>14. IP-adresser</w:t>
+      </w:r>
+    </w:p>
+    <w:p xmlns:wp14="http://schemas.microsoft.com/office/word/2010/wordml" wp14:textId="15433FEE">
+      <w:pPr>
+        <w:spacing w:before="0" w:beforeAutospacing="off" w:after="200" w:afterAutospacing="off" w:line="276" w:lineRule="auto"/>
+      </w:pPr>
+      <w:r>
+        <w:rPr>
+          <w:rFonts w:ascii="Arial" w:hAnsi="Arial" w:eastAsia="Arial" w:cs="Arial"/>
+          <w:noProof w:val="0"/>
+          <w:sz w:val="22"/>
+          <w:szCs w:val="22"/>
+          <w:lang w:val="en-US"/>
+        </w:rPr>
+        <w:t>SRV01 – intern IP: 192.168.10.10</w:t>
+      </w:r>
+      <w:r>
+        <w:br/>
+      </w:r>
+      <w:r>
+        <w:rPr>
+          <w:rFonts w:ascii="Arial" w:hAnsi="Arial" w:eastAsia="Arial" w:cs="Arial"/>
+          <w:noProof w:val="0"/>
+          <w:sz w:val="22"/>
+          <w:szCs w:val="22"/>
+          <w:lang w:val="en-US"/>
+        </w:rPr>
+        <w:t xml:space="preserve"> LAN-netværk: 192.168.10.0/24</w:t>
+      </w:r>
+      <w:r>
+        <w:br/>
+      </w:r>
+      <w:r>
+        <w:rPr>
+          <w:rFonts w:ascii="Arial" w:hAnsi="Arial" w:eastAsia="Arial" w:cs="Arial"/>
+          <w:noProof w:val="0"/>
+          <w:sz w:val="22"/>
+          <w:szCs w:val="22"/>
+          <w:lang w:val="en-US"/>
+        </w:rPr>
+        <w:t xml:space="preserve"> Default Gateway: 192.168.10.1</w:t>
+      </w:r>
+      <w:r>
+        <w:br/>
+      </w:r>
+      <w:r>
+        <w:rPr>
+          <w:rFonts w:ascii="Arial" w:hAnsi="Arial" w:eastAsia="Arial" w:cs="Arial"/>
+          <w:noProof w:val="0"/>
+          <w:sz w:val="22"/>
+          <w:szCs w:val="22"/>
+          <w:lang w:val="en-US"/>
+        </w:rPr>
+        <w:t xml:space="preserve"> VPN-netværk: 192.168.20.0/24</w:t>
+      </w:r>
+      <w:r>
+        <w:br/>
+      </w:r>
+      <w:r>
+        <w:rPr>
+          <w:rFonts w:ascii="Arial" w:hAnsi="Arial" w:eastAsia="Arial" w:cs="Arial"/>
+          <w:noProof w:val="0"/>
+          <w:sz w:val="22"/>
+          <w:szCs w:val="22"/>
+          <w:lang w:val="en-US"/>
+        </w:rPr>
+        <w:t xml:space="preserve"> VPN-pool: 192.168.20.200 – 192.168.20.220</w:t>
+      </w:r>
+      <w:r>
+        <w:br/>
+      </w:r>
+      <w:r>
+        <w:rPr>
+          <w:rFonts w:ascii="Arial" w:hAnsi="Arial" w:eastAsia="Arial" w:cs="Arial"/>
+          <w:noProof w:val="0"/>
+          <w:sz w:val="22"/>
+          <w:szCs w:val="22"/>
+          <w:lang w:val="en-US"/>
+        </w:rPr>
+        <w:t xml:space="preserve"> VPN-klient – afsluttende test: 192.168.20.201</w:t>
+      </w:r>
+      <w:r>
+        <w:br/>
+      </w:r>
+      <w:r>
+        <w:rPr>
+          <w:rFonts w:ascii="Arial" w:hAnsi="Arial" w:eastAsia="Arial" w:cs="Arial"/>
+          <w:noProof w:val="0"/>
+          <w:sz w:val="22"/>
+          <w:szCs w:val="22"/>
+          <w:lang w:val="en-US"/>
+        </w:rPr>
+        <w:t xml:space="preserve"> VPN-klient – tidligere test: 192.168.20.212</w:t>
+      </w:r>
+    </w:p>
+    <w:p xmlns:wp14="http://schemas.microsoft.com/office/word/2010/wordml" wp14:textId="7B155279">
+      <w:pPr>
+        <w:pStyle w:val="Heading2"/>
+        <w:spacing w:before="200" w:beforeAutospacing="off" w:after="0" w:afterAutospacing="off" w:line="276" w:lineRule="auto"/>
+      </w:pPr>
+      <w:r>
+        <w:rPr>
+          <w:rFonts w:ascii="Calibri" w:hAnsi="Calibri" w:eastAsia="Calibri" w:cs="Calibri"/>
+          <w:b w:val="1"/>
+          <w:bCs w:val="1"/>
+          <w:noProof w:val="0"/>
+          <w:color w:val="4F81BD" w:themeColor="accent1" w:themeTint="FF" w:themeShade="FF"/>
+          <w:sz w:val="26"/>
+          <w:szCs w:val="26"/>
+          <w:lang w:val="en-US"/>
+        </w:rPr>
+        <w:t>15. Samlet resultat</w:t>
+      </w:r>
+    </w:p>
+    <w:p xmlns:wp14="http://schemas.microsoft.com/office/word/2010/wordml" wp14:textId="0E363C72">
+      <w:pPr>
+        <w:spacing w:before="0" w:beforeAutospacing="off" w:after="200" w:afterAutospacing="off" w:line="276" w:lineRule="auto"/>
+      </w:pPr>
+      <w:r>
+        <w:rPr>
+          <w:rFonts w:ascii="Arial" w:hAnsi="Arial" w:eastAsia="Arial" w:cs="Arial"/>
+          <w:noProof w:val="0"/>
+          <w:sz w:val="22"/>
+          <w:szCs w:val="22"/>
+          <w:lang w:val="en-US"/>
+        </w:rPr>
+        <w:t>VPN-forbindelsen fungerer. Klienten kan oprette VPN-forbindelse, modtage en IP-adresse fra VPN-poolen, nå SRV01, kommunikere med serveren via ping og få adgang til SMB-shares og brugerens mappe. Den vigtigste fejl under opsætningen var de deaktiverede Routing and Remote Access-firewallregler samt det oprindelige overlap mellem LAN- og VPN-subnettet.</w:t>
+      </w:r>
+    </w:p>
+    <w:p xmlns:wp14="http://schemas.microsoft.com/office/word/2010/wordml" wp14:textId="59CCB784">
+      <w:pPr/>
     </w:p>
     <w:p xmlns:wp14="http://schemas.microsoft.com/office/word/2010/wordml" wp14:textId="77777777">
       <w:pPr>
@@ -7238,6 +7918,1768 @@
     </w:p>
     <w:p>
       <w:pPr>
+        <w:pStyle w:val="Heading1"/>
+      </w:pPr>
+      <w:r>
+        <w:rPr>
+          <w:noProof w:val="0"/>
+          <w:lang w:val="de-DE"/>
+        </w:rPr>
+        <w:t xml:space="preserve">7. Installation </w:t>
+      </w:r>
+      <w:r>
+        <w:rPr>
+          <w:noProof w:val="0"/>
+          <w:lang w:val="de-DE"/>
+        </w:rPr>
+        <w:t>af</w:t>
+      </w:r>
+      <w:r>
+        <w:rPr>
+          <w:noProof w:val="0"/>
+          <w:lang w:val="de-DE"/>
+        </w:rPr>
+        <w:t xml:space="preserve"> LibreOffice via Startup </w:t>
+      </w:r>
+      <w:r>
+        <w:rPr>
+          <w:noProof w:val="0"/>
+          <w:lang w:val="de-DE"/>
+        </w:rPr>
+        <w:t>Script</w:t>
+      </w:r>
+    </w:p>
+    <w:p>
+      <w:pPr>
+        <w:pStyle w:val="Normal"/>
+        <w:rPr>
+          <w:noProof w:val="0"/>
+          <w:lang w:val="de-DE"/>
+        </w:rPr>
+      </w:pPr>
+    </w:p>
+    <w:p>
+      <w:pPr>
+        <w:spacing w:before="0" w:beforeAutospacing="off" w:after="200" w:afterAutospacing="off" w:line="276" w:lineRule="auto"/>
+      </w:pPr>
+      <w:r>
+        <w:rPr>
+          <w:rFonts w:ascii="Arial" w:hAnsi="Arial" w:eastAsia="Arial" w:cs="Arial"/>
+          <w:b w:val="1"/>
+          <w:bCs w:val="1"/>
+          <w:noProof w:val="0"/>
+          <w:sz w:val="24"/>
+          <w:szCs w:val="24"/>
+          <w:lang w:val="en-US"/>
+        </w:rPr>
+        <w:t>Formål</w:t>
+      </w:r>
+    </w:p>
+    <w:p>
+      <w:pPr>
+        <w:spacing w:before="0" w:beforeAutospacing="off" w:after="200" w:afterAutospacing="off" w:line="276" w:lineRule="auto"/>
+      </w:pPr>
+      <w:r>
+        <w:rPr>
+          <w:rFonts w:ascii="Arial" w:hAnsi="Arial" w:eastAsia="Arial" w:cs="Arial"/>
+          <w:noProof w:val="0"/>
+          <w:sz w:val="21"/>
+          <w:szCs w:val="21"/>
+          <w:lang w:val="en-US"/>
+        </w:rPr>
+        <w:t>Formålet er at installere LibreOffice automatisk på klientcomputere i domænet ved hjælp af et Startup Script i Group Policy. Installationen udføres under computerens opstart og kræver derfor ikke, at en bruger starter installationen manuelt.</w:t>
+      </w:r>
+    </w:p>
+    <w:p>
+      <w:pPr>
+        <w:spacing w:before="0" w:beforeAutospacing="off" w:after="200" w:afterAutospacing="off" w:line="276" w:lineRule="auto"/>
+      </w:pPr>
+      <w:r>
+        <w:rPr>
+          <w:rFonts w:ascii="Arial" w:hAnsi="Arial" w:eastAsia="Arial" w:cs="Arial"/>
+          <w:b w:val="1"/>
+          <w:bCs w:val="1"/>
+          <w:noProof w:val="0"/>
+          <w:sz w:val="24"/>
+          <w:szCs w:val="24"/>
+          <w:lang w:val="en-US"/>
+        </w:rPr>
+        <w:t>1. Placering af installationsfilen</w:t>
+      </w:r>
+    </w:p>
+    <w:p>
+      <w:pPr>
+        <w:spacing w:before="0" w:beforeAutospacing="off" w:after="200" w:afterAutospacing="off" w:line="276" w:lineRule="auto"/>
+      </w:pPr>
+      <w:r>
+        <w:rPr>
+          <w:rFonts w:ascii="Arial" w:hAnsi="Arial" w:eastAsia="Arial" w:cs="Arial"/>
+          <w:noProof w:val="0"/>
+          <w:sz w:val="21"/>
+          <w:szCs w:val="21"/>
+          <w:lang w:val="en-US"/>
+        </w:rPr>
+        <w:t>LibreOffice MSI-filen er placeret på serverens netværksshare:</w:t>
+      </w:r>
+      <w:r>
+        <w:br/>
+      </w:r>
+      <w:r>
+        <w:rPr>
+          <w:rFonts w:ascii="Arial" w:hAnsi="Arial" w:eastAsia="Arial" w:cs="Arial"/>
+          <w:noProof w:val="0"/>
+          <w:sz w:val="21"/>
+          <w:szCs w:val="21"/>
+          <w:lang w:val="en-US"/>
+        </w:rPr>
+        <w:t xml:space="preserve"> </w:t>
+      </w:r>
+      <w:r>
+        <w:br/>
+      </w:r>
+      <w:r>
+        <w:fldChar w:fldCharType="begin"/>
+      </w:r>
+      <w:r>
+        <w:instrText xml:space="preserve">HYPERLINK "file:///\\SRV01\software\libreoffice\LibreOffice_26.2.5_Win_x86-64.msi" </w:instrText>
+      </w:r>
+      <w:r>
+        <w:fldChar w:fldCharType="separate"/>
+      </w:r>
+      <w:r>
+        <w:rPr>
+          <w:rStyle w:val="Hyperlink"/>
+          <w:noProof w:val="0"/>
+          <w:lang w:val="en-US"/>
+        </w:rPr>
+        <w:t>\\SRV01\software\libreoffice\LibreOffice_26.2.5_Win_x86-64.msi</w:t>
+      </w:r>
+      <w:r>
+        <w:fldChar w:fldCharType="end"/>
+      </w:r>
+      <w:r>
+        <w:br/>
+      </w:r>
+      <w:r>
+        <w:rPr>
+          <w:rFonts w:ascii="Arial" w:hAnsi="Arial" w:eastAsia="Arial" w:cs="Arial"/>
+          <w:noProof w:val="0"/>
+          <w:sz w:val="21"/>
+          <w:szCs w:val="21"/>
+          <w:lang w:val="en-US"/>
+        </w:rPr>
+        <w:t xml:space="preserve"> </w:t>
+      </w:r>
+      <w:r>
+        <w:br/>
+      </w:r>
+      <w:r>
+        <w:rPr>
+          <w:rFonts w:ascii="Arial" w:hAnsi="Arial" w:eastAsia="Arial" w:cs="Arial"/>
+          <w:noProof w:val="0"/>
+          <w:sz w:val="21"/>
+          <w:szCs w:val="21"/>
+          <w:lang w:val="en-US"/>
+        </w:rPr>
+        <w:t>MSI-filen skal være placeret på en netværksplacering, som klientcomputerne kan tilgå. Der anvendes en UNC-sti i stedet for et mapped network drive.</w:t>
+      </w:r>
+    </w:p>
+    <w:p>
+      <w:pPr>
+        <w:spacing w:before="0" w:beforeAutospacing="off" w:after="200" w:afterAutospacing="off" w:line="276" w:lineRule="auto"/>
+      </w:pPr>
+      <w:r>
+        <w:rPr>
+          <w:rFonts w:ascii="Arial" w:hAnsi="Arial" w:eastAsia="Arial" w:cs="Arial"/>
+          <w:b w:val="1"/>
+          <w:bCs w:val="1"/>
+          <w:noProof w:val="0"/>
+          <w:sz w:val="24"/>
+          <w:szCs w:val="24"/>
+          <w:lang w:val="en-US"/>
+        </w:rPr>
+        <w:t>2. Åbn Group Policy Management Editor</w:t>
+      </w:r>
+    </w:p>
+    <w:p>
+      <w:pPr>
+        <w:spacing w:before="0" w:beforeAutospacing="off" w:after="200" w:afterAutospacing="off" w:line="276" w:lineRule="auto"/>
+      </w:pPr>
+      <w:r>
+        <w:rPr>
+          <w:rFonts w:ascii="Arial" w:hAnsi="Arial" w:eastAsia="Arial" w:cs="Arial"/>
+          <w:noProof w:val="0"/>
+          <w:sz w:val="21"/>
+          <w:szCs w:val="21"/>
+          <w:lang w:val="en-US"/>
+        </w:rPr>
+        <w:t>Den eksisterende GPO blev åbnet:</w:t>
+      </w:r>
+      <w:r>
+        <w:br/>
+      </w:r>
+      <w:r>
+        <w:rPr>
+          <w:rFonts w:ascii="Arial" w:hAnsi="Arial" w:eastAsia="Arial" w:cs="Arial"/>
+          <w:noProof w:val="0"/>
+          <w:sz w:val="21"/>
+          <w:szCs w:val="21"/>
+          <w:lang w:val="en-US"/>
+        </w:rPr>
+        <w:t xml:space="preserve"> </w:t>
+      </w:r>
+      <w:r>
+        <w:br/>
+      </w:r>
+      <w:r>
+        <w:rPr>
+          <w:rFonts w:ascii="Arial" w:hAnsi="Arial" w:eastAsia="Arial" w:cs="Arial"/>
+          <w:noProof w:val="0"/>
+          <w:sz w:val="21"/>
+          <w:szCs w:val="21"/>
+          <w:lang w:val="en-US"/>
+        </w:rPr>
+        <w:t>GPO-software-Deployment</w:t>
+      </w:r>
+      <w:r>
+        <w:br/>
+      </w:r>
+      <w:r>
+        <w:rPr>
+          <w:rFonts w:ascii="Arial" w:hAnsi="Arial" w:eastAsia="Arial" w:cs="Arial"/>
+          <w:noProof w:val="0"/>
+          <w:sz w:val="21"/>
+          <w:szCs w:val="21"/>
+          <w:lang w:val="en-US"/>
+        </w:rPr>
+        <w:t xml:space="preserve"> </w:t>
+      </w:r>
+      <w:r>
+        <w:br/>
+      </w:r>
+      <w:r>
+        <w:rPr>
+          <w:rFonts w:ascii="Arial" w:hAnsi="Arial" w:eastAsia="Arial" w:cs="Arial"/>
+          <w:noProof w:val="0"/>
+          <w:sz w:val="21"/>
+          <w:szCs w:val="21"/>
+          <w:lang w:val="en-US"/>
+        </w:rPr>
+        <w:t>Derefter navigeres til:</w:t>
+      </w:r>
+      <w:r>
+        <w:br/>
+      </w:r>
+      <w:r>
+        <w:rPr>
+          <w:rFonts w:ascii="Arial" w:hAnsi="Arial" w:eastAsia="Arial" w:cs="Arial"/>
+          <w:noProof w:val="0"/>
+          <w:sz w:val="21"/>
+          <w:szCs w:val="21"/>
+          <w:lang w:val="en-US"/>
+        </w:rPr>
+        <w:t xml:space="preserve"> </w:t>
+      </w:r>
+      <w:r>
+        <w:br/>
+      </w:r>
+      <w:r>
+        <w:rPr>
+          <w:rFonts w:ascii="Arial" w:hAnsi="Arial" w:eastAsia="Arial" w:cs="Arial"/>
+          <w:noProof w:val="0"/>
+          <w:sz w:val="21"/>
+          <w:szCs w:val="21"/>
+          <w:lang w:val="en-US"/>
+        </w:rPr>
+        <w:t>Computer Configuration</w:t>
+      </w:r>
+      <w:r>
+        <w:br/>
+      </w:r>
+      <w:r>
+        <w:rPr>
+          <w:rFonts w:ascii="Arial" w:hAnsi="Arial" w:eastAsia="Arial" w:cs="Arial"/>
+          <w:noProof w:val="0"/>
+          <w:sz w:val="21"/>
+          <w:szCs w:val="21"/>
+          <w:lang w:val="en-US"/>
+        </w:rPr>
+        <w:t xml:space="preserve">     → Policies</w:t>
+      </w:r>
+      <w:r>
+        <w:br/>
+      </w:r>
+      <w:r>
+        <w:rPr>
+          <w:rFonts w:ascii="Arial" w:hAnsi="Arial" w:eastAsia="Arial" w:cs="Arial"/>
+          <w:noProof w:val="0"/>
+          <w:sz w:val="21"/>
+          <w:szCs w:val="21"/>
+          <w:lang w:val="en-US"/>
+        </w:rPr>
+        <w:t xml:space="preserve">         → Windows Settings</w:t>
+      </w:r>
+      <w:r>
+        <w:br/>
+      </w:r>
+      <w:r>
+        <w:rPr>
+          <w:rFonts w:ascii="Arial" w:hAnsi="Arial" w:eastAsia="Arial" w:cs="Arial"/>
+          <w:noProof w:val="0"/>
+          <w:sz w:val="21"/>
+          <w:szCs w:val="21"/>
+          <w:lang w:val="en-US"/>
+        </w:rPr>
+        <w:t xml:space="preserve">             → Scripts (Startup/Shutdown)</w:t>
+      </w:r>
+      <w:r>
+        <w:br/>
+      </w:r>
+      <w:r>
+        <w:rPr>
+          <w:rFonts w:ascii="Arial" w:hAnsi="Arial" w:eastAsia="Arial" w:cs="Arial"/>
+          <w:noProof w:val="0"/>
+          <w:sz w:val="21"/>
+          <w:szCs w:val="21"/>
+          <w:lang w:val="en-US"/>
+        </w:rPr>
+        <w:t xml:space="preserve">                 → Startup</w:t>
+      </w:r>
+    </w:p>
+    <w:p>
+      <w:pPr>
+        <w:spacing w:before="0" w:beforeAutospacing="off" w:after="200" w:afterAutospacing="off" w:line="276" w:lineRule="auto"/>
+      </w:pPr>
+      <w:r>
+        <w:rPr>
+          <w:rFonts w:ascii="Arial" w:hAnsi="Arial" w:eastAsia="Arial" w:cs="Arial"/>
+          <w:b w:val="1"/>
+          <w:bCs w:val="1"/>
+          <w:noProof w:val="0"/>
+          <w:sz w:val="24"/>
+          <w:szCs w:val="24"/>
+          <w:lang w:val="en-US"/>
+        </w:rPr>
+        <w:t>3. Opret Startup Script</w:t>
+      </w:r>
+    </w:p>
+    <w:p>
+      <w:pPr>
+        <w:spacing w:before="0" w:beforeAutospacing="off" w:after="200" w:afterAutospacing="off" w:line="276" w:lineRule="auto"/>
+      </w:pPr>
+      <w:r>
+        <w:rPr>
+          <w:rFonts w:ascii="Arial" w:hAnsi="Arial" w:eastAsia="Arial" w:cs="Arial"/>
+          <w:noProof w:val="0"/>
+          <w:sz w:val="21"/>
+          <w:szCs w:val="21"/>
+          <w:lang w:val="en-US"/>
+        </w:rPr>
+        <w:t>Under Startup Properties vælges:</w:t>
+      </w:r>
+      <w:r>
+        <w:br/>
+      </w:r>
+      <w:r>
+        <w:rPr>
+          <w:rFonts w:ascii="Arial" w:hAnsi="Arial" w:eastAsia="Arial" w:cs="Arial"/>
+          <w:noProof w:val="0"/>
+          <w:sz w:val="21"/>
+          <w:szCs w:val="21"/>
+          <w:lang w:val="en-US"/>
+        </w:rPr>
+        <w:t xml:space="preserve"> </w:t>
+      </w:r>
+      <w:r>
+        <w:br/>
+      </w:r>
+      <w:r>
+        <w:rPr>
+          <w:rFonts w:ascii="Arial" w:hAnsi="Arial" w:eastAsia="Arial" w:cs="Arial"/>
+          <w:noProof w:val="0"/>
+          <w:sz w:val="21"/>
+          <w:szCs w:val="21"/>
+          <w:lang w:val="en-US"/>
+        </w:rPr>
+        <w:t>Show Files...</w:t>
+      </w:r>
+      <w:r>
+        <w:br/>
+      </w:r>
+      <w:r>
+        <w:rPr>
+          <w:rFonts w:ascii="Arial" w:hAnsi="Arial" w:eastAsia="Arial" w:cs="Arial"/>
+          <w:noProof w:val="0"/>
+          <w:sz w:val="21"/>
+          <w:szCs w:val="21"/>
+          <w:lang w:val="en-US"/>
+        </w:rPr>
+        <w:t xml:space="preserve"> </w:t>
+      </w:r>
+      <w:r>
+        <w:br/>
+      </w:r>
+      <w:r>
+        <w:rPr>
+          <w:rFonts w:ascii="Arial" w:hAnsi="Arial" w:eastAsia="Arial" w:cs="Arial"/>
+          <w:noProof w:val="0"/>
+          <w:sz w:val="21"/>
+          <w:szCs w:val="21"/>
+          <w:lang w:val="en-US"/>
+        </w:rPr>
+        <w:t>I den viste mappe oprettes følgende fil:</w:t>
+      </w:r>
+      <w:r>
+        <w:br/>
+      </w:r>
+      <w:r>
+        <w:rPr>
+          <w:rFonts w:ascii="Arial" w:hAnsi="Arial" w:eastAsia="Arial" w:cs="Arial"/>
+          <w:noProof w:val="0"/>
+          <w:sz w:val="21"/>
+          <w:szCs w:val="21"/>
+          <w:lang w:val="en-US"/>
+        </w:rPr>
+        <w:t xml:space="preserve"> </w:t>
+      </w:r>
+      <w:r>
+        <w:br/>
+      </w:r>
+      <w:r>
+        <w:rPr>
+          <w:rFonts w:ascii="Arial" w:hAnsi="Arial" w:eastAsia="Arial" w:cs="Arial"/>
+          <w:noProof w:val="0"/>
+          <w:sz w:val="21"/>
+          <w:szCs w:val="21"/>
+          <w:lang w:val="en-US"/>
+        </w:rPr>
+        <w:t>Install-LibreOffice.cmd</w:t>
+      </w:r>
+    </w:p>
+    <w:p>
+      <w:pPr>
+        <w:spacing w:before="0" w:beforeAutospacing="off" w:after="200" w:afterAutospacing="off" w:line="276" w:lineRule="auto"/>
+      </w:pPr>
+      <w:r>
+        <w:rPr>
+          <w:rFonts w:ascii="Arial" w:hAnsi="Arial" w:eastAsia="Arial" w:cs="Arial"/>
+          <w:b w:val="1"/>
+          <w:bCs w:val="1"/>
+          <w:noProof w:val="0"/>
+          <w:sz w:val="24"/>
+          <w:szCs w:val="24"/>
+          <w:lang w:val="en-US"/>
+        </w:rPr>
+        <w:t>4. Indhold af scriptet</w:t>
+      </w:r>
+    </w:p>
+    <w:p>
+      <w:pPr>
+        <w:spacing w:before="0" w:beforeAutospacing="off" w:after="200" w:afterAutospacing="off" w:line="276" w:lineRule="auto"/>
+      </w:pPr>
+      <w:r>
+        <w:rPr>
+          <w:rFonts w:ascii="Arial" w:hAnsi="Arial" w:eastAsia="Arial" w:cs="Arial"/>
+          <w:noProof w:val="0"/>
+          <w:sz w:val="21"/>
+          <w:szCs w:val="21"/>
+          <w:lang w:val="en-US"/>
+        </w:rPr>
+        <w:t>Filen Install-LibreOffice.cmd indeholder:</w:t>
+      </w:r>
+    </w:p>
+    <w:p>
+      <w:pPr>
+        <w:spacing w:before="0" w:beforeAutospacing="off" w:after="200" w:afterAutospacing="off" w:line="276" w:lineRule="auto"/>
+        <w:ind w:left="360" w:right="0"/>
+      </w:pPr>
+      <w:r>
+        <w:rPr>
+          <w:rFonts w:ascii="Courier New" w:hAnsi="Courier New" w:eastAsia="Courier New" w:cs="Courier New"/>
+          <w:noProof w:val="0"/>
+          <w:sz w:val="18"/>
+          <w:szCs w:val="18"/>
+          <w:lang w:val="en-US"/>
+        </w:rPr>
+        <w:t>@echo off</w:t>
+      </w:r>
+      <w:r>
+        <w:br/>
+      </w:r>
+      <w:r>
+        <w:rPr>
+          <w:rFonts w:ascii="Courier New" w:hAnsi="Courier New" w:eastAsia="Courier New" w:cs="Courier New"/>
+          <w:noProof w:val="0"/>
+          <w:sz w:val="18"/>
+          <w:szCs w:val="18"/>
+          <w:lang w:val="en-US"/>
+        </w:rPr>
+        <w:t xml:space="preserve"> msiexec.exe /i "</w:t>
+      </w:r>
+      <w:r>
+        <w:fldChar w:fldCharType="begin"/>
+      </w:r>
+      <w:r>
+        <w:instrText xml:space="preserve">HYPERLINK "file:///\\SRV01\software\libreoffice\LibreOffice_26.2.5_Win_x86-64.msi" </w:instrText>
+      </w:r>
+      <w:r>
+        <w:fldChar w:fldCharType="separate"/>
+      </w:r>
+      <w:r>
+        <w:rPr>
+          <w:rStyle w:val="Hyperlink"/>
+          <w:noProof w:val="0"/>
+          <w:lang w:val="en-US"/>
+        </w:rPr>
+        <w:t>\\SRV01\software\libreoffice\LibreOffice_26.2.5_Win_x86-64.msi</w:t>
+      </w:r>
+      <w:r>
+        <w:fldChar w:fldCharType="end"/>
+      </w:r>
+      <w:r>
+        <w:rPr>
+          <w:rFonts w:ascii="Courier New" w:hAnsi="Courier New" w:eastAsia="Courier New" w:cs="Courier New"/>
+          <w:noProof w:val="0"/>
+          <w:sz w:val="18"/>
+          <w:szCs w:val="18"/>
+          <w:lang w:val="en-US"/>
+        </w:rPr>
+        <w:t>" /qn /norestart</w:t>
+      </w:r>
+      <w:r>
+        <w:br/>
+      </w:r>
+      <w:r>
+        <w:rPr>
+          <w:rFonts w:ascii="Courier New" w:hAnsi="Courier New" w:eastAsia="Courier New" w:cs="Courier New"/>
+          <w:noProof w:val="0"/>
+          <w:sz w:val="18"/>
+          <w:szCs w:val="18"/>
+          <w:lang w:val="en-US"/>
+        </w:rPr>
+        <w:t xml:space="preserve"> exit /b 0</w:t>
+      </w:r>
+    </w:p>
+    <w:p>
+      <w:pPr>
+        <w:spacing w:before="0" w:beforeAutospacing="off" w:after="200" w:afterAutospacing="off" w:line="276" w:lineRule="auto"/>
+      </w:pPr>
+      <w:r>
+        <w:rPr>
+          <w:rFonts w:ascii="Arial" w:hAnsi="Arial" w:eastAsia="Arial" w:cs="Arial"/>
+          <w:b w:val="1"/>
+          <w:bCs w:val="1"/>
+          <w:noProof w:val="0"/>
+          <w:sz w:val="24"/>
+          <w:szCs w:val="24"/>
+          <w:lang w:val="en-US"/>
+        </w:rPr>
+        <w:t>5. Tilføj scriptet til Startup</w:t>
+      </w:r>
+    </w:p>
+    <w:p>
+      <w:pPr>
+        <w:spacing w:before="0" w:beforeAutospacing="off" w:after="200" w:afterAutospacing="off" w:line="276" w:lineRule="auto"/>
+      </w:pPr>
+      <w:r>
+        <w:rPr>
+          <w:rFonts w:ascii="Arial" w:hAnsi="Arial" w:eastAsia="Arial" w:cs="Arial"/>
+          <w:noProof w:val="0"/>
+          <w:sz w:val="21"/>
+          <w:szCs w:val="21"/>
+          <w:lang w:val="en-US"/>
+        </w:rPr>
+        <w:t>I Startup Properties vælges:</w:t>
+      </w:r>
+      <w:r>
+        <w:br/>
+      </w:r>
+      <w:r>
+        <w:rPr>
+          <w:rFonts w:ascii="Arial" w:hAnsi="Arial" w:eastAsia="Arial" w:cs="Arial"/>
+          <w:noProof w:val="0"/>
+          <w:sz w:val="21"/>
+          <w:szCs w:val="21"/>
+          <w:lang w:val="en-US"/>
+        </w:rPr>
+        <w:t xml:space="preserve"> </w:t>
+      </w:r>
+      <w:r>
+        <w:br/>
+      </w:r>
+      <w:r>
+        <w:rPr>
+          <w:rFonts w:ascii="Arial" w:hAnsi="Arial" w:eastAsia="Arial" w:cs="Arial"/>
+          <w:noProof w:val="0"/>
+          <w:sz w:val="21"/>
+          <w:szCs w:val="21"/>
+          <w:lang w:val="en-US"/>
+        </w:rPr>
+        <w:t>Add...</w:t>
+      </w:r>
+      <w:r>
+        <w:br/>
+      </w:r>
+      <w:r>
+        <w:rPr>
+          <w:rFonts w:ascii="Arial" w:hAnsi="Arial" w:eastAsia="Arial" w:cs="Arial"/>
+          <w:noProof w:val="0"/>
+          <w:sz w:val="21"/>
+          <w:szCs w:val="21"/>
+          <w:lang w:val="en-US"/>
+        </w:rPr>
+        <w:t xml:space="preserve"> </w:t>
+      </w:r>
+      <w:r>
+        <w:br/>
+      </w:r>
+      <w:r>
+        <w:rPr>
+          <w:rFonts w:ascii="Arial" w:hAnsi="Arial" w:eastAsia="Arial" w:cs="Arial"/>
+          <w:noProof w:val="0"/>
+          <w:sz w:val="21"/>
+          <w:szCs w:val="21"/>
+          <w:lang w:val="en-US"/>
+        </w:rPr>
+        <w:t>Derefter vælges:</w:t>
+      </w:r>
+      <w:r>
+        <w:br/>
+      </w:r>
+      <w:r>
+        <w:rPr>
+          <w:rFonts w:ascii="Arial" w:hAnsi="Arial" w:eastAsia="Arial" w:cs="Arial"/>
+          <w:noProof w:val="0"/>
+          <w:sz w:val="21"/>
+          <w:szCs w:val="21"/>
+          <w:lang w:val="en-US"/>
+        </w:rPr>
+        <w:t xml:space="preserve"> </w:t>
+      </w:r>
+      <w:r>
+        <w:br/>
+      </w:r>
+      <w:r>
+        <w:rPr>
+          <w:rFonts w:ascii="Arial" w:hAnsi="Arial" w:eastAsia="Arial" w:cs="Arial"/>
+          <w:noProof w:val="0"/>
+          <w:sz w:val="21"/>
+          <w:szCs w:val="21"/>
+          <w:lang w:val="en-US"/>
+        </w:rPr>
+        <w:t>Install-LibreOffice.cmd</w:t>
+      </w:r>
+      <w:r>
+        <w:br/>
+      </w:r>
+      <w:r>
+        <w:rPr>
+          <w:rFonts w:ascii="Arial" w:hAnsi="Arial" w:eastAsia="Arial" w:cs="Arial"/>
+          <w:noProof w:val="0"/>
+          <w:sz w:val="21"/>
+          <w:szCs w:val="21"/>
+          <w:lang w:val="en-US"/>
+        </w:rPr>
+        <w:t xml:space="preserve"> </w:t>
+      </w:r>
+      <w:r>
+        <w:br/>
+      </w:r>
+      <w:r>
+        <w:rPr>
+          <w:rFonts w:ascii="Arial" w:hAnsi="Arial" w:eastAsia="Arial" w:cs="Arial"/>
+          <w:noProof w:val="0"/>
+          <w:sz w:val="21"/>
+          <w:szCs w:val="21"/>
+          <w:lang w:val="en-US"/>
+        </w:rPr>
+        <w:t>Scriptet vises herefter i listen under Startup.</w:t>
+      </w:r>
+      <w:r>
+        <w:br/>
+      </w:r>
+      <w:r>
+        <w:rPr>
+          <w:rFonts w:ascii="Arial" w:hAnsi="Arial" w:eastAsia="Arial" w:cs="Arial"/>
+          <w:noProof w:val="0"/>
+          <w:sz w:val="21"/>
+          <w:szCs w:val="21"/>
+          <w:lang w:val="en-US"/>
+        </w:rPr>
+        <w:t xml:space="preserve"> </w:t>
+      </w:r>
+      <w:r>
+        <w:br/>
+      </w:r>
+      <w:r>
+        <w:rPr>
+          <w:rFonts w:ascii="Arial" w:hAnsi="Arial" w:eastAsia="Arial" w:cs="Arial"/>
+          <w:noProof w:val="0"/>
+          <w:sz w:val="21"/>
+          <w:szCs w:val="21"/>
+          <w:lang w:val="en-US"/>
+        </w:rPr>
+        <w:t>Der vælges:</w:t>
+      </w:r>
+      <w:r>
+        <w:br/>
+      </w:r>
+      <w:r>
+        <w:rPr>
+          <w:rFonts w:ascii="Arial" w:hAnsi="Arial" w:eastAsia="Arial" w:cs="Arial"/>
+          <w:noProof w:val="0"/>
+          <w:sz w:val="21"/>
+          <w:szCs w:val="21"/>
+          <w:lang w:val="en-US"/>
+        </w:rPr>
+        <w:t xml:space="preserve"> </w:t>
+      </w:r>
+      <w:r>
+        <w:br/>
+      </w:r>
+      <w:r>
+        <w:rPr>
+          <w:rFonts w:ascii="Arial" w:hAnsi="Arial" w:eastAsia="Arial" w:cs="Arial"/>
+          <w:noProof w:val="0"/>
+          <w:sz w:val="21"/>
+          <w:szCs w:val="21"/>
+          <w:lang w:val="en-US"/>
+        </w:rPr>
+        <w:t>Apply → OK</w:t>
+      </w:r>
+    </w:p>
+    <w:p>
+      <w:pPr>
+        <w:spacing w:before="0" w:beforeAutospacing="off" w:after="200" w:afterAutospacing="off" w:line="276" w:lineRule="auto"/>
+      </w:pPr>
+      <w:r>
+        <w:rPr>
+          <w:rFonts w:ascii="Arial" w:hAnsi="Arial" w:eastAsia="Arial" w:cs="Arial"/>
+          <w:b w:val="1"/>
+          <w:bCs w:val="1"/>
+          <w:noProof w:val="0"/>
+          <w:sz w:val="24"/>
+          <w:szCs w:val="24"/>
+          <w:lang w:val="en-US"/>
+        </w:rPr>
+        <w:t>6. Opdater Group Policy</w:t>
+      </w:r>
+    </w:p>
+    <w:p>
+      <w:pPr>
+        <w:spacing w:before="0" w:beforeAutospacing="off" w:after="200" w:afterAutospacing="off" w:line="276" w:lineRule="auto"/>
+      </w:pPr>
+      <w:r>
+        <w:rPr>
+          <w:rFonts w:ascii="Arial" w:hAnsi="Arial" w:eastAsia="Arial" w:cs="Arial"/>
+          <w:noProof w:val="0"/>
+          <w:sz w:val="21"/>
+          <w:szCs w:val="21"/>
+          <w:lang w:val="en-US"/>
+        </w:rPr>
+        <w:t>På klientcomputeren åbnes Command Prompt som Administrator.</w:t>
+      </w:r>
+      <w:r>
+        <w:br/>
+      </w:r>
+      <w:r>
+        <w:rPr>
+          <w:rFonts w:ascii="Arial" w:hAnsi="Arial" w:eastAsia="Arial" w:cs="Arial"/>
+          <w:noProof w:val="0"/>
+          <w:sz w:val="21"/>
+          <w:szCs w:val="21"/>
+          <w:lang w:val="en-US"/>
+        </w:rPr>
+        <w:t xml:space="preserve"> </w:t>
+      </w:r>
+      <w:r>
+        <w:br/>
+      </w:r>
+      <w:r>
+        <w:rPr>
+          <w:rFonts w:ascii="Arial" w:hAnsi="Arial" w:eastAsia="Arial" w:cs="Arial"/>
+          <w:noProof w:val="0"/>
+          <w:sz w:val="21"/>
+          <w:szCs w:val="21"/>
+          <w:lang w:val="en-US"/>
+        </w:rPr>
+        <w:t>Følgende kommando køres:</w:t>
+      </w:r>
+      <w:r>
+        <w:br/>
+      </w:r>
+      <w:r>
+        <w:rPr>
+          <w:rFonts w:ascii="Arial" w:hAnsi="Arial" w:eastAsia="Arial" w:cs="Arial"/>
+          <w:noProof w:val="0"/>
+          <w:sz w:val="21"/>
+          <w:szCs w:val="21"/>
+          <w:lang w:val="en-US"/>
+        </w:rPr>
+        <w:t xml:space="preserve"> </w:t>
+      </w:r>
+      <w:r>
+        <w:br/>
+      </w:r>
+      <w:r>
+        <w:rPr>
+          <w:rFonts w:ascii="Arial" w:hAnsi="Arial" w:eastAsia="Arial" w:cs="Arial"/>
+          <w:noProof w:val="0"/>
+          <w:sz w:val="21"/>
+          <w:szCs w:val="21"/>
+          <w:lang w:val="en-US"/>
+        </w:rPr>
+        <w:t>gpupdate /force</w:t>
+      </w:r>
+      <w:r>
+        <w:br/>
+      </w:r>
+      <w:r>
+        <w:rPr>
+          <w:rFonts w:ascii="Arial" w:hAnsi="Arial" w:eastAsia="Arial" w:cs="Arial"/>
+          <w:noProof w:val="0"/>
+          <w:sz w:val="21"/>
+          <w:szCs w:val="21"/>
+          <w:lang w:val="en-US"/>
+        </w:rPr>
+        <w:t xml:space="preserve"> </w:t>
+      </w:r>
+      <w:r>
+        <w:br/>
+      </w:r>
+      <w:r>
+        <w:rPr>
+          <w:rFonts w:ascii="Arial" w:hAnsi="Arial" w:eastAsia="Arial" w:cs="Arial"/>
+          <w:noProof w:val="0"/>
+          <w:sz w:val="21"/>
+          <w:szCs w:val="21"/>
+          <w:lang w:val="en-US"/>
+        </w:rPr>
+        <w:t>Dette tvinger computeren til at hente og anvende den seneste Group Policy-konfiguration.</w:t>
+      </w:r>
+    </w:p>
+    <w:p>
+      <w:pPr>
+        <w:spacing w:before="0" w:beforeAutospacing="off" w:after="200" w:afterAutospacing="off" w:line="276" w:lineRule="auto"/>
+      </w:pPr>
+      <w:r>
+        <w:rPr>
+          <w:rFonts w:ascii="Arial" w:hAnsi="Arial" w:eastAsia="Arial" w:cs="Arial"/>
+          <w:b w:val="1"/>
+          <w:bCs w:val="1"/>
+          <w:noProof w:val="0"/>
+          <w:sz w:val="24"/>
+          <w:szCs w:val="24"/>
+          <w:lang w:val="en-US"/>
+        </w:rPr>
+        <w:t>7. Kontrol af Group Policy</w:t>
+      </w:r>
+    </w:p>
+    <w:p>
+      <w:pPr>
+        <w:spacing w:before="0" w:beforeAutospacing="off" w:after="200" w:afterAutospacing="off" w:line="276" w:lineRule="auto"/>
+      </w:pPr>
+      <w:r>
+        <w:rPr>
+          <w:rFonts w:ascii="Arial" w:hAnsi="Arial" w:eastAsia="Arial" w:cs="Arial"/>
+          <w:noProof w:val="0"/>
+          <w:sz w:val="21"/>
+          <w:szCs w:val="21"/>
+          <w:lang w:val="en-US"/>
+        </w:rPr>
+        <w:t>For at kontrollere, om GPO'en er blevet anvendt, køres:</w:t>
+      </w:r>
+      <w:r>
+        <w:br/>
+      </w:r>
+      <w:r>
+        <w:rPr>
+          <w:rFonts w:ascii="Arial" w:hAnsi="Arial" w:eastAsia="Arial" w:cs="Arial"/>
+          <w:noProof w:val="0"/>
+          <w:sz w:val="21"/>
+          <w:szCs w:val="21"/>
+          <w:lang w:val="en-US"/>
+        </w:rPr>
+        <w:t xml:space="preserve"> </w:t>
+      </w:r>
+      <w:r>
+        <w:br/>
+      </w:r>
+      <w:r>
+        <w:rPr>
+          <w:rFonts w:ascii="Arial" w:hAnsi="Arial" w:eastAsia="Arial" w:cs="Arial"/>
+          <w:noProof w:val="0"/>
+          <w:sz w:val="21"/>
+          <w:szCs w:val="21"/>
+          <w:lang w:val="en-US"/>
+        </w:rPr>
+        <w:t>gpresult /r</w:t>
+      </w:r>
+      <w:r>
+        <w:br/>
+      </w:r>
+      <w:r>
+        <w:rPr>
+          <w:rFonts w:ascii="Arial" w:hAnsi="Arial" w:eastAsia="Arial" w:cs="Arial"/>
+          <w:noProof w:val="0"/>
+          <w:sz w:val="21"/>
+          <w:szCs w:val="21"/>
+          <w:lang w:val="en-US"/>
+        </w:rPr>
+        <w:t xml:space="preserve"> </w:t>
+      </w:r>
+      <w:r>
+        <w:br/>
+      </w:r>
+      <w:r>
+        <w:rPr>
+          <w:rFonts w:ascii="Arial" w:hAnsi="Arial" w:eastAsia="Arial" w:cs="Arial"/>
+          <w:noProof w:val="0"/>
+          <w:sz w:val="21"/>
+          <w:szCs w:val="21"/>
+          <w:lang w:val="en-US"/>
+        </w:rPr>
+        <w:t>Under Computer Settings skal følgende GPO fremgå:</w:t>
+      </w:r>
+      <w:r>
+        <w:br/>
+      </w:r>
+      <w:r>
+        <w:rPr>
+          <w:rFonts w:ascii="Arial" w:hAnsi="Arial" w:eastAsia="Arial" w:cs="Arial"/>
+          <w:noProof w:val="0"/>
+          <w:sz w:val="21"/>
+          <w:szCs w:val="21"/>
+          <w:lang w:val="en-US"/>
+        </w:rPr>
+        <w:t xml:space="preserve"> </w:t>
+      </w:r>
+      <w:r>
+        <w:br/>
+      </w:r>
+      <w:r>
+        <w:rPr>
+          <w:rFonts w:ascii="Arial" w:hAnsi="Arial" w:eastAsia="Arial" w:cs="Arial"/>
+          <w:noProof w:val="0"/>
+          <w:sz w:val="21"/>
+          <w:szCs w:val="21"/>
+          <w:lang w:val="en-US"/>
+        </w:rPr>
+        <w:t>GPO-software-Deployment</w:t>
+      </w:r>
+      <w:r>
+        <w:br/>
+      </w:r>
+      <w:r>
+        <w:rPr>
+          <w:rFonts w:ascii="Arial" w:hAnsi="Arial" w:eastAsia="Arial" w:cs="Arial"/>
+          <w:noProof w:val="0"/>
+          <w:sz w:val="21"/>
+          <w:szCs w:val="21"/>
+          <w:lang w:val="en-US"/>
+        </w:rPr>
+        <w:t xml:space="preserve"> </w:t>
+      </w:r>
+      <w:r>
+        <w:br/>
+      </w:r>
+      <w:r>
+        <w:rPr>
+          <w:rFonts w:ascii="Arial" w:hAnsi="Arial" w:eastAsia="Arial" w:cs="Arial"/>
+          <w:noProof w:val="0"/>
+          <w:sz w:val="21"/>
+          <w:szCs w:val="21"/>
+          <w:lang w:val="en-US"/>
+        </w:rPr>
+        <w:t>Dette bekræfter, at GPO'en er anvendt på computeren.</w:t>
+      </w:r>
+    </w:p>
+    <w:p>
+      <w:pPr>
+        <w:spacing w:before="0" w:beforeAutospacing="off" w:after="200" w:afterAutospacing="off" w:line="276" w:lineRule="auto"/>
+      </w:pPr>
+      <w:r>
+        <w:rPr>
+          <w:rFonts w:ascii="Arial" w:hAnsi="Arial" w:eastAsia="Arial" w:cs="Arial"/>
+          <w:b w:val="1"/>
+          <w:bCs w:val="1"/>
+          <w:noProof w:val="0"/>
+          <w:sz w:val="24"/>
+          <w:szCs w:val="24"/>
+          <w:lang w:val="en-US"/>
+        </w:rPr>
+        <w:t>8. Installation ved Startup</w:t>
+      </w:r>
+    </w:p>
+    <w:p>
+      <w:pPr>
+        <w:spacing w:before="0" w:beforeAutospacing="off" w:after="200" w:afterAutospacing="off" w:line="276" w:lineRule="auto"/>
+      </w:pPr>
+      <w:r>
+        <w:rPr>
+          <w:rFonts w:ascii="Arial" w:hAnsi="Arial" w:eastAsia="Arial" w:cs="Arial"/>
+          <w:noProof w:val="0"/>
+          <w:sz w:val="21"/>
+          <w:szCs w:val="21"/>
+          <w:lang w:val="en-US"/>
+        </w:rPr>
+        <w:t>Startup Scriptet køres, når computeren starter.</w:t>
+      </w:r>
+      <w:r>
+        <w:br/>
+      </w:r>
+      <w:r>
+        <w:rPr>
+          <w:rFonts w:ascii="Arial" w:hAnsi="Arial" w:eastAsia="Arial" w:cs="Arial"/>
+          <w:noProof w:val="0"/>
+          <w:sz w:val="21"/>
+          <w:szCs w:val="21"/>
+          <w:lang w:val="en-US"/>
+        </w:rPr>
+        <w:t xml:space="preserve"> </w:t>
+      </w:r>
+      <w:r>
+        <w:br/>
+      </w:r>
+      <w:r>
+        <w:rPr>
+          <w:rFonts w:ascii="Arial" w:hAnsi="Arial" w:eastAsia="Arial" w:cs="Arial"/>
+          <w:noProof w:val="0"/>
+          <w:sz w:val="21"/>
+          <w:szCs w:val="21"/>
+          <w:lang w:val="en-US"/>
+        </w:rPr>
+        <w:t>Computer Startup</w:t>
+      </w:r>
+      <w:r>
+        <w:br/>
+      </w:r>
+      <w:r>
+        <w:rPr>
+          <w:rFonts w:ascii="Arial" w:hAnsi="Arial" w:eastAsia="Arial" w:cs="Arial"/>
+          <w:noProof w:val="0"/>
+          <w:sz w:val="21"/>
+          <w:szCs w:val="21"/>
+          <w:lang w:val="en-US"/>
+        </w:rPr>
+        <w:t xml:space="preserve"> ↓</w:t>
+      </w:r>
+      <w:r>
+        <w:br/>
+      </w:r>
+      <w:r>
+        <w:rPr>
+          <w:rFonts w:ascii="Arial" w:hAnsi="Arial" w:eastAsia="Arial" w:cs="Arial"/>
+          <w:noProof w:val="0"/>
+          <w:sz w:val="21"/>
+          <w:szCs w:val="21"/>
+          <w:lang w:val="en-US"/>
+        </w:rPr>
+        <w:t xml:space="preserve"> Group Policy anvendes</w:t>
+      </w:r>
+      <w:r>
+        <w:br/>
+      </w:r>
+      <w:r>
+        <w:rPr>
+          <w:rFonts w:ascii="Arial" w:hAnsi="Arial" w:eastAsia="Arial" w:cs="Arial"/>
+          <w:noProof w:val="0"/>
+          <w:sz w:val="21"/>
+          <w:szCs w:val="21"/>
+          <w:lang w:val="en-US"/>
+        </w:rPr>
+        <w:t xml:space="preserve"> ↓</w:t>
+      </w:r>
+      <w:r>
+        <w:br/>
+      </w:r>
+      <w:r>
+        <w:rPr>
+          <w:rFonts w:ascii="Arial" w:hAnsi="Arial" w:eastAsia="Arial" w:cs="Arial"/>
+          <w:noProof w:val="0"/>
+          <w:sz w:val="21"/>
+          <w:szCs w:val="21"/>
+          <w:lang w:val="en-US"/>
+        </w:rPr>
+        <w:t xml:space="preserve"> Startup Script køres</w:t>
+      </w:r>
+      <w:r>
+        <w:br/>
+      </w:r>
+      <w:r>
+        <w:rPr>
+          <w:rFonts w:ascii="Arial" w:hAnsi="Arial" w:eastAsia="Arial" w:cs="Arial"/>
+          <w:noProof w:val="0"/>
+          <w:sz w:val="21"/>
+          <w:szCs w:val="21"/>
+          <w:lang w:val="en-US"/>
+        </w:rPr>
+        <w:t xml:space="preserve"> ↓</w:t>
+      </w:r>
+      <w:r>
+        <w:br/>
+      </w:r>
+      <w:r>
+        <w:rPr>
+          <w:rFonts w:ascii="Arial" w:hAnsi="Arial" w:eastAsia="Arial" w:cs="Arial"/>
+          <w:noProof w:val="0"/>
+          <w:sz w:val="21"/>
+          <w:szCs w:val="21"/>
+          <w:lang w:val="en-US"/>
+        </w:rPr>
+        <w:t xml:space="preserve"> Install-LibreOffice.cmd</w:t>
+      </w:r>
+      <w:r>
+        <w:br/>
+      </w:r>
+      <w:r>
+        <w:rPr>
+          <w:rFonts w:ascii="Arial" w:hAnsi="Arial" w:eastAsia="Arial" w:cs="Arial"/>
+          <w:noProof w:val="0"/>
+          <w:sz w:val="21"/>
+          <w:szCs w:val="21"/>
+          <w:lang w:val="en-US"/>
+        </w:rPr>
+        <w:t xml:space="preserve"> ↓</w:t>
+      </w:r>
+      <w:r>
+        <w:br/>
+      </w:r>
+      <w:r>
+        <w:rPr>
+          <w:rFonts w:ascii="Arial" w:hAnsi="Arial" w:eastAsia="Arial" w:cs="Arial"/>
+          <w:noProof w:val="0"/>
+          <w:sz w:val="21"/>
+          <w:szCs w:val="21"/>
+          <w:lang w:val="en-US"/>
+        </w:rPr>
+        <w:t xml:space="preserve"> msiexec.exe</w:t>
+      </w:r>
+      <w:r>
+        <w:br/>
+      </w:r>
+      <w:r>
+        <w:rPr>
+          <w:rFonts w:ascii="Arial" w:hAnsi="Arial" w:eastAsia="Arial" w:cs="Arial"/>
+          <w:noProof w:val="0"/>
+          <w:sz w:val="21"/>
+          <w:szCs w:val="21"/>
+          <w:lang w:val="en-US"/>
+        </w:rPr>
+        <w:t xml:space="preserve"> ↓</w:t>
+      </w:r>
+      <w:r>
+        <w:br/>
+      </w:r>
+      <w:r>
+        <w:rPr>
+          <w:rFonts w:ascii="Arial" w:hAnsi="Arial" w:eastAsia="Arial" w:cs="Arial"/>
+          <w:noProof w:val="0"/>
+          <w:sz w:val="21"/>
+          <w:szCs w:val="21"/>
+          <w:lang w:val="en-US"/>
+        </w:rPr>
+        <w:t xml:space="preserve"> LibreOffice installeres</w:t>
+      </w:r>
+      <w:r>
+        <w:br/>
+      </w:r>
+      <w:r>
+        <w:rPr>
+          <w:rFonts w:ascii="Arial" w:hAnsi="Arial" w:eastAsia="Arial" w:cs="Arial"/>
+          <w:noProof w:val="0"/>
+          <w:sz w:val="21"/>
+          <w:szCs w:val="21"/>
+          <w:lang w:val="en-US"/>
+        </w:rPr>
+        <w:t xml:space="preserve"> </w:t>
+      </w:r>
+      <w:r>
+        <w:br/>
+      </w:r>
+      <w:r>
+        <w:rPr>
+          <w:rFonts w:ascii="Arial" w:hAnsi="Arial" w:eastAsia="Arial" w:cs="Arial"/>
+          <w:noProof w:val="0"/>
+          <w:sz w:val="21"/>
+          <w:szCs w:val="21"/>
+          <w:lang w:val="en-US"/>
+        </w:rPr>
+        <w:t>Installationen kører silent, fordi /qn anvendes. Derfor vises installationsguiden normalt ikke for brugeren.</w:t>
+      </w:r>
+    </w:p>
+    <w:p>
+      <w:pPr>
+        <w:spacing w:before="0" w:beforeAutospacing="off" w:after="200" w:afterAutospacing="off" w:line="276" w:lineRule="auto"/>
+      </w:pPr>
+      <w:r>
+        <w:rPr>
+          <w:rFonts w:ascii="Arial" w:hAnsi="Arial" w:eastAsia="Arial" w:cs="Arial"/>
+          <w:b w:val="1"/>
+          <w:bCs w:val="1"/>
+          <w:noProof w:val="0"/>
+          <w:sz w:val="24"/>
+          <w:szCs w:val="24"/>
+          <w:lang w:val="en-US"/>
+        </w:rPr>
+        <w:t>9. Test</w:t>
+      </w:r>
+    </w:p>
+    <w:p>
+      <w:pPr>
+        <w:spacing w:before="0" w:beforeAutospacing="off" w:after="200" w:afterAutospacing="off" w:line="276" w:lineRule="auto"/>
+      </w:pPr>
+      <w:r>
+        <w:rPr>
+          <w:rFonts w:ascii="Arial" w:hAnsi="Arial" w:eastAsia="Arial" w:cs="Arial"/>
+          <w:noProof w:val="0"/>
+          <w:sz w:val="21"/>
+          <w:szCs w:val="21"/>
+          <w:lang w:val="en-US"/>
+        </w:rPr>
+        <w:t>Under testen blev klientcomputeren opdateret med:</w:t>
+      </w:r>
+      <w:r>
+        <w:br/>
+      </w:r>
+      <w:r>
+        <w:rPr>
+          <w:rFonts w:ascii="Arial" w:hAnsi="Arial" w:eastAsia="Arial" w:cs="Arial"/>
+          <w:noProof w:val="0"/>
+          <w:sz w:val="21"/>
+          <w:szCs w:val="21"/>
+          <w:lang w:val="en-US"/>
+        </w:rPr>
+        <w:t xml:space="preserve"> </w:t>
+      </w:r>
+      <w:r>
+        <w:br/>
+      </w:r>
+      <w:r>
+        <w:rPr>
+          <w:rFonts w:ascii="Arial" w:hAnsi="Arial" w:eastAsia="Arial" w:cs="Arial"/>
+          <w:noProof w:val="0"/>
+          <w:sz w:val="21"/>
+          <w:szCs w:val="21"/>
+          <w:lang w:val="en-US"/>
+        </w:rPr>
+        <w:t>gpupdate /force</w:t>
+      </w:r>
+      <w:r>
+        <w:br/>
+      </w:r>
+      <w:r>
+        <w:rPr>
+          <w:rFonts w:ascii="Arial" w:hAnsi="Arial" w:eastAsia="Arial" w:cs="Arial"/>
+          <w:noProof w:val="0"/>
+          <w:sz w:val="21"/>
+          <w:szCs w:val="21"/>
+          <w:lang w:val="en-US"/>
+        </w:rPr>
+        <w:t xml:space="preserve"> </w:t>
+      </w:r>
+      <w:r>
+        <w:br/>
+      </w:r>
+      <w:r>
+        <w:rPr>
+          <w:rFonts w:ascii="Arial" w:hAnsi="Arial" w:eastAsia="Arial" w:cs="Arial"/>
+          <w:noProof w:val="0"/>
+          <w:sz w:val="21"/>
+          <w:szCs w:val="21"/>
+          <w:lang w:val="en-US"/>
+        </w:rPr>
+        <w:t>GPO'en blev registreret som anvendt på computeren.</w:t>
+      </w:r>
+      <w:r>
+        <w:br/>
+      </w:r>
+      <w:r>
+        <w:rPr>
+          <w:rFonts w:ascii="Arial" w:hAnsi="Arial" w:eastAsia="Arial" w:cs="Arial"/>
+          <w:noProof w:val="0"/>
+          <w:sz w:val="21"/>
+          <w:szCs w:val="21"/>
+          <w:lang w:val="en-US"/>
+        </w:rPr>
+        <w:t xml:space="preserve"> </w:t>
+      </w:r>
+      <w:r>
+        <w:br/>
+      </w:r>
+      <w:r>
+        <w:rPr>
+          <w:rFonts w:ascii="Arial" w:hAnsi="Arial" w:eastAsia="Arial" w:cs="Arial"/>
+          <w:noProof w:val="0"/>
+          <w:sz w:val="21"/>
+          <w:szCs w:val="21"/>
+          <w:lang w:val="en-US"/>
+        </w:rPr>
+        <w:t>Efterfølgende blev LibreOffice installeret på klienten. Programmet kunne ses på skrivebordet efter installationen.</w:t>
+      </w:r>
+      <w:r>
+        <w:br/>
+      </w:r>
+      <w:r>
+        <w:rPr>
+          <w:rFonts w:ascii="Arial" w:hAnsi="Arial" w:eastAsia="Arial" w:cs="Arial"/>
+          <w:noProof w:val="0"/>
+          <w:sz w:val="21"/>
+          <w:szCs w:val="21"/>
+          <w:lang w:val="en-US"/>
+        </w:rPr>
+        <w:t xml:space="preserve"> </w:t>
+      </w:r>
+      <w:r>
+        <w:br/>
+      </w:r>
+      <w:r>
+        <w:rPr>
+          <w:rFonts w:ascii="Arial" w:hAnsi="Arial" w:eastAsia="Arial" w:cs="Arial"/>
+          <w:noProof w:val="0"/>
+          <w:sz w:val="21"/>
+          <w:szCs w:val="21"/>
+          <w:lang w:val="en-US"/>
+        </w:rPr>
+        <w:t>Installationen kan tage lidt tid, fordi MSI-pakken hentes fra netværksplaceringen:</w:t>
+      </w:r>
+      <w:r>
+        <w:br/>
+      </w:r>
+      <w:r>
+        <w:rPr>
+          <w:rFonts w:ascii="Arial" w:hAnsi="Arial" w:eastAsia="Arial" w:cs="Arial"/>
+          <w:noProof w:val="0"/>
+          <w:sz w:val="21"/>
+          <w:szCs w:val="21"/>
+          <w:lang w:val="en-US"/>
+        </w:rPr>
+        <w:t xml:space="preserve"> </w:t>
+      </w:r>
+      <w:r>
+        <w:br/>
+      </w:r>
+      <w:r>
+        <w:fldChar w:fldCharType="begin"/>
+      </w:r>
+      <w:r>
+        <w:instrText xml:space="preserve">HYPERLINK "file:///\\SRV01\software\libreoffice\" </w:instrText>
+      </w:r>
+      <w:r>
+        <w:fldChar w:fldCharType="separate"/>
+      </w:r>
+      <w:r>
+        <w:rPr>
+          <w:rStyle w:val="Hyperlink"/>
+          <w:noProof w:val="0"/>
+          <w:lang w:val="en-US"/>
+        </w:rPr>
+        <w:t>\\SRV01\software\libreoffice\</w:t>
+      </w:r>
+      <w:r>
+        <w:fldChar w:fldCharType="end"/>
+      </w:r>
+    </w:p>
+    <w:p>
+      <w:pPr>
+        <w:spacing w:before="0" w:beforeAutospacing="off" w:after="200" w:afterAutospacing="off" w:line="276" w:lineRule="auto"/>
+      </w:pPr>
+      <w:r>
+        <w:rPr>
+          <w:rFonts w:ascii="Arial" w:hAnsi="Arial" w:eastAsia="Arial" w:cs="Arial"/>
+          <w:b w:val="1"/>
+          <w:bCs w:val="1"/>
+          <w:noProof w:val="0"/>
+          <w:sz w:val="24"/>
+          <w:szCs w:val="24"/>
+          <w:lang w:val="en-US"/>
+        </w:rPr>
+        <w:t>10. Hvorfor Startup Script blev anvendt</w:t>
+      </w:r>
+    </w:p>
+    <w:p>
+      <w:pPr>
+        <w:spacing w:before="0" w:beforeAutospacing="off" w:after="200" w:afterAutospacing="off" w:line="276" w:lineRule="auto"/>
+      </w:pPr>
+      <w:r>
+        <w:rPr>
+          <w:rFonts w:ascii="Arial" w:hAnsi="Arial" w:eastAsia="Arial" w:cs="Arial"/>
+          <w:noProof w:val="0"/>
+          <w:sz w:val="21"/>
+          <w:szCs w:val="21"/>
+          <w:lang w:val="en-US"/>
+        </w:rPr>
+        <w:t>Den oprindelige metode med Software Installation under:</w:t>
+      </w:r>
+      <w:r>
+        <w:br/>
+      </w:r>
+      <w:r>
+        <w:rPr>
+          <w:rFonts w:ascii="Arial" w:hAnsi="Arial" w:eastAsia="Arial" w:cs="Arial"/>
+          <w:noProof w:val="0"/>
+          <w:sz w:val="21"/>
+          <w:szCs w:val="21"/>
+          <w:lang w:val="en-US"/>
+        </w:rPr>
+        <w:t xml:space="preserve"> </w:t>
+      </w:r>
+      <w:r>
+        <w:br/>
+      </w:r>
+      <w:r>
+        <w:rPr>
+          <w:rFonts w:ascii="Arial" w:hAnsi="Arial" w:eastAsia="Arial" w:cs="Arial"/>
+          <w:noProof w:val="0"/>
+          <w:sz w:val="21"/>
+          <w:szCs w:val="21"/>
+          <w:lang w:val="en-US"/>
+        </w:rPr>
+        <w:t>Computer Configuration</w:t>
+      </w:r>
+      <w:r>
+        <w:br/>
+      </w:r>
+      <w:r>
+        <w:rPr>
+          <w:rFonts w:ascii="Arial" w:hAnsi="Arial" w:eastAsia="Arial" w:cs="Arial"/>
+          <w:noProof w:val="0"/>
+          <w:sz w:val="21"/>
+          <w:szCs w:val="21"/>
+          <w:lang w:val="en-US"/>
+        </w:rPr>
+        <w:t xml:space="preserve"> → Policies</w:t>
+      </w:r>
+      <w:r>
+        <w:br/>
+      </w:r>
+      <w:r>
+        <w:rPr>
+          <w:rFonts w:ascii="Arial" w:hAnsi="Arial" w:eastAsia="Arial" w:cs="Arial"/>
+          <w:noProof w:val="0"/>
+          <w:sz w:val="21"/>
+          <w:szCs w:val="21"/>
+          <w:lang w:val="en-US"/>
+        </w:rPr>
+        <w:t xml:space="preserve"> → Software Settings</w:t>
+      </w:r>
+      <w:r>
+        <w:br/>
+      </w:r>
+      <w:r>
+        <w:rPr>
+          <w:rFonts w:ascii="Arial" w:hAnsi="Arial" w:eastAsia="Arial" w:cs="Arial"/>
+          <w:noProof w:val="0"/>
+          <w:sz w:val="21"/>
+          <w:szCs w:val="21"/>
+          <w:lang w:val="en-US"/>
+        </w:rPr>
+        <w:t xml:space="preserve"> → Software Installation</w:t>
+      </w:r>
+      <w:r>
+        <w:br/>
+      </w:r>
+      <w:r>
+        <w:rPr>
+          <w:rFonts w:ascii="Arial" w:hAnsi="Arial" w:eastAsia="Arial" w:cs="Arial"/>
+          <w:noProof w:val="0"/>
+          <w:sz w:val="21"/>
+          <w:szCs w:val="21"/>
+          <w:lang w:val="en-US"/>
+        </w:rPr>
+        <w:t xml:space="preserve"> </w:t>
+      </w:r>
+      <w:r>
+        <w:br/>
+      </w:r>
+      <w:r>
+        <w:rPr>
+          <w:rFonts w:ascii="Arial" w:hAnsi="Arial" w:eastAsia="Arial" w:cs="Arial"/>
+          <w:noProof w:val="0"/>
+          <w:sz w:val="21"/>
+          <w:szCs w:val="21"/>
+          <w:lang w:val="en-US"/>
+        </w:rPr>
+        <w:t>gav fejlen:</w:t>
+      </w:r>
+      <w:r>
+        <w:br/>
+      </w:r>
+      <w:r>
+        <w:rPr>
+          <w:rFonts w:ascii="Arial" w:hAnsi="Arial" w:eastAsia="Arial" w:cs="Arial"/>
+          <w:noProof w:val="0"/>
+          <w:sz w:val="21"/>
+          <w:szCs w:val="21"/>
+          <w:lang w:val="en-US"/>
+        </w:rPr>
+        <w:t xml:space="preserve"> </w:t>
+      </w:r>
+      <w:r>
+        <w:br/>
+      </w:r>
+      <w:r>
+        <w:rPr>
+          <w:rFonts w:ascii="Arial" w:hAnsi="Arial" w:eastAsia="Arial" w:cs="Arial"/>
+          <w:noProof w:val="0"/>
+          <w:sz w:val="21"/>
+          <w:szCs w:val="21"/>
+          <w:lang w:val="en-US"/>
+        </w:rPr>
+        <w:t>“Unable to extract deployment information from the package.”</w:t>
+      </w:r>
+      <w:r>
+        <w:br/>
+      </w:r>
+      <w:r>
+        <w:rPr>
+          <w:rFonts w:ascii="Arial" w:hAnsi="Arial" w:eastAsia="Arial" w:cs="Arial"/>
+          <w:noProof w:val="0"/>
+          <w:sz w:val="21"/>
+          <w:szCs w:val="21"/>
+          <w:lang w:val="en-US"/>
+        </w:rPr>
+        <w:t xml:space="preserve"> </w:t>
+      </w:r>
+      <w:r>
+        <w:br/>
+      </w:r>
+      <w:r>
+        <w:rPr>
+          <w:rFonts w:ascii="Arial" w:hAnsi="Arial" w:eastAsia="Arial" w:cs="Arial"/>
+          <w:noProof w:val="0"/>
+          <w:sz w:val="21"/>
+          <w:szCs w:val="21"/>
+          <w:lang w:val="en-US"/>
+        </w:rPr>
+        <w:t>Derfor blev installationen ændret til en Startup Script-baseret installation.</w:t>
+      </w:r>
+      <w:r>
+        <w:br/>
+      </w:r>
+      <w:r>
+        <w:rPr>
+          <w:rFonts w:ascii="Arial" w:hAnsi="Arial" w:eastAsia="Arial" w:cs="Arial"/>
+          <w:noProof w:val="0"/>
+          <w:sz w:val="21"/>
+          <w:szCs w:val="21"/>
+          <w:lang w:val="en-US"/>
+        </w:rPr>
+        <w:t xml:space="preserve"> </w:t>
+      </w:r>
+      <w:r>
+        <w:br/>
+      </w:r>
+      <w:r>
+        <w:rPr>
+          <w:rFonts w:ascii="Arial" w:hAnsi="Arial" w:eastAsia="Arial" w:cs="Arial"/>
+          <w:noProof w:val="0"/>
+          <w:sz w:val="21"/>
+          <w:szCs w:val="21"/>
+          <w:lang w:val="en-US"/>
+        </w:rPr>
+        <w:t>Denne metode anvender Windows Installer direkte via msiexec.exe og starter installationen under computerens opstart.</w:t>
+      </w:r>
+    </w:p>
+    <w:p>
+      <w:pPr>
+        <w:spacing w:before="0" w:beforeAutospacing="off" w:after="200" w:afterAutospacing="off" w:line="276" w:lineRule="auto"/>
+      </w:pPr>
+      <w:r>
+        <w:rPr>
+          <w:rFonts w:ascii="Arial" w:hAnsi="Arial" w:eastAsia="Arial" w:cs="Arial"/>
+          <w:b w:val="1"/>
+          <w:bCs w:val="1"/>
+          <w:noProof w:val="0"/>
+          <w:sz w:val="24"/>
+          <w:szCs w:val="24"/>
+          <w:lang w:val="en-US"/>
+        </w:rPr>
+        <w:t>Resultat</w:t>
+      </w:r>
+    </w:p>
+    <w:p>
+      <w:pPr>
+        <w:spacing w:before="0" w:beforeAutospacing="off" w:after="200" w:afterAutospacing="off" w:line="276" w:lineRule="auto"/>
+      </w:pPr>
+      <w:r>
+        <w:rPr>
+          <w:rFonts w:ascii="Arial" w:hAnsi="Arial" w:eastAsia="Arial" w:cs="Arial"/>
+          <w:noProof w:val="0"/>
+          <w:sz w:val="21"/>
+          <w:szCs w:val="21"/>
+          <w:lang w:val="en-US"/>
+        </w:rPr>
+        <w:t>LibreOffice er konfigureret til automatisk installation via Group Policy Startup Script.</w:t>
+      </w:r>
+      <w:r>
+        <w:br/>
+      </w:r>
+      <w:r>
+        <w:rPr>
+          <w:rFonts w:ascii="Arial" w:hAnsi="Arial" w:eastAsia="Arial" w:cs="Arial"/>
+          <w:noProof w:val="0"/>
+          <w:sz w:val="21"/>
+          <w:szCs w:val="21"/>
+          <w:lang w:val="en-US"/>
+        </w:rPr>
+        <w:t xml:space="preserve"> </w:t>
+      </w:r>
+      <w:r>
+        <w:br/>
+      </w:r>
+      <w:r>
+        <w:rPr>
+          <w:rFonts w:ascii="Arial" w:hAnsi="Arial" w:eastAsia="Arial" w:cs="Arial"/>
+          <w:noProof w:val="0"/>
+          <w:sz w:val="21"/>
+          <w:szCs w:val="21"/>
+          <w:lang w:val="en-US"/>
+        </w:rPr>
+        <w:t>GPO-software-Deployment</w:t>
+      </w:r>
+      <w:r>
+        <w:br/>
+      </w:r>
+      <w:r>
+        <w:rPr>
+          <w:rFonts w:ascii="Arial" w:hAnsi="Arial" w:eastAsia="Arial" w:cs="Arial"/>
+          <w:noProof w:val="0"/>
+          <w:sz w:val="21"/>
+          <w:szCs w:val="21"/>
+          <w:lang w:val="en-US"/>
+        </w:rPr>
+        <w:t xml:space="preserve"> → Computer Configuration</w:t>
+      </w:r>
+      <w:r>
+        <w:br/>
+      </w:r>
+      <w:r>
+        <w:rPr>
+          <w:rFonts w:ascii="Arial" w:hAnsi="Arial" w:eastAsia="Arial" w:cs="Arial"/>
+          <w:noProof w:val="0"/>
+          <w:sz w:val="21"/>
+          <w:szCs w:val="21"/>
+          <w:lang w:val="en-US"/>
+        </w:rPr>
+        <w:t xml:space="preserve"> → Policies</w:t>
+      </w:r>
+      <w:r>
+        <w:br/>
+      </w:r>
+      <w:r>
+        <w:rPr>
+          <w:rFonts w:ascii="Arial" w:hAnsi="Arial" w:eastAsia="Arial" w:cs="Arial"/>
+          <w:noProof w:val="0"/>
+          <w:sz w:val="21"/>
+          <w:szCs w:val="21"/>
+          <w:lang w:val="en-US"/>
+        </w:rPr>
+        <w:t xml:space="preserve"> → Windows Settings</w:t>
+      </w:r>
+      <w:r>
+        <w:br/>
+      </w:r>
+      <w:r>
+        <w:rPr>
+          <w:rFonts w:ascii="Arial" w:hAnsi="Arial" w:eastAsia="Arial" w:cs="Arial"/>
+          <w:noProof w:val="0"/>
+          <w:sz w:val="21"/>
+          <w:szCs w:val="21"/>
+          <w:lang w:val="en-US"/>
+        </w:rPr>
+        <w:t xml:space="preserve"> → Scripts (Startup/Shutdown)</w:t>
+      </w:r>
+      <w:r>
+        <w:br/>
+      </w:r>
+      <w:r>
+        <w:rPr>
+          <w:rFonts w:ascii="Arial" w:hAnsi="Arial" w:eastAsia="Arial" w:cs="Arial"/>
+          <w:noProof w:val="0"/>
+          <w:sz w:val="21"/>
+          <w:szCs w:val="21"/>
+          <w:lang w:val="en-US"/>
+        </w:rPr>
+        <w:t xml:space="preserve"> → Startup</w:t>
+      </w:r>
+      <w:r>
+        <w:br/>
+      </w:r>
+      <w:r>
+        <w:rPr>
+          <w:rFonts w:ascii="Arial" w:hAnsi="Arial" w:eastAsia="Arial" w:cs="Arial"/>
+          <w:noProof w:val="0"/>
+          <w:sz w:val="21"/>
+          <w:szCs w:val="21"/>
+          <w:lang w:val="en-US"/>
+        </w:rPr>
+        <w:t xml:space="preserve"> → Install-LibreOffice.cmd</w:t>
+      </w:r>
+      <w:r>
+        <w:br/>
+      </w:r>
+      <w:r>
+        <w:rPr>
+          <w:rFonts w:ascii="Arial" w:hAnsi="Arial" w:eastAsia="Arial" w:cs="Arial"/>
+          <w:noProof w:val="0"/>
+          <w:sz w:val="21"/>
+          <w:szCs w:val="21"/>
+          <w:lang w:val="en-US"/>
+        </w:rPr>
+        <w:t xml:space="preserve"> → msiexec.exe</w:t>
+      </w:r>
+      <w:r>
+        <w:br/>
+      </w:r>
+      <w:r>
+        <w:rPr>
+          <w:rFonts w:ascii="Arial" w:hAnsi="Arial" w:eastAsia="Arial" w:cs="Arial"/>
+          <w:noProof w:val="0"/>
+          <w:sz w:val="21"/>
+          <w:szCs w:val="21"/>
+          <w:lang w:val="en-US"/>
+        </w:rPr>
+        <w:t xml:space="preserve"> → LibreOffice</w:t>
+      </w:r>
+      <w:r>
+        <w:br/>
+      </w:r>
+      <w:r>
+        <w:rPr>
+          <w:rFonts w:ascii="Arial" w:hAnsi="Arial" w:eastAsia="Arial" w:cs="Arial"/>
+          <w:noProof w:val="0"/>
+          <w:sz w:val="21"/>
+          <w:szCs w:val="21"/>
+          <w:lang w:val="en-US"/>
+        </w:rPr>
+        <w:t xml:space="preserve"> </w:t>
+      </w:r>
+      <w:r>
+        <w:br/>
+      </w:r>
+      <w:r>
+        <w:rPr>
+          <w:rFonts w:ascii="Arial" w:hAnsi="Arial" w:eastAsia="Arial" w:cs="Arial"/>
+          <w:noProof w:val="0"/>
+          <w:sz w:val="21"/>
+          <w:szCs w:val="21"/>
+          <w:lang w:val="en-US"/>
+        </w:rPr>
+        <w:t>Status: Implementeret og testet.</w:t>
+      </w:r>
+    </w:p>
+    <w:p>
+      <w:pPr>
+        <w:pStyle w:val="Normal"/>
+        <w:rPr>
+          <w:noProof w:val="0"/>
+          <w:lang w:val="de-DE"/>
+        </w:rPr>
+      </w:pPr>
+    </w:p>
+    <w:p>
+      <w:pPr>
         <w:rPr>
           <w:b w:val="0"/>
           <w:bCs w:val="0"/>
@@ -8474,7 +10916,7 @@
           <w:caps w:val="0"/>
           <w:smallCaps w:val="0"/>
           <w:noProof w:val="0"/>
-          <w:color w:val="4F81BD" w:themeColor="accent1" w:themeTint="FF" w:themeShade="FF"/>
+          <w:color w:val="4F80BD"/>
           <w:sz w:val="26"/>
           <w:szCs w:val="26"/>
           <w:lang w:val="en-US"/>
@@ -8491,88 +10933,13 @@
           <w:caps w:val="0"/>
           <w:smallCaps w:val="0"/>
           <w:noProof w:val="0"/>
-          <w:color w:val="4F81BD" w:themeColor="accent1" w:themeTint="FF" w:themeShade="FF"/>
+          <w:color w:val="4F80BD"/>
           <w:sz w:val="26"/>
           <w:szCs w:val="26"/>
           <w:lang w:val="en-US"/>
         </w:rPr>
-        <w:t xml:space="preserve"> -RDP</w:t>
-      </w:r>
-    </w:p>
-    <w:p>
-      <w:pPr>
-        <w:shd w:val="clear" w:color="auto" w:fill="FFFFFF" w:themeFill="background1"/>
-        <w:spacing w:before="0" w:beforeAutospacing="off" w:after="200" w:afterAutospacing="off"/>
-      </w:pPr>
-      <w:r>
-        <w:rPr>
-          <w:rFonts w:ascii="Cambria" w:hAnsi="Cambria" w:eastAsia="Cambria" w:cs="Cambria"/>
-          <w:b w:val="0"/>
-          <w:bCs w:val="0"/>
-          <w:i w:val="0"/>
-          <w:iCs w:val="0"/>
-          <w:caps w:val="0"/>
-          <w:smallCaps w:val="0"/>
-          <w:noProof w:val="0"/>
-          <w:color w:val="000000" w:themeColor="text1" w:themeTint="FF" w:themeShade="FF"/>
-          <w:sz w:val="22"/>
-          <w:szCs w:val="22"/>
-          <w:lang w:val="en-US"/>
-        </w:rPr>
-        <w:t>Problem</w:t>
-      </w:r>
-    </w:p>
-    <w:p>
-      <w:pPr>
-        <w:shd w:val="clear" w:color="auto" w:fill="FFFFFF" w:themeFill="background1"/>
-        <w:spacing w:before="0" w:beforeAutospacing="off" w:after="200" w:afterAutospacing="off"/>
-      </w:pPr>
-      <w:r>
-        <w:rPr>
-          <w:rFonts w:ascii="Cambria" w:hAnsi="Cambria" w:eastAsia="Cambria" w:cs="Cambria"/>
-          <w:b w:val="0"/>
-          <w:bCs w:val="0"/>
-          <w:i w:val="0"/>
-          <w:iCs w:val="0"/>
-          <w:caps w:val="0"/>
-          <w:smallCaps w:val="0"/>
-          <w:noProof w:val="0"/>
-          <w:color w:val="000000" w:themeColor="text1" w:themeTint="FF" w:themeShade="FF"/>
-          <w:sz w:val="22"/>
-          <w:szCs w:val="22"/>
-          <w:lang w:val="en-US"/>
-        </w:rPr>
-        <w:t>Ved det første forsøg på at oprette forbindelse fra klient-PC’en til serveren blev forbindelsen afvist. Fejlmeddelelsen viste, at brugerens konto ikke var godkendt til Remote Desktop-logon.</w:t>
-      </w:r>
-    </w:p>
-    <w:p>
-      <w:pPr>
-        <w:shd w:val="clear" w:color="auto" w:fill="FFFFFF" w:themeFill="background1"/>
-        <w:spacing w:before="0" w:beforeAutospacing="off" w:after="200" w:afterAutospacing="off"/>
-      </w:pPr>
-      <w:r>
-        <w:rPr>
-          <w:rFonts w:ascii="Cambria" w:hAnsi="Cambria" w:eastAsia="Cambria" w:cs="Cambria"/>
-          <w:b w:val="0"/>
-          <w:bCs w:val="0"/>
-          <w:i w:val="0"/>
-          <w:iCs w:val="0"/>
-          <w:caps w:val="0"/>
-          <w:smallCaps w:val="0"/>
-          <w:noProof w:val="0"/>
-          <w:color w:val="000000" w:themeColor="text1" w:themeTint="FF" w:themeShade="FF"/>
-          <w:sz w:val="22"/>
-          <w:szCs w:val="22"/>
-          <w:lang w:val="en-US"/>
-        </w:rPr>
-        <w:t>Problemet var derfor ikke selve RDP-forbindelsen, men brugerens rettigheder til at logge på via Remote Desktop Services.</w:t>
-      </w:r>
-    </w:p>
-    <w:p>
-      <w:pPr>
-        <w:shd w:val="clear" w:color="auto" w:fill="FFFFFF" w:themeFill="background1"/>
-        <w:spacing w:before="200" w:beforeAutospacing="off" w:after="0" w:afterAutospacing="off"/>
-      </w:pPr>
+        <w:t xml:space="preserve"> 4</w:t>
+      </w:r>
       <w:r>
         <w:rPr>
           <w:rFonts w:ascii="Calibri" w:hAnsi="Calibri" w:eastAsia="Calibri" w:cs="Calibri"/>
@@ -8583,12 +10950,12 @@
           <w:caps w:val="0"/>
           <w:smallCaps w:val="0"/>
           <w:noProof w:val="0"/>
-          <w:color w:val="4F81BD" w:themeColor="accent1" w:themeTint="FF" w:themeShade="FF"/>
+          <w:color w:val="4F80BD"/>
           <w:sz w:val="26"/>
           <w:szCs w:val="26"/>
           <w:lang w:val="en-US"/>
         </w:rPr>
-        <w:t>Løsning</w:t>
+        <w:t xml:space="preserve"> -RDP</w:t>
       </w:r>
     </w:p>
     <w:p>
@@ -8611,7 +10978,7 @@
           <w:szCs w:val="22"/>
           <w:lang w:val="en-US"/>
         </w:rPr>
-        <w:t>For at løse problemet blev Group Policy kontrolleret. Indstillingen Allow log on through Remote Desktop Services blev åbnet under:</w:t>
+        <w:t>Problem</w:t>
       </w:r>
     </w:p>
     <w:p>
@@ -8634,7 +11001,7 @@
           <w:szCs w:val="22"/>
           <w:lang w:val="en-US"/>
         </w:rPr>
-        <w:t>Computer Configuration → Windows Settings → Security Settings → Local Policies → User Rights Assignment</w:t>
+        <w:t>Ved det første forsøg på at oprette forbindelse fra klient-PC’en til serveren blev forbindelsen afvist. Fejlmeddelelsen viste, at brugerens konto ikke var godkendt til Remote Desktop-logon.</w:t>
       </w:r>
     </w:p>
     <w:p>
@@ -8657,7 +11024,7 @@
           <w:szCs w:val="22"/>
           <w:lang w:val="en-US"/>
         </w:rPr>
-        <w:t>Den relevante bruger blev derefter tilføjet til denne policy. Efter at rettighederne var blevet opdateret, blev RDP-forbindelsen testet igen fra klient-PC’en.</w:t>
+        <w:t>Problemet var derfor ikke selve RDP-forbindelsen, men brugerens rettigheder til at logge på via Remote Desktop Services.</w:t>
       </w:r>
     </w:p>
     <w:p>
@@ -8680,7 +11047,7 @@
           <w:szCs w:val="26"/>
           <w:lang w:val="en-US"/>
         </w:rPr>
-        <w:t>Resultat</w:t>
+        <w:t>Løsning</w:t>
       </w:r>
     </w:p>
     <w:p>
@@ -8703,7 +11070,7 @@
           <w:szCs w:val="22"/>
           <w:lang w:val="en-US"/>
         </w:rPr>
-        <w:t>Efter ændringen kunne brugeren oprette forbindelse fra Windows 11-klienten til SRV01 via Remote Desktop. Forbindelsen blev gennemført med succes, og serverens skrivebord blev vist på klient-PC’en.</w:t>
+        <w:t>For at løse problemet blev Group Policy kontrolleret. Indstillingen Allow log on through Remote Desktop Services blev åbnet under:</w:t>
       </w:r>
     </w:p>
     <w:p>
@@ -8726,7 +11093,7 @@
           <w:szCs w:val="22"/>
           <w:lang w:val="en-US"/>
         </w:rPr>
-        <w:t>Forbindelse: Windows 11 Client → RDP → SRV01</w:t>
+        <w:t>Computer Configuration → Windows Settings → Security Settings → Local Policies → User Rights Assignment</w:t>
       </w:r>
     </w:p>
     <w:p>
@@ -8749,7 +11116,2117 @@
           <w:szCs w:val="22"/>
           <w:lang w:val="en-US"/>
         </w:rPr>
+        <w:t>Den relevante bruger blev derefter tilføjet til denne policy. Efter at rettighederne var blevet opdateret, blev RDP-forbindelsen testet igen fra klient-PC’en.</w:t>
+      </w:r>
+    </w:p>
+    <w:p>
+      <w:pPr>
+        <w:shd w:val="clear" w:color="auto" w:fill="FFFFFF" w:themeFill="background1"/>
+        <w:spacing w:before="200" w:beforeAutospacing="off" w:after="0" w:afterAutospacing="off"/>
+      </w:pPr>
+      <w:r>
+        <w:rPr>
+          <w:rFonts w:ascii="Calibri" w:hAnsi="Calibri" w:eastAsia="Calibri" w:cs="Calibri"/>
+          <w:b w:val="1"/>
+          <w:bCs w:val="1"/>
+          <w:i w:val="0"/>
+          <w:iCs w:val="0"/>
+          <w:caps w:val="0"/>
+          <w:smallCaps w:val="0"/>
+          <w:noProof w:val="0"/>
+          <w:color w:val="4F81BD" w:themeColor="accent1" w:themeTint="FF" w:themeShade="FF"/>
+          <w:sz w:val="26"/>
+          <w:szCs w:val="26"/>
+          <w:lang w:val="en-US"/>
+        </w:rPr>
+        <w:t>Resultat</w:t>
+      </w:r>
+    </w:p>
+    <w:p>
+      <w:pPr>
+        <w:shd w:val="clear" w:color="auto" w:fill="FFFFFF" w:themeFill="background1"/>
+        <w:spacing w:before="0" w:beforeAutospacing="off" w:after="200" w:afterAutospacing="off"/>
+      </w:pPr>
+      <w:r>
+        <w:rPr>
+          <w:rFonts w:ascii="Cambria" w:hAnsi="Cambria" w:eastAsia="Cambria" w:cs="Cambria"/>
+          <w:b w:val="0"/>
+          <w:bCs w:val="0"/>
+          <w:i w:val="0"/>
+          <w:iCs w:val="0"/>
+          <w:caps w:val="0"/>
+          <w:smallCaps w:val="0"/>
+          <w:noProof w:val="0"/>
+          <w:color w:val="000000" w:themeColor="text1" w:themeTint="FF" w:themeShade="FF"/>
+          <w:sz w:val="22"/>
+          <w:szCs w:val="22"/>
+          <w:lang w:val="en-US"/>
+        </w:rPr>
+        <w:t>Efter ændringen kunne brugeren oprette forbindelse fra Windows 11-klienten til SRV01 via Remote Desktop. Forbindelsen blev gennemført med succes, og serverens skrivebord blev vist på klient-PC’en.</w:t>
+      </w:r>
+    </w:p>
+    <w:p>
+      <w:pPr>
+        <w:shd w:val="clear" w:color="auto" w:fill="FFFFFF" w:themeFill="background1"/>
+        <w:spacing w:before="0" w:beforeAutospacing="off" w:after="200" w:afterAutospacing="off"/>
+      </w:pPr>
+      <w:r>
+        <w:rPr>
+          <w:rFonts w:ascii="Cambria" w:hAnsi="Cambria" w:eastAsia="Cambria" w:cs="Cambria"/>
+          <w:b w:val="0"/>
+          <w:bCs w:val="0"/>
+          <w:i w:val="0"/>
+          <w:iCs w:val="0"/>
+          <w:caps w:val="0"/>
+          <w:smallCaps w:val="0"/>
+          <w:noProof w:val="0"/>
+          <w:color w:val="000000" w:themeColor="text1" w:themeTint="FF" w:themeShade="FF"/>
+          <w:sz w:val="22"/>
+          <w:szCs w:val="22"/>
+          <w:lang w:val="en-US"/>
+        </w:rPr>
+        <w:t>Forbindelse: Windows 11 Client → RDP → SRV01</w:t>
+      </w:r>
+    </w:p>
+    <w:p>
+      <w:pPr>
+        <w:shd w:val="clear" w:color="auto" w:fill="FFFFFF" w:themeFill="background1"/>
+        <w:spacing w:before="0" w:beforeAutospacing="off" w:after="200" w:afterAutospacing="off"/>
+      </w:pPr>
+      <w:r>
+        <w:rPr>
+          <w:rFonts w:ascii="Cambria" w:hAnsi="Cambria" w:eastAsia="Cambria" w:cs="Cambria"/>
+          <w:b w:val="0"/>
+          <w:bCs w:val="0"/>
+          <w:i w:val="0"/>
+          <w:iCs w:val="0"/>
+          <w:caps w:val="0"/>
+          <w:smallCaps w:val="0"/>
+          <w:noProof w:val="0"/>
+          <w:color w:val="000000" w:themeColor="text1" w:themeTint="FF" w:themeShade="FF"/>
+          <w:sz w:val="22"/>
+          <w:szCs w:val="22"/>
+          <w:lang w:val="en-US"/>
+        </w:rPr>
         <w:t>Dette dokumenterer, at kravet om en fungerende RDP-forbindelse fra klient-PC’en til SERVER er opfyldt.</w:t>
+      </w:r>
+    </w:p>
+    <w:p>
+      <w:pPr>
+        <w:pStyle w:val="Heading1"/>
+        <w:spacing w:before="480" w:beforeAutospacing="off" w:after="0" w:afterAutospacing="off" w:line="276" w:lineRule="auto"/>
+        <w:rPr>
+          <w:rFonts w:ascii="Calibri" w:hAnsi="Calibri" w:eastAsia="Calibri" w:cs="Calibri" w:asciiTheme="majorAscii" w:hAnsiTheme="majorAscii" w:eastAsiaTheme="majorAscii" w:cstheme="majorAscii"/>
+          <w:b w:val="0"/>
+          <w:bCs w:val="0"/>
+          <w:noProof w:val="0"/>
+          <w:color w:val="365F91" w:themeColor="accent1" w:themeTint="FF" w:themeShade="BF"/>
+          <w:sz w:val="22"/>
+          <w:szCs w:val="22"/>
+          <w:lang w:val="en-US"/>
+        </w:rPr>
+      </w:pPr>
+      <w:r>
+        <w:rPr>
+          <w:rFonts w:ascii="Calibri" w:hAnsi="Calibri" w:eastAsia="Calibri" w:cs="Calibri" w:asciiTheme="majorAscii" w:hAnsiTheme="majorAscii" w:eastAsiaTheme="majorAscii" w:cstheme="majorAscii"/>
+          <w:b w:val="0"/>
+          <w:bCs w:val="0"/>
+          <w:noProof w:val="0"/>
+          <w:color w:val="365F91" w:themeColor="accent1" w:themeTint="FF" w:themeShade="BF"/>
+          <w:sz w:val="22"/>
+          <w:szCs w:val="22"/>
+          <w:lang w:val="en-US"/>
+        </w:rPr>
+        <w:t>Udfordringe</w:t>
+      </w:r>
+      <w:r>
+        <w:rPr>
+          <w:rFonts w:ascii="Calibri" w:hAnsi="Calibri" w:eastAsia="Calibri" w:cs="Calibri" w:asciiTheme="majorAscii" w:hAnsiTheme="majorAscii" w:eastAsiaTheme="majorAscii" w:cstheme="majorAscii"/>
+          <w:b w:val="0"/>
+          <w:bCs w:val="0"/>
+          <w:noProof w:val="0"/>
+          <w:color w:val="365F91" w:themeColor="accent1" w:themeTint="FF" w:themeShade="BF"/>
+          <w:sz w:val="22"/>
+          <w:szCs w:val="22"/>
+          <w:lang w:val="en-US"/>
+        </w:rPr>
+        <w:t xml:space="preserve"> 5.</w:t>
+      </w:r>
+      <w:r>
+        <w:rPr>
+          <w:rFonts w:ascii="Calibri" w:hAnsi="Calibri" w:eastAsia="Calibri" w:cs="Calibri" w:asciiTheme="majorAscii" w:hAnsiTheme="majorAscii" w:eastAsiaTheme="majorAscii" w:cstheme="majorAscii"/>
+          <w:b w:val="0"/>
+          <w:bCs w:val="0"/>
+          <w:noProof w:val="0"/>
+          <w:color w:val="365F91" w:themeColor="accent1" w:themeTint="FF" w:themeShade="BF"/>
+          <w:sz w:val="22"/>
+          <w:szCs w:val="22"/>
+          <w:lang w:val="en-US"/>
+        </w:rPr>
+        <w:t>V</w:t>
+      </w:r>
+      <w:r>
+        <w:rPr>
+          <w:rFonts w:ascii="Calibri" w:hAnsi="Calibri" w:eastAsia="Calibri" w:cs="Calibri" w:asciiTheme="majorAscii" w:hAnsiTheme="majorAscii" w:eastAsiaTheme="majorAscii" w:cstheme="majorAscii"/>
+          <w:b w:val="0"/>
+          <w:bCs w:val="0"/>
+          <w:noProof w:val="0"/>
+          <w:color w:val="365F91" w:themeColor="accent1" w:themeTint="FF" w:themeShade="BF"/>
+          <w:sz w:val="22"/>
+          <w:szCs w:val="22"/>
+          <w:lang w:val="en-US"/>
+        </w:rPr>
+        <w:t xml:space="preserve">PN </w:t>
+      </w:r>
+    </w:p>
+    <w:p>
+      <w:pPr>
+        <w:pStyle w:val="Heading2"/>
+        <w:suppressLineNumbers w:val="0"/>
+        <w:bidi w:val="0"/>
+        <w:spacing w:before="200" w:beforeAutospacing="off" w:after="0" w:afterAutospacing="off" w:line="276" w:lineRule="auto"/>
+        <w:ind w:left="0" w:right="0"/>
+        <w:jc w:val="left"/>
+        <w:rPr>
+          <w:rFonts w:ascii="Calibri" w:hAnsi="Calibri" w:eastAsia="Calibri" w:cs="Calibri" w:asciiTheme="majorAscii" w:hAnsiTheme="majorAscii" w:eastAsiaTheme="majorAscii" w:cstheme="majorAscii"/>
+          <w:b w:val="0"/>
+          <w:bCs w:val="0"/>
+          <w:noProof w:val="0"/>
+          <w:color w:val="4F81BD" w:themeColor="accent1" w:themeTint="FF" w:themeShade="FF"/>
+          <w:sz w:val="22"/>
+          <w:szCs w:val="22"/>
+          <w:lang w:val="en-US"/>
+        </w:rPr>
+      </w:pPr>
+      <w:r>
+        <w:rPr>
+          <w:rFonts w:ascii="Calibri" w:hAnsi="Calibri" w:eastAsia="Calibri" w:cs="Calibri" w:asciiTheme="majorAscii" w:hAnsiTheme="majorAscii" w:eastAsiaTheme="majorAscii" w:cstheme="majorAscii"/>
+          <w:b w:val="0"/>
+          <w:bCs w:val="0"/>
+          <w:noProof w:val="0"/>
+          <w:color w:val="4F81BD" w:themeColor="accent1" w:themeTint="FF" w:themeShade="FF"/>
+          <w:sz w:val="22"/>
+          <w:szCs w:val="22"/>
+          <w:lang w:val="en-US"/>
+        </w:rPr>
+        <w:t xml:space="preserve"> – RRAS </w:t>
+      </w:r>
+      <w:r>
+        <w:rPr>
+          <w:rFonts w:ascii="Calibri" w:hAnsi="Calibri" w:eastAsia="Calibri" w:cs="Calibri" w:asciiTheme="majorAscii" w:hAnsiTheme="majorAscii" w:eastAsiaTheme="majorAscii" w:cstheme="majorAscii"/>
+          <w:b w:val="0"/>
+          <w:bCs w:val="0"/>
+          <w:noProof w:val="0"/>
+          <w:color w:val="4F81BD" w:themeColor="accent1" w:themeTint="FF" w:themeShade="FF"/>
+          <w:sz w:val="22"/>
+          <w:szCs w:val="22"/>
+          <w:lang w:val="en-US"/>
+        </w:rPr>
+        <w:t>kunne</w:t>
+      </w:r>
+      <w:r>
+        <w:rPr>
+          <w:rFonts w:ascii="Calibri" w:hAnsi="Calibri" w:eastAsia="Calibri" w:cs="Calibri" w:asciiTheme="majorAscii" w:hAnsiTheme="majorAscii" w:eastAsiaTheme="majorAscii" w:cstheme="majorAscii"/>
+          <w:b w:val="0"/>
+          <w:bCs w:val="0"/>
+          <w:noProof w:val="0"/>
+          <w:color w:val="4F81BD" w:themeColor="accent1" w:themeTint="FF" w:themeShade="FF"/>
+          <w:sz w:val="22"/>
+          <w:szCs w:val="22"/>
+          <w:lang w:val="en-US"/>
+        </w:rPr>
+        <w:t xml:space="preserve"> </w:t>
+      </w:r>
+      <w:r>
+        <w:rPr>
+          <w:rFonts w:ascii="Calibri" w:hAnsi="Calibri" w:eastAsia="Calibri" w:cs="Calibri" w:asciiTheme="majorAscii" w:hAnsiTheme="majorAscii" w:eastAsiaTheme="majorAscii" w:cstheme="majorAscii"/>
+          <w:b w:val="0"/>
+          <w:bCs w:val="0"/>
+          <w:noProof w:val="0"/>
+          <w:color w:val="4F81BD" w:themeColor="accent1" w:themeTint="FF" w:themeShade="FF"/>
+          <w:sz w:val="22"/>
+          <w:szCs w:val="22"/>
+          <w:lang w:val="en-US"/>
+        </w:rPr>
+        <w:t>ikke</w:t>
+      </w:r>
+      <w:r>
+        <w:rPr>
+          <w:rFonts w:ascii="Calibri" w:hAnsi="Calibri" w:eastAsia="Calibri" w:cs="Calibri" w:asciiTheme="majorAscii" w:hAnsiTheme="majorAscii" w:eastAsiaTheme="majorAscii" w:cstheme="majorAscii"/>
+          <w:b w:val="0"/>
+          <w:bCs w:val="0"/>
+          <w:noProof w:val="0"/>
+          <w:color w:val="4F81BD" w:themeColor="accent1" w:themeTint="FF" w:themeShade="FF"/>
+          <w:sz w:val="22"/>
+          <w:szCs w:val="22"/>
+          <w:lang w:val="en-US"/>
+        </w:rPr>
+        <w:t xml:space="preserve"> </w:t>
+      </w:r>
+      <w:r>
+        <w:rPr>
+          <w:rFonts w:ascii="Calibri" w:hAnsi="Calibri" w:eastAsia="Calibri" w:cs="Calibri" w:asciiTheme="majorAscii" w:hAnsiTheme="majorAscii" w:eastAsiaTheme="majorAscii" w:cstheme="majorAscii"/>
+          <w:b w:val="0"/>
+          <w:bCs w:val="0"/>
+          <w:noProof w:val="0"/>
+          <w:color w:val="4F81BD" w:themeColor="accent1" w:themeTint="FF" w:themeShade="FF"/>
+          <w:sz w:val="22"/>
+          <w:szCs w:val="22"/>
+          <w:lang w:val="en-US"/>
+        </w:rPr>
+        <w:t>konfigureres</w:t>
+      </w:r>
+    </w:p>
+    <w:p>
+      <w:pPr>
+        <w:pStyle w:val="Heading3"/>
+        <w:spacing w:before="200" w:beforeAutospacing="off" w:after="0" w:afterAutospacing="off" w:line="276" w:lineRule="auto"/>
+        <w:rPr>
+          <w:rFonts w:ascii="Calibri" w:hAnsi="Calibri" w:eastAsia="Calibri" w:cs="Calibri" w:asciiTheme="majorAscii" w:hAnsiTheme="majorAscii" w:eastAsiaTheme="majorAscii" w:cstheme="majorAscii"/>
+          <w:b w:val="0"/>
+          <w:bCs w:val="0"/>
+          <w:noProof w:val="0"/>
+          <w:color w:val="4F81BD" w:themeColor="accent1" w:themeTint="FF" w:themeShade="FF"/>
+          <w:sz w:val="22"/>
+          <w:szCs w:val="22"/>
+          <w:lang w:val="en-US"/>
+        </w:rPr>
+      </w:pPr>
+      <w:r>
+        <w:rPr>
+          <w:rFonts w:ascii="Calibri" w:hAnsi="Calibri" w:eastAsia="Calibri" w:cs="Calibri" w:asciiTheme="majorAscii" w:hAnsiTheme="majorAscii" w:eastAsiaTheme="majorAscii" w:cstheme="majorAscii"/>
+          <w:b w:val="0"/>
+          <w:bCs w:val="0"/>
+          <w:noProof w:val="0"/>
+          <w:color w:val="4F81BD" w:themeColor="accent1" w:themeTint="FF" w:themeShade="FF"/>
+          <w:sz w:val="22"/>
+          <w:szCs w:val="22"/>
+          <w:lang w:val="en-US"/>
+        </w:rPr>
+        <w:t>Problem</w:t>
+      </w:r>
+    </w:p>
+    <w:p>
+      <w:pPr>
+        <w:spacing w:before="0" w:beforeAutospacing="off" w:after="200" w:afterAutospacing="off" w:line="276" w:lineRule="auto"/>
+        <w:rPr>
+          <w:rFonts w:ascii="Calibri" w:hAnsi="Calibri" w:eastAsia="Calibri" w:cs="Calibri" w:asciiTheme="majorAscii" w:hAnsiTheme="majorAscii" w:eastAsiaTheme="majorAscii" w:cstheme="majorAscii"/>
+          <w:b w:val="0"/>
+          <w:bCs w:val="0"/>
+          <w:noProof w:val="0"/>
+          <w:sz w:val="22"/>
+          <w:szCs w:val="22"/>
+          <w:lang w:val="en-US"/>
+        </w:rPr>
+      </w:pPr>
+      <w:r>
+        <w:rPr>
+          <w:rFonts w:ascii="Calibri" w:hAnsi="Calibri" w:eastAsia="Calibri" w:cs="Calibri" w:asciiTheme="majorAscii" w:hAnsiTheme="majorAscii" w:eastAsiaTheme="majorAscii" w:cstheme="majorAscii"/>
+          <w:b w:val="0"/>
+          <w:bCs w:val="0"/>
+          <w:noProof w:val="0"/>
+          <w:sz w:val="22"/>
+          <w:szCs w:val="22"/>
+          <w:lang w:val="en-US"/>
+        </w:rPr>
+        <w:t>Ved første forsøg på at konfigurere Routing and Remote Access (RRAS) mislykkedes konfigurationen med fejlen:</w:t>
+      </w:r>
+    </w:p>
+    <w:p>
+      <w:pPr>
+        <w:spacing w:before="0" w:beforeAutospacing="off" w:after="200" w:afterAutospacing="off" w:line="276" w:lineRule="auto"/>
+        <w:rPr>
+          <w:rFonts w:ascii="Calibri" w:hAnsi="Calibri" w:eastAsia="Calibri" w:cs="Calibri" w:asciiTheme="majorAscii" w:hAnsiTheme="majorAscii" w:eastAsiaTheme="majorAscii" w:cstheme="majorAscii"/>
+          <w:b w:val="0"/>
+          <w:bCs w:val="0"/>
+          <w:noProof w:val="0"/>
+          <w:sz w:val="22"/>
+          <w:szCs w:val="22"/>
+          <w:lang w:val="en-US"/>
+        </w:rPr>
+      </w:pPr>
+      <w:r>
+        <w:rPr>
+          <w:rFonts w:ascii="Calibri" w:hAnsi="Calibri" w:eastAsia="Calibri" w:cs="Calibri" w:asciiTheme="majorAscii" w:hAnsiTheme="majorAscii" w:eastAsiaTheme="majorAscii" w:cstheme="majorAscii"/>
+          <w:b w:val="0"/>
+          <w:bCs w:val="0"/>
+          <w:noProof w:val="0"/>
+          <w:sz w:val="22"/>
+          <w:szCs w:val="22"/>
+          <w:lang w:val="en-US"/>
+        </w:rPr>
+        <w:t>Class not registered (80040154)</w:t>
+      </w:r>
+    </w:p>
+    <w:p>
+      <w:pPr>
+        <w:pStyle w:val="Heading3"/>
+        <w:spacing w:before="200" w:beforeAutospacing="off" w:after="0" w:afterAutospacing="off" w:line="276" w:lineRule="auto"/>
+        <w:rPr>
+          <w:rFonts w:ascii="Calibri" w:hAnsi="Calibri" w:eastAsia="Calibri" w:cs="Calibri" w:asciiTheme="majorAscii" w:hAnsiTheme="majorAscii" w:eastAsiaTheme="majorAscii" w:cstheme="majorAscii"/>
+          <w:b w:val="0"/>
+          <w:bCs w:val="0"/>
+          <w:noProof w:val="0"/>
+          <w:color w:val="4F81BD" w:themeColor="accent1" w:themeTint="FF" w:themeShade="FF"/>
+          <w:sz w:val="22"/>
+          <w:szCs w:val="22"/>
+          <w:lang w:val="en-US"/>
+        </w:rPr>
+      </w:pPr>
+      <w:r>
+        <w:rPr>
+          <w:rFonts w:ascii="Calibri" w:hAnsi="Calibri" w:eastAsia="Calibri" w:cs="Calibri" w:asciiTheme="majorAscii" w:hAnsiTheme="majorAscii" w:eastAsiaTheme="majorAscii" w:cstheme="majorAscii"/>
+          <w:b w:val="0"/>
+          <w:bCs w:val="0"/>
+          <w:noProof w:val="0"/>
+          <w:color w:val="4F81BD" w:themeColor="accent1" w:themeTint="FF" w:themeShade="FF"/>
+          <w:sz w:val="22"/>
+          <w:szCs w:val="22"/>
+          <w:lang w:val="en-US"/>
+        </w:rPr>
+        <w:t>Årsag</w:t>
+      </w:r>
+    </w:p>
+    <w:p>
+      <w:pPr>
+        <w:spacing w:before="0" w:beforeAutospacing="off" w:after="200" w:afterAutospacing="off" w:line="276" w:lineRule="auto"/>
+        <w:rPr>
+          <w:rFonts w:ascii="Calibri" w:hAnsi="Calibri" w:eastAsia="Calibri" w:cs="Calibri" w:asciiTheme="majorAscii" w:hAnsiTheme="majorAscii" w:eastAsiaTheme="majorAscii" w:cstheme="majorAscii"/>
+          <w:b w:val="0"/>
+          <w:bCs w:val="0"/>
+          <w:noProof w:val="0"/>
+          <w:sz w:val="22"/>
+          <w:szCs w:val="22"/>
+          <w:lang w:val="en-US"/>
+        </w:rPr>
+      </w:pPr>
+      <w:r>
+        <w:rPr>
+          <w:rFonts w:ascii="Calibri" w:hAnsi="Calibri" w:eastAsia="Calibri" w:cs="Calibri" w:asciiTheme="majorAscii" w:hAnsiTheme="majorAscii" w:eastAsiaTheme="majorAscii" w:cstheme="majorAscii"/>
+          <w:b w:val="0"/>
+          <w:bCs w:val="0"/>
+          <w:noProof w:val="0"/>
+          <w:sz w:val="22"/>
+          <w:szCs w:val="22"/>
+          <w:lang w:val="en-US"/>
+        </w:rPr>
+        <w:t>Remote Access/RRAS-komponenterne var ikke installeret eller registreret korrekt på serveren.</w:t>
+      </w:r>
+    </w:p>
+    <w:p>
+      <w:pPr>
+        <w:pStyle w:val="Heading3"/>
+        <w:spacing w:before="200" w:beforeAutospacing="off" w:after="0" w:afterAutospacing="off" w:line="276" w:lineRule="auto"/>
+        <w:rPr>
+          <w:rFonts w:ascii="Calibri" w:hAnsi="Calibri" w:eastAsia="Calibri" w:cs="Calibri" w:asciiTheme="majorAscii" w:hAnsiTheme="majorAscii" w:eastAsiaTheme="majorAscii" w:cstheme="majorAscii"/>
+          <w:b w:val="0"/>
+          <w:bCs w:val="0"/>
+          <w:noProof w:val="0"/>
+          <w:color w:val="4F81BD" w:themeColor="accent1" w:themeTint="FF" w:themeShade="FF"/>
+          <w:sz w:val="22"/>
+          <w:szCs w:val="22"/>
+          <w:lang w:val="en-US"/>
+        </w:rPr>
+      </w:pPr>
+      <w:r>
+        <w:rPr>
+          <w:rFonts w:ascii="Calibri" w:hAnsi="Calibri" w:eastAsia="Calibri" w:cs="Calibri" w:asciiTheme="majorAscii" w:hAnsiTheme="majorAscii" w:eastAsiaTheme="majorAscii" w:cstheme="majorAscii"/>
+          <w:b w:val="0"/>
+          <w:bCs w:val="0"/>
+          <w:noProof w:val="0"/>
+          <w:color w:val="4F81BD" w:themeColor="accent1" w:themeTint="FF" w:themeShade="FF"/>
+          <w:sz w:val="22"/>
+          <w:szCs w:val="22"/>
+          <w:lang w:val="en-US"/>
+        </w:rPr>
+        <w:t>Løsning</w:t>
+      </w:r>
+    </w:p>
+    <w:p>
+      <w:pPr>
+        <w:spacing w:before="0" w:beforeAutospacing="off" w:after="200" w:afterAutospacing="off" w:line="276" w:lineRule="auto"/>
+        <w:rPr>
+          <w:rFonts w:ascii="Calibri" w:hAnsi="Calibri" w:eastAsia="Calibri" w:cs="Calibri" w:asciiTheme="majorAscii" w:hAnsiTheme="majorAscii" w:eastAsiaTheme="majorAscii" w:cstheme="majorAscii"/>
+          <w:b w:val="0"/>
+          <w:bCs w:val="0"/>
+          <w:noProof w:val="0"/>
+          <w:sz w:val="22"/>
+          <w:szCs w:val="22"/>
+          <w:lang w:val="en-US"/>
+        </w:rPr>
+      </w:pPr>
+      <w:r>
+        <w:rPr>
+          <w:rFonts w:ascii="Calibri" w:hAnsi="Calibri" w:eastAsia="Calibri" w:cs="Calibri" w:asciiTheme="majorAscii" w:hAnsiTheme="majorAscii" w:eastAsiaTheme="majorAscii" w:cstheme="majorAscii"/>
+          <w:b w:val="0"/>
+          <w:bCs w:val="0"/>
+          <w:noProof w:val="0"/>
+          <w:sz w:val="22"/>
+          <w:szCs w:val="22"/>
+          <w:lang w:val="en-US"/>
+        </w:rPr>
+        <w:t>Remote Access-rollen blev fjernet og derefter installeret igen via:</w:t>
+      </w:r>
+    </w:p>
+    <w:p>
+      <w:pPr>
+        <w:spacing w:before="0" w:beforeAutospacing="off" w:after="200" w:afterAutospacing="off" w:line="276" w:lineRule="auto"/>
+        <w:rPr>
+          <w:rFonts w:ascii="Calibri" w:hAnsi="Calibri" w:eastAsia="Calibri" w:cs="Calibri" w:asciiTheme="majorAscii" w:hAnsiTheme="majorAscii" w:eastAsiaTheme="majorAscii" w:cstheme="majorAscii"/>
+          <w:b w:val="0"/>
+          <w:bCs w:val="0"/>
+          <w:noProof w:val="0"/>
+          <w:sz w:val="22"/>
+          <w:szCs w:val="22"/>
+          <w:lang w:val="en-US"/>
+        </w:rPr>
+      </w:pPr>
+      <w:r>
+        <w:rPr>
+          <w:rFonts w:ascii="Calibri" w:hAnsi="Calibri" w:eastAsia="Calibri" w:cs="Calibri" w:asciiTheme="majorAscii" w:hAnsiTheme="majorAscii" w:eastAsiaTheme="majorAscii" w:cstheme="majorAscii"/>
+          <w:b w:val="0"/>
+          <w:bCs w:val="0"/>
+          <w:noProof w:val="0"/>
+          <w:sz w:val="22"/>
+          <w:szCs w:val="22"/>
+          <w:lang w:val="en-US"/>
+        </w:rPr>
+        <w:t>Server Manager → Add Roles and Features → Remote Access</w:t>
+      </w:r>
+    </w:p>
+    <w:p>
+      <w:pPr>
+        <w:spacing w:before="0" w:beforeAutospacing="off" w:after="200" w:afterAutospacing="off" w:line="276" w:lineRule="auto"/>
+        <w:rPr>
+          <w:rFonts w:ascii="Calibri" w:hAnsi="Calibri" w:eastAsia="Calibri" w:cs="Calibri" w:asciiTheme="majorAscii" w:hAnsiTheme="majorAscii" w:eastAsiaTheme="majorAscii" w:cstheme="majorAscii"/>
+          <w:b w:val="0"/>
+          <w:bCs w:val="0"/>
+          <w:noProof w:val="0"/>
+          <w:sz w:val="22"/>
+          <w:szCs w:val="22"/>
+          <w:lang w:val="en-US"/>
+        </w:rPr>
+      </w:pPr>
+      <w:r>
+        <w:rPr>
+          <w:rFonts w:ascii="Calibri" w:hAnsi="Calibri" w:eastAsia="Calibri" w:cs="Calibri" w:asciiTheme="majorAscii" w:hAnsiTheme="majorAscii" w:eastAsiaTheme="majorAscii" w:cstheme="majorAscii"/>
+          <w:b w:val="0"/>
+          <w:bCs w:val="0"/>
+          <w:noProof w:val="0"/>
+          <w:sz w:val="22"/>
+          <w:szCs w:val="22"/>
+          <w:lang w:val="en-US"/>
+        </w:rPr>
+        <w:t>Under Role Services blev DirectAccess and VPN (RAS) samt Routing installeret.</w:t>
+      </w:r>
+    </w:p>
+    <w:p>
+      <w:pPr>
+        <w:pStyle w:val="Heading3"/>
+        <w:spacing w:before="200" w:beforeAutospacing="off" w:after="0" w:afterAutospacing="off" w:line="276" w:lineRule="auto"/>
+        <w:rPr>
+          <w:rFonts w:ascii="Calibri" w:hAnsi="Calibri" w:eastAsia="Calibri" w:cs="Calibri" w:asciiTheme="majorAscii" w:hAnsiTheme="majorAscii" w:eastAsiaTheme="majorAscii" w:cstheme="majorAscii"/>
+          <w:b w:val="0"/>
+          <w:bCs w:val="0"/>
+          <w:noProof w:val="0"/>
+          <w:color w:val="4F81BD" w:themeColor="accent1" w:themeTint="FF" w:themeShade="FF"/>
+          <w:sz w:val="22"/>
+          <w:szCs w:val="22"/>
+          <w:lang w:val="en-US"/>
+        </w:rPr>
+      </w:pPr>
+      <w:r>
+        <w:rPr>
+          <w:rFonts w:ascii="Calibri" w:hAnsi="Calibri" w:eastAsia="Calibri" w:cs="Calibri" w:asciiTheme="majorAscii" w:hAnsiTheme="majorAscii" w:eastAsiaTheme="majorAscii" w:cstheme="majorAscii"/>
+          <w:b w:val="0"/>
+          <w:bCs w:val="0"/>
+          <w:noProof w:val="0"/>
+          <w:color w:val="4F81BD" w:themeColor="accent1" w:themeTint="FF" w:themeShade="FF"/>
+          <w:sz w:val="22"/>
+          <w:szCs w:val="22"/>
+          <w:lang w:val="en-US"/>
+        </w:rPr>
+        <w:t>Resultat</w:t>
+      </w:r>
+    </w:p>
+    <w:p>
+      <w:pPr>
+        <w:spacing w:before="0" w:beforeAutospacing="off" w:after="200" w:afterAutospacing="off" w:line="276" w:lineRule="auto"/>
+        <w:rPr>
+          <w:rFonts w:ascii="Calibri" w:hAnsi="Calibri" w:eastAsia="Calibri" w:cs="Calibri" w:asciiTheme="majorAscii" w:hAnsiTheme="majorAscii" w:eastAsiaTheme="majorAscii" w:cstheme="majorAscii"/>
+          <w:b w:val="0"/>
+          <w:bCs w:val="0"/>
+          <w:noProof w:val="0"/>
+          <w:sz w:val="22"/>
+          <w:szCs w:val="22"/>
+          <w:lang w:val="en-US"/>
+        </w:rPr>
+      </w:pPr>
+      <w:r>
+        <w:rPr>
+          <w:rFonts w:ascii="Calibri" w:hAnsi="Calibri" w:eastAsia="Calibri" w:cs="Calibri" w:asciiTheme="majorAscii" w:hAnsiTheme="majorAscii" w:eastAsiaTheme="majorAscii" w:cstheme="majorAscii"/>
+          <w:b w:val="0"/>
+          <w:bCs w:val="0"/>
+          <w:noProof w:val="0"/>
+          <w:sz w:val="22"/>
+          <w:szCs w:val="22"/>
+          <w:lang w:val="en-US"/>
+        </w:rPr>
+        <w:t>Installationen blev gennemført korrekt, og RRAS kunne efterfølgende startes og konfigureres.</w:t>
+      </w:r>
+    </w:p>
+    <w:p>
+      <w:pPr>
+        <w:pStyle w:val="Heading2"/>
+        <w:spacing w:before="200" w:beforeAutospacing="off" w:after="0" w:afterAutospacing="off" w:line="276" w:lineRule="auto"/>
+        <w:rPr>
+          <w:rFonts w:ascii="Calibri" w:hAnsi="Calibri" w:eastAsia="Calibri" w:cs="Calibri" w:asciiTheme="majorAscii" w:hAnsiTheme="majorAscii" w:eastAsiaTheme="majorAscii" w:cstheme="majorAscii"/>
+          <w:b w:val="0"/>
+          <w:bCs w:val="0"/>
+          <w:noProof w:val="0"/>
+          <w:color w:val="4F81BD" w:themeColor="accent1" w:themeTint="FF" w:themeShade="FF"/>
+          <w:sz w:val="22"/>
+          <w:szCs w:val="22"/>
+          <w:lang w:val="en-US"/>
+        </w:rPr>
+      </w:pPr>
+      <w:r>
+        <w:rPr>
+          <w:rFonts w:ascii="Calibri" w:hAnsi="Calibri" w:eastAsia="Calibri" w:cs="Calibri" w:asciiTheme="majorAscii" w:hAnsiTheme="majorAscii" w:eastAsiaTheme="majorAscii" w:cstheme="majorAscii"/>
+          <w:b w:val="0"/>
+          <w:bCs w:val="0"/>
+          <w:noProof w:val="0"/>
+          <w:color w:val="4F81BD" w:themeColor="accent1" w:themeTint="FF" w:themeShade="FF"/>
+          <w:sz w:val="22"/>
+          <w:szCs w:val="22"/>
+          <w:lang w:val="en-US"/>
+        </w:rPr>
+        <w:t>– VPN-</w:t>
+      </w:r>
+      <w:r>
+        <w:rPr>
+          <w:rFonts w:ascii="Calibri" w:hAnsi="Calibri" w:eastAsia="Calibri" w:cs="Calibri" w:asciiTheme="majorAscii" w:hAnsiTheme="majorAscii" w:eastAsiaTheme="majorAscii" w:cstheme="majorAscii"/>
+          <w:b w:val="0"/>
+          <w:bCs w:val="0"/>
+          <w:noProof w:val="0"/>
+          <w:color w:val="4F81BD" w:themeColor="accent1" w:themeTint="FF" w:themeShade="FF"/>
+          <w:sz w:val="22"/>
+          <w:szCs w:val="22"/>
+          <w:lang w:val="en-US"/>
+        </w:rPr>
+        <w:t>porte</w:t>
+      </w:r>
+      <w:r>
+        <w:rPr>
+          <w:rFonts w:ascii="Calibri" w:hAnsi="Calibri" w:eastAsia="Calibri" w:cs="Calibri" w:asciiTheme="majorAscii" w:hAnsiTheme="majorAscii" w:eastAsiaTheme="majorAscii" w:cstheme="majorAscii"/>
+          <w:b w:val="0"/>
+          <w:bCs w:val="0"/>
+          <w:noProof w:val="0"/>
+          <w:color w:val="4F81BD" w:themeColor="accent1" w:themeTint="FF" w:themeShade="FF"/>
+          <w:sz w:val="22"/>
+          <w:szCs w:val="22"/>
+          <w:lang w:val="en-US"/>
+        </w:rPr>
+        <w:t xml:space="preserve"> var </w:t>
+      </w:r>
+      <w:r>
+        <w:rPr>
+          <w:rFonts w:ascii="Calibri" w:hAnsi="Calibri" w:eastAsia="Calibri" w:cs="Calibri" w:asciiTheme="majorAscii" w:hAnsiTheme="majorAscii" w:eastAsiaTheme="majorAscii" w:cstheme="majorAscii"/>
+          <w:b w:val="0"/>
+          <w:bCs w:val="0"/>
+          <w:noProof w:val="0"/>
+          <w:color w:val="4F81BD" w:themeColor="accent1" w:themeTint="FF" w:themeShade="FF"/>
+          <w:sz w:val="22"/>
+          <w:szCs w:val="22"/>
+          <w:lang w:val="en-US"/>
+        </w:rPr>
+        <w:t>blokeret</w:t>
+      </w:r>
+      <w:r>
+        <w:rPr>
+          <w:rFonts w:ascii="Calibri" w:hAnsi="Calibri" w:eastAsia="Calibri" w:cs="Calibri" w:asciiTheme="majorAscii" w:hAnsiTheme="majorAscii" w:eastAsiaTheme="majorAscii" w:cstheme="majorAscii"/>
+          <w:b w:val="0"/>
+          <w:bCs w:val="0"/>
+          <w:noProof w:val="0"/>
+          <w:color w:val="4F81BD" w:themeColor="accent1" w:themeTint="FF" w:themeShade="FF"/>
+          <w:sz w:val="22"/>
+          <w:szCs w:val="22"/>
+          <w:lang w:val="en-US"/>
+        </w:rPr>
+        <w:t xml:space="preserve"> </w:t>
+      </w:r>
+      <w:r>
+        <w:rPr>
+          <w:rFonts w:ascii="Calibri" w:hAnsi="Calibri" w:eastAsia="Calibri" w:cs="Calibri" w:asciiTheme="majorAscii" w:hAnsiTheme="majorAscii" w:eastAsiaTheme="majorAscii" w:cstheme="majorAscii"/>
+          <w:b w:val="0"/>
+          <w:bCs w:val="0"/>
+          <w:noProof w:val="0"/>
+          <w:color w:val="4F81BD" w:themeColor="accent1" w:themeTint="FF" w:themeShade="FF"/>
+          <w:sz w:val="22"/>
+          <w:szCs w:val="22"/>
+          <w:lang w:val="en-US"/>
+        </w:rPr>
+        <w:t>af</w:t>
+      </w:r>
+      <w:r>
+        <w:rPr>
+          <w:rFonts w:ascii="Calibri" w:hAnsi="Calibri" w:eastAsia="Calibri" w:cs="Calibri" w:asciiTheme="majorAscii" w:hAnsiTheme="majorAscii" w:eastAsiaTheme="majorAscii" w:cstheme="majorAscii"/>
+          <w:b w:val="0"/>
+          <w:bCs w:val="0"/>
+          <w:noProof w:val="0"/>
+          <w:color w:val="4F81BD" w:themeColor="accent1" w:themeTint="FF" w:themeShade="FF"/>
+          <w:sz w:val="22"/>
+          <w:szCs w:val="22"/>
+          <w:lang w:val="en-US"/>
+        </w:rPr>
+        <w:t xml:space="preserve"> Windows Firewall</w:t>
+      </w:r>
+    </w:p>
+    <w:p>
+      <w:pPr>
+        <w:pStyle w:val="Heading3"/>
+        <w:spacing w:before="200" w:beforeAutospacing="off" w:after="0" w:afterAutospacing="off" w:line="276" w:lineRule="auto"/>
+        <w:rPr>
+          <w:rFonts w:ascii="Calibri" w:hAnsi="Calibri" w:eastAsia="Calibri" w:cs="Calibri" w:asciiTheme="majorAscii" w:hAnsiTheme="majorAscii" w:eastAsiaTheme="majorAscii" w:cstheme="majorAscii"/>
+          <w:b w:val="0"/>
+          <w:bCs w:val="0"/>
+          <w:noProof w:val="0"/>
+          <w:color w:val="4F81BD" w:themeColor="accent1" w:themeTint="FF" w:themeShade="FF"/>
+          <w:sz w:val="22"/>
+          <w:szCs w:val="22"/>
+          <w:lang w:val="en-US"/>
+        </w:rPr>
+      </w:pPr>
+      <w:r>
+        <w:rPr>
+          <w:rFonts w:ascii="Calibri" w:hAnsi="Calibri" w:eastAsia="Calibri" w:cs="Calibri" w:asciiTheme="majorAscii" w:hAnsiTheme="majorAscii" w:eastAsiaTheme="majorAscii" w:cstheme="majorAscii"/>
+          <w:b w:val="0"/>
+          <w:bCs w:val="0"/>
+          <w:noProof w:val="0"/>
+          <w:color w:val="4F81BD" w:themeColor="accent1" w:themeTint="FF" w:themeShade="FF"/>
+          <w:sz w:val="22"/>
+          <w:szCs w:val="22"/>
+          <w:lang w:val="en-US"/>
+        </w:rPr>
+        <w:t>Problem</w:t>
+      </w:r>
+    </w:p>
+    <w:p>
+      <w:pPr>
+        <w:spacing w:before="0" w:beforeAutospacing="off" w:after="200" w:afterAutospacing="off" w:line="276" w:lineRule="auto"/>
+        <w:rPr>
+          <w:rFonts w:ascii="Calibri" w:hAnsi="Calibri" w:eastAsia="Calibri" w:cs="Calibri" w:asciiTheme="majorAscii" w:hAnsiTheme="majorAscii" w:eastAsiaTheme="majorAscii" w:cstheme="majorAscii"/>
+          <w:b w:val="0"/>
+          <w:bCs w:val="0"/>
+          <w:noProof w:val="0"/>
+          <w:sz w:val="22"/>
+          <w:szCs w:val="22"/>
+          <w:lang w:val="en-US"/>
+        </w:rPr>
+      </w:pPr>
+      <w:r>
+        <w:rPr>
+          <w:rFonts w:ascii="Calibri" w:hAnsi="Calibri" w:eastAsia="Calibri" w:cs="Calibri" w:asciiTheme="majorAscii" w:hAnsiTheme="majorAscii" w:eastAsiaTheme="majorAscii" w:cstheme="majorAscii"/>
+          <w:b w:val="0"/>
+          <w:bCs w:val="0"/>
+          <w:noProof w:val="0"/>
+          <w:sz w:val="22"/>
+          <w:szCs w:val="22"/>
+          <w:lang w:val="en-US"/>
+        </w:rPr>
+        <w:t>Efter RRAS var installeret, viste serveren:</w:t>
+      </w:r>
+    </w:p>
+    <w:p>
+      <w:pPr>
+        <w:spacing w:before="0" w:beforeAutospacing="off" w:after="200" w:afterAutospacing="off" w:line="276" w:lineRule="auto"/>
+        <w:rPr>
+          <w:rFonts w:ascii="Calibri" w:hAnsi="Calibri" w:eastAsia="Calibri" w:cs="Calibri" w:asciiTheme="majorAscii" w:hAnsiTheme="majorAscii" w:eastAsiaTheme="majorAscii" w:cstheme="majorAscii"/>
+          <w:b w:val="0"/>
+          <w:bCs w:val="0"/>
+          <w:noProof w:val="0"/>
+          <w:sz w:val="22"/>
+          <w:szCs w:val="22"/>
+          <w:lang w:val="en-US"/>
+        </w:rPr>
+      </w:pPr>
+      <w:r>
+        <w:rPr>
+          <w:rFonts w:ascii="Calibri" w:hAnsi="Calibri" w:eastAsia="Calibri" w:cs="Calibri" w:asciiTheme="majorAscii" w:hAnsiTheme="majorAscii" w:eastAsiaTheme="majorAscii" w:cstheme="majorAscii"/>
+          <w:b w:val="0"/>
+          <w:bCs w:val="0"/>
+          <w:noProof w:val="0"/>
+          <w:sz w:val="22"/>
+          <w:szCs w:val="22"/>
+          <w:lang w:val="en-US"/>
+        </w:rPr>
+        <w:t>VPN connectivity – Ports required for VPN connections have been blocked by the firewall.</w:t>
+      </w:r>
+    </w:p>
+    <w:p>
+      <w:pPr>
+        <w:pStyle w:val="Heading3"/>
+        <w:spacing w:before="200" w:beforeAutospacing="off" w:after="0" w:afterAutospacing="off" w:line="276" w:lineRule="auto"/>
+        <w:rPr>
+          <w:rFonts w:ascii="Calibri" w:hAnsi="Calibri" w:eastAsia="Calibri" w:cs="Calibri" w:asciiTheme="majorAscii" w:hAnsiTheme="majorAscii" w:eastAsiaTheme="majorAscii" w:cstheme="majorAscii"/>
+          <w:b w:val="0"/>
+          <w:bCs w:val="0"/>
+          <w:noProof w:val="0"/>
+          <w:color w:val="4F81BD" w:themeColor="accent1" w:themeTint="FF" w:themeShade="FF"/>
+          <w:sz w:val="22"/>
+          <w:szCs w:val="22"/>
+          <w:lang w:val="en-US"/>
+        </w:rPr>
+      </w:pPr>
+      <w:r>
+        <w:rPr>
+          <w:rFonts w:ascii="Calibri" w:hAnsi="Calibri" w:eastAsia="Calibri" w:cs="Calibri" w:asciiTheme="majorAscii" w:hAnsiTheme="majorAscii" w:eastAsiaTheme="majorAscii" w:cstheme="majorAscii"/>
+          <w:b w:val="0"/>
+          <w:bCs w:val="0"/>
+          <w:noProof w:val="0"/>
+          <w:color w:val="4F81BD" w:themeColor="accent1" w:themeTint="FF" w:themeShade="FF"/>
+          <w:sz w:val="22"/>
+          <w:szCs w:val="22"/>
+          <w:lang w:val="en-US"/>
+        </w:rPr>
+        <w:t>Årsag</w:t>
+      </w:r>
+    </w:p>
+    <w:p>
+      <w:pPr>
+        <w:spacing w:before="0" w:beforeAutospacing="off" w:after="200" w:afterAutospacing="off" w:line="276" w:lineRule="auto"/>
+        <w:rPr>
+          <w:rFonts w:ascii="Calibri" w:hAnsi="Calibri" w:eastAsia="Calibri" w:cs="Calibri" w:asciiTheme="majorAscii" w:hAnsiTheme="majorAscii" w:eastAsiaTheme="majorAscii" w:cstheme="majorAscii"/>
+          <w:b w:val="0"/>
+          <w:bCs w:val="0"/>
+          <w:noProof w:val="0"/>
+          <w:sz w:val="22"/>
+          <w:szCs w:val="22"/>
+          <w:lang w:val="en-US"/>
+        </w:rPr>
+      </w:pPr>
+      <w:r>
+        <w:rPr>
+          <w:rFonts w:ascii="Calibri" w:hAnsi="Calibri" w:eastAsia="Calibri" w:cs="Calibri" w:asciiTheme="majorAscii" w:hAnsiTheme="majorAscii" w:eastAsiaTheme="majorAscii" w:cstheme="majorAscii"/>
+          <w:b w:val="0"/>
+          <w:bCs w:val="0"/>
+          <w:noProof w:val="0"/>
+          <w:sz w:val="22"/>
+          <w:szCs w:val="22"/>
+          <w:lang w:val="en-US"/>
+        </w:rPr>
+        <w:t>Firewall-reglerne for Routing and Remote Access var deaktiverede, selv om Windows Firewall-profilerne var aktive.</w:t>
+      </w:r>
+    </w:p>
+    <w:p>
+      <w:pPr>
+        <w:pStyle w:val="Heading3"/>
+        <w:spacing w:before="200" w:beforeAutospacing="off" w:after="0" w:afterAutospacing="off" w:line="276" w:lineRule="auto"/>
+        <w:rPr>
+          <w:rFonts w:ascii="Calibri" w:hAnsi="Calibri" w:eastAsia="Calibri" w:cs="Calibri" w:asciiTheme="majorAscii" w:hAnsiTheme="majorAscii" w:eastAsiaTheme="majorAscii" w:cstheme="majorAscii"/>
+          <w:b w:val="0"/>
+          <w:bCs w:val="0"/>
+          <w:noProof w:val="0"/>
+          <w:color w:val="4F81BD" w:themeColor="accent1" w:themeTint="FF" w:themeShade="FF"/>
+          <w:sz w:val="22"/>
+          <w:szCs w:val="22"/>
+          <w:lang w:val="en-US"/>
+        </w:rPr>
+      </w:pPr>
+      <w:r>
+        <w:rPr>
+          <w:rFonts w:ascii="Calibri" w:hAnsi="Calibri" w:eastAsia="Calibri" w:cs="Calibri" w:asciiTheme="majorAscii" w:hAnsiTheme="majorAscii" w:eastAsiaTheme="majorAscii" w:cstheme="majorAscii"/>
+          <w:b w:val="0"/>
+          <w:bCs w:val="0"/>
+          <w:noProof w:val="0"/>
+          <w:color w:val="4F81BD" w:themeColor="accent1" w:themeTint="FF" w:themeShade="FF"/>
+          <w:sz w:val="22"/>
+          <w:szCs w:val="22"/>
+          <w:lang w:val="en-US"/>
+        </w:rPr>
+        <w:t>Løsning</w:t>
+      </w:r>
+    </w:p>
+    <w:p>
+      <w:pPr>
+        <w:spacing w:before="0" w:beforeAutospacing="off" w:after="200" w:afterAutospacing="off" w:line="276" w:lineRule="auto"/>
+        <w:rPr>
+          <w:rFonts w:ascii="Calibri" w:hAnsi="Calibri" w:eastAsia="Calibri" w:cs="Calibri" w:asciiTheme="majorAscii" w:hAnsiTheme="majorAscii" w:eastAsiaTheme="majorAscii" w:cstheme="majorAscii"/>
+          <w:b w:val="0"/>
+          <w:bCs w:val="0"/>
+          <w:noProof w:val="0"/>
+          <w:sz w:val="22"/>
+          <w:szCs w:val="22"/>
+          <w:lang w:val="en-US"/>
+        </w:rPr>
+      </w:pPr>
+      <w:r>
+        <w:rPr>
+          <w:rFonts w:ascii="Calibri" w:hAnsi="Calibri" w:eastAsia="Calibri" w:cs="Calibri" w:asciiTheme="majorAscii" w:hAnsiTheme="majorAscii" w:eastAsiaTheme="majorAscii" w:cstheme="majorAscii"/>
+          <w:b w:val="0"/>
+          <w:bCs w:val="0"/>
+          <w:noProof w:val="0"/>
+          <w:sz w:val="22"/>
+          <w:szCs w:val="22"/>
+          <w:lang w:val="en-US"/>
+        </w:rPr>
+        <w:t>Firewall-reglerne blev kontrolleret med PowerShell:</w:t>
+      </w:r>
+    </w:p>
+    <w:p>
+      <w:pPr>
+        <w:spacing w:before="0" w:beforeAutospacing="off" w:after="200" w:afterAutospacing="off" w:line="276" w:lineRule="auto"/>
+        <w:rPr>
+          <w:rFonts w:ascii="Calibri" w:hAnsi="Calibri" w:eastAsia="Calibri" w:cs="Calibri" w:asciiTheme="majorAscii" w:hAnsiTheme="majorAscii" w:eastAsiaTheme="majorAscii" w:cstheme="majorAscii"/>
+          <w:b w:val="0"/>
+          <w:bCs w:val="0"/>
+          <w:noProof w:val="0"/>
+          <w:sz w:val="22"/>
+          <w:szCs w:val="22"/>
+          <w:lang w:val="en-US"/>
+        </w:rPr>
+      </w:pPr>
+      <w:r>
+        <w:rPr>
+          <w:rFonts w:ascii="Calibri" w:hAnsi="Calibri" w:eastAsia="Calibri" w:cs="Calibri" w:asciiTheme="majorAscii" w:hAnsiTheme="majorAscii" w:eastAsiaTheme="majorAscii" w:cstheme="majorAscii"/>
+          <w:b w:val="0"/>
+          <w:bCs w:val="0"/>
+          <w:noProof w:val="0"/>
+          <w:sz w:val="22"/>
+          <w:szCs w:val="22"/>
+          <w:lang w:val="en-US"/>
+        </w:rPr>
+        <w:t>Get-NetFirewallRule -DisplayGroup "Routing and Remote Access"</w:t>
+      </w:r>
+    </w:p>
+    <w:p>
+      <w:pPr>
+        <w:spacing w:before="0" w:beforeAutospacing="off" w:after="200" w:afterAutospacing="off" w:line="276" w:lineRule="auto"/>
+        <w:rPr>
+          <w:rFonts w:ascii="Calibri" w:hAnsi="Calibri" w:eastAsia="Calibri" w:cs="Calibri" w:asciiTheme="majorAscii" w:hAnsiTheme="majorAscii" w:eastAsiaTheme="majorAscii" w:cstheme="majorAscii"/>
+          <w:b w:val="0"/>
+          <w:bCs w:val="0"/>
+          <w:noProof w:val="0"/>
+          <w:sz w:val="22"/>
+          <w:szCs w:val="22"/>
+          <w:lang w:val="en-US"/>
+        </w:rPr>
+      </w:pPr>
+      <w:r>
+        <w:rPr>
+          <w:rFonts w:ascii="Calibri" w:hAnsi="Calibri" w:eastAsia="Calibri" w:cs="Calibri" w:asciiTheme="majorAscii" w:hAnsiTheme="majorAscii" w:eastAsiaTheme="majorAscii" w:cstheme="majorAscii"/>
+          <w:b w:val="0"/>
+          <w:bCs w:val="0"/>
+          <w:noProof w:val="0"/>
+          <w:sz w:val="22"/>
+          <w:szCs w:val="22"/>
+          <w:lang w:val="en-US"/>
+        </w:rPr>
+        <w:t>Reglerne blev derefter aktiveret med:</w:t>
+      </w:r>
+    </w:p>
+    <w:p>
+      <w:pPr>
+        <w:spacing w:before="0" w:beforeAutospacing="off" w:after="200" w:afterAutospacing="off" w:line="276" w:lineRule="auto"/>
+        <w:rPr>
+          <w:rFonts w:ascii="Calibri" w:hAnsi="Calibri" w:eastAsia="Calibri" w:cs="Calibri" w:asciiTheme="majorAscii" w:hAnsiTheme="majorAscii" w:eastAsiaTheme="majorAscii" w:cstheme="majorAscii"/>
+          <w:b w:val="0"/>
+          <w:bCs w:val="0"/>
+          <w:noProof w:val="0"/>
+          <w:sz w:val="22"/>
+          <w:szCs w:val="22"/>
+          <w:lang w:val="en-US"/>
+        </w:rPr>
+      </w:pPr>
+      <w:r>
+        <w:rPr>
+          <w:rFonts w:ascii="Calibri" w:hAnsi="Calibri" w:eastAsia="Calibri" w:cs="Calibri" w:asciiTheme="majorAscii" w:hAnsiTheme="majorAscii" w:eastAsiaTheme="majorAscii" w:cstheme="majorAscii"/>
+          <w:b w:val="0"/>
+          <w:bCs w:val="0"/>
+          <w:noProof w:val="0"/>
+          <w:sz w:val="22"/>
+          <w:szCs w:val="22"/>
+          <w:lang w:val="en-US"/>
+        </w:rPr>
+        <w:t>Set-NetFirewallRule -DisplayGroup "Routing and Remote Access" -Enabled True</w:t>
+      </w:r>
+    </w:p>
+    <w:p>
+      <w:pPr>
+        <w:pStyle w:val="Heading3"/>
+        <w:spacing w:before="200" w:beforeAutospacing="off" w:after="0" w:afterAutospacing="off" w:line="276" w:lineRule="auto"/>
+        <w:rPr>
+          <w:rFonts w:ascii="Calibri" w:hAnsi="Calibri" w:eastAsia="Calibri" w:cs="Calibri" w:asciiTheme="majorAscii" w:hAnsiTheme="majorAscii" w:eastAsiaTheme="majorAscii" w:cstheme="majorAscii"/>
+          <w:b w:val="0"/>
+          <w:bCs w:val="0"/>
+          <w:noProof w:val="0"/>
+          <w:color w:val="4F81BD" w:themeColor="accent1" w:themeTint="FF" w:themeShade="FF"/>
+          <w:sz w:val="22"/>
+          <w:szCs w:val="22"/>
+          <w:lang w:val="en-US"/>
+        </w:rPr>
+      </w:pPr>
+      <w:r>
+        <w:rPr>
+          <w:rFonts w:ascii="Calibri" w:hAnsi="Calibri" w:eastAsia="Calibri" w:cs="Calibri" w:asciiTheme="majorAscii" w:hAnsiTheme="majorAscii" w:eastAsiaTheme="majorAscii" w:cstheme="majorAscii"/>
+          <w:b w:val="0"/>
+          <w:bCs w:val="0"/>
+          <w:noProof w:val="0"/>
+          <w:color w:val="4F81BD" w:themeColor="accent1" w:themeTint="FF" w:themeShade="FF"/>
+          <w:sz w:val="22"/>
+          <w:szCs w:val="22"/>
+          <w:lang w:val="en-US"/>
+        </w:rPr>
+        <w:t>Resultat</w:t>
+      </w:r>
+    </w:p>
+    <w:p>
+      <w:pPr>
+        <w:spacing w:before="0" w:beforeAutospacing="off" w:after="200" w:afterAutospacing="off" w:line="276" w:lineRule="auto"/>
+        <w:rPr>
+          <w:rFonts w:ascii="Calibri" w:hAnsi="Calibri" w:eastAsia="Calibri" w:cs="Calibri" w:asciiTheme="majorAscii" w:hAnsiTheme="majorAscii" w:eastAsiaTheme="majorAscii" w:cstheme="majorAscii"/>
+          <w:b w:val="0"/>
+          <w:bCs w:val="0"/>
+          <w:noProof w:val="0"/>
+          <w:sz w:val="22"/>
+          <w:szCs w:val="22"/>
+          <w:lang w:val="en-US"/>
+        </w:rPr>
+      </w:pPr>
+      <w:r>
+        <w:rPr>
+          <w:rFonts w:ascii="Calibri" w:hAnsi="Calibri" w:eastAsia="Calibri" w:cs="Calibri" w:asciiTheme="majorAscii" w:hAnsiTheme="majorAscii" w:eastAsiaTheme="majorAscii" w:cstheme="majorAscii"/>
+          <w:b w:val="0"/>
+          <w:bCs w:val="0"/>
+          <w:noProof w:val="0"/>
+          <w:sz w:val="22"/>
+          <w:szCs w:val="22"/>
+          <w:lang w:val="en-US"/>
+        </w:rPr>
+        <w:t>RRAS viste efterfølgende:</w:t>
+      </w:r>
+    </w:p>
+    <w:p>
+      <w:pPr>
+        <w:spacing w:before="0" w:beforeAutospacing="off" w:after="200" w:afterAutospacing="off" w:line="276" w:lineRule="auto"/>
+        <w:rPr>
+          <w:rFonts w:ascii="Calibri" w:hAnsi="Calibri" w:eastAsia="Calibri" w:cs="Calibri" w:asciiTheme="majorAscii" w:hAnsiTheme="majorAscii" w:eastAsiaTheme="majorAscii" w:cstheme="majorAscii"/>
+          <w:b w:val="0"/>
+          <w:bCs w:val="0"/>
+          <w:noProof w:val="0"/>
+          <w:sz w:val="22"/>
+          <w:szCs w:val="22"/>
+          <w:lang w:val="en-US"/>
+        </w:rPr>
+      </w:pPr>
+      <w:r>
+        <w:rPr>
+          <w:rFonts w:ascii="Calibri" w:hAnsi="Calibri" w:eastAsia="Calibri" w:cs="Calibri" w:asciiTheme="majorAscii" w:hAnsiTheme="majorAscii" w:eastAsiaTheme="majorAscii" w:cstheme="majorAscii"/>
+          <w:b w:val="0"/>
+          <w:bCs w:val="0"/>
+          <w:noProof w:val="0"/>
+          <w:sz w:val="22"/>
+          <w:szCs w:val="22"/>
+          <w:lang w:val="en-US"/>
+        </w:rPr>
+        <w:t>VPN connectivity: Working properly</w:t>
+      </w:r>
+    </w:p>
+    <w:p>
+      <w:pPr>
+        <w:spacing w:before="0" w:beforeAutospacing="off" w:after="200" w:afterAutospacing="off" w:line="276" w:lineRule="auto"/>
+        <w:rPr>
+          <w:rFonts w:ascii="Calibri" w:hAnsi="Calibri" w:eastAsia="Calibri" w:cs="Calibri" w:asciiTheme="majorAscii" w:hAnsiTheme="majorAscii" w:eastAsiaTheme="majorAscii" w:cstheme="majorAscii"/>
+          <w:b w:val="0"/>
+          <w:bCs w:val="0"/>
+          <w:noProof w:val="0"/>
+          <w:sz w:val="22"/>
+          <w:szCs w:val="22"/>
+          <w:lang w:val="en-US"/>
+        </w:rPr>
+      </w:pPr>
+      <w:r>
+        <w:rPr>
+          <w:rFonts w:ascii="Calibri" w:hAnsi="Calibri" w:eastAsia="Calibri" w:cs="Calibri" w:asciiTheme="majorAscii" w:hAnsiTheme="majorAscii" w:eastAsiaTheme="majorAscii" w:cstheme="majorAscii"/>
+          <w:b w:val="0"/>
+          <w:bCs w:val="0"/>
+          <w:noProof w:val="0"/>
+          <w:sz w:val="22"/>
+          <w:szCs w:val="22"/>
+          <w:lang w:val="en-US"/>
+        </w:rPr>
+        <w:t>VPN-servicen fungerede derefter korrekt.</w:t>
+      </w:r>
+    </w:p>
+    <w:p>
+      <w:pPr>
+        <w:pStyle w:val="Heading2"/>
+        <w:spacing w:before="200" w:beforeAutospacing="off" w:after="0" w:afterAutospacing="off" w:line="276" w:lineRule="auto"/>
+        <w:rPr>
+          <w:rFonts w:ascii="Calibri" w:hAnsi="Calibri" w:eastAsia="Calibri" w:cs="Calibri" w:asciiTheme="majorAscii" w:hAnsiTheme="majorAscii" w:eastAsiaTheme="majorAscii" w:cstheme="majorAscii"/>
+          <w:b w:val="0"/>
+          <w:bCs w:val="0"/>
+          <w:noProof w:val="0"/>
+          <w:color w:val="4F81BD" w:themeColor="accent1" w:themeTint="FF" w:themeShade="FF"/>
+          <w:sz w:val="22"/>
+          <w:szCs w:val="22"/>
+          <w:lang w:val="en-US"/>
+        </w:rPr>
+      </w:pPr>
+      <w:r>
+        <w:rPr>
+          <w:rFonts w:ascii="Calibri" w:hAnsi="Calibri" w:eastAsia="Calibri" w:cs="Calibri" w:asciiTheme="majorAscii" w:hAnsiTheme="majorAscii" w:eastAsiaTheme="majorAscii" w:cstheme="majorAscii"/>
+          <w:b w:val="0"/>
+          <w:bCs w:val="0"/>
+          <w:noProof w:val="0"/>
+          <w:color w:val="4F81BD" w:themeColor="accent1" w:themeTint="FF" w:themeShade="FF"/>
+          <w:sz w:val="22"/>
+          <w:szCs w:val="22"/>
+          <w:lang w:val="en-US"/>
+        </w:rPr>
+        <w:t xml:space="preserve">– </w:t>
+      </w:r>
+      <w:r>
+        <w:rPr>
+          <w:rFonts w:ascii="Calibri" w:hAnsi="Calibri" w:eastAsia="Calibri" w:cs="Calibri" w:asciiTheme="majorAscii" w:hAnsiTheme="majorAscii" w:eastAsiaTheme="majorAscii" w:cstheme="majorAscii"/>
+          <w:b w:val="0"/>
+          <w:bCs w:val="0"/>
+          <w:noProof w:val="0"/>
+          <w:color w:val="4F81BD" w:themeColor="accent1" w:themeTint="FF" w:themeShade="FF"/>
+          <w:sz w:val="22"/>
+          <w:szCs w:val="22"/>
+          <w:lang w:val="en-US"/>
+        </w:rPr>
+        <w:t>Klienten</w:t>
+      </w:r>
+      <w:r>
+        <w:rPr>
+          <w:rFonts w:ascii="Calibri" w:hAnsi="Calibri" w:eastAsia="Calibri" w:cs="Calibri" w:asciiTheme="majorAscii" w:hAnsiTheme="majorAscii" w:eastAsiaTheme="majorAscii" w:cstheme="majorAscii"/>
+          <w:b w:val="0"/>
+          <w:bCs w:val="0"/>
+          <w:noProof w:val="0"/>
+          <w:color w:val="4F81BD" w:themeColor="accent1" w:themeTint="FF" w:themeShade="FF"/>
+          <w:sz w:val="22"/>
+          <w:szCs w:val="22"/>
+          <w:lang w:val="en-US"/>
+        </w:rPr>
+        <w:t xml:space="preserve"> </w:t>
+      </w:r>
+      <w:r>
+        <w:rPr>
+          <w:rFonts w:ascii="Calibri" w:hAnsi="Calibri" w:eastAsia="Calibri" w:cs="Calibri" w:asciiTheme="majorAscii" w:hAnsiTheme="majorAscii" w:eastAsiaTheme="majorAscii" w:cstheme="majorAscii"/>
+          <w:b w:val="0"/>
+          <w:bCs w:val="0"/>
+          <w:noProof w:val="0"/>
+          <w:color w:val="4F81BD" w:themeColor="accent1" w:themeTint="FF" w:themeShade="FF"/>
+          <w:sz w:val="22"/>
+          <w:szCs w:val="22"/>
+          <w:lang w:val="en-US"/>
+        </w:rPr>
+        <w:t>kunne</w:t>
+      </w:r>
+      <w:r>
+        <w:rPr>
+          <w:rFonts w:ascii="Calibri" w:hAnsi="Calibri" w:eastAsia="Calibri" w:cs="Calibri" w:asciiTheme="majorAscii" w:hAnsiTheme="majorAscii" w:eastAsiaTheme="majorAscii" w:cstheme="majorAscii"/>
+          <w:b w:val="0"/>
+          <w:bCs w:val="0"/>
+          <w:noProof w:val="0"/>
+          <w:color w:val="4F81BD" w:themeColor="accent1" w:themeTint="FF" w:themeShade="FF"/>
+          <w:sz w:val="22"/>
+          <w:szCs w:val="22"/>
+          <w:lang w:val="en-US"/>
+        </w:rPr>
+        <w:t xml:space="preserve"> </w:t>
+      </w:r>
+      <w:r>
+        <w:rPr>
+          <w:rFonts w:ascii="Calibri" w:hAnsi="Calibri" w:eastAsia="Calibri" w:cs="Calibri" w:asciiTheme="majorAscii" w:hAnsiTheme="majorAscii" w:eastAsiaTheme="majorAscii" w:cstheme="majorAscii"/>
+          <w:b w:val="0"/>
+          <w:bCs w:val="0"/>
+          <w:noProof w:val="0"/>
+          <w:color w:val="4F81BD" w:themeColor="accent1" w:themeTint="FF" w:themeShade="FF"/>
+          <w:sz w:val="22"/>
+          <w:szCs w:val="22"/>
+          <w:lang w:val="en-US"/>
+        </w:rPr>
+        <w:t>ikke</w:t>
+      </w:r>
+      <w:r>
+        <w:rPr>
+          <w:rFonts w:ascii="Calibri" w:hAnsi="Calibri" w:eastAsia="Calibri" w:cs="Calibri" w:asciiTheme="majorAscii" w:hAnsiTheme="majorAscii" w:eastAsiaTheme="majorAscii" w:cstheme="majorAscii"/>
+          <w:b w:val="0"/>
+          <w:bCs w:val="0"/>
+          <w:noProof w:val="0"/>
+          <w:color w:val="4F81BD" w:themeColor="accent1" w:themeTint="FF" w:themeShade="FF"/>
+          <w:sz w:val="22"/>
+          <w:szCs w:val="22"/>
+          <w:lang w:val="en-US"/>
+        </w:rPr>
+        <w:t xml:space="preserve"> </w:t>
+      </w:r>
+      <w:r>
+        <w:rPr>
+          <w:rFonts w:ascii="Calibri" w:hAnsi="Calibri" w:eastAsia="Calibri" w:cs="Calibri" w:asciiTheme="majorAscii" w:hAnsiTheme="majorAscii" w:eastAsiaTheme="majorAscii" w:cstheme="majorAscii"/>
+          <w:b w:val="0"/>
+          <w:bCs w:val="0"/>
+          <w:noProof w:val="0"/>
+          <w:color w:val="4F81BD" w:themeColor="accent1" w:themeTint="FF" w:themeShade="FF"/>
+          <w:sz w:val="22"/>
+          <w:szCs w:val="22"/>
+          <w:lang w:val="en-US"/>
+        </w:rPr>
+        <w:t>åbne</w:t>
+      </w:r>
+      <w:r>
+        <w:rPr>
+          <w:rFonts w:ascii="Calibri" w:hAnsi="Calibri" w:eastAsia="Calibri" w:cs="Calibri" w:asciiTheme="majorAscii" w:hAnsiTheme="majorAscii" w:eastAsiaTheme="majorAscii" w:cstheme="majorAscii"/>
+          <w:b w:val="0"/>
+          <w:bCs w:val="0"/>
+          <w:noProof w:val="0"/>
+          <w:color w:val="4F81BD" w:themeColor="accent1" w:themeTint="FF" w:themeShade="FF"/>
+          <w:sz w:val="22"/>
+          <w:szCs w:val="22"/>
+          <w:lang w:val="en-US"/>
+        </w:rPr>
+        <w:t xml:space="preserve"> VPN-</w:t>
+      </w:r>
+      <w:r>
+        <w:rPr>
+          <w:rFonts w:ascii="Calibri" w:hAnsi="Calibri" w:eastAsia="Calibri" w:cs="Calibri" w:asciiTheme="majorAscii" w:hAnsiTheme="majorAscii" w:eastAsiaTheme="majorAscii" w:cstheme="majorAscii"/>
+          <w:b w:val="0"/>
+          <w:bCs w:val="0"/>
+          <w:noProof w:val="0"/>
+          <w:color w:val="4F81BD" w:themeColor="accent1" w:themeTint="FF" w:themeShade="FF"/>
+          <w:sz w:val="22"/>
+          <w:szCs w:val="22"/>
+          <w:lang w:val="en-US"/>
+        </w:rPr>
+        <w:t>indstillinger</w:t>
+      </w:r>
+    </w:p>
+    <w:p>
+      <w:pPr>
+        <w:pStyle w:val="Heading3"/>
+        <w:spacing w:before="200" w:beforeAutospacing="off" w:after="0" w:afterAutospacing="off" w:line="276" w:lineRule="auto"/>
+        <w:rPr>
+          <w:rFonts w:ascii="Calibri" w:hAnsi="Calibri" w:eastAsia="Calibri" w:cs="Calibri" w:asciiTheme="majorAscii" w:hAnsiTheme="majorAscii" w:eastAsiaTheme="majorAscii" w:cstheme="majorAscii"/>
+          <w:b w:val="0"/>
+          <w:bCs w:val="0"/>
+          <w:noProof w:val="0"/>
+          <w:color w:val="4F81BD" w:themeColor="accent1" w:themeTint="FF" w:themeShade="FF"/>
+          <w:sz w:val="22"/>
+          <w:szCs w:val="22"/>
+          <w:lang w:val="en-US"/>
+        </w:rPr>
+      </w:pPr>
+      <w:r>
+        <w:rPr>
+          <w:rFonts w:ascii="Calibri" w:hAnsi="Calibri" w:eastAsia="Calibri" w:cs="Calibri" w:asciiTheme="majorAscii" w:hAnsiTheme="majorAscii" w:eastAsiaTheme="majorAscii" w:cstheme="majorAscii"/>
+          <w:b w:val="0"/>
+          <w:bCs w:val="0"/>
+          <w:noProof w:val="0"/>
+          <w:color w:val="4F81BD" w:themeColor="accent1" w:themeTint="FF" w:themeShade="FF"/>
+          <w:sz w:val="22"/>
+          <w:szCs w:val="22"/>
+          <w:lang w:val="en-US"/>
+        </w:rPr>
+        <w:t>Problem</w:t>
+      </w:r>
+    </w:p>
+    <w:p>
+      <w:pPr>
+        <w:spacing w:before="0" w:beforeAutospacing="off" w:after="200" w:afterAutospacing="off" w:line="276" w:lineRule="auto"/>
+        <w:rPr>
+          <w:rFonts w:ascii="Calibri" w:hAnsi="Calibri" w:eastAsia="Calibri" w:cs="Calibri" w:asciiTheme="majorAscii" w:hAnsiTheme="majorAscii" w:eastAsiaTheme="majorAscii" w:cstheme="majorAscii"/>
+          <w:b w:val="0"/>
+          <w:bCs w:val="0"/>
+          <w:noProof w:val="0"/>
+          <w:sz w:val="22"/>
+          <w:szCs w:val="22"/>
+          <w:lang w:val="en-US"/>
+        </w:rPr>
+      </w:pPr>
+      <w:r>
+        <w:rPr>
+          <w:rFonts w:ascii="Calibri" w:hAnsi="Calibri" w:eastAsia="Calibri" w:cs="Calibri" w:asciiTheme="majorAscii" w:hAnsiTheme="majorAscii" w:eastAsiaTheme="majorAscii" w:cstheme="majorAscii"/>
+          <w:b w:val="0"/>
+          <w:bCs w:val="0"/>
+          <w:noProof w:val="0"/>
+          <w:sz w:val="22"/>
+          <w:szCs w:val="22"/>
+          <w:lang w:val="en-US"/>
+        </w:rPr>
+        <w:t>På klienten kunne VPN-indstillingerne ikke åbnes, og Windows viste en meddelelse om, at handlingen var blokeret på grund af begrænsninger på computeren.</w:t>
+      </w:r>
+    </w:p>
+    <w:p>
+      <w:pPr>
+        <w:pStyle w:val="Heading3"/>
+        <w:spacing w:before="200" w:beforeAutospacing="off" w:after="0" w:afterAutospacing="off" w:line="276" w:lineRule="auto"/>
+        <w:rPr>
+          <w:rFonts w:ascii="Calibri" w:hAnsi="Calibri" w:eastAsia="Calibri" w:cs="Calibri" w:asciiTheme="majorAscii" w:hAnsiTheme="majorAscii" w:eastAsiaTheme="majorAscii" w:cstheme="majorAscii"/>
+          <w:b w:val="0"/>
+          <w:bCs w:val="0"/>
+          <w:noProof w:val="0"/>
+          <w:color w:val="4F81BD" w:themeColor="accent1" w:themeTint="FF" w:themeShade="FF"/>
+          <w:sz w:val="22"/>
+          <w:szCs w:val="22"/>
+          <w:lang w:val="en-US"/>
+        </w:rPr>
+      </w:pPr>
+      <w:r>
+        <w:rPr>
+          <w:rFonts w:ascii="Calibri" w:hAnsi="Calibri" w:eastAsia="Calibri" w:cs="Calibri" w:asciiTheme="majorAscii" w:hAnsiTheme="majorAscii" w:eastAsiaTheme="majorAscii" w:cstheme="majorAscii"/>
+          <w:b w:val="0"/>
+          <w:bCs w:val="0"/>
+          <w:noProof w:val="0"/>
+          <w:color w:val="4F81BD" w:themeColor="accent1" w:themeTint="FF" w:themeShade="FF"/>
+          <w:sz w:val="22"/>
+          <w:szCs w:val="22"/>
+          <w:lang w:val="en-US"/>
+        </w:rPr>
+        <w:t>Årsag</w:t>
+      </w:r>
+    </w:p>
+    <w:p>
+      <w:pPr>
+        <w:spacing w:before="0" w:beforeAutospacing="off" w:after="200" w:afterAutospacing="off" w:line="276" w:lineRule="auto"/>
+        <w:rPr>
+          <w:rFonts w:ascii="Calibri" w:hAnsi="Calibri" w:eastAsia="Calibri" w:cs="Calibri" w:asciiTheme="majorAscii" w:hAnsiTheme="majorAscii" w:eastAsiaTheme="majorAscii" w:cstheme="majorAscii"/>
+          <w:b w:val="0"/>
+          <w:bCs w:val="0"/>
+          <w:noProof w:val="0"/>
+          <w:sz w:val="22"/>
+          <w:szCs w:val="22"/>
+          <w:lang w:val="en-US"/>
+        </w:rPr>
+      </w:pPr>
+      <w:r>
+        <w:rPr>
+          <w:rFonts w:ascii="Calibri" w:hAnsi="Calibri" w:eastAsia="Calibri" w:cs="Calibri" w:asciiTheme="majorAscii" w:hAnsiTheme="majorAscii" w:eastAsiaTheme="majorAscii" w:cstheme="majorAscii"/>
+          <w:b w:val="0"/>
+          <w:bCs w:val="0"/>
+          <w:noProof w:val="0"/>
+          <w:sz w:val="22"/>
+          <w:szCs w:val="22"/>
+          <w:lang w:val="en-US"/>
+        </w:rPr>
+        <w:t>En Group Policy begrænsede adgangen til Control Panel og PC Settings.</w:t>
+      </w:r>
+    </w:p>
+    <w:p>
+      <w:pPr>
+        <w:spacing w:before="0" w:beforeAutospacing="off" w:after="200" w:afterAutospacing="off" w:line="276" w:lineRule="auto"/>
+        <w:rPr>
+          <w:rFonts w:ascii="Calibri" w:hAnsi="Calibri" w:eastAsia="Calibri" w:cs="Calibri" w:asciiTheme="majorAscii" w:hAnsiTheme="majorAscii" w:eastAsiaTheme="majorAscii" w:cstheme="majorAscii"/>
+          <w:b w:val="0"/>
+          <w:bCs w:val="0"/>
+          <w:noProof w:val="0"/>
+          <w:sz w:val="22"/>
+          <w:szCs w:val="22"/>
+          <w:lang w:val="en-US"/>
+        </w:rPr>
+      </w:pPr>
+      <w:r>
+        <w:rPr>
+          <w:rFonts w:ascii="Calibri" w:hAnsi="Calibri" w:eastAsia="Calibri" w:cs="Calibri" w:asciiTheme="majorAscii" w:hAnsiTheme="majorAscii" w:eastAsiaTheme="majorAscii" w:cstheme="majorAscii"/>
+          <w:b w:val="0"/>
+          <w:bCs w:val="0"/>
+          <w:noProof w:val="0"/>
+          <w:sz w:val="22"/>
+          <w:szCs w:val="22"/>
+          <w:lang w:val="en-US"/>
+        </w:rPr>
+        <w:t>Den relevante policy var:</w:t>
+      </w:r>
+    </w:p>
+    <w:p>
+      <w:pPr>
+        <w:spacing w:before="0" w:beforeAutospacing="off" w:after="200" w:afterAutospacing="off" w:line="276" w:lineRule="auto"/>
+        <w:rPr>
+          <w:rFonts w:ascii="Calibri" w:hAnsi="Calibri" w:eastAsia="Calibri" w:cs="Calibri" w:asciiTheme="majorAscii" w:hAnsiTheme="majorAscii" w:eastAsiaTheme="majorAscii" w:cstheme="majorAscii"/>
+          <w:b w:val="0"/>
+          <w:bCs w:val="0"/>
+          <w:noProof w:val="0"/>
+          <w:sz w:val="22"/>
+          <w:szCs w:val="22"/>
+          <w:lang w:val="en-US"/>
+        </w:rPr>
+      </w:pPr>
+      <w:r>
+        <w:rPr>
+          <w:rFonts w:ascii="Calibri" w:hAnsi="Calibri" w:eastAsia="Calibri" w:cs="Calibri" w:asciiTheme="majorAscii" w:hAnsiTheme="majorAscii" w:eastAsiaTheme="majorAscii" w:cstheme="majorAscii"/>
+          <w:b w:val="0"/>
+          <w:bCs w:val="0"/>
+          <w:noProof w:val="0"/>
+          <w:sz w:val="22"/>
+          <w:szCs w:val="22"/>
+          <w:lang w:val="en-US"/>
+        </w:rPr>
+        <w:t>Prohibit access to Control Panel and PC settings</w:t>
+      </w:r>
+    </w:p>
+    <w:p>
+      <w:pPr>
+        <w:pStyle w:val="Heading3"/>
+        <w:spacing w:before="200" w:beforeAutospacing="off" w:after="0" w:afterAutospacing="off" w:line="276" w:lineRule="auto"/>
+        <w:rPr>
+          <w:rFonts w:ascii="Calibri" w:hAnsi="Calibri" w:eastAsia="Calibri" w:cs="Calibri" w:asciiTheme="majorAscii" w:hAnsiTheme="majorAscii" w:eastAsiaTheme="majorAscii" w:cstheme="majorAscii"/>
+          <w:b w:val="0"/>
+          <w:bCs w:val="0"/>
+          <w:noProof w:val="0"/>
+          <w:color w:val="4F81BD" w:themeColor="accent1" w:themeTint="FF" w:themeShade="FF"/>
+          <w:sz w:val="22"/>
+          <w:szCs w:val="22"/>
+          <w:lang w:val="en-US"/>
+        </w:rPr>
+      </w:pPr>
+      <w:r>
+        <w:rPr>
+          <w:rFonts w:ascii="Calibri" w:hAnsi="Calibri" w:eastAsia="Calibri" w:cs="Calibri" w:asciiTheme="majorAscii" w:hAnsiTheme="majorAscii" w:eastAsiaTheme="majorAscii" w:cstheme="majorAscii"/>
+          <w:b w:val="0"/>
+          <w:bCs w:val="0"/>
+          <w:noProof w:val="0"/>
+          <w:color w:val="4F81BD" w:themeColor="accent1" w:themeTint="FF" w:themeShade="FF"/>
+          <w:sz w:val="22"/>
+          <w:szCs w:val="22"/>
+          <w:lang w:val="en-US"/>
+        </w:rPr>
+        <w:t>Løsning</w:t>
+      </w:r>
+    </w:p>
+    <w:p>
+      <w:pPr>
+        <w:spacing w:before="0" w:beforeAutospacing="off" w:after="200" w:afterAutospacing="off" w:line="276" w:lineRule="auto"/>
+        <w:rPr>
+          <w:rFonts w:ascii="Calibri" w:hAnsi="Calibri" w:eastAsia="Calibri" w:cs="Calibri" w:asciiTheme="majorAscii" w:hAnsiTheme="majorAscii" w:eastAsiaTheme="majorAscii" w:cstheme="majorAscii"/>
+          <w:b w:val="0"/>
+          <w:bCs w:val="0"/>
+          <w:noProof w:val="0"/>
+          <w:sz w:val="22"/>
+          <w:szCs w:val="22"/>
+          <w:lang w:val="en-US"/>
+        </w:rPr>
+      </w:pPr>
+      <w:r>
+        <w:rPr>
+          <w:rFonts w:ascii="Calibri" w:hAnsi="Calibri" w:eastAsia="Calibri" w:cs="Calibri" w:asciiTheme="majorAscii" w:hAnsiTheme="majorAscii" w:eastAsiaTheme="majorAscii" w:cstheme="majorAscii"/>
+          <w:b w:val="0"/>
+          <w:bCs w:val="0"/>
+          <w:noProof w:val="0"/>
+          <w:sz w:val="22"/>
+          <w:szCs w:val="22"/>
+          <w:lang w:val="en-US"/>
+        </w:rPr>
+        <w:t>Policyen blev midlertidigt ændret til:</w:t>
+      </w:r>
+    </w:p>
+    <w:p>
+      <w:pPr>
+        <w:spacing w:before="0" w:beforeAutospacing="off" w:after="200" w:afterAutospacing="off" w:line="276" w:lineRule="auto"/>
+        <w:rPr>
+          <w:rFonts w:ascii="Calibri" w:hAnsi="Calibri" w:eastAsia="Calibri" w:cs="Calibri" w:asciiTheme="majorAscii" w:hAnsiTheme="majorAscii" w:eastAsiaTheme="majorAscii" w:cstheme="majorAscii"/>
+          <w:b w:val="0"/>
+          <w:bCs w:val="0"/>
+          <w:noProof w:val="0"/>
+          <w:sz w:val="22"/>
+          <w:szCs w:val="22"/>
+          <w:lang w:val="en-US"/>
+        </w:rPr>
+      </w:pPr>
+      <w:r>
+        <w:rPr>
+          <w:rFonts w:ascii="Calibri" w:hAnsi="Calibri" w:eastAsia="Calibri" w:cs="Calibri" w:asciiTheme="majorAscii" w:hAnsiTheme="majorAscii" w:eastAsiaTheme="majorAscii" w:cstheme="majorAscii"/>
+          <w:b w:val="0"/>
+          <w:bCs w:val="0"/>
+          <w:noProof w:val="0"/>
+          <w:sz w:val="22"/>
+          <w:szCs w:val="22"/>
+          <w:lang w:val="en-US"/>
+        </w:rPr>
+        <w:t>Disabled</w:t>
+      </w:r>
+    </w:p>
+    <w:p>
+      <w:pPr>
+        <w:spacing w:before="0" w:beforeAutospacing="off" w:after="200" w:afterAutospacing="off" w:line="276" w:lineRule="auto"/>
+        <w:rPr>
+          <w:rFonts w:ascii="Calibri" w:hAnsi="Calibri" w:eastAsia="Calibri" w:cs="Calibri" w:asciiTheme="majorAscii" w:hAnsiTheme="majorAscii" w:eastAsiaTheme="majorAscii" w:cstheme="majorAscii"/>
+          <w:b w:val="0"/>
+          <w:bCs w:val="0"/>
+          <w:noProof w:val="0"/>
+          <w:sz w:val="22"/>
+          <w:szCs w:val="22"/>
+          <w:lang w:val="en-US"/>
+        </w:rPr>
+      </w:pPr>
+      <w:r>
+        <w:rPr>
+          <w:rFonts w:ascii="Calibri" w:hAnsi="Calibri" w:eastAsia="Calibri" w:cs="Calibri" w:asciiTheme="majorAscii" w:hAnsiTheme="majorAscii" w:eastAsiaTheme="majorAscii" w:cstheme="majorAscii"/>
+          <w:b w:val="0"/>
+          <w:bCs w:val="0"/>
+          <w:noProof w:val="0"/>
+          <w:sz w:val="22"/>
+          <w:szCs w:val="22"/>
+          <w:lang w:val="en-US"/>
+        </w:rPr>
+        <w:t>Derefter blev Group Policy opdateret, så klienten kunne åbne de nødvendige netværks- og VPN-indstillinger.</w:t>
+      </w:r>
+    </w:p>
+    <w:p>
+      <w:pPr>
+        <w:pStyle w:val="Heading3"/>
+        <w:spacing w:before="200" w:beforeAutospacing="off" w:after="0" w:afterAutospacing="off" w:line="276" w:lineRule="auto"/>
+        <w:rPr>
+          <w:rFonts w:ascii="Calibri" w:hAnsi="Calibri" w:eastAsia="Calibri" w:cs="Calibri" w:asciiTheme="majorAscii" w:hAnsiTheme="majorAscii" w:eastAsiaTheme="majorAscii" w:cstheme="majorAscii"/>
+          <w:b w:val="0"/>
+          <w:bCs w:val="0"/>
+          <w:noProof w:val="0"/>
+          <w:color w:val="4F81BD" w:themeColor="accent1" w:themeTint="FF" w:themeShade="FF"/>
+          <w:sz w:val="22"/>
+          <w:szCs w:val="22"/>
+          <w:lang w:val="en-US"/>
+        </w:rPr>
+      </w:pPr>
+      <w:r>
+        <w:rPr>
+          <w:rFonts w:ascii="Calibri" w:hAnsi="Calibri" w:eastAsia="Calibri" w:cs="Calibri" w:asciiTheme="majorAscii" w:hAnsiTheme="majorAscii" w:eastAsiaTheme="majorAscii" w:cstheme="majorAscii"/>
+          <w:b w:val="0"/>
+          <w:bCs w:val="0"/>
+          <w:noProof w:val="0"/>
+          <w:color w:val="4F81BD" w:themeColor="accent1" w:themeTint="FF" w:themeShade="FF"/>
+          <w:sz w:val="22"/>
+          <w:szCs w:val="22"/>
+          <w:lang w:val="en-US"/>
+        </w:rPr>
+        <w:t>Resultat</w:t>
+      </w:r>
+    </w:p>
+    <w:p>
+      <w:pPr>
+        <w:spacing w:before="0" w:beforeAutospacing="off" w:after="200" w:afterAutospacing="off" w:line="276" w:lineRule="auto"/>
+        <w:rPr>
+          <w:rFonts w:ascii="Calibri" w:hAnsi="Calibri" w:eastAsia="Calibri" w:cs="Calibri" w:asciiTheme="majorAscii" w:hAnsiTheme="majorAscii" w:eastAsiaTheme="majorAscii" w:cstheme="majorAscii"/>
+          <w:b w:val="0"/>
+          <w:bCs w:val="0"/>
+          <w:noProof w:val="0"/>
+          <w:sz w:val="22"/>
+          <w:szCs w:val="22"/>
+          <w:lang w:val="en-US"/>
+        </w:rPr>
+      </w:pPr>
+      <w:r>
+        <w:rPr>
+          <w:rFonts w:ascii="Calibri" w:hAnsi="Calibri" w:eastAsia="Calibri" w:cs="Calibri" w:asciiTheme="majorAscii" w:hAnsiTheme="majorAscii" w:eastAsiaTheme="majorAscii" w:cstheme="majorAscii"/>
+          <w:b w:val="0"/>
+          <w:bCs w:val="0"/>
+          <w:noProof w:val="0"/>
+          <w:sz w:val="22"/>
+          <w:szCs w:val="22"/>
+          <w:lang w:val="en-US"/>
+        </w:rPr>
+        <w:t>VPN-menuen kunne åbnes på klienten, og en VPN-forbindelse kunne oprettes.</w:t>
+      </w:r>
+    </w:p>
+    <w:p>
+      <w:pPr>
+        <w:pStyle w:val="Heading2"/>
+        <w:spacing w:before="200" w:beforeAutospacing="off" w:after="0" w:afterAutospacing="off" w:line="276" w:lineRule="auto"/>
+        <w:rPr>
+          <w:rFonts w:ascii="Calibri" w:hAnsi="Calibri" w:eastAsia="Calibri" w:cs="Calibri" w:asciiTheme="majorAscii" w:hAnsiTheme="majorAscii" w:eastAsiaTheme="majorAscii" w:cstheme="majorAscii"/>
+          <w:b w:val="0"/>
+          <w:bCs w:val="0"/>
+          <w:noProof w:val="0"/>
+          <w:color w:val="4F81BD" w:themeColor="accent1" w:themeTint="FF" w:themeShade="FF"/>
+          <w:sz w:val="22"/>
+          <w:szCs w:val="22"/>
+          <w:lang w:val="en-US"/>
+        </w:rPr>
+      </w:pPr>
+      <w:r>
+        <w:rPr>
+          <w:rFonts w:ascii="Calibri" w:hAnsi="Calibri" w:eastAsia="Calibri" w:cs="Calibri" w:asciiTheme="majorAscii" w:hAnsiTheme="majorAscii" w:eastAsiaTheme="majorAscii" w:cstheme="majorAscii"/>
+          <w:b w:val="0"/>
+          <w:bCs w:val="0"/>
+          <w:noProof w:val="0"/>
+          <w:color w:val="4F81BD" w:themeColor="accent1" w:themeTint="FF" w:themeShade="FF"/>
+          <w:sz w:val="22"/>
+          <w:szCs w:val="22"/>
+          <w:lang w:val="en-US"/>
+        </w:rPr>
+        <w:t xml:space="preserve">– VPN </w:t>
+      </w:r>
+      <w:r>
+        <w:rPr>
+          <w:rFonts w:ascii="Calibri" w:hAnsi="Calibri" w:eastAsia="Calibri" w:cs="Calibri" w:asciiTheme="majorAscii" w:hAnsiTheme="majorAscii" w:eastAsiaTheme="majorAscii" w:cstheme="majorAscii"/>
+          <w:b w:val="0"/>
+          <w:bCs w:val="0"/>
+          <w:noProof w:val="0"/>
+          <w:color w:val="4F81BD" w:themeColor="accent1" w:themeTint="FF" w:themeShade="FF"/>
+          <w:sz w:val="22"/>
+          <w:szCs w:val="22"/>
+          <w:lang w:val="en-US"/>
+        </w:rPr>
+        <w:t>og</w:t>
+      </w:r>
+      <w:r>
+        <w:rPr>
+          <w:rFonts w:ascii="Calibri" w:hAnsi="Calibri" w:eastAsia="Calibri" w:cs="Calibri" w:asciiTheme="majorAscii" w:hAnsiTheme="majorAscii" w:eastAsiaTheme="majorAscii" w:cstheme="majorAscii"/>
+          <w:b w:val="0"/>
+          <w:bCs w:val="0"/>
+          <w:noProof w:val="0"/>
+          <w:color w:val="4F81BD" w:themeColor="accent1" w:themeTint="FF" w:themeShade="FF"/>
+          <w:sz w:val="22"/>
+          <w:szCs w:val="22"/>
+          <w:lang w:val="en-US"/>
+        </w:rPr>
+        <w:t xml:space="preserve"> LAN </w:t>
+      </w:r>
+      <w:r>
+        <w:rPr>
+          <w:rFonts w:ascii="Calibri" w:hAnsi="Calibri" w:eastAsia="Calibri" w:cs="Calibri" w:asciiTheme="majorAscii" w:hAnsiTheme="majorAscii" w:eastAsiaTheme="majorAscii" w:cstheme="majorAscii"/>
+          <w:b w:val="0"/>
+          <w:bCs w:val="0"/>
+          <w:noProof w:val="0"/>
+          <w:color w:val="4F81BD" w:themeColor="accent1" w:themeTint="FF" w:themeShade="FF"/>
+          <w:sz w:val="22"/>
+          <w:szCs w:val="22"/>
+          <w:lang w:val="en-US"/>
+        </w:rPr>
+        <w:t>brugte</w:t>
+      </w:r>
+      <w:r>
+        <w:rPr>
+          <w:rFonts w:ascii="Calibri" w:hAnsi="Calibri" w:eastAsia="Calibri" w:cs="Calibri" w:asciiTheme="majorAscii" w:hAnsiTheme="majorAscii" w:eastAsiaTheme="majorAscii" w:cstheme="majorAscii"/>
+          <w:b w:val="0"/>
+          <w:bCs w:val="0"/>
+          <w:noProof w:val="0"/>
+          <w:color w:val="4F81BD" w:themeColor="accent1" w:themeTint="FF" w:themeShade="FF"/>
+          <w:sz w:val="22"/>
+          <w:szCs w:val="22"/>
+          <w:lang w:val="en-US"/>
+        </w:rPr>
+        <w:t xml:space="preserve"> </w:t>
+      </w:r>
+      <w:r>
+        <w:rPr>
+          <w:rFonts w:ascii="Calibri" w:hAnsi="Calibri" w:eastAsia="Calibri" w:cs="Calibri" w:asciiTheme="majorAscii" w:hAnsiTheme="majorAscii" w:eastAsiaTheme="majorAscii" w:cstheme="majorAscii"/>
+          <w:b w:val="0"/>
+          <w:bCs w:val="0"/>
+          <w:noProof w:val="0"/>
+          <w:color w:val="4F81BD" w:themeColor="accent1" w:themeTint="FF" w:themeShade="FF"/>
+          <w:sz w:val="22"/>
+          <w:szCs w:val="22"/>
+          <w:lang w:val="en-US"/>
+        </w:rPr>
+        <w:t>samme</w:t>
+      </w:r>
+      <w:r>
+        <w:rPr>
+          <w:rFonts w:ascii="Calibri" w:hAnsi="Calibri" w:eastAsia="Calibri" w:cs="Calibri" w:asciiTheme="majorAscii" w:hAnsiTheme="majorAscii" w:eastAsiaTheme="majorAscii" w:cstheme="majorAscii"/>
+          <w:b w:val="0"/>
+          <w:bCs w:val="0"/>
+          <w:noProof w:val="0"/>
+          <w:color w:val="4F81BD" w:themeColor="accent1" w:themeTint="FF" w:themeShade="FF"/>
+          <w:sz w:val="22"/>
+          <w:szCs w:val="22"/>
+          <w:lang w:val="en-US"/>
+        </w:rPr>
+        <w:t xml:space="preserve"> IP-</w:t>
+      </w:r>
+      <w:r>
+        <w:rPr>
+          <w:rFonts w:ascii="Calibri" w:hAnsi="Calibri" w:eastAsia="Calibri" w:cs="Calibri" w:asciiTheme="majorAscii" w:hAnsiTheme="majorAscii" w:eastAsiaTheme="majorAscii" w:cstheme="majorAscii"/>
+          <w:b w:val="0"/>
+          <w:bCs w:val="0"/>
+          <w:noProof w:val="0"/>
+          <w:color w:val="4F81BD" w:themeColor="accent1" w:themeTint="FF" w:themeShade="FF"/>
+          <w:sz w:val="22"/>
+          <w:szCs w:val="22"/>
+          <w:lang w:val="en-US"/>
+        </w:rPr>
+        <w:t>netværk</w:t>
+      </w:r>
+    </w:p>
+    <w:p>
+      <w:pPr>
+        <w:pStyle w:val="Heading3"/>
+        <w:spacing w:before="200" w:beforeAutospacing="off" w:after="0" w:afterAutospacing="off" w:line="276" w:lineRule="auto"/>
+        <w:rPr>
+          <w:rFonts w:ascii="Calibri" w:hAnsi="Calibri" w:eastAsia="Calibri" w:cs="Calibri" w:asciiTheme="majorAscii" w:hAnsiTheme="majorAscii" w:eastAsiaTheme="majorAscii" w:cstheme="majorAscii"/>
+          <w:b w:val="0"/>
+          <w:bCs w:val="0"/>
+          <w:noProof w:val="0"/>
+          <w:color w:val="4F81BD" w:themeColor="accent1" w:themeTint="FF" w:themeShade="FF"/>
+          <w:sz w:val="22"/>
+          <w:szCs w:val="22"/>
+          <w:lang w:val="en-US"/>
+        </w:rPr>
+      </w:pPr>
+      <w:r>
+        <w:rPr>
+          <w:rFonts w:ascii="Calibri" w:hAnsi="Calibri" w:eastAsia="Calibri" w:cs="Calibri" w:asciiTheme="majorAscii" w:hAnsiTheme="majorAscii" w:eastAsiaTheme="majorAscii" w:cstheme="majorAscii"/>
+          <w:b w:val="0"/>
+          <w:bCs w:val="0"/>
+          <w:noProof w:val="0"/>
+          <w:color w:val="4F81BD" w:themeColor="accent1" w:themeTint="FF" w:themeShade="FF"/>
+          <w:sz w:val="22"/>
+          <w:szCs w:val="22"/>
+          <w:lang w:val="en-US"/>
+        </w:rPr>
+        <w:t>Problem</w:t>
+      </w:r>
+    </w:p>
+    <w:p>
+      <w:pPr>
+        <w:spacing w:before="0" w:beforeAutospacing="off" w:after="200" w:afterAutospacing="off" w:line="276" w:lineRule="auto"/>
+        <w:rPr>
+          <w:rFonts w:ascii="Calibri" w:hAnsi="Calibri" w:eastAsia="Calibri" w:cs="Calibri" w:asciiTheme="majorAscii" w:hAnsiTheme="majorAscii" w:eastAsiaTheme="majorAscii" w:cstheme="majorAscii"/>
+          <w:b w:val="0"/>
+          <w:bCs w:val="0"/>
+          <w:noProof w:val="0"/>
+          <w:sz w:val="22"/>
+          <w:szCs w:val="22"/>
+          <w:lang w:val="en-US"/>
+        </w:rPr>
+      </w:pPr>
+      <w:r>
+        <w:rPr>
+          <w:rFonts w:ascii="Calibri" w:hAnsi="Calibri" w:eastAsia="Calibri" w:cs="Calibri" w:asciiTheme="majorAscii" w:hAnsiTheme="majorAscii" w:eastAsiaTheme="majorAscii" w:cstheme="majorAscii"/>
+          <w:b w:val="0"/>
+          <w:bCs w:val="0"/>
+          <w:noProof w:val="0"/>
+          <w:sz w:val="22"/>
+          <w:szCs w:val="22"/>
+          <w:lang w:val="en-US"/>
+        </w:rPr>
+        <w:t>VPN-klienten kunne godt oprette forbindelse, men både LAN og VPN brugte adresser fra samme subnet:</w:t>
+      </w:r>
+    </w:p>
+    <w:p>
+      <w:pPr>
+        <w:spacing w:before="0" w:beforeAutospacing="off" w:after="200" w:afterAutospacing="off" w:line="276" w:lineRule="auto"/>
+        <w:rPr>
+          <w:rFonts w:ascii="Calibri" w:hAnsi="Calibri" w:eastAsia="Calibri" w:cs="Calibri" w:asciiTheme="majorAscii" w:hAnsiTheme="majorAscii" w:eastAsiaTheme="majorAscii" w:cstheme="majorAscii"/>
+          <w:b w:val="0"/>
+          <w:bCs w:val="0"/>
+          <w:noProof w:val="0"/>
+          <w:sz w:val="22"/>
+          <w:szCs w:val="22"/>
+          <w:lang w:val="en-US"/>
+        </w:rPr>
+      </w:pPr>
+      <w:r>
+        <w:rPr>
+          <w:rFonts w:ascii="Calibri" w:hAnsi="Calibri" w:eastAsia="Calibri" w:cs="Calibri" w:asciiTheme="majorAscii" w:hAnsiTheme="majorAscii" w:eastAsiaTheme="majorAscii" w:cstheme="majorAscii"/>
+          <w:b w:val="0"/>
+          <w:bCs w:val="0"/>
+          <w:noProof w:val="0"/>
+          <w:sz w:val="22"/>
+          <w:szCs w:val="22"/>
+          <w:lang w:val="en-US"/>
+        </w:rPr>
+        <w:t>192.168.10.0/24</w:t>
+      </w:r>
+    </w:p>
+    <w:p>
+      <w:pPr>
+        <w:spacing w:before="0" w:beforeAutospacing="off" w:after="200" w:afterAutospacing="off" w:line="276" w:lineRule="auto"/>
+        <w:rPr>
+          <w:rFonts w:ascii="Calibri" w:hAnsi="Calibri" w:eastAsia="Calibri" w:cs="Calibri" w:asciiTheme="majorAscii" w:hAnsiTheme="majorAscii" w:eastAsiaTheme="majorAscii" w:cstheme="majorAscii"/>
+          <w:b w:val="0"/>
+          <w:bCs w:val="0"/>
+          <w:noProof w:val="0"/>
+          <w:sz w:val="22"/>
+          <w:szCs w:val="22"/>
+          <w:lang w:val="en-US"/>
+        </w:rPr>
+      </w:pPr>
+      <w:r>
+        <w:rPr>
+          <w:rFonts w:ascii="Calibri" w:hAnsi="Calibri" w:eastAsia="Calibri" w:cs="Calibri" w:asciiTheme="majorAscii" w:hAnsiTheme="majorAscii" w:eastAsiaTheme="majorAscii" w:cstheme="majorAscii"/>
+          <w:b w:val="0"/>
+          <w:bCs w:val="0"/>
+          <w:noProof w:val="0"/>
+          <w:sz w:val="22"/>
+          <w:szCs w:val="22"/>
+          <w:lang w:val="en-US"/>
+        </w:rPr>
+        <w:t>Det gjorde det uklart, om trafikken til serveren gik gennem VPN-tunnelen eller direkte gennem LAN-forbindelsen.</w:t>
+      </w:r>
+    </w:p>
+    <w:p>
+      <w:pPr>
+        <w:pStyle w:val="Heading3"/>
+        <w:spacing w:before="200" w:beforeAutospacing="off" w:after="0" w:afterAutospacing="off" w:line="276" w:lineRule="auto"/>
+        <w:rPr>
+          <w:rFonts w:ascii="Calibri" w:hAnsi="Calibri" w:eastAsia="Calibri" w:cs="Calibri" w:asciiTheme="majorAscii" w:hAnsiTheme="majorAscii" w:eastAsiaTheme="majorAscii" w:cstheme="majorAscii"/>
+          <w:b w:val="0"/>
+          <w:bCs w:val="0"/>
+          <w:noProof w:val="0"/>
+          <w:color w:val="4F81BD" w:themeColor="accent1" w:themeTint="FF" w:themeShade="FF"/>
+          <w:sz w:val="22"/>
+          <w:szCs w:val="22"/>
+          <w:lang w:val="en-US"/>
+        </w:rPr>
+      </w:pPr>
+      <w:r>
+        <w:rPr>
+          <w:rFonts w:ascii="Calibri" w:hAnsi="Calibri" w:eastAsia="Calibri" w:cs="Calibri" w:asciiTheme="majorAscii" w:hAnsiTheme="majorAscii" w:eastAsiaTheme="majorAscii" w:cstheme="majorAscii"/>
+          <w:b w:val="0"/>
+          <w:bCs w:val="0"/>
+          <w:noProof w:val="0"/>
+          <w:color w:val="4F81BD" w:themeColor="accent1" w:themeTint="FF" w:themeShade="FF"/>
+          <w:sz w:val="22"/>
+          <w:szCs w:val="22"/>
+          <w:lang w:val="en-US"/>
+        </w:rPr>
+        <w:t>Årsag</w:t>
+      </w:r>
+    </w:p>
+    <w:p>
+      <w:pPr>
+        <w:spacing w:before="0" w:beforeAutospacing="off" w:after="200" w:afterAutospacing="off" w:line="276" w:lineRule="auto"/>
+        <w:rPr>
+          <w:rFonts w:ascii="Calibri" w:hAnsi="Calibri" w:eastAsia="Calibri" w:cs="Calibri" w:asciiTheme="majorAscii" w:hAnsiTheme="majorAscii" w:eastAsiaTheme="majorAscii" w:cstheme="majorAscii"/>
+          <w:b w:val="0"/>
+          <w:bCs w:val="0"/>
+          <w:noProof w:val="0"/>
+          <w:sz w:val="22"/>
+          <w:szCs w:val="22"/>
+          <w:lang w:val="en-US"/>
+        </w:rPr>
+      </w:pPr>
+      <w:r>
+        <w:rPr>
+          <w:rFonts w:ascii="Calibri" w:hAnsi="Calibri" w:eastAsia="Calibri" w:cs="Calibri" w:asciiTheme="majorAscii" w:hAnsiTheme="majorAscii" w:eastAsiaTheme="majorAscii" w:cstheme="majorAscii"/>
+          <w:b w:val="0"/>
+          <w:bCs w:val="0"/>
+          <w:noProof w:val="0"/>
+          <w:sz w:val="22"/>
+          <w:szCs w:val="22"/>
+          <w:lang w:val="en-US"/>
+        </w:rPr>
+        <w:t>VPN-adressepoolen var oprindeligt konfigureret i samme netværk som det interne LAN.</w:t>
+      </w:r>
+    </w:p>
+    <w:p>
+      <w:pPr>
+        <w:pStyle w:val="Heading3"/>
+        <w:spacing w:before="200" w:beforeAutospacing="off" w:after="0" w:afterAutospacing="off" w:line="276" w:lineRule="auto"/>
+        <w:rPr>
+          <w:rFonts w:ascii="Calibri" w:hAnsi="Calibri" w:eastAsia="Calibri" w:cs="Calibri" w:asciiTheme="majorAscii" w:hAnsiTheme="majorAscii" w:eastAsiaTheme="majorAscii" w:cstheme="majorAscii"/>
+          <w:b w:val="0"/>
+          <w:bCs w:val="0"/>
+          <w:noProof w:val="0"/>
+          <w:color w:val="4F81BD" w:themeColor="accent1" w:themeTint="FF" w:themeShade="FF"/>
+          <w:sz w:val="22"/>
+          <w:szCs w:val="22"/>
+          <w:lang w:val="en-US"/>
+        </w:rPr>
+      </w:pPr>
+      <w:r>
+        <w:rPr>
+          <w:rFonts w:ascii="Calibri" w:hAnsi="Calibri" w:eastAsia="Calibri" w:cs="Calibri" w:asciiTheme="majorAscii" w:hAnsiTheme="majorAscii" w:eastAsiaTheme="majorAscii" w:cstheme="majorAscii"/>
+          <w:b w:val="0"/>
+          <w:bCs w:val="0"/>
+          <w:noProof w:val="0"/>
+          <w:color w:val="4F81BD" w:themeColor="accent1" w:themeTint="FF" w:themeShade="FF"/>
+          <w:sz w:val="22"/>
+          <w:szCs w:val="22"/>
+          <w:lang w:val="en-US"/>
+        </w:rPr>
+        <w:t>Løsning</w:t>
+      </w:r>
+    </w:p>
+    <w:p>
+      <w:pPr>
+        <w:spacing w:before="0" w:beforeAutospacing="off" w:after="200" w:afterAutospacing="off" w:line="276" w:lineRule="auto"/>
+        <w:rPr>
+          <w:rFonts w:ascii="Calibri" w:hAnsi="Calibri" w:eastAsia="Calibri" w:cs="Calibri" w:asciiTheme="majorAscii" w:hAnsiTheme="majorAscii" w:eastAsiaTheme="majorAscii" w:cstheme="majorAscii"/>
+          <w:b w:val="0"/>
+          <w:bCs w:val="0"/>
+          <w:noProof w:val="0"/>
+          <w:sz w:val="22"/>
+          <w:szCs w:val="22"/>
+          <w:lang w:val="en-US"/>
+        </w:rPr>
+      </w:pPr>
+      <w:r>
+        <w:rPr>
+          <w:rFonts w:ascii="Calibri" w:hAnsi="Calibri" w:eastAsia="Calibri" w:cs="Calibri" w:asciiTheme="majorAscii" w:hAnsiTheme="majorAscii" w:eastAsiaTheme="majorAscii" w:cstheme="majorAscii"/>
+          <w:b w:val="0"/>
+          <w:bCs w:val="0"/>
+          <w:noProof w:val="0"/>
+          <w:sz w:val="22"/>
+          <w:szCs w:val="22"/>
+          <w:lang w:val="en-US"/>
+        </w:rPr>
+        <w:t>Der blev oprettet et separat VPN-netværk:</w:t>
+      </w:r>
+    </w:p>
+    <w:p>
+      <w:pPr>
+        <w:spacing w:before="0" w:beforeAutospacing="off" w:after="200" w:afterAutospacing="off" w:line="276" w:lineRule="auto"/>
+        <w:rPr>
+          <w:rFonts w:ascii="Calibri" w:hAnsi="Calibri" w:eastAsia="Calibri" w:cs="Calibri" w:asciiTheme="majorAscii" w:hAnsiTheme="majorAscii" w:eastAsiaTheme="majorAscii" w:cstheme="majorAscii"/>
+          <w:b w:val="0"/>
+          <w:bCs w:val="0"/>
+          <w:noProof w:val="0"/>
+          <w:sz w:val="22"/>
+          <w:szCs w:val="22"/>
+          <w:lang w:val="en-US"/>
+        </w:rPr>
+      </w:pPr>
+      <w:r>
+        <w:rPr>
+          <w:rFonts w:ascii="Calibri" w:hAnsi="Calibri" w:eastAsia="Calibri" w:cs="Calibri" w:asciiTheme="majorAscii" w:hAnsiTheme="majorAscii" w:eastAsiaTheme="majorAscii" w:cstheme="majorAscii"/>
+          <w:b w:val="0"/>
+          <w:bCs w:val="0"/>
+          <w:noProof w:val="0"/>
+          <w:sz w:val="22"/>
+          <w:szCs w:val="22"/>
+          <w:lang w:val="en-US"/>
+        </w:rPr>
+        <w:t>VPN-netværk: 192.168.20.0/24</w:t>
+      </w:r>
+    </w:p>
+    <w:p>
+      <w:pPr>
+        <w:spacing w:before="0" w:beforeAutospacing="off" w:after="200" w:afterAutospacing="off" w:line="276" w:lineRule="auto"/>
+        <w:rPr>
+          <w:rFonts w:ascii="Calibri" w:hAnsi="Calibri" w:eastAsia="Calibri" w:cs="Calibri" w:asciiTheme="majorAscii" w:hAnsiTheme="majorAscii" w:eastAsiaTheme="majorAscii" w:cstheme="majorAscii"/>
+          <w:b w:val="0"/>
+          <w:bCs w:val="0"/>
+          <w:noProof w:val="0"/>
+          <w:sz w:val="22"/>
+          <w:szCs w:val="22"/>
+          <w:lang w:val="en-US"/>
+        </w:rPr>
+      </w:pPr>
+      <w:r>
+        <w:rPr>
+          <w:rFonts w:ascii="Calibri" w:hAnsi="Calibri" w:eastAsia="Calibri" w:cs="Calibri" w:asciiTheme="majorAscii" w:hAnsiTheme="majorAscii" w:eastAsiaTheme="majorAscii" w:cstheme="majorAscii"/>
+          <w:b w:val="0"/>
+          <w:bCs w:val="0"/>
+          <w:noProof w:val="0"/>
+          <w:sz w:val="22"/>
+          <w:szCs w:val="22"/>
+          <w:lang w:val="en-US"/>
+        </w:rPr>
+        <w:t>VPN-adressepool: 192.168.20.200 – 192.168.20.220</w:t>
+      </w:r>
+    </w:p>
+    <w:p>
+      <w:pPr>
+        <w:spacing w:before="0" w:beforeAutospacing="off" w:after="200" w:afterAutospacing="off" w:line="276" w:lineRule="auto"/>
+        <w:rPr>
+          <w:rFonts w:ascii="Calibri" w:hAnsi="Calibri" w:eastAsia="Calibri" w:cs="Calibri" w:asciiTheme="majorAscii" w:hAnsiTheme="majorAscii" w:eastAsiaTheme="majorAscii" w:cstheme="majorAscii"/>
+          <w:b w:val="0"/>
+          <w:bCs w:val="0"/>
+          <w:noProof w:val="0"/>
+          <w:sz w:val="22"/>
+          <w:szCs w:val="22"/>
+          <w:lang w:val="en-US"/>
+        </w:rPr>
+      </w:pPr>
+      <w:r>
+        <w:rPr>
+          <w:rFonts w:ascii="Calibri" w:hAnsi="Calibri" w:eastAsia="Calibri" w:cs="Calibri" w:asciiTheme="majorAscii" w:hAnsiTheme="majorAscii" w:eastAsiaTheme="majorAscii" w:cstheme="majorAscii"/>
+          <w:b w:val="0"/>
+          <w:bCs w:val="0"/>
+          <w:noProof w:val="0"/>
+          <w:sz w:val="22"/>
+          <w:szCs w:val="22"/>
+          <w:lang w:val="en-US"/>
+        </w:rPr>
+        <w:t>VPN-klienten fik derefter eksempelvis:</w:t>
+      </w:r>
+    </w:p>
+    <w:p>
+      <w:pPr>
+        <w:spacing w:before="0" w:beforeAutospacing="off" w:after="200" w:afterAutospacing="off" w:line="276" w:lineRule="auto"/>
+        <w:rPr>
+          <w:rFonts w:ascii="Calibri" w:hAnsi="Calibri" w:eastAsia="Calibri" w:cs="Calibri" w:asciiTheme="majorAscii" w:hAnsiTheme="majorAscii" w:eastAsiaTheme="majorAscii" w:cstheme="majorAscii"/>
+          <w:b w:val="0"/>
+          <w:bCs w:val="0"/>
+          <w:noProof w:val="0"/>
+          <w:sz w:val="22"/>
+          <w:szCs w:val="22"/>
+          <w:lang w:val="en-US"/>
+        </w:rPr>
+      </w:pPr>
+      <w:r>
+        <w:rPr>
+          <w:rFonts w:ascii="Calibri" w:hAnsi="Calibri" w:eastAsia="Calibri" w:cs="Calibri" w:asciiTheme="majorAscii" w:hAnsiTheme="majorAscii" w:eastAsiaTheme="majorAscii" w:cstheme="majorAscii"/>
+          <w:b w:val="0"/>
+          <w:bCs w:val="0"/>
+          <w:noProof w:val="0"/>
+          <w:sz w:val="22"/>
+          <w:szCs w:val="22"/>
+          <w:lang w:val="en-US"/>
+        </w:rPr>
+        <w:t>192.168.20.201</w:t>
+      </w:r>
+    </w:p>
+    <w:p>
+      <w:pPr>
+        <w:pStyle w:val="Heading3"/>
+        <w:spacing w:before="200" w:beforeAutospacing="off" w:after="0" w:afterAutospacing="off" w:line="276" w:lineRule="auto"/>
+        <w:rPr>
+          <w:rFonts w:ascii="Calibri" w:hAnsi="Calibri" w:eastAsia="Calibri" w:cs="Calibri" w:asciiTheme="majorAscii" w:hAnsiTheme="majorAscii" w:eastAsiaTheme="majorAscii" w:cstheme="majorAscii"/>
+          <w:b w:val="0"/>
+          <w:bCs w:val="0"/>
+          <w:noProof w:val="0"/>
+          <w:color w:val="4F81BD" w:themeColor="accent1" w:themeTint="FF" w:themeShade="FF"/>
+          <w:sz w:val="22"/>
+          <w:szCs w:val="22"/>
+          <w:lang w:val="en-US"/>
+        </w:rPr>
+      </w:pPr>
+      <w:r>
+        <w:rPr>
+          <w:rFonts w:ascii="Calibri" w:hAnsi="Calibri" w:eastAsia="Calibri" w:cs="Calibri" w:asciiTheme="majorAscii" w:hAnsiTheme="majorAscii" w:eastAsiaTheme="majorAscii" w:cstheme="majorAscii"/>
+          <w:b w:val="0"/>
+          <w:bCs w:val="0"/>
+          <w:noProof w:val="0"/>
+          <w:color w:val="4F81BD" w:themeColor="accent1" w:themeTint="FF" w:themeShade="FF"/>
+          <w:sz w:val="22"/>
+          <w:szCs w:val="22"/>
+          <w:lang w:val="en-US"/>
+        </w:rPr>
+        <w:t>Resultat</w:t>
+      </w:r>
+    </w:p>
+    <w:p>
+      <w:pPr>
+        <w:spacing w:before="0" w:beforeAutospacing="off" w:after="200" w:afterAutospacing="off" w:line="276" w:lineRule="auto"/>
+        <w:rPr>
+          <w:rFonts w:ascii="Calibri" w:hAnsi="Calibri" w:eastAsia="Calibri" w:cs="Calibri" w:asciiTheme="majorAscii" w:hAnsiTheme="majorAscii" w:eastAsiaTheme="majorAscii" w:cstheme="majorAscii"/>
+          <w:b w:val="0"/>
+          <w:bCs w:val="0"/>
+          <w:noProof w:val="0"/>
+          <w:sz w:val="22"/>
+          <w:szCs w:val="22"/>
+          <w:lang w:val="en-US"/>
+        </w:rPr>
+      </w:pPr>
+      <w:r>
+        <w:rPr>
+          <w:rFonts w:ascii="Calibri" w:hAnsi="Calibri" w:eastAsia="Calibri" w:cs="Calibri" w:asciiTheme="majorAscii" w:hAnsiTheme="majorAscii" w:eastAsiaTheme="majorAscii" w:cstheme="majorAscii"/>
+          <w:b w:val="0"/>
+          <w:bCs w:val="0"/>
+          <w:noProof w:val="0"/>
+          <w:sz w:val="22"/>
+          <w:szCs w:val="22"/>
+          <w:lang w:val="en-US"/>
+        </w:rPr>
+        <w:t>VPN-klienten fik en separat IP-adresse fra VPN-netværket. Routing blev testet med:</w:t>
+      </w:r>
+    </w:p>
+    <w:p>
+      <w:pPr>
+        <w:spacing w:before="0" w:beforeAutospacing="off" w:after="200" w:afterAutospacing="off" w:line="276" w:lineRule="auto"/>
+        <w:rPr>
+          <w:rFonts w:ascii="Calibri" w:hAnsi="Calibri" w:eastAsia="Calibri" w:cs="Calibri" w:asciiTheme="majorAscii" w:hAnsiTheme="majorAscii" w:eastAsiaTheme="majorAscii" w:cstheme="majorAscii"/>
+          <w:b w:val="0"/>
+          <w:bCs w:val="0"/>
+          <w:noProof w:val="0"/>
+          <w:sz w:val="22"/>
+          <w:szCs w:val="22"/>
+          <w:lang w:val="en-US"/>
+        </w:rPr>
+      </w:pPr>
+      <w:r>
+        <w:rPr>
+          <w:rFonts w:ascii="Calibri" w:hAnsi="Calibri" w:eastAsia="Calibri" w:cs="Calibri" w:asciiTheme="majorAscii" w:hAnsiTheme="majorAscii" w:eastAsiaTheme="majorAscii" w:cstheme="majorAscii"/>
+          <w:b w:val="0"/>
+          <w:bCs w:val="0"/>
+          <w:noProof w:val="0"/>
+          <w:sz w:val="22"/>
+          <w:szCs w:val="22"/>
+          <w:lang w:val="en-US"/>
+        </w:rPr>
+        <w:t>tracert -d 192.168.10.10</w:t>
+      </w:r>
+    </w:p>
+    <w:p>
+      <w:pPr>
+        <w:spacing w:before="0" w:beforeAutospacing="off" w:after="200" w:afterAutospacing="off" w:line="276" w:lineRule="auto"/>
+        <w:rPr>
+          <w:rFonts w:ascii="Calibri" w:hAnsi="Calibri" w:eastAsia="Calibri" w:cs="Calibri" w:asciiTheme="majorAscii" w:hAnsiTheme="majorAscii" w:eastAsiaTheme="majorAscii" w:cstheme="majorAscii"/>
+          <w:b w:val="0"/>
+          <w:bCs w:val="0"/>
+          <w:noProof w:val="0"/>
+          <w:sz w:val="22"/>
+          <w:szCs w:val="22"/>
+          <w:lang w:val="en-US"/>
+        </w:rPr>
+      </w:pPr>
+      <w:r>
+        <w:rPr>
+          <w:rFonts w:ascii="Calibri" w:hAnsi="Calibri" w:eastAsia="Calibri" w:cs="Calibri" w:asciiTheme="majorAscii" w:hAnsiTheme="majorAscii" w:eastAsiaTheme="majorAscii" w:cstheme="majorAscii"/>
+          <w:b w:val="0"/>
+          <w:bCs w:val="0"/>
+          <w:noProof w:val="0"/>
+          <w:sz w:val="22"/>
+          <w:szCs w:val="22"/>
+          <w:lang w:val="en-US"/>
+        </w:rPr>
+        <w:t>og forbindelsen blev bekræftet med:</w:t>
+      </w:r>
+    </w:p>
+    <w:p>
+      <w:pPr>
+        <w:spacing w:before="0" w:beforeAutospacing="off" w:after="200" w:afterAutospacing="off" w:line="276" w:lineRule="auto"/>
+        <w:rPr>
+          <w:rFonts w:ascii="Calibri" w:hAnsi="Calibri" w:eastAsia="Calibri" w:cs="Calibri" w:asciiTheme="majorAscii" w:hAnsiTheme="majorAscii" w:eastAsiaTheme="majorAscii" w:cstheme="majorAscii"/>
+          <w:b w:val="0"/>
+          <w:bCs w:val="0"/>
+          <w:noProof w:val="0"/>
+          <w:sz w:val="22"/>
+          <w:szCs w:val="22"/>
+          <w:lang w:val="en-US"/>
+        </w:rPr>
+      </w:pPr>
+      <w:r>
+        <w:rPr>
+          <w:rFonts w:ascii="Calibri" w:hAnsi="Calibri" w:eastAsia="Calibri" w:cs="Calibri" w:asciiTheme="majorAscii" w:hAnsiTheme="majorAscii" w:eastAsiaTheme="majorAscii" w:cstheme="majorAscii"/>
+          <w:b w:val="0"/>
+          <w:bCs w:val="0"/>
+          <w:noProof w:val="0"/>
+          <w:sz w:val="22"/>
+          <w:szCs w:val="22"/>
+          <w:lang w:val="en-US"/>
+        </w:rPr>
+        <w:t>ping 192.168.10.10</w:t>
+      </w:r>
+    </w:p>
+    <w:p>
+      <w:pPr>
+        <w:spacing w:before="0" w:beforeAutospacing="off" w:after="200" w:afterAutospacing="off" w:line="276" w:lineRule="auto"/>
+      </w:pPr>
+      <w:r>
+        <w:rPr>
+          <w:rFonts w:ascii="Calibri" w:hAnsi="Calibri" w:eastAsia="Calibri" w:cs="Calibri" w:asciiTheme="majorAscii" w:hAnsiTheme="majorAscii" w:eastAsiaTheme="majorAscii" w:cstheme="majorAscii"/>
+          <w:b w:val="0"/>
+          <w:bCs w:val="0"/>
+          <w:noProof w:val="0"/>
+          <w:sz w:val="22"/>
+          <w:szCs w:val="22"/>
+          <w:lang w:val="en-US"/>
+        </w:rPr>
+        <w:t xml:space="preserve">Resultatet var 0 % packet loss, og klienten kunne efterfølgende få adgang til serverens </w:t>
+      </w:r>
+      <w:r>
+        <w:rPr>
+          <w:rFonts w:ascii="Arial" w:hAnsi="Arial" w:eastAsia="Arial" w:cs="Arial"/>
+          <w:noProof w:val="0"/>
+          <w:sz w:val="22"/>
+          <w:szCs w:val="22"/>
+          <w:lang w:val="en-US"/>
+        </w:rPr>
+        <w:t>SMB-shares.</w:t>
       </w:r>
     </w:p>
     <w:p>

--- a/Documentation/rapport.docx
+++ b/Documentation/rapport.docx
@@ -6110,25 +6110,86 @@
         <w:t>4.12 Webserver (IIS)</w:t>
       </w:r>
     </w:p>
-    <w:p xmlns:wp14="http://schemas.microsoft.com/office/word/2010/wordml" wp14:textId="77777777">
-      <w:pPr>
-        <w:rPr>
-          <w:b w:val="0"/>
-          <w:bCs w:val="0"/>
-          <w:u w:val="none"/>
-        </w:rPr>
-      </w:pPr>
-      <w:r>
-        <w:rPr>
-          <w:b w:val="0"/>
-          <w:bCs w:val="0"/>
-          <w:u w:val="none"/>
-        </w:rPr>
-        <w:t>Skriv indhold her...</w:t>
-      </w:r>
-      <w:r>
-        <w:br/>
-      </w:r>
+    <w:p xmlns:wp14="http://schemas.microsoft.com/office/word/2010/wordml" wp14:textId="2E519DCF">
+      <w:pPr/>
+      <w:r>
+        <w:rPr/>
+        <w:t>•</w:t>
+      </w:r>
+      <w:r>
+        <w:tab/>
+      </w:r>
+      <w:r>
+        <w:rPr/>
+        <w:t>IIS blev installeret på Windows Server.</w:t>
+      </w:r>
+    </w:p>
+    <w:p xmlns:wp14="http://schemas.microsoft.com/office/word/2010/wordml" wp14:textId="35F90BF1">
+      <w:pPr>
+        <w:pStyle w:val="Normal"/>
+      </w:pPr>
+      <w:r>
+        <w:rPr/>
+        <w:t>•</w:t>
+      </w:r>
+      <w:r>
+        <w:tab/>
+      </w:r>
+      <w:r>
+        <w:rPr/>
+        <w:t>Webmappen er C:\inetpub\wwwroot.</w:t>
+      </w:r>
+    </w:p>
+    <w:p xmlns:wp14="http://schemas.microsoft.com/office/word/2010/wordml" wp14:textId="34175C8B">
+      <w:pPr>
+        <w:pStyle w:val="Normal"/>
+      </w:pPr>
+      <w:r>
+        <w:rPr/>
+        <w:t>•</w:t>
+      </w:r>
+      <w:r>
+        <w:tab/>
+      </w:r>
+      <w:r>
+        <w:rPr/>
+        <w:t>index.html blev placeret i wwwroot.</w:t>
+      </w:r>
+    </w:p>
+    <w:p xmlns:wp14="http://schemas.microsoft.com/office/word/2010/wordml" wp14:textId="6BB3E3C2">
+      <w:pPr>
+        <w:pStyle w:val="Normal"/>
+      </w:pPr>
+      <w:r>
+        <w:rPr/>
+        <w:t>•</w:t>
+      </w:r>
+      <w:r>
+        <w:tab/>
+      </w:r>
+      <w:r>
+        <w:rPr/>
+        <w:t>Webserveren blev testet via browseren.</w:t>
+      </w:r>
+    </w:p>
+    <w:p xmlns:wp14="http://schemas.microsoft.com/office/word/2010/wordml" wp14:textId="0EBCCACA">
+      <w:pPr>
+        <w:pStyle w:val="Normal"/>
+      </w:pPr>
+      <w:r>
+        <w:rPr/>
+        <w:t>•</w:t>
+      </w:r>
+      <w:r>
+        <w:tab/>
+      </w:r>
+      <w:r>
+        <w:rPr/>
+        <w:t>Novatech-websiden bruges som serverens hjemmeside.</w:t>
+      </w:r>
+    </w:p>
+    <w:p xmlns:wp14="http://schemas.microsoft.com/office/word/2010/wordml" wp14:textId="069B824F">
+      <w:pPr/>
     </w:p>
     <w:p xmlns:wp14="http://schemas.microsoft.com/office/word/2010/wordml" wp14:textId="77777777">
       <w:pPr>
@@ -6675,7 +6736,7 @@
         </w:rPr>
         <w:t xml:space="preserve">SMB-adgang blev testet via </w:t>
       </w:r>
-      <w:hyperlink r:id="R33b4df5d0e5748db">
+      <w:hyperlink r:id="R5453d1e14a6d4637">
         <w:r>
           <w:rPr>
             <w:rStyle w:val="Hyperlink"/>
@@ -6695,7 +6756,7 @@
         </w:rPr>
         <w:t xml:space="preserve"> og </w:t>
       </w:r>
-      <w:hyperlink r:id="R92aa2b8a2357483c">
+      <w:hyperlink r:id="R9092a9f23e324867">
         <w:r>
           <w:rPr>
             <w:rStyle w:val="Hyperlink"/>
@@ -7366,25 +7427,316 @@
         <w:t>5.6 Backup</w:t>
       </w:r>
     </w:p>
-    <w:p xmlns:wp14="http://schemas.microsoft.com/office/word/2010/wordml" wp14:textId="77777777">
-      <w:pPr>
-        <w:rPr>
-          <w:b w:val="0"/>
-          <w:bCs w:val="0"/>
-          <w:u w:val="none"/>
-        </w:rPr>
-      </w:pPr>
-      <w:r>
-        <w:rPr>
-          <w:b w:val="0"/>
-          <w:bCs w:val="0"/>
-          <w:u w:val="none"/>
-        </w:rPr>
-        <w:t>Skriv indhold her...</w:t>
-      </w:r>
-      <w:r>
-        <w:br/>
-      </w:r>
+    <w:p xmlns:wp14="http://schemas.microsoft.com/office/word/2010/wordml" wp14:textId="74E87570">
+      <w:pPr/>
+      <w:r>
+        <w:rPr/>
+        <w:t>Formål</w:t>
+      </w:r>
+    </w:p>
+    <w:p xmlns:wp14="http://schemas.microsoft.com/office/word/2010/wordml" wp14:textId="51AE0041">
+      <w:pPr>
+        <w:pStyle w:val="Normal"/>
+      </w:pPr>
+      <w:r>
+        <w:rPr/>
+        <w:t>Formålet med scriptet er automatisk at kopiere brugerens dokumenter til brugerens personlige mappe på serveren ved logon/logoff-processen.</w:t>
+      </w:r>
+    </w:p>
+    <w:p xmlns:wp14="http://schemas.microsoft.com/office/word/2010/wordml" wp14:textId="6BC1ED69">
+      <w:pPr>
+        <w:pStyle w:val="Normal"/>
+      </w:pPr>
+      <w:r>
+        <w:rPr/>
+        <w:t>1. Oprettelse af scriptet</w:t>
+      </w:r>
+    </w:p>
+    <w:p xmlns:wp14="http://schemas.microsoft.com/office/word/2010/wordml" wp14:textId="372FAB70">
+      <w:pPr>
+        <w:pStyle w:val="Normal"/>
+      </w:pPr>
+      <w:r>
+        <w:rPr/>
+        <w:t>Der blev oprettet et batch-script med navnet logoff.bat. Scriptet blev placeret på serverens delte mappe, så det kunne anvendes af klienterne.</w:t>
+      </w:r>
+    </w:p>
+    <w:p xmlns:wp14="http://schemas.microsoft.com/office/word/2010/wordml" wp14:textId="59A8F871">
+      <w:pPr>
+        <w:pStyle w:val="Normal"/>
+      </w:pPr>
+      <w:r>
+        <w:rPr/>
+        <w:t>2. Kontrol af administratorbrugeren</w:t>
+      </w:r>
+    </w:p>
+    <w:p xmlns:wp14="http://schemas.microsoft.com/office/word/2010/wordml" wp14:textId="2C8765E9">
+      <w:pPr>
+        <w:pStyle w:val="Normal"/>
+      </w:pPr>
+      <w:r>
+        <w:rPr/>
+        <w:t>Scriptet kontrollerer først brugernavnet. Hvis brugeren er Administrator, afsluttes scriptet, så administratorens filer ikke bliver kopieret.</w:t>
+      </w:r>
+    </w:p>
+    <w:p xmlns:wp14="http://schemas.microsoft.com/office/word/2010/wordml" wp14:textId="435A02FD">
+      <w:pPr>
+        <w:pStyle w:val="Normal"/>
+      </w:pPr>
+      <w:r>
+        <w:rPr/>
+        <w:t>3. Oprettelse af brugerens backupmappe</w:t>
+      </w:r>
+    </w:p>
+    <w:p xmlns:wp14="http://schemas.microsoft.com/office/word/2010/wordml" wp14:textId="3EA1391B">
+      <w:pPr>
+        <w:pStyle w:val="Normal"/>
+      </w:pPr>
+      <w:r>
+        <w:rPr/>
+        <w:t>Hvis brugerens destinationsmappe ikke findes på serveren, opretter scriptet den automatisk. Destinationen følger brugerens navn, fx:</w:t>
+      </w:r>
+    </w:p>
+    <w:p xmlns:wp14="http://schemas.microsoft.com/office/word/2010/wordml" wp14:textId="04B328BD">
+      <w:pPr>
+        <w:pStyle w:val="Normal"/>
+      </w:pPr>
+      <w:r>
+        <w:fldChar w:fldCharType="begin"/>
+      </w:r>
+      <w:r>
+        <w:instrText xml:space="preserve">HYPERLINK "file:///\\SRV01\users\%USERNAME%\Dokumenter" </w:instrText>
+      </w:r>
+      <w:r>
+        <w:fldChar w:fldCharType="separate"/>
+      </w:r>
+      <w:r>
+        <w:rPr/>
+        <w:t>\\SRV01\users\%USERNAME%\Dokumenter</w:t>
+      </w:r>
+      <w:r>
+        <w:fldChar w:fldCharType="end"/>
+      </w:r>
+    </w:p>
+    <w:p xmlns:wp14="http://schemas.microsoft.com/office/word/2010/wordml" wp14:textId="4A9A62C6">
+      <w:pPr>
+        <w:pStyle w:val="Normal"/>
+      </w:pPr>
+      <w:r>
+        <w:rPr/>
+        <w:t>4. Kopiering med Robocopy</w:t>
+      </w:r>
+    </w:p>
+    <w:p xmlns:wp14="http://schemas.microsoft.com/office/word/2010/wordml" wp14:textId="5443F3B6">
+      <w:pPr>
+        <w:pStyle w:val="Normal"/>
+      </w:pPr>
+      <w:r>
+        <w:rPr/>
+        <w:t>Til selve kopieringen anvendes Robocopy. Den lokale Documents-mappe kopieres til brugerens personlige mappe på serveren.</w:t>
+      </w:r>
+    </w:p>
+    <w:p xmlns:wp14="http://schemas.microsoft.com/office/word/2010/wordml" wp14:textId="4D64B840">
+      <w:pPr>
+        <w:pStyle w:val="Normal"/>
+      </w:pPr>
+      <w:r>
+        <w:rPr/>
+        <w:t>robocopy "%USERPROFILE%\Documents" "</w:t>
+      </w:r>
+      <w:r>
+        <w:fldChar w:fldCharType="begin"/>
+      </w:r>
+      <w:r>
+        <w:instrText xml:space="preserve">HYPERLINK "file:///\\SRV01\users\%USERNAME%\Dokumenter" </w:instrText>
+      </w:r>
+      <w:r>
+        <w:fldChar w:fldCharType="separate"/>
+      </w:r>
+      <w:r>
+        <w:rPr/>
+        <w:t>\\SRV01\users\%USERNAME%\Dokumenter</w:t>
+      </w:r>
+      <w:r>
+        <w:fldChar w:fldCharType="end"/>
+      </w:r>
+      <w:r>
+        <w:rPr/>
+        <w:t>" /E /XO /R:2 /W:2 /NP</w:t>
+      </w:r>
+    </w:p>
+    <w:p xmlns:wp14="http://schemas.microsoft.com/office/word/2010/wordml" wp14:textId="567E2DCF">
+      <w:pPr>
+        <w:pStyle w:val="Normal"/>
+      </w:pPr>
+      <w:r>
+        <w:rPr/>
+        <w:t>Parametre i Robocopy:</w:t>
+      </w:r>
+    </w:p>
+    <w:p xmlns:wp14="http://schemas.microsoft.com/office/word/2010/wordml" wp14:textId="05DB1119">
+      <w:pPr>
+        <w:pStyle w:val="Normal"/>
+      </w:pPr>
+      <w:r>
+        <w:rPr/>
+        <w:t xml:space="preserve"> </w:t>
+      </w:r>
+    </w:p>
+    <w:p xmlns:wp14="http://schemas.microsoft.com/office/word/2010/wordml" wp14:textId="0C77D5FA">
+      <w:pPr>
+        <w:pStyle w:val="Normal"/>
+      </w:pPr>
+      <w:r>
+        <w:rPr/>
+        <w:t>•</w:t>
+      </w:r>
+      <w:r>
+        <w:tab/>
+      </w:r>
+      <w:r>
+        <w:rPr/>
+        <w:t>/E – kopierer også undermapper.</w:t>
+      </w:r>
+    </w:p>
+    <w:p xmlns:wp14="http://schemas.microsoft.com/office/word/2010/wordml" wp14:textId="6176DB5A">
+      <w:pPr>
+        <w:pStyle w:val="Normal"/>
+      </w:pPr>
+      <w:r>
+        <w:rPr/>
+        <w:t>•</w:t>
+      </w:r>
+      <w:r>
+        <w:tab/>
+      </w:r>
+      <w:r>
+        <w:rPr/>
+        <w:t>/XO – undgår at overskrive nyere filer med ældre filer.</w:t>
+      </w:r>
+    </w:p>
+    <w:p xmlns:wp14="http://schemas.microsoft.com/office/word/2010/wordml" wp14:textId="63A9ADD0">
+      <w:pPr>
+        <w:pStyle w:val="Normal"/>
+      </w:pPr>
+      <w:r>
+        <w:rPr/>
+        <w:t>•</w:t>
+      </w:r>
+      <w:r>
+        <w:tab/>
+      </w:r>
+      <w:r>
+        <w:rPr/>
+        <w:t>/R:2 – forsøger højst to gange igen ved fejl.</w:t>
+      </w:r>
+    </w:p>
+    <w:p xmlns:wp14="http://schemas.microsoft.com/office/word/2010/wordml" wp14:textId="6337834D">
+      <w:pPr>
+        <w:pStyle w:val="Normal"/>
+      </w:pPr>
+      <w:r>
+        <w:rPr/>
+        <w:t>•</w:t>
+      </w:r>
+      <w:r>
+        <w:tab/>
+      </w:r>
+      <w:r>
+        <w:rPr/>
+        <w:t>/W:2 – venter to sekunder mellem forsøg.</w:t>
+      </w:r>
+    </w:p>
+    <w:p xmlns:wp14="http://schemas.microsoft.com/office/word/2010/wordml" wp14:textId="3D91FDD2">
+      <w:pPr>
+        <w:pStyle w:val="Normal"/>
+      </w:pPr>
+      <w:r>
+        <w:rPr/>
+        <w:t>•</w:t>
+      </w:r>
+      <w:r>
+        <w:tab/>
+      </w:r>
+      <w:r>
+        <w:rPr/>
+        <w:t>/NP – viser ikke progressionsprocent.</w:t>
+      </w:r>
+    </w:p>
+    <w:p xmlns:wp14="http://schemas.microsoft.com/office/word/2010/wordml" wp14:textId="50427758">
+      <w:pPr>
+        <w:pStyle w:val="Normal"/>
+      </w:pPr>
+      <w:r>
+        <w:rPr/>
+        <w:t>5. Tilknytning via Group Policy</w:t>
+      </w:r>
+    </w:p>
+    <w:p xmlns:wp14="http://schemas.microsoft.com/office/word/2010/wordml" wp14:textId="3D94E334">
+      <w:pPr>
+        <w:pStyle w:val="Normal"/>
+      </w:pPr>
+      <w:r>
+        <w:rPr/>
+        <w:t>Scriptet blev tilknyttet i Group Policy som et logoff-script, så det køres automatisk, når brugeren logger af klienten.</w:t>
+      </w:r>
+    </w:p>
+    <w:p xmlns:wp14="http://schemas.microsoft.com/office/word/2010/wordml" wp14:textId="0DCA0736">
+      <w:pPr>
+        <w:pStyle w:val="Normal"/>
+      </w:pPr>
+      <w:r>
+        <w:rPr/>
+        <w:t>6. Test og fejlfinding</w:t>
+      </w:r>
+    </w:p>
+    <w:p xmlns:wp14="http://schemas.microsoft.com/office/word/2010/wordml" wp14:textId="65EAE798">
+      <w:pPr>
+        <w:pStyle w:val="Normal"/>
+      </w:pPr>
+      <w:r>
+        <w:rPr/>
+        <w:t>Løsningen blev testet med flere brugere. Undervejs blev scriptet ændret flere gange for at løse problemer med sti, oprettelse af mapper og kopiering. Efter justeringerne blev løsningen testet igen ved at oprette testfiler i brugerens Documents-mappe og derefter logge af.</w:t>
+      </w:r>
+    </w:p>
+    <w:p xmlns:wp14="http://schemas.microsoft.com/office/word/2010/wordml" wp14:textId="00EA5836">
+      <w:pPr>
+        <w:pStyle w:val="Normal"/>
+      </w:pPr>
+      <w:r>
+        <w:rPr/>
+        <w:t>7. Resultat</w:t>
+      </w:r>
+    </w:p>
+    <w:p xmlns:wp14="http://schemas.microsoft.com/office/word/2010/wordml" wp14:textId="573AD70F">
+      <w:pPr>
+        <w:pStyle w:val="Normal"/>
+      </w:pPr>
+      <w:r>
+        <w:rPr/>
+        <w:t>Ved den endelige test blev brugerens mappe automatisk oprettet på serveren, og testfilerne blev kopieret til den korrekte destinationsmappe. Backupfunktionen blev dermed verificeret.</w:t>
+      </w:r>
+    </w:p>
+    <w:p xmlns:wp14="http://schemas.microsoft.com/office/word/2010/wordml" wp14:textId="587BA6E9">
+      <w:pPr>
+        <w:pStyle w:val="Normal"/>
+      </w:pPr>
+      <w:r>
+        <w:rPr/>
+        <w:t>Bemærkning</w:t>
+      </w:r>
+    </w:p>
+    <w:p xmlns:wp14="http://schemas.microsoft.com/office/word/2010/wordml" wp14:textId="3F27F013">
+      <w:pPr>
+        <w:pStyle w:val="Normal"/>
+      </w:pPr>
+      <w:r>
+        <w:rPr/>
+        <w:t>Scriptet blev justeret flere gange under implementeringen. Ændringerne var en del af fejlfindingen og testfasen, indtil kopieringen fungerede korrekt for brugerne.</w:t>
+      </w:r>
+    </w:p>
+    <w:p xmlns:wp14="http://schemas.microsoft.com/office/word/2010/wordml" wp14:textId="7CB70CE1">
+      <w:pPr/>
     </w:p>
     <w:p xmlns:wp14="http://schemas.microsoft.com/office/word/2010/wordml" wp14:textId="77777777">
       <w:pPr>
@@ -9671,9 +10023,383 @@
     </w:p>
     <w:p>
       <w:pPr>
+        <w:spacing w:before="0" w:beforeAutospacing="off" w:after="200" w:afterAutospacing="off" w:line="276" w:lineRule="auto"/>
+        <w:rPr>
+          <w:rFonts w:ascii="Arial" w:hAnsi="Arial" w:eastAsia="Arial" w:cs="Arial"/>
+          <w:noProof w:val="0"/>
+          <w:sz w:val="21"/>
+          <w:szCs w:val="21"/>
+          <w:lang w:val="en-US"/>
+        </w:rPr>
+      </w:pPr>
+    </w:p>
+    <w:p>
+      <w:pPr>
+        <w:pStyle w:val="Heading1"/>
+        <w:rPr>
+          <w:noProof w:val="0"/>
+          <w:sz w:val="24"/>
+          <w:szCs w:val="24"/>
+          <w:lang w:val="en-US"/>
+        </w:rPr>
+      </w:pPr>
+      <w:r>
+        <w:rPr>
+          <w:noProof w:val="0"/>
+          <w:lang w:val="en-US"/>
+        </w:rPr>
+        <w:t>8.Windows Update service</w:t>
+      </w:r>
+    </w:p>
+    <w:p>
+      <w:pPr>
         <w:pStyle w:val="Normal"/>
-        <w:rPr>
-          <w:noProof w:val="0"/>
+        <w:spacing w:before="0" w:beforeAutospacing="off" w:after="0" w:afterAutospacing="off"/>
+        <w:rPr>
+          <w:rFonts w:ascii="Calibri" w:hAnsi="Calibri" w:eastAsia="Calibri" w:cs="Calibri"/>
+          <w:noProof w:val="0"/>
+          <w:sz w:val="24"/>
+          <w:szCs w:val="24"/>
+          <w:lang w:val="de-DE"/>
+        </w:rPr>
+      </w:pPr>
+      <w:r>
+        <w:rPr>
+          <w:rFonts w:ascii="Calibri" w:hAnsi="Calibri" w:eastAsia="Calibri" w:cs="Calibri"/>
+          <w:noProof w:val="0"/>
+          <w:sz w:val="24"/>
+          <w:szCs w:val="24"/>
+          <w:lang w:val="de-DE"/>
+        </w:rPr>
+        <w:t>Formål Formålet var at konfigurere Windows Server Update Services (WSUS), så Windows-klienterne kan hente Windows-opdateringer fra den interne opdateringsserver i stedet for direkte fra Microsoft. Derudover skulle Group Policy bruges til at angive WSUS-serveren for klienterne og kontrollere, at klienten faktisk kommunikerer med WSUS og modtager opdateringer.</w:t>
+      </w:r>
+    </w:p>
+    <w:p>
+      <w:pPr>
+        <w:pStyle w:val="Normal"/>
+        <w:spacing w:before="0" w:beforeAutospacing="off" w:after="0" w:afterAutospacing="off"/>
+        <w:rPr>
+          <w:rFonts w:ascii="Calibri" w:hAnsi="Calibri" w:eastAsia="Calibri" w:cs="Calibri"/>
+          <w:noProof w:val="0"/>
+          <w:sz w:val="24"/>
+          <w:szCs w:val="24"/>
+          <w:lang w:val="de-DE"/>
+        </w:rPr>
+      </w:pPr>
+      <w:r>
+        <w:rPr>
+          <w:rFonts w:ascii="Calibri" w:hAnsi="Calibri" w:eastAsia="Calibri" w:cs="Calibri"/>
+          <w:noProof w:val="0"/>
+          <w:sz w:val="24"/>
+          <w:szCs w:val="24"/>
+          <w:lang w:val="de-DE"/>
+        </w:rPr>
+        <w:t>WSUS på serveren WSUS blev åbnet på serveren, og serveren blev kontrolleret for opdateringer og synkronisering. WSUS-konsollen viste, at der var mange tilgængelige opdateringer, blandt andet sikkerheds- og kritiske opdateringer. På serveren blev WSUS konfigureret til at fungere som den interne opdateringsservice. Klienterne skulle derfor pege på serverens WSUS-adresse.</w:t>
+      </w:r>
+    </w:p>
+    <w:p>
+      <w:pPr>
+        <w:pStyle w:val="Normal"/>
+        <w:spacing w:before="0" w:beforeAutospacing="off" w:after="0" w:afterAutospacing="off"/>
+        <w:rPr>
+          <w:rFonts w:ascii="Calibri" w:hAnsi="Calibri" w:eastAsia="Calibri" w:cs="Calibri"/>
+          <w:noProof w:val="0"/>
+          <w:sz w:val="24"/>
+          <w:szCs w:val="24"/>
+          <w:lang w:val="de-DE"/>
+        </w:rPr>
+      </w:pPr>
+      <w:r>
+        <w:rPr>
+          <w:rFonts w:ascii="Calibri" w:hAnsi="Calibri" w:eastAsia="Calibri" w:cs="Calibri"/>
+          <w:noProof w:val="0"/>
+          <w:sz w:val="24"/>
+          <w:szCs w:val="24"/>
+          <w:lang w:val="de-DE"/>
+        </w:rPr>
+        <w:t xml:space="preserve">Group Policy – WSUS-server I Group Policy Management Editor blev politikken: • Computer Configuration → Administrative Templates → Windows Components → Windows Update åbnet. Indstillingen “Specify intranet Microsoft update service location” blev sat til Enabled. WSUS-serveren blev angivet som: </w:t>
+      </w:r>
+      <w:hyperlink r:id="R244847c668ba4f20">
+        <w:r>
+          <w:rPr>
+            <w:rStyle w:val="Hyperlink"/>
+            <w:noProof w:val="0"/>
+            <w:sz w:val="24"/>
+            <w:szCs w:val="24"/>
+            <w:lang w:val="de-DE"/>
+          </w:rPr>
+          <w:t>http://SRV01:8530</w:t>
+        </w:r>
+      </w:hyperlink>
+      <w:r>
+        <w:rPr>
+          <w:rFonts w:ascii="Calibri" w:hAnsi="Calibri" w:eastAsia="Calibri" w:cs="Calibri"/>
+          <w:noProof w:val="0"/>
+          <w:sz w:val="24"/>
+          <w:szCs w:val="24"/>
+          <w:lang w:val="de-DE"/>
+        </w:rPr>
+        <w:t xml:space="preserve"> Dette betyder, at Windows Update-klienten på klientmaskinen skal bruge SRV01 som intern opdateringsserver.</w:t>
+      </w:r>
+    </w:p>
+    <w:p>
+      <w:pPr>
+        <w:pStyle w:val="Normal"/>
+        <w:spacing w:before="0" w:beforeAutospacing="off" w:after="0" w:afterAutospacing="off"/>
+        <w:rPr>
+          <w:rFonts w:ascii="Calibri" w:hAnsi="Calibri" w:eastAsia="Calibri" w:cs="Calibri"/>
+          <w:noProof w:val="0"/>
+          <w:sz w:val="24"/>
+          <w:szCs w:val="24"/>
+          <w:lang w:val="de-DE"/>
+        </w:rPr>
+      </w:pPr>
+      <w:r>
+        <w:rPr>
+          <w:rFonts w:ascii="Calibri" w:hAnsi="Calibri" w:eastAsia="Calibri" w:cs="Calibri"/>
+          <w:noProof w:val="0"/>
+          <w:sz w:val="24"/>
+          <w:szCs w:val="24"/>
+          <w:lang w:val="de-DE"/>
+        </w:rPr>
+        <w:t xml:space="preserve">Kontrol af Group Policy på klienten På klientmaskinen blev Group Policy anvendt, og registreringsdatabasen blev kontrolleret for at bekræfte, at WSUS-konfigurationen var kommet ned på klienten. Følgende kommando blev brugt: reg query "HKLM\Software\Policies\Microsoft\Windows\WindowsUpdate" /v WUServer Resultatet viste: WUServer REG_SZ </w:t>
+      </w:r>
+      <w:hyperlink r:id="R305c980d4cd4440d">
+        <w:r>
+          <w:rPr>
+            <w:rStyle w:val="Hyperlink"/>
+            <w:noProof w:val="0"/>
+            <w:sz w:val="24"/>
+            <w:szCs w:val="24"/>
+            <w:lang w:val="de-DE"/>
+          </w:rPr>
+          <w:t>http://SRV01:8530</w:t>
+        </w:r>
+      </w:hyperlink>
+      <w:r>
+        <w:rPr>
+          <w:rFonts w:ascii="Calibri" w:hAnsi="Calibri" w:eastAsia="Calibri" w:cs="Calibri"/>
+          <w:noProof w:val="0"/>
+          <w:sz w:val="24"/>
+          <w:szCs w:val="24"/>
+          <w:lang w:val="de-DE"/>
+        </w:rPr>
+        <w:t xml:space="preserve"> Dette dokumenterer, at klienten har fået WSUS-serverens adresse via politikken.</w:t>
+      </w:r>
+    </w:p>
+    <w:p>
+      <w:pPr>
+        <w:pStyle w:val="Normal"/>
+        <w:spacing w:before="0" w:beforeAutospacing="off" w:after="0" w:afterAutospacing="off"/>
+        <w:rPr>
+          <w:rFonts w:ascii="Calibri" w:hAnsi="Calibri" w:eastAsia="Calibri" w:cs="Calibri"/>
+          <w:noProof w:val="0"/>
+          <w:sz w:val="24"/>
+          <w:szCs w:val="24"/>
+          <w:lang w:val="de-DE"/>
+        </w:rPr>
+      </w:pPr>
+      <w:r>
+        <w:rPr>
+          <w:rFonts w:ascii="Calibri" w:hAnsi="Calibri" w:eastAsia="Calibri" w:cs="Calibri"/>
+          <w:noProof w:val="0"/>
+          <w:sz w:val="24"/>
+          <w:szCs w:val="24"/>
+          <w:lang w:val="de-DE"/>
+        </w:rPr>
+        <w:t>Kontrol af UseWUServer Der blev også kontrolleret en yderligere Windows Update-politikværdi med: reg query "HKLM\Software\Policies\Microsoft\Windows\WindowsUpdate\AU" /v UseWUServer Resultatet viste værdien 0x1. Det betyder, at klienten er konfigureret til at bruge en intern WSUS-server.</w:t>
+      </w:r>
+    </w:p>
+    <w:p>
+      <w:pPr>
+        <w:pStyle w:val="Normal"/>
+        <w:spacing w:before="0" w:beforeAutospacing="off" w:after="0" w:afterAutospacing="off"/>
+        <w:rPr>
+          <w:rFonts w:ascii="Calibri" w:hAnsi="Calibri" w:eastAsia="Calibri" w:cs="Calibri"/>
+          <w:noProof w:val="0"/>
+          <w:sz w:val="24"/>
+          <w:szCs w:val="24"/>
+          <w:lang w:val="de-DE"/>
+        </w:rPr>
+      </w:pPr>
+      <w:r>
+        <w:rPr>
+          <w:rFonts w:ascii="Calibri" w:hAnsi="Calibri" w:eastAsia="Calibri" w:cs="Calibri"/>
+          <w:noProof w:val="0"/>
+          <w:sz w:val="24"/>
+          <w:szCs w:val="24"/>
+          <w:lang w:val="de-DE"/>
+        </w:rPr>
+        <w:t>Tvinget kontrol efter ændring af politik Efter Group Policy-konfigurationen blev Windows Update-klienten startet manuelt med: usoclient StartScan Kommandoen blev brugt til at starte en ny søgning efter opdateringer på klienten.</w:t>
+      </w:r>
+    </w:p>
+    <w:p>
+      <w:pPr>
+        <w:pStyle w:val="Normal"/>
+        <w:spacing w:before="0" w:beforeAutospacing="off" w:after="0" w:afterAutospacing="off"/>
+        <w:rPr>
+          <w:rFonts w:ascii="Calibri" w:hAnsi="Calibri" w:eastAsia="Calibri" w:cs="Calibri"/>
+          <w:noProof w:val="0"/>
+          <w:sz w:val="24"/>
+          <w:szCs w:val="24"/>
+          <w:lang w:val="de-DE"/>
+        </w:rPr>
+      </w:pPr>
+      <w:r>
+        <w:rPr>
+          <w:rFonts w:ascii="Calibri" w:hAnsi="Calibri" w:eastAsia="Calibri" w:cs="Calibri"/>
+          <w:noProof w:val="0"/>
+          <w:sz w:val="24"/>
+          <w:szCs w:val="24"/>
+          <w:lang w:val="de-DE"/>
+        </w:rPr>
+        <w:t>Kontrol i Windows Update på klienten På klientmaskinen blev Windows Update åbnet. Her blev det kontrolleret, at maskinen havde opdateringer, og at Windows viste, at enheden var opdateret. I Update History / Opdateringsoversigt blev tidligere installerede opdateringer vist. Der kunne blandt andet ses sikkerhedsopdateringer og .NET Framework-opdateringer med status som installeret.</w:t>
+      </w:r>
+    </w:p>
+    <w:p>
+      <w:pPr>
+        <w:pStyle w:val="Normal"/>
+        <w:spacing w:before="0" w:beforeAutospacing="off" w:after="0" w:afterAutospacing="off"/>
+        <w:rPr>
+          <w:rFonts w:ascii="Calibri" w:hAnsi="Calibri" w:eastAsia="Calibri" w:cs="Calibri"/>
+          <w:noProof w:val="0"/>
+          <w:sz w:val="24"/>
+          <w:szCs w:val="24"/>
+          <w:lang w:val="de-DE"/>
+        </w:rPr>
+      </w:pPr>
+      <w:r>
+        <w:rPr>
+          <w:rFonts w:ascii="Calibri" w:hAnsi="Calibri" w:eastAsia="Calibri" w:cs="Calibri"/>
+          <w:noProof w:val="0"/>
+          <w:sz w:val="24"/>
+          <w:szCs w:val="24"/>
+          <w:lang w:val="de-DE"/>
+        </w:rPr>
+        <w:t>Kontrol i Event Viewer For at dokumentere kommunikationen mellem klienten og Windows Update blev Event Viewer åbnet på klienten. Loggen: • Applications and Services Logs → Microsoft → Windows → WindowsUpdateClient → Operational blev kontrolleret. Der blev fundet WindowsUpdateClient-hændelser, blandt andet Event ID 41. En af hændelserne viste teksten “Der blev hentet en opdatering.” og kilden “WindowsUpdateClient”. Dette er et relevant bevis på, at Windows Update-klienten har kommunikeret med opdateringstjenesten og hentet en opdatering.</w:t>
+      </w:r>
+    </w:p>
+    <w:p>
+      <w:pPr>
+        <w:pStyle w:val="Normal"/>
+        <w:spacing w:before="0" w:beforeAutospacing="off" w:after="0" w:afterAutospacing="off"/>
+        <w:rPr>
+          <w:rFonts w:ascii="Calibri" w:hAnsi="Calibri" w:eastAsia="Calibri" w:cs="Calibri"/>
+          <w:noProof w:val="0"/>
+          <w:sz w:val="24"/>
+          <w:szCs w:val="24"/>
+          <w:lang w:val="de-DE"/>
+        </w:rPr>
+      </w:pPr>
+      <w:r>
+        <w:rPr>
+          <w:rFonts w:ascii="Calibri" w:hAnsi="Calibri" w:eastAsia="Calibri" w:cs="Calibri"/>
+          <w:noProof w:val="0"/>
+          <w:sz w:val="24"/>
+          <w:szCs w:val="24"/>
+          <w:lang w:val="de-DE"/>
+        </w:rPr>
+        <w:t>Kontrol i WSUS på serveren Til sidst blev WSUS-konsollen på serveren åbnet under: • Computers → All Computers → Unassigned Computers Klienten blev vist som: client-01.novatech.local WSUS viste klientens IP-adresse, Windows-version samt status for opdateringer. Klienten havde blandt andet værdier for installerede/ikke relevante opdateringer og opdateringer uden status. Dette dokumenterer, at klienten er registreret hos WSUS og kan ses fra WSUS-serverens administrationskonsol.</w:t>
+      </w:r>
+    </w:p>
+    <w:p>
+      <w:pPr>
+        <w:pStyle w:val="Normal"/>
+        <w:spacing w:before="0" w:beforeAutospacing="off" w:after="0" w:afterAutospacing="off"/>
+        <w:rPr>
+          <w:rFonts w:ascii="Calibri" w:hAnsi="Calibri" w:eastAsia="Calibri" w:cs="Calibri"/>
+          <w:noProof w:val="0"/>
+          <w:sz w:val="24"/>
+          <w:szCs w:val="24"/>
+          <w:lang w:val="de-DE"/>
+        </w:rPr>
+      </w:pPr>
+      <w:r>
+        <w:rPr>
+          <w:rFonts w:ascii="Calibri" w:hAnsi="Calibri" w:eastAsia="Calibri" w:cs="Calibri"/>
+          <w:noProof w:val="0"/>
+          <w:sz w:val="24"/>
+          <w:szCs w:val="24"/>
+          <w:lang w:val="de-DE"/>
+        </w:rPr>
+        <w:t xml:space="preserve">Dokumentation / screenshots • Group Policy: “Specify intranet Microsoft update service location” sat til Enabled. • Klientens Registry: WUServer = </w:t>
+      </w:r>
+      <w:hyperlink r:id="R9e0817f8abb14a48">
+        <w:r>
+          <w:rPr>
+            <w:rStyle w:val="Hyperlink"/>
+            <w:noProof w:val="0"/>
+            <w:sz w:val="24"/>
+            <w:szCs w:val="24"/>
+            <w:lang w:val="de-DE"/>
+          </w:rPr>
+          <w:t>http://SRV01:8530</w:t>
+        </w:r>
+      </w:hyperlink>
+      <w:r>
+        <w:rPr>
+          <w:rFonts w:ascii="Calibri" w:hAnsi="Calibri" w:eastAsia="Calibri" w:cs="Calibri"/>
+          <w:noProof w:val="0"/>
+          <w:sz w:val="24"/>
+          <w:szCs w:val="24"/>
+          <w:lang w:val="de-DE"/>
+        </w:rPr>
+        <w:t>. • Klientens Registry: UseWUServer = 0x1. • Windows Update på klienten med status “Your device is up to date”. • Windows Update → Update History med installerede opdateringer. • Event Viewer → WindowsUpdateClient/Operational med relevante hændelser. • WSUS → Computers → All Computers / Unassigned Computers, hvor client-01.novatech.local vises.</w:t>
+      </w:r>
+    </w:p>
+    <w:p>
+      <w:pPr>
+        <w:pStyle w:val="Normal"/>
+        <w:spacing w:before="0" w:beforeAutospacing="off" w:after="0" w:afterAutospacing="off"/>
+        <w:rPr>
+          <w:rFonts w:ascii="Calibri" w:hAnsi="Calibri" w:eastAsia="Calibri" w:cs="Calibri"/>
+          <w:noProof w:val="0"/>
+          <w:sz w:val="24"/>
+          <w:szCs w:val="24"/>
+          <w:lang w:val="de-DE"/>
+        </w:rPr>
+      </w:pPr>
+      <w:r>
+        <w:rPr>
+          <w:rFonts w:ascii="Calibri" w:hAnsi="Calibri" w:eastAsia="Calibri" w:cs="Calibri"/>
+          <w:noProof w:val="0"/>
+          <w:sz w:val="24"/>
+          <w:szCs w:val="24"/>
+          <w:lang w:val="de-DE"/>
+        </w:rPr>
+        <w:t>Resultat Konfigurationen blev verificeret fra flere sider: Group Policy angav WSUS-serveren, klientens Registry viste WUServer-adressen, Windows Update registrerede og installerede opdateringer, Event Viewer viste WindowsUpdateClient-hændelser, og klienten blev til sidst vist i WSUS-konsollen på serveren. På den baggrund kan det dokumenteres, at klienten er konfigureret til at bruge den interne WSUS-server og at WSUS kan registrere klienten og håndtere dens opdateringsstatus.</w:t>
+      </w:r>
+    </w:p>
+    <w:p>
+      <w:pPr>
+        <w:pStyle w:val="Normal"/>
+        <w:spacing w:before="0" w:beforeAutospacing="off" w:after="0" w:afterAutospacing="off"/>
+        <w:rPr>
+          <w:rFonts w:ascii="Calibri" w:hAnsi="Calibri" w:eastAsia="Calibri" w:cs="Calibri"/>
+          <w:noProof w:val="0"/>
+          <w:sz w:val="24"/>
+          <w:szCs w:val="24"/>
+          <w:lang w:val="de-DE"/>
+        </w:rPr>
+      </w:pPr>
+      <w:r>
+        <w:rPr>
+          <w:rFonts w:ascii="Calibri" w:hAnsi="Calibri" w:eastAsia="Calibri" w:cs="Calibri"/>
+          <w:noProof w:val="0"/>
+          <w:sz w:val="24"/>
+          <w:szCs w:val="24"/>
+          <w:lang w:val="de-DE"/>
+        </w:rPr>
+        <w:t>Bemærkning om serverens Windows Update Det centrale i opgaven er klienternes opdatering via WSUS. Den dokumentation, der blev lavet, viser derfor især WSUS-konfigurationen, Group Policy og klientens forbindelse til WSUS. WSUS-konsollen på serveren er den relevante administrationsdel for klientopdateringerne.</w:t>
+      </w:r>
+    </w:p>
+    <w:p>
+      <w:pPr>
+        <w:pStyle w:val="Normal"/>
+        <w:rPr>
+          <w:noProof w:val="0"/>
+          <w:sz w:val="24"/>
+          <w:szCs w:val="24"/>
           <w:lang w:val="de-DE"/>
         </w:rPr>
       </w:pPr>
@@ -13579,6 +14305,91 @@
 
 <file path=word/numbering.xml><?xml version="1.0" encoding="utf-8"?>
 <w:numbering xmlns:wpc="http://schemas.microsoft.com/office/word/2010/wordprocessingCanvas" xmlns:mo="http://schemas.microsoft.com/office/mac/office/2008/main" xmlns:mc="http://schemas.openxmlformats.org/markup-compatibility/2006" xmlns:mv="urn:schemas-microsoft-com:mac:vml" xmlns:o="urn:schemas-microsoft-com:office:office" xmlns:r="http://schemas.openxmlformats.org/officeDocument/2006/relationships" xmlns:m="http://schemas.openxmlformats.org/officeDocument/2006/math" xmlns:v="urn:schemas-microsoft-com:vml" xmlns:wp14="http://schemas.microsoft.com/office/word/2010/wordprocessingDrawing" xmlns:wp="http://schemas.openxmlformats.org/drawingml/2006/wordprocessingDrawing" xmlns:w10="urn:schemas-microsoft-com:office:word" xmlns:w="http://schemas.openxmlformats.org/wordprocessingml/2006/main" xmlns:w14="http://schemas.microsoft.com/office/word/2010/wordml" xmlns:wpg="http://schemas.microsoft.com/office/word/2010/wordprocessingGroup" xmlns:wpi="http://schemas.microsoft.com/office/word/2010/wordprocessingInk" xmlns:wne="http://schemas.microsoft.com/office/word/2006/wordml" xmlns:wps="http://schemas.microsoft.com/office/word/2010/wordprocessingShape" mc:Ignorable="w14 wp14">
+  <w:abstractNum xmlns:w="http://schemas.openxmlformats.org/wordprocessingml/2006/main" w:abstractNumId="12">
+    <w:nsid w:val="32d2d329"/>
+    <w:multiLevelType xmlns:w="http://schemas.openxmlformats.org/wordprocessingml/2006/main" w:val="hybridMultilevel"/>
+    <w:lvl xmlns:w="http://schemas.openxmlformats.org/wordprocessingml/2006/main" w:ilvl="0">
+      <w:start w:val="1"/>
+      <w:numFmt w:val="decimal"/>
+      <w:lvlText w:val="%1."/>
+      <w:lvlJc w:val="left"/>
+      <w:pPr>
+        <w:ind w:left="720" w:hanging="360"/>
+      </w:pPr>
+    </w:lvl>
+    <w:lvl xmlns:w="http://schemas.openxmlformats.org/wordprocessingml/2006/main" w:ilvl="1">
+      <w:start w:val="1"/>
+      <w:numFmt w:val="lowerLetter"/>
+      <w:lvlText w:val="%2."/>
+      <w:lvlJc w:val="left"/>
+      <w:pPr>
+        <w:ind w:left="1440" w:hanging="360"/>
+      </w:pPr>
+    </w:lvl>
+    <w:lvl xmlns:w="http://schemas.openxmlformats.org/wordprocessingml/2006/main" w:ilvl="2">
+      <w:start w:val="1"/>
+      <w:numFmt w:val="lowerRoman"/>
+      <w:lvlText w:val="%3."/>
+      <w:lvlJc w:val="right"/>
+      <w:pPr>
+        <w:ind w:left="2160" w:hanging="180"/>
+      </w:pPr>
+    </w:lvl>
+    <w:lvl xmlns:w="http://schemas.openxmlformats.org/wordprocessingml/2006/main" w:ilvl="3">
+      <w:start w:val="1"/>
+      <w:numFmt w:val="decimal"/>
+      <w:lvlText w:val="%4."/>
+      <w:lvlJc w:val="left"/>
+      <w:pPr>
+        <w:ind w:left="2880" w:hanging="360"/>
+      </w:pPr>
+    </w:lvl>
+    <w:lvl xmlns:w="http://schemas.openxmlformats.org/wordprocessingml/2006/main" w:ilvl="4">
+      <w:start w:val="1"/>
+      <w:numFmt w:val="lowerLetter"/>
+      <w:lvlText w:val="%5."/>
+      <w:lvlJc w:val="left"/>
+      <w:pPr>
+        <w:ind w:left="3600" w:hanging="360"/>
+      </w:pPr>
+    </w:lvl>
+    <w:lvl xmlns:w="http://schemas.openxmlformats.org/wordprocessingml/2006/main" w:ilvl="5">
+      <w:start w:val="1"/>
+      <w:numFmt w:val="lowerRoman"/>
+      <w:lvlText w:val="%6."/>
+      <w:lvlJc w:val="right"/>
+      <w:pPr>
+        <w:ind w:left="4320" w:hanging="180"/>
+      </w:pPr>
+    </w:lvl>
+    <w:lvl xmlns:w="http://schemas.openxmlformats.org/wordprocessingml/2006/main" w:ilvl="6">
+      <w:start w:val="1"/>
+      <w:numFmt w:val="decimal"/>
+      <w:lvlText w:val="%7."/>
+      <w:lvlJc w:val="left"/>
+      <w:pPr>
+        <w:ind w:left="5040" w:hanging="360"/>
+      </w:pPr>
+    </w:lvl>
+    <w:lvl xmlns:w="http://schemas.openxmlformats.org/wordprocessingml/2006/main" w:ilvl="7">
+      <w:start w:val="1"/>
+      <w:numFmt w:val="lowerLetter"/>
+      <w:lvlText w:val="%8."/>
+      <w:lvlJc w:val="left"/>
+      <w:pPr>
+        <w:ind w:left="5760" w:hanging="360"/>
+      </w:pPr>
+    </w:lvl>
+    <w:lvl xmlns:w="http://schemas.openxmlformats.org/wordprocessingml/2006/main" w:ilvl="8">
+      <w:start w:val="1"/>
+      <w:numFmt w:val="lowerRoman"/>
+      <w:lvlText w:val="%9."/>
+      <w:lvlJc w:val="right"/>
+      <w:pPr>
+        <w:ind w:left="6480" w:hanging="180"/>
+      </w:pPr>
+    </w:lvl>
+  </w:abstractNum>
   <w:abstractNum xmlns:w="http://schemas.openxmlformats.org/wordprocessingml/2006/main" w:abstractNumId="11">
     <w:nsid w:val="1df7891c"/>
     <w:multiLevelType xmlns:w="http://schemas.openxmlformats.org/wordprocessingml/2006/main" w:val="hybridMultilevel"/>
@@ -14086,6 +14897,9 @@
       </w:rPr>
     </w:lvl>
   </w:abstractNum>
+  <w:num w:numId="13">
+    <w:abstractNumId w:val="12"/>
+  </w:num>
   <w:num w:numId="12">
     <w:abstractNumId w:val="11"/>
   </w:num>

--- a/Documentation/rapport.docx
+++ b/Documentation/rapport.docx
@@ -6736,7 +6736,7 @@
         </w:rPr>
         <w:t xml:space="preserve">SMB-adgang blev testet via </w:t>
       </w:r>
-      <w:hyperlink r:id="R5453d1e14a6d4637">
+      <w:hyperlink r:id="R9668272be9614d72">
         <w:r>
           <w:rPr>
             <w:rStyle w:val="Hyperlink"/>
@@ -6756,7 +6756,7 @@
         </w:rPr>
         <w:t xml:space="preserve"> og </w:t>
       </w:r>
-      <w:hyperlink r:id="R9092a9f23e324867">
+      <w:hyperlink r:id="R44f57a2411964573">
         <w:r>
           <w:rPr>
             <w:rStyle w:val="Hyperlink"/>
@@ -7301,110 +7301,17 @@
         <w:t>På klienten blev Group Policy opdateret med kommandoen gpupdate /force. Herefter blev den konfigurerede skrivebordsbaggrund anvendt på klientens skrivebord.</w:t>
       </w:r>
     </w:p>
-    <w:p xmlns:wp14="http://schemas.microsoft.com/office/word/2010/wordml" wp14:textId="778AB5DC">
-      <w:pPr>
+    <w:p xmlns:wp14="http://schemas.microsoft.com/office/word/2010/wordml" wp14:textId="68B3D247">
+      <w:pPr>
+        <w:pStyle w:val="Normal"/>
         <w:shd w:val="clear" w:color="auto" w:fill="FFFFFF" w:themeFill="background1"/>
         <w:spacing w:before="0" w:beforeAutospacing="off" w:after="200" w:afterAutospacing="off"/>
         <w:rPr>
-          <w:rFonts w:ascii="Calibri" w:hAnsi="Calibri" w:eastAsia="Calibri" w:cs="Calibri" w:asciiTheme="majorAscii" w:hAnsiTheme="majorAscii" w:eastAsiaTheme="majorAscii" w:cstheme="majorAscii"/>
-          <w:b w:val="0"/>
-          <w:bCs w:val="0"/>
-          <w:i w:val="0"/>
-          <w:iCs w:val="0"/>
-          <w:caps w:val="0"/>
-          <w:smallCaps w:val="0"/>
-          <w:noProof w:val="0"/>
-          <w:color w:val="000000" w:themeColor="text1" w:themeTint="FF" w:themeShade="FF"/>
-          <w:sz w:val="22"/>
-          <w:szCs w:val="22"/>
-          <w:lang w:val="en-US"/>
-        </w:rPr>
-      </w:pPr>
-    </w:p>
-    <w:p xmlns:wp14="http://schemas.microsoft.com/office/word/2010/wordml" wp14:textId="24F7C0DF">
-      <w:pPr>
-        <w:rPr>
           <w:b w:val="0"/>
           <w:bCs w:val="0"/>
           <w:u w:val="none"/>
         </w:rPr>
       </w:pPr>
-      <w:r>
-        <w:br/>
-      </w:r>
-    </w:p>
-    <w:p xmlns:wp14="http://schemas.microsoft.com/office/word/2010/wordml" wp14:textId="77777777">
-      <w:pPr>
-        <w:pStyle w:val="Heading2"/>
-        <w:rPr>
-          <w:b w:val="0"/>
-          <w:bCs w:val="0"/>
-          <w:u w:val="none"/>
-        </w:rPr>
-      </w:pPr>
-      <w:r>
-        <w:rPr>
-          <w:b w:val="0"/>
-          <w:bCs w:val="0"/>
-          <w:u w:val="none"/>
-        </w:rPr>
-        <w:t>5.4 Firewall</w:t>
-      </w:r>
-    </w:p>
-    <w:p xmlns:wp14="http://schemas.microsoft.com/office/word/2010/wordml" wp14:textId="77777777">
-      <w:pPr>
-        <w:rPr>
-          <w:b w:val="0"/>
-          <w:bCs w:val="0"/>
-          <w:u w:val="none"/>
-        </w:rPr>
-      </w:pPr>
-      <w:r>
-        <w:rPr>
-          <w:b w:val="0"/>
-          <w:bCs w:val="0"/>
-          <w:u w:val="none"/>
-        </w:rPr>
-        <w:t>Skriv indhold her...</w:t>
-      </w:r>
-      <w:r>
-        <w:br/>
-      </w:r>
-    </w:p>
-    <w:p xmlns:wp14="http://schemas.microsoft.com/office/word/2010/wordml" wp14:textId="77777777">
-      <w:pPr>
-        <w:pStyle w:val="Heading2"/>
-        <w:rPr>
-          <w:b w:val="0"/>
-          <w:bCs w:val="0"/>
-          <w:u w:val="none"/>
-        </w:rPr>
-      </w:pPr>
-      <w:r>
-        <w:rPr>
-          <w:b w:val="0"/>
-          <w:bCs w:val="0"/>
-          <w:u w:val="none"/>
-        </w:rPr>
-        <w:t>5.5 Adgangskontrol</w:t>
-      </w:r>
-    </w:p>
-    <w:p xmlns:wp14="http://schemas.microsoft.com/office/word/2010/wordml" wp14:textId="77777777">
-      <w:pPr>
-        <w:rPr>
-          <w:b w:val="0"/>
-          <w:bCs w:val="0"/>
-          <w:u w:val="none"/>
-        </w:rPr>
-      </w:pPr>
-      <w:r>
-        <w:rPr>
-          <w:b w:val="0"/>
-          <w:bCs w:val="0"/>
-          <w:u w:val="none"/>
-        </w:rPr>
-        <w:t>Skriv indhold her...</w:t>
-      </w:r>
       <w:r>
         <w:br/>
       </w:r>
@@ -7726,7 +7633,7 @@
         <w:t>Bemærkning</w:t>
       </w:r>
     </w:p>
-    <w:p xmlns:wp14="http://schemas.microsoft.com/office/word/2010/wordml" wp14:textId="3F27F013">
+    <w:p xmlns:wp14="http://schemas.microsoft.com/office/word/2010/wordml" wp14:textId="4ADECEE5">
       <w:pPr>
         <w:pStyle w:val="Normal"/>
       </w:pPr>
@@ -7735,9 +7642,76 @@
         <w:t>Scriptet blev justeret flere gange under implementeringen. Ændringerne var en del af fejlfindingen og testfasen, indtil kopieringen fungerede korrekt for brugerne.</w:t>
       </w:r>
     </w:p>
-    <w:p xmlns:wp14="http://schemas.microsoft.com/office/word/2010/wordml" wp14:textId="7CB70CE1">
+    <w:p xmlns:wp14="http://schemas.microsoft.com/office/word/2010/wordml" wp14:textId="43C3478B">
       <w:pPr/>
     </w:p>
+    <w:p>
+      <w:pPr>
+        <w:pStyle w:val="ListParagraph"/>
+        <w:numPr>
+          <w:ilvl w:val="0"/>
+          <w:numId w:val="15"/>
+        </w:numPr>
+        <w:spacing w:before="0" w:beforeAutospacing="off" w:after="0" w:afterAutospacing="off"/>
+        <w:rPr>
+          <w:rFonts w:ascii="Calibri" w:hAnsi="Calibri" w:eastAsia="Calibri" w:cs="Calibri"/>
+          <w:noProof w:val="0"/>
+          <w:sz w:val="22"/>
+          <w:szCs w:val="22"/>
+          <w:lang w:val="en-US"/>
+        </w:rPr>
+      </w:pPr>
+      <w:r>
+        <w:rPr>
+          <w:rStyle w:val="Heading2Char"/>
+          <w:noProof w:val="0"/>
+          <w:lang w:val="en-US"/>
+        </w:rPr>
+        <w:t xml:space="preserve">Automatisk backup med Windows Task Scheduler </w:t>
+      </w:r>
+    </w:p>
+    <w:p>
+      <w:pPr>
+        <w:pStyle w:val="Normal"/>
+        <w:spacing w:before="0" w:beforeAutospacing="off" w:after="0" w:afterAutospacing="off"/>
+        <w:rPr>
+          <w:rFonts w:ascii="Calibri" w:hAnsi="Calibri" w:eastAsia="Calibri" w:cs="Calibri"/>
+          <w:noProof w:val="0"/>
+          <w:sz w:val="22"/>
+          <w:szCs w:val="22"/>
+          <w:lang w:val="en-US"/>
+        </w:rPr>
+      </w:pPr>
+      <w:r>
+        <w:rPr>
+          <w:rFonts w:ascii="Calibri" w:hAnsi="Calibri" w:eastAsia="Calibri" w:cs="Calibri"/>
+          <w:noProof w:val="0"/>
+          <w:sz w:val="22"/>
+          <w:szCs w:val="22"/>
+          <w:lang w:val="en-US"/>
+        </w:rPr>
+        <w:t>Backup blev løst med et almindeligt Windows batch-script (.bat) og Windows Task Scheduler. Der blev ikke anvendt en separat backup-software. Batch-scriptet kan køres manuelt og udfører kopieringen af brugerdata til backupplaceringen.</w:t>
+      </w:r>
+    </w:p>
+    <w:p>
+      <w:pPr>
+        <w:spacing w:before="240" w:beforeAutospacing="off" w:after="240" w:afterAutospacing="off"/>
+      </w:pPr>
+      <w:r>
+        <w:rPr>
+          <w:rFonts w:ascii="Calibri" w:hAnsi="Calibri" w:eastAsia="Calibri" w:cs="Calibri"/>
+          <w:noProof w:val="0"/>
+          <w:sz w:val="22"/>
+          <w:szCs w:val="22"/>
+          <w:lang w:val="en-US"/>
+        </w:rPr>
+        <w:t>2.1 Backup-script Batch-filen blev placeret på serverens SYSVOL/scripts-placering, så den kan tilgås fra klientmiljøet. Scriptet bruger robocopy til at kopiere brugernes personlige mapper til backupområdet. Eksempel på den anvendte backupkommando: robocopy "D:\Shares\Users" "D:\Backup\Users" /E /XO /R:2 /W:2 /NP 2.2 Oprettelse af den planlagte opgave 6. Åbn Windows Task Scheduler (Opgavestyring). 7. Opret en ny opgave og kald den daily-backup. 8. Under Actions/Handlinger vælges batch-filen som program/script, der skal køres. 9. Under Triggers/Udløsere vælges en daglig kørsel. 10. Angiv det ønskede starttidspunkt. 11. Kontrollér, at opgaven er Enabled/Aktiveret. 12. Gem opgaven. 2.3 Kontrol og test • Kør først batch-filen manuelt for at kontrollere, at backup-scriptet fungerer. • Åbn Task Scheduler og find daily-backup. • Kontrollér fanen Triggers/Udløsere for det planlagte tidspunkt. • Kontrollér fanen Actions/Handlinger for at sikre, at den korrekte .bat-fil bliver kørt. • Kontrollér resultatet af den seneste kørsel. • Kontrollér backupmappen for at se, om brugerdata er blevet kopieret. 3. Resultat Løsningen består dermed af en Ubuntu-installation i dual-boot samt en automatisk Windows-baseret backup. Backup udføres af en .bat-fil, og Windows Task Scheduler starter filen automatisk efter den valgte tidsplan.</w:t>
+      </w:r>
+    </w:p>
+    <w:p/>
+    <w:p/>
+    <w:p/>
+    <w:p/>
     <w:p xmlns:wp14="http://schemas.microsoft.com/office/word/2010/wordml" wp14:textId="77777777">
       <w:pPr>
         <w:pStyle w:val="Heading2"/>
@@ -10119,7 +10093,7 @@
         </w:rPr>
         <w:t xml:space="preserve">Group Policy – WSUS-server I Group Policy Management Editor blev politikken: • Computer Configuration → Administrative Templates → Windows Components → Windows Update åbnet. Indstillingen “Specify intranet Microsoft update service location” blev sat til Enabled. WSUS-serveren blev angivet som: </w:t>
       </w:r>
-      <w:hyperlink r:id="R244847c668ba4f20">
+      <w:hyperlink r:id="Rfd0a846664d44231">
         <w:r>
           <w:rPr>
             <w:rStyle w:val="Hyperlink"/>
@@ -10164,7 +10138,7 @@
         </w:rPr>
         <w:t xml:space="preserve">Kontrol af Group Policy på klienten På klientmaskinen blev Group Policy anvendt, og registreringsdatabasen blev kontrolleret for at bekræfte, at WSUS-konfigurationen var kommet ned på klienten. Følgende kommando blev brugt: reg query "HKLM\Software\Policies\Microsoft\Windows\WindowsUpdate" /v WUServer Resultatet viste: WUServer REG_SZ </w:t>
       </w:r>
-      <w:hyperlink r:id="R305c980d4cd4440d">
+      <w:hyperlink r:id="R6a6af484e2794005">
         <w:r>
           <w:rPr>
             <w:rStyle w:val="Hyperlink"/>
@@ -10324,7 +10298,7 @@
         </w:rPr>
         <w:t xml:space="preserve">Dokumentation / screenshots • Group Policy: “Specify intranet Microsoft update service location” sat til Enabled. • Klientens Registry: WUServer = </w:t>
       </w:r>
-      <w:hyperlink r:id="R9e0817f8abb14a48">
+      <w:hyperlink r:id="R72fbd26bd1814e5f">
         <w:r>
           <w:rPr>
             <w:rStyle w:val="Hyperlink"/>
@@ -10403,6 +10377,195 @@
           <w:lang w:val="de-DE"/>
         </w:rPr>
       </w:pPr>
+    </w:p>
+    <w:p>
+      <w:pPr>
+        <w:pStyle w:val="Heading1"/>
+        <w:spacing w:before="480" w:beforeAutospacing="off" w:after="0" w:afterAutospacing="off" w:line="276" w:lineRule="auto"/>
+      </w:pPr>
+      <w:r>
+        <w:rPr>
+          <w:rFonts w:ascii="Calibri" w:hAnsi="Calibri" w:eastAsia="Calibri" w:cs="Calibri"/>
+          <w:b w:val="1"/>
+          <w:bCs w:val="1"/>
+          <w:noProof w:val="0"/>
+          <w:color w:val="365F91" w:themeColor="accent1" w:themeTint="FF" w:themeShade="BF"/>
+          <w:sz w:val="28"/>
+          <w:szCs w:val="28"/>
+          <w:lang w:val="en-US"/>
+        </w:rPr>
+        <w:t>1. Installation af Ubuntu</w:t>
+      </w:r>
+    </w:p>
+    <w:p>
+      <w:pPr>
+        <w:spacing w:before="0" w:beforeAutospacing="off" w:after="200" w:afterAutospacing="off" w:line="276" w:lineRule="auto"/>
+      </w:pPr>
+      <w:r>
+        <w:rPr>
+          <w:rFonts w:ascii="Arial" w:hAnsi="Arial" w:eastAsia="Arial" w:cs="Arial"/>
+          <w:noProof w:val="0"/>
+          <w:sz w:val="21"/>
+          <w:szCs w:val="21"/>
+          <w:lang w:val="en-US"/>
+        </w:rPr>
+        <w:t>Ubuntu Desktop blev installeret på klient-PC'en som en del af en dual-boot-løsning sammen med Windows. Formålet var at have Ubuntu tilgængelig på klientmaskinen samtidig med det eksisterende Windows-system.</w:t>
+      </w:r>
+    </w:p>
+    <w:p>
+      <w:pPr>
+        <w:pStyle w:val="ListParagraph"/>
+        <w:numPr>
+          <w:ilvl w:val="0"/>
+          <w:numId w:val="14"/>
+        </w:numPr>
+        <w:spacing w:before="0" w:beforeAutospacing="off" w:after="0" w:afterAutospacing="off" w:line="276" w:lineRule="auto"/>
+        <w:ind w:left="360" w:right="0" w:hanging="360"/>
+        <w:rPr>
+          <w:rFonts w:ascii="Arial" w:hAnsi="Arial" w:eastAsia="Arial" w:cs="Arial"/>
+          <w:noProof w:val="0"/>
+          <w:sz w:val="21"/>
+          <w:szCs w:val="21"/>
+          <w:lang w:val="en-US"/>
+        </w:rPr>
+      </w:pPr>
+      <w:r>
+        <w:rPr>
+          <w:rFonts w:ascii="Arial" w:hAnsi="Arial" w:eastAsia="Arial" w:cs="Arial"/>
+          <w:noProof w:val="0"/>
+          <w:sz w:val="21"/>
+          <w:szCs w:val="21"/>
+          <w:lang w:val="en-US"/>
+        </w:rPr>
+        <w:t>Start klient-PC'en fra Ubuntu-installationsmediet.</w:t>
+      </w:r>
+    </w:p>
+    <w:p>
+      <w:pPr>
+        <w:pStyle w:val="ListParagraph"/>
+        <w:numPr>
+          <w:ilvl w:val="0"/>
+          <w:numId w:val="14"/>
+        </w:numPr>
+        <w:spacing w:before="0" w:beforeAutospacing="off" w:after="0" w:afterAutospacing="off" w:line="276" w:lineRule="auto"/>
+        <w:ind w:left="360" w:right="0" w:hanging="360"/>
+        <w:rPr>
+          <w:rFonts w:ascii="Arial" w:hAnsi="Arial" w:eastAsia="Arial" w:cs="Arial"/>
+          <w:noProof w:val="0"/>
+          <w:sz w:val="21"/>
+          <w:szCs w:val="21"/>
+          <w:lang w:val="en-US"/>
+        </w:rPr>
+      </w:pPr>
+      <w:r>
+        <w:rPr>
+          <w:rFonts w:ascii="Arial" w:hAnsi="Arial" w:eastAsia="Arial" w:cs="Arial"/>
+          <w:noProof w:val="0"/>
+          <w:sz w:val="21"/>
+          <w:szCs w:val="21"/>
+          <w:lang w:val="en-US"/>
+        </w:rPr>
+        <w:t>Start installationen af Ubuntu Desktop.</w:t>
+      </w:r>
+    </w:p>
+    <w:p>
+      <w:pPr>
+        <w:pStyle w:val="ListParagraph"/>
+        <w:numPr>
+          <w:ilvl w:val="0"/>
+          <w:numId w:val="14"/>
+        </w:numPr>
+        <w:spacing w:before="0" w:beforeAutospacing="off" w:after="0" w:afterAutospacing="off" w:line="276" w:lineRule="auto"/>
+        <w:ind w:left="360" w:right="0" w:hanging="360"/>
+        <w:rPr>
+          <w:rFonts w:ascii="Arial" w:hAnsi="Arial" w:eastAsia="Arial" w:cs="Arial"/>
+          <w:noProof w:val="0"/>
+          <w:sz w:val="21"/>
+          <w:szCs w:val="21"/>
+          <w:lang w:val="en-US"/>
+        </w:rPr>
+      </w:pPr>
+      <w:r>
+        <w:rPr>
+          <w:rFonts w:ascii="Arial" w:hAnsi="Arial" w:eastAsia="Arial" w:cs="Arial"/>
+          <w:noProof w:val="0"/>
+          <w:sz w:val="21"/>
+          <w:szCs w:val="21"/>
+          <w:lang w:val="en-US"/>
+        </w:rPr>
+        <w:t>Vælg installation sammen med Windows, så systemerne kan anvendes som dual-boot.</w:t>
+      </w:r>
+    </w:p>
+    <w:p>
+      <w:pPr>
+        <w:pStyle w:val="ListParagraph"/>
+        <w:numPr>
+          <w:ilvl w:val="0"/>
+          <w:numId w:val="14"/>
+        </w:numPr>
+        <w:spacing w:before="0" w:beforeAutospacing="off" w:after="0" w:afterAutospacing="off" w:line="276" w:lineRule="auto"/>
+        <w:ind w:left="360" w:right="0" w:hanging="360"/>
+        <w:rPr>
+          <w:rFonts w:ascii="Arial" w:hAnsi="Arial" w:eastAsia="Arial" w:cs="Arial"/>
+          <w:noProof w:val="0"/>
+          <w:sz w:val="21"/>
+          <w:szCs w:val="21"/>
+          <w:lang w:val="en-US"/>
+        </w:rPr>
+      </w:pPr>
+      <w:r>
+        <w:rPr>
+          <w:rFonts w:ascii="Arial" w:hAnsi="Arial" w:eastAsia="Arial" w:cs="Arial"/>
+          <w:noProof w:val="0"/>
+          <w:sz w:val="21"/>
+          <w:szCs w:val="21"/>
+          <w:lang w:val="en-US"/>
+        </w:rPr>
+        <w:t>Gennemfør installationen og genstart PC'en.</w:t>
+      </w:r>
+    </w:p>
+    <w:p>
+      <w:pPr>
+        <w:pStyle w:val="ListParagraph"/>
+        <w:numPr>
+          <w:ilvl w:val="0"/>
+          <w:numId w:val="14"/>
+        </w:numPr>
+        <w:spacing w:before="0" w:beforeAutospacing="off" w:after="0" w:afterAutospacing="off" w:line="276" w:lineRule="auto"/>
+        <w:ind w:left="360" w:right="0" w:hanging="360"/>
+        <w:rPr>
+          <w:rFonts w:ascii="Arial" w:hAnsi="Arial" w:eastAsia="Arial" w:cs="Arial"/>
+          <w:noProof w:val="0"/>
+          <w:sz w:val="21"/>
+          <w:szCs w:val="21"/>
+          <w:lang w:val="en-US"/>
+        </w:rPr>
+      </w:pPr>
+      <w:r>
+        <w:rPr>
+          <w:rFonts w:ascii="Arial" w:hAnsi="Arial" w:eastAsia="Arial" w:cs="Arial"/>
+          <w:noProof w:val="0"/>
+          <w:sz w:val="21"/>
+          <w:szCs w:val="21"/>
+          <w:lang w:val="en-US"/>
+        </w:rPr>
+        <w:t>Kontrollér efter genstart, at Ubuntu kan startes, og at Windows stadig er tilgængeligt.</w:t>
+      </w:r>
+    </w:p>
+    <w:p>
+      <w:pPr>
+        <w:spacing w:before="0" w:beforeAutospacing="off" w:after="200" w:afterAutospacing="off" w:line="276" w:lineRule="auto"/>
+      </w:pPr>
+      <w:r>
+        <w:rPr>
+          <w:rFonts w:ascii="Arial" w:hAnsi="Arial" w:eastAsia="Arial" w:cs="Arial"/>
+          <w:noProof w:val="0"/>
+          <w:sz w:val="21"/>
+          <w:szCs w:val="21"/>
+          <w:lang w:val="en-US"/>
+        </w:rPr>
+        <w:t>De præcise partitionstørrelser og øvrige diskdetaljer er ikke dokumenteret i det tilgængelige materiale og er derfor ikke specificeret her.</w:t>
+      </w:r>
     </w:p>
     <w:p>
       <w:pPr>
@@ -14305,6 +14468,176 @@
 
 <file path=word/numbering.xml><?xml version="1.0" encoding="utf-8"?>
 <w:numbering xmlns:wpc="http://schemas.microsoft.com/office/word/2010/wordprocessingCanvas" xmlns:mo="http://schemas.microsoft.com/office/mac/office/2008/main" xmlns:mc="http://schemas.openxmlformats.org/markup-compatibility/2006" xmlns:mv="urn:schemas-microsoft-com:mac:vml" xmlns:o="urn:schemas-microsoft-com:office:office" xmlns:r="http://schemas.openxmlformats.org/officeDocument/2006/relationships" xmlns:m="http://schemas.openxmlformats.org/officeDocument/2006/math" xmlns:v="urn:schemas-microsoft-com:vml" xmlns:wp14="http://schemas.microsoft.com/office/word/2010/wordprocessingDrawing" xmlns:wp="http://schemas.openxmlformats.org/drawingml/2006/wordprocessingDrawing" xmlns:w10="urn:schemas-microsoft-com:office:word" xmlns:w="http://schemas.openxmlformats.org/wordprocessingml/2006/main" xmlns:w14="http://schemas.microsoft.com/office/word/2010/wordml" xmlns:wpg="http://schemas.microsoft.com/office/word/2010/wordprocessingGroup" xmlns:wpi="http://schemas.microsoft.com/office/word/2010/wordprocessingInk" xmlns:wne="http://schemas.microsoft.com/office/word/2006/wordml" xmlns:wps="http://schemas.microsoft.com/office/word/2010/wordprocessingShape" mc:Ignorable="w14 wp14">
+  <w:abstractNum xmlns:w="http://schemas.openxmlformats.org/wordprocessingml/2006/main" w:abstractNumId="14">
+    <w:nsid w:val="6463d7c1"/>
+    <w:multiLevelType xmlns:w="http://schemas.openxmlformats.org/wordprocessingml/2006/main" w:val="hybridMultilevel"/>
+    <w:lvl xmlns:w="http://schemas.openxmlformats.org/wordprocessingml/2006/main" w:ilvl="0">
+      <w:start w:val="2"/>
+      <w:numFmt w:val="decimal"/>
+      <w:lvlText w:val="%1."/>
+      <w:lvlJc w:val="left"/>
+      <w:pPr>
+        <w:ind w:left="720" w:hanging="360"/>
+      </w:pPr>
+    </w:lvl>
+    <w:lvl xmlns:w="http://schemas.openxmlformats.org/wordprocessingml/2006/main" w:ilvl="1">
+      <w:start w:val="1"/>
+      <w:numFmt w:val="lowerLetter"/>
+      <w:lvlText w:val="%2."/>
+      <w:lvlJc w:val="left"/>
+      <w:pPr>
+        <w:ind w:left="1440" w:hanging="360"/>
+      </w:pPr>
+    </w:lvl>
+    <w:lvl xmlns:w="http://schemas.openxmlformats.org/wordprocessingml/2006/main" w:ilvl="2">
+      <w:start w:val="1"/>
+      <w:numFmt w:val="lowerRoman"/>
+      <w:lvlText w:val="%3."/>
+      <w:lvlJc w:val="right"/>
+      <w:pPr>
+        <w:ind w:left="2160" w:hanging="180"/>
+      </w:pPr>
+    </w:lvl>
+    <w:lvl xmlns:w="http://schemas.openxmlformats.org/wordprocessingml/2006/main" w:ilvl="3">
+      <w:start w:val="1"/>
+      <w:numFmt w:val="decimal"/>
+      <w:lvlText w:val="%4."/>
+      <w:lvlJc w:val="left"/>
+      <w:pPr>
+        <w:ind w:left="2880" w:hanging="360"/>
+      </w:pPr>
+    </w:lvl>
+    <w:lvl xmlns:w="http://schemas.openxmlformats.org/wordprocessingml/2006/main" w:ilvl="4">
+      <w:start w:val="1"/>
+      <w:numFmt w:val="lowerLetter"/>
+      <w:lvlText w:val="%5."/>
+      <w:lvlJc w:val="left"/>
+      <w:pPr>
+        <w:ind w:left="3600" w:hanging="360"/>
+      </w:pPr>
+    </w:lvl>
+    <w:lvl xmlns:w="http://schemas.openxmlformats.org/wordprocessingml/2006/main" w:ilvl="5">
+      <w:start w:val="1"/>
+      <w:numFmt w:val="lowerRoman"/>
+      <w:lvlText w:val="%6."/>
+      <w:lvlJc w:val="right"/>
+      <w:pPr>
+        <w:ind w:left="4320" w:hanging="180"/>
+      </w:pPr>
+    </w:lvl>
+    <w:lvl xmlns:w="http://schemas.openxmlformats.org/wordprocessingml/2006/main" w:ilvl="6">
+      <w:start w:val="1"/>
+      <w:numFmt w:val="decimal"/>
+      <w:lvlText w:val="%7."/>
+      <w:lvlJc w:val="left"/>
+      <w:pPr>
+        <w:ind w:left="5040" w:hanging="360"/>
+      </w:pPr>
+    </w:lvl>
+    <w:lvl xmlns:w="http://schemas.openxmlformats.org/wordprocessingml/2006/main" w:ilvl="7">
+      <w:start w:val="1"/>
+      <w:numFmt w:val="lowerLetter"/>
+      <w:lvlText w:val="%8."/>
+      <w:lvlJc w:val="left"/>
+      <w:pPr>
+        <w:ind w:left="5760" w:hanging="360"/>
+      </w:pPr>
+    </w:lvl>
+    <w:lvl xmlns:w="http://schemas.openxmlformats.org/wordprocessingml/2006/main" w:ilvl="8">
+      <w:start w:val="1"/>
+      <w:numFmt w:val="lowerRoman"/>
+      <w:lvlText w:val="%9."/>
+      <w:lvlJc w:val="right"/>
+      <w:pPr>
+        <w:ind w:left="6480" w:hanging="180"/>
+      </w:pPr>
+    </w:lvl>
+  </w:abstractNum>
+  <w:abstractNum xmlns:w="http://schemas.openxmlformats.org/wordprocessingml/2006/main" w:abstractNumId="13">
+    <w:nsid w:val="381cb556"/>
+    <w:multiLevelType xmlns:w="http://schemas.openxmlformats.org/wordprocessingml/2006/main" w:val="hybridMultilevel"/>
+    <w:lvl xmlns:w="http://schemas.openxmlformats.org/wordprocessingml/2006/main" w:ilvl="0">
+      <w:start w:val="1"/>
+      <w:numFmt w:val="decimal"/>
+      <w:lvlText w:val="%1."/>
+      <w:lvlJc w:val="left"/>
+      <w:pPr>
+        <w:ind w:left="720" w:hanging="360"/>
+      </w:pPr>
+    </w:lvl>
+    <w:lvl xmlns:w="http://schemas.openxmlformats.org/wordprocessingml/2006/main" w:ilvl="1">
+      <w:start w:val="1"/>
+      <w:numFmt w:val="lowerLetter"/>
+      <w:lvlText w:val="%2."/>
+      <w:lvlJc w:val="left"/>
+      <w:pPr>
+        <w:ind w:left="1440" w:hanging="360"/>
+      </w:pPr>
+    </w:lvl>
+    <w:lvl xmlns:w="http://schemas.openxmlformats.org/wordprocessingml/2006/main" w:ilvl="2">
+      <w:start w:val="1"/>
+      <w:numFmt w:val="lowerRoman"/>
+      <w:lvlText w:val="%3."/>
+      <w:lvlJc w:val="right"/>
+      <w:pPr>
+        <w:ind w:left="2160" w:hanging="180"/>
+      </w:pPr>
+    </w:lvl>
+    <w:lvl xmlns:w="http://schemas.openxmlformats.org/wordprocessingml/2006/main" w:ilvl="3">
+      <w:start w:val="1"/>
+      <w:numFmt w:val="decimal"/>
+      <w:lvlText w:val="%4."/>
+      <w:lvlJc w:val="left"/>
+      <w:pPr>
+        <w:ind w:left="2880" w:hanging="360"/>
+      </w:pPr>
+    </w:lvl>
+    <w:lvl xmlns:w="http://schemas.openxmlformats.org/wordprocessingml/2006/main" w:ilvl="4">
+      <w:start w:val="1"/>
+      <w:numFmt w:val="lowerLetter"/>
+      <w:lvlText w:val="%5."/>
+      <w:lvlJc w:val="left"/>
+      <w:pPr>
+        <w:ind w:left="3600" w:hanging="360"/>
+      </w:pPr>
+    </w:lvl>
+    <w:lvl xmlns:w="http://schemas.openxmlformats.org/wordprocessingml/2006/main" w:ilvl="5">
+      <w:start w:val="1"/>
+      <w:numFmt w:val="lowerRoman"/>
+      <w:lvlText w:val="%6."/>
+      <w:lvlJc w:val="right"/>
+      <w:pPr>
+        <w:ind w:left="4320" w:hanging="180"/>
+      </w:pPr>
+    </w:lvl>
+    <w:lvl xmlns:w="http://schemas.openxmlformats.org/wordprocessingml/2006/main" w:ilvl="6">
+      <w:start w:val="1"/>
+      <w:numFmt w:val="decimal"/>
+      <w:lvlText w:val="%7."/>
+      <w:lvlJc w:val="left"/>
+      <w:pPr>
+        <w:ind w:left="5040" w:hanging="360"/>
+      </w:pPr>
+    </w:lvl>
+    <w:lvl xmlns:w="http://schemas.openxmlformats.org/wordprocessingml/2006/main" w:ilvl="7">
+      <w:start w:val="1"/>
+      <w:numFmt w:val="lowerLetter"/>
+      <w:lvlText w:val="%8."/>
+      <w:lvlJc w:val="left"/>
+      <w:pPr>
+        <w:ind w:left="5760" w:hanging="360"/>
+      </w:pPr>
+    </w:lvl>
+    <w:lvl xmlns:w="http://schemas.openxmlformats.org/wordprocessingml/2006/main" w:ilvl="8">
+      <w:start w:val="1"/>
+      <w:numFmt w:val="lowerRoman"/>
+      <w:lvlText w:val="%9."/>
+      <w:lvlJc w:val="right"/>
+      <w:pPr>
+        <w:ind w:left="6480" w:hanging="180"/>
+      </w:pPr>
+    </w:lvl>
+  </w:abstractNum>
   <w:abstractNum xmlns:w="http://schemas.openxmlformats.org/wordprocessingml/2006/main" w:abstractNumId="12">
     <w:nsid w:val="32d2d329"/>
     <w:multiLevelType xmlns:w="http://schemas.openxmlformats.org/wordprocessingml/2006/main" w:val="hybridMultilevel"/>
@@ -14897,6 +15230,12 @@
       </w:rPr>
     </w:lvl>
   </w:abstractNum>
+  <w:num w:numId="15">
+    <w:abstractNumId w:val="14"/>
+  </w:num>
+  <w:num w:numId="14">
+    <w:abstractNumId w:val="13"/>
+  </w:num>
   <w:num w:numId="13">
     <w:abstractNumId w:val="12"/>
   </w:num>

--- a/Documentation/rapport.docx
+++ b/Documentation/rapport.docx
@@ -9918,9 +9918,14 @@
         <w:t>Brugeradgang</w:t>
       </w:r>
     </w:p>
-    <w:p xmlns:wp14="http://schemas.microsoft.com/office/word/2010/wordml" wp14:textId="2651DB55">
-      <w:pPr>
+    <w:p xmlns:wp14="http://schemas.microsoft.com/office/word/2010/wordml" wp14:textId="06EB3C81">
+      <w:pPr>
+        <w:pStyle w:val="Normal"/>
+        <w:suppressLineNumbers w:val="0"/>
+        <w:bidi w:val="0"/>
         <w:spacing w:before="0" w:beforeAutospacing="off" w:after="120" w:afterAutospacing="off" w:line="276" w:lineRule="auto"/>
+        <w:ind w:left="0" w:right="0"/>
+        <w:jc w:val="left"/>
       </w:pPr>
       <w:r>
         <w:rPr>
@@ -9930,7 +9935,177 @@
           <w:szCs w:val="22"/>
           <w:lang w:val="en-US"/>
         </w:rPr>
-        <w:t>I Active Directory Users and Computers blev den relevante bruger åbnet. Under Dial-in blev Network Access Permission sat til Control access through NPS Network Policy.</w:t>
+        <w:t>I Active</w:t>
+      </w:r>
+      <w:r>
+        <w:rPr>
+          <w:rFonts w:ascii="Arial" w:hAnsi="Arial" w:eastAsia="Arial" w:cs="Arial"/>
+          <w:noProof w:val="0"/>
+          <w:sz w:val="22"/>
+          <w:szCs w:val="22"/>
+          <w:lang w:val="en-US"/>
+        </w:rPr>
+        <w:t xml:space="preserve"> Directory Users and Computers </w:t>
+      </w:r>
+      <w:r>
+        <w:rPr>
+          <w:rFonts w:ascii="Arial" w:hAnsi="Arial" w:eastAsia="Arial" w:cs="Arial"/>
+          <w:noProof w:val="0"/>
+          <w:sz w:val="22"/>
+          <w:szCs w:val="22"/>
+          <w:lang w:val="en-US"/>
+        </w:rPr>
+        <w:t>blev</w:t>
+      </w:r>
+      <w:r>
+        <w:rPr>
+          <w:rFonts w:ascii="Arial" w:hAnsi="Arial" w:eastAsia="Arial" w:cs="Arial"/>
+          <w:noProof w:val="0"/>
+          <w:sz w:val="22"/>
+          <w:szCs w:val="22"/>
+          <w:lang w:val="en-US"/>
+        </w:rPr>
+        <w:t xml:space="preserve"> den </w:t>
+      </w:r>
+      <w:r>
+        <w:rPr>
+          <w:rFonts w:ascii="Arial" w:hAnsi="Arial" w:eastAsia="Arial" w:cs="Arial"/>
+          <w:noProof w:val="0"/>
+          <w:sz w:val="22"/>
+          <w:szCs w:val="22"/>
+          <w:lang w:val="en-US"/>
+        </w:rPr>
+        <w:t>relevante</w:t>
+      </w:r>
+      <w:r>
+        <w:rPr>
+          <w:rFonts w:ascii="Arial" w:hAnsi="Arial" w:eastAsia="Arial" w:cs="Arial"/>
+          <w:noProof w:val="0"/>
+          <w:sz w:val="22"/>
+          <w:szCs w:val="22"/>
+          <w:lang w:val="en-US"/>
+        </w:rPr>
+        <w:t xml:space="preserve"> </w:t>
+      </w:r>
+      <w:r>
+        <w:rPr>
+          <w:rFonts w:ascii="Arial" w:hAnsi="Arial" w:eastAsia="Arial" w:cs="Arial"/>
+          <w:noProof w:val="0"/>
+          <w:sz w:val="22"/>
+          <w:szCs w:val="22"/>
+          <w:lang w:val="en-US"/>
+        </w:rPr>
+        <w:t>bruger</w:t>
+      </w:r>
+      <w:r>
+        <w:rPr>
+          <w:rFonts w:ascii="Arial" w:hAnsi="Arial" w:eastAsia="Arial" w:cs="Arial"/>
+          <w:noProof w:val="0"/>
+          <w:sz w:val="22"/>
+          <w:szCs w:val="22"/>
+          <w:lang w:val="en-US"/>
+        </w:rPr>
+        <w:t xml:space="preserve"> </w:t>
+      </w:r>
+      <w:r>
+        <w:rPr>
+          <w:rFonts w:ascii="Arial" w:hAnsi="Arial" w:eastAsia="Arial" w:cs="Arial"/>
+          <w:noProof w:val="0"/>
+          <w:sz w:val="22"/>
+          <w:szCs w:val="22"/>
+          <w:lang w:val="en-US"/>
+        </w:rPr>
+        <w:t>åbnet</w:t>
+      </w:r>
+      <w:r>
+        <w:rPr>
+          <w:rFonts w:ascii="Arial" w:hAnsi="Arial" w:eastAsia="Arial" w:cs="Arial"/>
+          <w:noProof w:val="0"/>
+          <w:sz w:val="22"/>
+          <w:szCs w:val="22"/>
+          <w:lang w:val="en-US"/>
+        </w:rPr>
+        <w:t xml:space="preserve">. Under Dial-in </w:t>
+      </w:r>
+      <w:r>
+        <w:rPr>
+          <w:rFonts w:ascii="Arial" w:hAnsi="Arial" w:eastAsia="Arial" w:cs="Arial"/>
+          <w:noProof w:val="0"/>
+          <w:sz w:val="22"/>
+          <w:szCs w:val="22"/>
+          <w:lang w:val="en-US"/>
+        </w:rPr>
+        <w:t>blev</w:t>
+      </w:r>
+      <w:r>
+        <w:rPr>
+          <w:rFonts w:ascii="Arial" w:hAnsi="Arial" w:eastAsia="Arial" w:cs="Arial"/>
+          <w:noProof w:val="0"/>
+          <w:sz w:val="22"/>
+          <w:szCs w:val="22"/>
+          <w:lang w:val="en-US"/>
+        </w:rPr>
+        <w:t xml:space="preserve"> Network Access </w:t>
+      </w:r>
+      <w:r>
+        <w:rPr>
+          <w:rFonts w:ascii="Arial" w:hAnsi="Arial" w:eastAsia="Arial" w:cs="Arial"/>
+          <w:noProof w:val="0"/>
+          <w:sz w:val="22"/>
+          <w:szCs w:val="22"/>
+          <w:lang w:val="en-US"/>
+        </w:rPr>
+        <w:t>Permission sat</w:t>
+      </w:r>
+      <w:r>
+        <w:rPr>
+          <w:rFonts w:ascii="Arial" w:hAnsi="Arial" w:eastAsia="Arial" w:cs="Arial"/>
+          <w:noProof w:val="0"/>
+          <w:sz w:val="22"/>
+          <w:szCs w:val="22"/>
+          <w:lang w:val="en-US"/>
+        </w:rPr>
+        <w:t xml:space="preserve"> </w:t>
+      </w:r>
+      <w:r>
+        <w:rPr>
+          <w:rFonts w:ascii="Arial" w:hAnsi="Arial" w:eastAsia="Arial" w:cs="Arial"/>
+          <w:noProof w:val="0"/>
+          <w:sz w:val="22"/>
+          <w:szCs w:val="22"/>
+          <w:lang w:val="en-US"/>
+        </w:rPr>
+        <w:t>til</w:t>
+      </w:r>
+      <w:r>
+        <w:rPr>
+          <w:rFonts w:ascii="Arial" w:hAnsi="Arial" w:eastAsia="Arial" w:cs="Arial"/>
+          <w:noProof w:val="0"/>
+          <w:sz w:val="22"/>
+          <w:szCs w:val="22"/>
+          <w:lang w:val="en-US"/>
+        </w:rPr>
+        <w:t xml:space="preserve"> </w:t>
+      </w:r>
+      <w:r>
+        <w:rPr>
+          <w:rFonts w:ascii="Arial" w:hAnsi="Arial" w:eastAsia="Arial" w:cs="Arial"/>
+          <w:noProof w:val="0"/>
+          <w:sz w:val="22"/>
+          <w:szCs w:val="22"/>
+          <w:lang w:val="en-US"/>
+        </w:rPr>
+        <w:t>Allow access</w:t>
+      </w:r>
+      <w:r>
+        <w:rPr>
+          <w:rFonts w:ascii="Arial" w:hAnsi="Arial" w:eastAsia="Arial" w:cs="Arial"/>
+          <w:noProof w:val="0"/>
+          <w:sz w:val="22"/>
+          <w:szCs w:val="22"/>
+          <w:lang w:val="en-US"/>
+        </w:rPr>
+        <w:t>.</w:t>
       </w:r>
     </w:p>
     <w:p xmlns:wp14="http://schemas.microsoft.com/office/word/2010/wordml" wp14:textId="1D585DC5">
